--- a/IE203.F33.CN2.CNTT_Nhom14_Quy trình nghiệp vụ hệ thống đặt lịch sửa chữa thiết bị _File báo cáo.docx
+++ b/IE203.F33.CN2.CNTT_Nhom14_Quy trình nghiệp vụ hệ thống đặt lịch sửa chữa thiết bị _File báo cáo.docx
@@ -7408,14 +7408,14 @@
         </w:rPr>
         <w:fldChar w:fldCharType="separate"/>
       </w:r>
-      <w:hyperlink w:anchor="_Toc239103033" w:history="1">
+      <w:hyperlink w:anchor="_Toc239454468" w:history="1">
         <w:r>
           <w:rPr>
             <w:rStyle w:val="Hyperlink"/>
             <w:rFonts w:ascii="Times New Roman" w:hAnsi="Times New Roman" w:cs="Times New Roman"/>
             <w:noProof/>
           </w:rPr>
-          <w:t>Bảng 2.1. Độ phức tạp quy trình - Quản lý KTV</w:t>
+          <w:t>Bảng 2.1. Độ phức tạp quy trình – Quản lý KTV</w:t>
         </w:r>
         <w:r>
           <w:rPr>
@@ -7436,7 +7436,7 @@
             <w:noProof/>
             <w:webHidden/>
           </w:rPr>
-          <w:instrText xml:space="preserve"> PAGEREF _Toc239103033 \h </w:instrText>
+          <w:instrText xml:space="preserve"> PAGEREF _Toc239454468 \h </w:instrText>
         </w:r>
         <w:r>
           <w:rPr>
@@ -7456,7 +7456,7 @@
             <w:noProof/>
             <w:webHidden/>
           </w:rPr>
-          <w:t>23</w:t>
+          <w:t>24</w:t>
         </w:r>
         <w:r>
           <w:rPr>
@@ -7483,7 +7483,7 @@
           <w14:ligatures w14:val="standardContextual"/>
         </w:rPr>
       </w:pPr>
-      <w:hyperlink w:anchor="_Toc239103034" w:history="1">
+      <w:hyperlink w:anchor="_Toc239454469" w:history="1">
         <w:r>
           <w:rPr>
             <w:rStyle w:val="Hyperlink"/>
@@ -7511,7 +7511,7 @@
             <w:noProof/>
             <w:webHidden/>
           </w:rPr>
-          <w:instrText xml:space="preserve"> PAGEREF _Toc239103034 \h </w:instrText>
+          <w:instrText xml:space="preserve"> PAGEREF _Toc239454469 \h </w:instrText>
         </w:r>
         <w:r>
           <w:rPr>
@@ -7531,7 +7531,7 @@
             <w:noProof/>
             <w:webHidden/>
           </w:rPr>
-          <w:t>25</w:t>
+          <w:t>26</w:t>
         </w:r>
         <w:r>
           <w:rPr>
@@ -7558,7 +7558,7 @@
           <w14:ligatures w14:val="standardContextual"/>
         </w:rPr>
       </w:pPr>
-      <w:hyperlink w:anchor="_Toc239103035" w:history="1">
+      <w:hyperlink w:anchor="_Toc239454470" w:history="1">
         <w:r>
           <w:rPr>
             <w:rStyle w:val="Hyperlink"/>
@@ -7586,7 +7586,7 @@
             <w:noProof/>
             <w:webHidden/>
           </w:rPr>
-          <w:instrText xml:space="preserve"> PAGEREF _Toc239103035 \h </w:instrText>
+          <w:instrText xml:space="preserve"> PAGEREF _Toc239454470 \h </w:instrText>
         </w:r>
         <w:r>
           <w:rPr>
@@ -7606,7 +7606,7 @@
             <w:noProof/>
             <w:webHidden/>
           </w:rPr>
-          <w:t>26</w:t>
+          <w:t>27</w:t>
         </w:r>
         <w:r>
           <w:rPr>
@@ -7633,7 +7633,7 @@
           <w14:ligatures w14:val="standardContextual"/>
         </w:rPr>
       </w:pPr>
-      <w:hyperlink w:anchor="_Toc239103036" w:history="1">
+      <w:hyperlink w:anchor="_Toc239454471" w:history="1">
         <w:r>
           <w:rPr>
             <w:rStyle w:val="Hyperlink"/>
@@ -7661,7 +7661,7 @@
             <w:noProof/>
             <w:webHidden/>
           </w:rPr>
-          <w:instrText xml:space="preserve"> PAGEREF _Toc239103036 \h </w:instrText>
+          <w:instrText xml:space="preserve"> PAGEREF _Toc239454471 \h </w:instrText>
         </w:r>
         <w:r>
           <w:rPr>
@@ -7681,7 +7681,7 @@
             <w:noProof/>
             <w:webHidden/>
           </w:rPr>
-          <w:t>29</w:t>
+          <w:t>30</w:t>
         </w:r>
         <w:r>
           <w:rPr>
@@ -7708,7 +7708,7 @@
           <w14:ligatures w14:val="standardContextual"/>
         </w:rPr>
       </w:pPr>
-      <w:hyperlink w:anchor="_Toc239103037" w:history="1">
+      <w:hyperlink w:anchor="_Toc239454472" w:history="1">
         <w:r>
           <w:rPr>
             <w:rStyle w:val="Hyperlink"/>
@@ -7736,7 +7736,7 @@
             <w:noProof/>
             <w:webHidden/>
           </w:rPr>
-          <w:instrText xml:space="preserve"> PAGEREF _Toc239103037 \h </w:instrText>
+          <w:instrText xml:space="preserve"> PAGEREF _Toc239454472 \h </w:instrText>
         </w:r>
         <w:r>
           <w:rPr>
@@ -7756,7 +7756,7 @@
             <w:noProof/>
             <w:webHidden/>
           </w:rPr>
-          <w:t>31</w:t>
+          <w:t>32</w:t>
         </w:r>
         <w:r>
           <w:rPr>
@@ -7783,7 +7783,7 @@
           <w14:ligatures w14:val="standardContextual"/>
         </w:rPr>
       </w:pPr>
-      <w:hyperlink w:anchor="_Toc239103038" w:history="1">
+      <w:hyperlink w:anchor="_Toc239454473" w:history="1">
         <w:r>
           <w:rPr>
             <w:rStyle w:val="Hyperlink"/>
@@ -7811,7 +7811,7 @@
             <w:noProof/>
             <w:webHidden/>
           </w:rPr>
-          <w:instrText xml:space="preserve"> PAGEREF _Toc239103038 \h </w:instrText>
+          <w:instrText xml:space="preserve"> PAGEREF _Toc239454473 \h </w:instrText>
         </w:r>
         <w:r>
           <w:rPr>
@@ -7831,7 +7831,7 @@
             <w:noProof/>
             <w:webHidden/>
           </w:rPr>
-          <w:t>33</w:t>
+          <w:t>34</w:t>
         </w:r>
         <w:r>
           <w:rPr>
@@ -7858,7 +7858,7 @@
           <w14:ligatures w14:val="standardContextual"/>
         </w:rPr>
       </w:pPr>
-      <w:hyperlink w:anchor="_Toc239103039" w:history="1">
+      <w:hyperlink w:anchor="_Toc239454474" w:history="1">
         <w:r>
           <w:rPr>
             <w:rStyle w:val="Hyperlink"/>
@@ -7886,7 +7886,7 @@
             <w:noProof/>
             <w:webHidden/>
           </w:rPr>
-          <w:instrText xml:space="preserve"> PAGEREF _Toc239103039 \h </w:instrText>
+          <w:instrText xml:space="preserve"> PAGEREF _Toc239454474 \h </w:instrText>
         </w:r>
         <w:r>
           <w:rPr>
@@ -7906,7 +7906,7 @@
             <w:noProof/>
             <w:webHidden/>
           </w:rPr>
-          <w:t>37</w:t>
+          <w:t>38</w:t>
         </w:r>
         <w:r>
           <w:rPr>
@@ -7933,7 +7933,7 @@
           <w14:ligatures w14:val="standardContextual"/>
         </w:rPr>
       </w:pPr>
-      <w:hyperlink w:anchor="_Toc239103040" w:history="1">
+      <w:hyperlink w:anchor="_Toc239454475" w:history="1">
         <w:r>
           <w:rPr>
             <w:rStyle w:val="Hyperlink"/>
@@ -7961,7 +7961,7 @@
             <w:noProof/>
             <w:webHidden/>
           </w:rPr>
-          <w:instrText xml:space="preserve"> PAGEREF _Toc239103040 \h </w:instrText>
+          <w:instrText xml:space="preserve"> PAGEREF _Toc239454475 \h </w:instrText>
         </w:r>
         <w:r>
           <w:rPr>
@@ -7981,7 +7981,7 @@
             <w:noProof/>
             <w:webHidden/>
           </w:rPr>
-          <w:t>38</w:t>
+          <w:t>39</w:t>
         </w:r>
         <w:r>
           <w:rPr>
@@ -8008,7 +8008,7 @@
           <w14:ligatures w14:val="standardContextual"/>
         </w:rPr>
       </w:pPr>
-      <w:hyperlink w:anchor="_Toc239103041" w:history="1">
+      <w:hyperlink w:anchor="_Toc239454476" w:history="1">
         <w:r>
           <w:rPr>
             <w:rStyle w:val="Hyperlink"/>
@@ -8036,7 +8036,7 @@
             <w:noProof/>
             <w:webHidden/>
           </w:rPr>
-          <w:instrText xml:space="preserve"> PAGEREF _Toc239103041 \h </w:instrText>
+          <w:instrText xml:space="preserve"> PAGEREF _Toc239454476 \h </w:instrText>
         </w:r>
         <w:r>
           <w:rPr>
@@ -8056,7 +8056,7 @@
             <w:noProof/>
             <w:webHidden/>
           </w:rPr>
-          <w:t>39</w:t>
+          <w:t>40</w:t>
         </w:r>
         <w:r>
           <w:rPr>
@@ -8083,7 +8083,7 @@
           <w14:ligatures w14:val="standardContextual"/>
         </w:rPr>
       </w:pPr>
-      <w:hyperlink w:anchor="_Toc239103042" w:history="1">
+      <w:hyperlink w:anchor="_Toc239454477" w:history="1">
         <w:r>
           <w:rPr>
             <w:rStyle w:val="Hyperlink"/>
@@ -8111,7 +8111,7 @@
             <w:noProof/>
             <w:webHidden/>
           </w:rPr>
-          <w:instrText xml:space="preserve"> PAGEREF _Toc239103042 \h </w:instrText>
+          <w:instrText xml:space="preserve"> PAGEREF _Toc239454477 \h </w:instrText>
         </w:r>
         <w:r>
           <w:rPr>
@@ -8131,7 +8131,7 @@
             <w:noProof/>
             <w:webHidden/>
           </w:rPr>
-          <w:t>39</w:t>
+          <w:t>40</w:t>
         </w:r>
         <w:r>
           <w:rPr>
@@ -8158,7 +8158,7 @@
           <w14:ligatures w14:val="standardContextual"/>
         </w:rPr>
       </w:pPr>
-      <w:hyperlink w:anchor="_Toc239103043" w:history="1">
+      <w:hyperlink w:anchor="_Toc239454478" w:history="1">
         <w:r>
           <w:rPr>
             <w:rStyle w:val="Hyperlink"/>
@@ -8186,7 +8186,7 @@
             <w:noProof/>
             <w:webHidden/>
           </w:rPr>
-          <w:instrText xml:space="preserve"> PAGEREF _Toc239103043 \h </w:instrText>
+          <w:instrText xml:space="preserve"> PAGEREF _Toc239454478 \h </w:instrText>
         </w:r>
         <w:r>
           <w:rPr>
@@ -8206,7 +8206,7 @@
             <w:noProof/>
             <w:webHidden/>
           </w:rPr>
-          <w:t>41</w:t>
+          <w:t>42</w:t>
         </w:r>
         <w:r>
           <w:rPr>
@@ -8233,7 +8233,7 @@
           <w14:ligatures w14:val="standardContextual"/>
         </w:rPr>
       </w:pPr>
-      <w:hyperlink w:anchor="_Toc239103044" w:history="1">
+      <w:hyperlink w:anchor="_Toc239454479" w:history="1">
         <w:r>
           <w:rPr>
             <w:rStyle w:val="Hyperlink"/>
@@ -8261,7 +8261,7 @@
             <w:noProof/>
             <w:webHidden/>
           </w:rPr>
-          <w:instrText xml:space="preserve"> PAGEREF _Toc239103044 \h </w:instrText>
+          <w:instrText xml:space="preserve"> PAGEREF _Toc239454479 \h </w:instrText>
         </w:r>
         <w:r>
           <w:rPr>
@@ -8281,7 +8281,7 @@
             <w:noProof/>
             <w:webHidden/>
           </w:rPr>
-          <w:t>41</w:t>
+          <w:t>42</w:t>
         </w:r>
         <w:r>
           <w:rPr>
@@ -8308,7 +8308,7 @@
           <w14:ligatures w14:val="standardContextual"/>
         </w:rPr>
       </w:pPr>
-      <w:hyperlink w:anchor="_Toc239103045" w:history="1">
+      <w:hyperlink w:anchor="_Toc239454480" w:history="1">
         <w:r>
           <w:rPr>
             <w:rStyle w:val="Hyperlink"/>
@@ -8336,7 +8336,7 @@
             <w:noProof/>
             <w:webHidden/>
           </w:rPr>
-          <w:instrText xml:space="preserve"> PAGEREF _Toc239103045 \h </w:instrText>
+          <w:instrText xml:space="preserve"> PAGEREF _Toc239454480 \h </w:instrText>
         </w:r>
         <w:r>
           <w:rPr>
@@ -8356,7 +8356,7 @@
             <w:noProof/>
             <w:webHidden/>
           </w:rPr>
-          <w:t>42</w:t>
+          <w:t>43</w:t>
         </w:r>
         <w:r>
           <w:rPr>
@@ -8383,7 +8383,7 @@
           <w14:ligatures w14:val="standardContextual"/>
         </w:rPr>
       </w:pPr>
-      <w:hyperlink w:anchor="_Toc239103046" w:history="1">
+      <w:hyperlink w:anchor="_Toc239454481" w:history="1">
         <w:r>
           <w:rPr>
             <w:rStyle w:val="Hyperlink"/>
@@ -8411,7 +8411,7 @@
             <w:noProof/>
             <w:webHidden/>
           </w:rPr>
-          <w:instrText xml:space="preserve"> PAGEREF _Toc239103046 \h </w:instrText>
+          <w:instrText xml:space="preserve"> PAGEREF _Toc239454481 \h </w:instrText>
         </w:r>
         <w:r>
           <w:rPr>
@@ -8431,7 +8431,7 @@
             <w:noProof/>
             <w:webHidden/>
           </w:rPr>
-          <w:t>43</w:t>
+          <w:t>44</w:t>
         </w:r>
         <w:r>
           <w:rPr>
@@ -9124,6 +9124,99 @@
         </w:tabs>
         <w:spacing w:after="0"/>
         <w:ind w:right="-393"/>
+        <w:jc w:val="both"/>
+        <w:rPr>
+          <w:rFonts w:ascii="Times New Roman" w:eastAsia="Times New Roman" w:hAnsi="Times New Roman" w:cs="Times New Roman"/>
+          <w:bCs/>
+          <w:szCs w:val="26"/>
+        </w:rPr>
+      </w:pPr>
+      <w:r>
+        <w:rPr>
+          <w:rFonts w:ascii="Times New Roman" w:eastAsia="Times New Roman" w:hAnsi="Times New Roman" w:cs="Times New Roman"/>
+          <w:bCs/>
+          <w:szCs w:val="26"/>
+        </w:rPr>
+        <w:tab/>
+      </w:r>
+      <w:r>
+        <w:rPr>
+          <w:rFonts w:ascii="Times New Roman" w:eastAsia="Times New Roman" w:hAnsi="Times New Roman" w:cs="Times New Roman"/>
+          <w:bCs/>
+          <w:szCs w:val="26"/>
+        </w:rPr>
+        <w:t>Đồ án tập trung phân tích và mô hình hóa hệ thống đặt lịch sửa chữa thiết bị (Booking) tại Daikin, trong đó một yêu cầu sửa chữa được xử lý qua nhiều bước và có sự phối hợp giữa khách hàng, bộ phận chăm sóc khách hàng, kỹ thuật viên, bộ phận quản lý và kho linh kiện. Với đặc điểm này, việc xác định rõ các quy trình và mối liên hệ giữa các bộ phận là cơ sở để đánh giá cách thức vận hành của hệ thống, đồng thời nhận diện những vấn đề có thể ảnh hưởng đến thời gian và chất lượng phục vụ.</w:t>
+      </w:r>
+    </w:p>
+    <w:p>
+      <w:pPr>
+        <w:tabs>
+          <w:tab w:val="left" w:pos="360"/>
+        </w:tabs>
+        <w:spacing w:after="0"/>
+        <w:ind w:right="-393"/>
+        <w:jc w:val="both"/>
+        <w:rPr>
+          <w:rFonts w:ascii="Times New Roman" w:eastAsia="Times New Roman" w:hAnsi="Times New Roman" w:cs="Times New Roman"/>
+          <w:bCs/>
+          <w:szCs w:val="26"/>
+        </w:rPr>
+      </w:pPr>
+      <w:r>
+        <w:rPr>
+          <w:rFonts w:ascii="Times New Roman" w:eastAsia="Times New Roman" w:hAnsi="Times New Roman" w:cs="Times New Roman"/>
+          <w:bCs/>
+          <w:szCs w:val="26"/>
+        </w:rPr>
+        <w:tab/>
+      </w:r>
+      <w:r>
+        <w:rPr>
+          <w:rFonts w:ascii="Times New Roman" w:eastAsia="Times New Roman" w:hAnsi="Times New Roman" w:cs="Times New Roman"/>
+          <w:bCs/>
+          <w:szCs w:val="26"/>
+        </w:rPr>
+        <w:t>Trong phạm vi đồ án, nhóm xác định 10 quy trình nghiệp vụ, được phân thành ba nhóm gồm Quản lý, Cốt lõi và Hỗ trợ. Các quy trình bao quát từ quản lý bảo hành thiết bị, quản lý kỹ thuật viên, quản lý chất lượng dịch vụ đến đặt booking, phân công kỹ thuật viên, tiếp nhận và xử lý booking, thanh toán, hỗ trợ và quản lý linh kiện. Từ danh sách này, nhóm lựa chọn 6 quy trình tiêu biểu để mô hình hóa chi tiết và tập trung phân tích sâu hai quy trình cốt lõi là CS assign KTV cho booking và KTV nhận và xử lý booking.</w:t>
+      </w:r>
+    </w:p>
+    <w:p>
+      <w:pPr>
+        <w:tabs>
+          <w:tab w:val="left" w:pos="360"/>
+        </w:tabs>
+        <w:spacing w:after="0"/>
+        <w:ind w:right="-393"/>
+        <w:jc w:val="both"/>
+        <w:rPr>
+          <w:rFonts w:ascii="Times New Roman" w:eastAsia="Times New Roman" w:hAnsi="Times New Roman" w:cs="Times New Roman"/>
+          <w:bCs/>
+          <w:szCs w:val="26"/>
+        </w:rPr>
+      </w:pPr>
+      <w:r>
+        <w:rPr>
+          <w:rFonts w:ascii="Times New Roman" w:eastAsia="Times New Roman" w:hAnsi="Times New Roman" w:cs="Times New Roman"/>
+          <w:bCs/>
+          <w:szCs w:val="26"/>
+        </w:rPr>
+        <w:tab/>
+      </w:r>
+      <w:r>
+        <w:rPr>
+          <w:rFonts w:ascii="Times New Roman" w:eastAsia="Times New Roman" w:hAnsi="Times New Roman" w:cs="Times New Roman"/>
+          <w:bCs/>
+          <w:szCs w:val="26"/>
+        </w:rPr>
+        <w:t>Để thực hiện đồ án, nhóm sử dụng phương pháp dựa trên bằng chứng kết hợp với phỏng vấn, khai thác các thông tin về thao tác trên hệ thống, vai trò của các bộ phận, trạng thái booking và các tình huống phát sinh trong quá trình xử lý. Sau khi mô hình hóa, nhóm đánh giá quy trình dựa trên các khía cạnh giá trị gia tăng, lãng phí, thời gian, chất lượng và chi phí. Kết quả phân tích cho thấy một số vấn đề đáng chú ý như khó tìm kỹ thuật viên phù hợp, tình trạng phải đi lại lần hai do thiếu linh kiện và các trường hợp booking bị kéo dài hoặc phát sinh khiếu nại. Trên cơ sở đó, nhóm đề xuất một số định hướng cải tiến nhằm giảm thời gian chờ, hạn chế phát sinh trong quá trình xử lý và nâng cao hiệu quả vận hành của hệ thống.</w:t>
+      </w:r>
+    </w:p>
+    <w:p>
+      <w:pPr>
+        <w:tabs>
+          <w:tab w:val="left" w:pos="360"/>
+        </w:tabs>
+        <w:spacing w:after="0"/>
+        <w:ind w:right="-393"/>
         <w:rPr>
           <w:rFonts w:ascii="Times New Roman" w:eastAsia="Times New Roman" w:hAnsi="Times New Roman" w:cs="Times New Roman"/>
           <w:b/>
@@ -9148,21 +9241,6 @@
     </w:p>
     <w:p>
       <w:pPr>
-        <w:tabs>
-          <w:tab w:val="left" w:pos="360"/>
-        </w:tabs>
-        <w:spacing w:after="0"/>
-        <w:ind w:right="-393"/>
-        <w:jc w:val="center"/>
-        <w:rPr>
-          <w:rFonts w:ascii="Times New Roman" w:eastAsia="Times New Roman" w:hAnsi="Times New Roman" w:cs="Times New Roman"/>
-          <w:b/>
-          <w:szCs w:val="26"/>
-        </w:rPr>
-      </w:pPr>
-    </w:p>
-    <w:p>
-      <w:pPr>
         <w:pStyle w:val="Title"/>
         <w:tabs>
           <w:tab w:val="left" w:pos="360"/>
@@ -9189,6 +9267,266 @@
         </w:rPr>
         <w:lastRenderedPageBreak/>
         <w:t>MỞ ĐẦU</w:t>
+      </w:r>
+    </w:p>
+    <w:p>
+      <w:pPr>
+        <w:tabs>
+          <w:tab w:val="left" w:pos="360"/>
+        </w:tabs>
+        <w:spacing w:after="0"/>
+        <w:ind w:right="-393"/>
+        <w:jc w:val="both"/>
+        <w:rPr>
+          <w:rFonts w:ascii="Times New Roman" w:eastAsia="Times New Roman" w:hAnsi="Times New Roman" w:cs="Times New Roman"/>
+          <w:szCs w:val="26"/>
+        </w:rPr>
+      </w:pPr>
+      <w:r>
+        <w:rPr>
+          <w:rFonts w:ascii="Times New Roman" w:eastAsia="Times New Roman" w:hAnsi="Times New Roman" w:cs="Times New Roman"/>
+          <w:szCs w:val="26"/>
+        </w:rPr>
+        <w:tab/>
+      </w:r>
+      <w:r>
+        <w:rPr>
+          <w:rFonts w:ascii="Times New Roman" w:eastAsia="Times New Roman" w:hAnsi="Times New Roman" w:cs="Times New Roman"/>
+          <w:szCs w:val="26"/>
+        </w:rPr>
+        <w:t>Trong hoạt động cung cấp dịch vụ sửa chữa và bảo trì thiết bị, một yêu cầu của khách hàng thường phải trải qua nhiều bước xử lý và có sự phối hợp giữa nhiều bộ phận như chăm sóc khách hàng, kỹ thuật viên, bộ phận quản lý và kho linh kiện. Từ khi tiếp nhận yêu cầu, phân công kỹ thuật viên, xử lý thiết bị cho đến thanh toán và hoàn tất booking, mỗi bước đều có những điều kiện và tình huống phát sinh khác nhau. Do đó, việc xác định và mô hình hóa rõ các quy trình nghiệp vụ có vai trò quan trọng trong việc giúp doanh nghiệp theo dõi cách thức vận hành, kiểm soát tiến độ và nhận diện những điểm có thể ảnh hưởng đến chất lượng dịch vụ.</w:t>
+      </w:r>
+    </w:p>
+    <w:p>
+      <w:pPr>
+        <w:tabs>
+          <w:tab w:val="left" w:pos="360"/>
+        </w:tabs>
+        <w:spacing w:after="0"/>
+        <w:ind w:right="-393"/>
+        <w:jc w:val="both"/>
+        <w:rPr>
+          <w:rFonts w:ascii="Times New Roman" w:eastAsia="Times New Roman" w:hAnsi="Times New Roman" w:cs="Times New Roman"/>
+          <w:szCs w:val="26"/>
+        </w:rPr>
+      </w:pPr>
+      <w:r>
+        <w:rPr>
+          <w:rFonts w:ascii="Times New Roman" w:eastAsia="Times New Roman" w:hAnsi="Times New Roman" w:cs="Times New Roman"/>
+          <w:szCs w:val="26"/>
+        </w:rPr>
+        <w:tab/>
+      </w:r>
+      <w:r>
+        <w:rPr>
+          <w:rFonts w:ascii="Times New Roman" w:eastAsia="Times New Roman" w:hAnsi="Times New Roman" w:cs="Times New Roman"/>
+          <w:szCs w:val="26"/>
+        </w:rPr>
+        <w:t>Xuất phát từ thực tế đó, nhóm thực hiện đề tài “Phân tích và mô hình hóa quy trình nghiệp vụ hệ thống đặt lịch sửa chữa thiết bị (Booking) tại Daikin” với mục tiêu tìm hiểu và mô tả cách một yêu cầu sửa chữa được xử lý xuyên suốt trong hệ thống. Trong phạm vi nghiên cứu, nhóm xác định 10 quy trình nghiệp vụ, được phân thành ba nhóm gồm Quản lý, Cốt lõi và Hỗ trợ. Các quy trình bao quát những hoạt động từ quản lý bảo hành thiết bị, quản lý kỹ thuật viên, quản lý chất lượng dịch vụ đến đặt booking, phân công và xử lý booking, thanh toán, hỗ trợ và quản lý linh kiện. Trên cơ sở đó, nhóm lựa chọn 6 quy trình tiêu biểu để mô hình hóa chi tiết, đồng thời tập trung phân tích hai quy trình cốt lõi là CS assign KTV cho booking và KTV nhận và xử lý booking.</w:t>
+      </w:r>
+    </w:p>
+    <w:p>
+      <w:pPr>
+        <w:tabs>
+          <w:tab w:val="left" w:pos="360"/>
+        </w:tabs>
+        <w:spacing w:after="0"/>
+        <w:ind w:right="-393"/>
+        <w:jc w:val="both"/>
+        <w:rPr>
+          <w:rFonts w:ascii="Times New Roman" w:eastAsia="Times New Roman" w:hAnsi="Times New Roman" w:cs="Times New Roman"/>
+          <w:szCs w:val="26"/>
+        </w:rPr>
+      </w:pPr>
+      <w:r>
+        <w:rPr>
+          <w:rFonts w:ascii="Times New Roman" w:eastAsia="Times New Roman" w:hAnsi="Times New Roman" w:cs="Times New Roman"/>
+          <w:szCs w:val="26"/>
+        </w:rPr>
+        <w:tab/>
+      </w:r>
+      <w:r>
+        <w:rPr>
+          <w:rFonts w:ascii="Times New Roman" w:eastAsia="Times New Roman" w:hAnsi="Times New Roman" w:cs="Times New Roman"/>
+          <w:szCs w:val="26"/>
+        </w:rPr>
+        <w:t>Để thực hiện đề tài, nhóm sử dụng phương pháp dựa trên bằng chứng kết hợp với phỏng vấn, tập trung khai thác các thông tin liên quan đến hoạt động của các bộ phận, thao tác trên hệ thống, trạng thái booking và các tình huống phát sinh trong quá trình xử lý. Các quy trình sau đó được mô hình hóa nhằm thể hiện sự tham gia của từng tác nhân, trình tự hoạt động và các điểm ra quyết định. Trên cơ sở mô hình, nhóm tiếp tục phân tích quy trình theo các khía cạnh giá trị gia tăng, lãng phí, thời gian, chất lượng và chi phí, từ đó nhận diện những điểm còn hạn chế và đề xuất một số hướng cải tiến phù hợp.</w:t>
+      </w:r>
+    </w:p>
+    <w:p>
+      <w:pPr>
+        <w:tabs>
+          <w:tab w:val="left" w:pos="360"/>
+        </w:tabs>
+        <w:spacing w:after="0"/>
+        <w:ind w:right="-393"/>
+        <w:jc w:val="both"/>
+        <w:rPr>
+          <w:rFonts w:ascii="Times New Roman" w:eastAsia="Times New Roman" w:hAnsi="Times New Roman" w:cs="Times New Roman"/>
+          <w:szCs w:val="26"/>
+        </w:rPr>
+      </w:pPr>
+      <w:r>
+        <w:rPr>
+          <w:rFonts w:ascii="Times New Roman" w:eastAsia="Times New Roman" w:hAnsi="Times New Roman" w:cs="Times New Roman"/>
+          <w:szCs w:val="26"/>
+        </w:rPr>
+        <w:tab/>
+      </w:r>
+      <w:r>
+        <w:rPr>
+          <w:rFonts w:ascii="Times New Roman" w:eastAsia="Times New Roman" w:hAnsi="Times New Roman" w:cs="Times New Roman"/>
+          <w:szCs w:val="26"/>
+        </w:rPr>
+        <w:t xml:space="preserve">Nội dung báo cáo được triển khai qua 5 </w:t>
+      </w:r>
+      <w:r>
+        <w:rPr>
+          <w:rFonts w:ascii="Times New Roman" w:eastAsia="Times New Roman" w:hAnsi="Times New Roman" w:cs="Times New Roman"/>
+          <w:szCs w:val="26"/>
+        </w:rPr>
+        <w:t>chương:</w:t>
+      </w:r>
+    </w:p>
+    <w:p>
+      <w:pPr>
+        <w:tabs>
+          <w:tab w:val="left" w:pos="360"/>
+        </w:tabs>
+        <w:spacing w:after="0"/>
+        <w:ind w:right="-393"/>
+        <w:jc w:val="both"/>
+        <w:rPr>
+          <w:rFonts w:ascii="Times New Roman" w:eastAsia="Times New Roman" w:hAnsi="Times New Roman" w:cs="Times New Roman"/>
+          <w:szCs w:val="26"/>
+        </w:rPr>
+      </w:pPr>
+      <w:r>
+        <w:rPr>
+          <w:rFonts w:ascii="Times New Roman" w:eastAsia="Times New Roman" w:hAnsi="Times New Roman" w:cs="Times New Roman"/>
+          <w:szCs w:val="26"/>
+        </w:rPr>
+        <w:tab/>
+      </w:r>
+      <w:r>
+        <w:rPr>
+          <w:rFonts w:ascii="Times New Roman" w:eastAsia="Times New Roman" w:hAnsi="Times New Roman" w:cs="Times New Roman"/>
+          <w:szCs w:val="26"/>
+        </w:rPr>
+        <w:t xml:space="preserve">Chương 1 trình bày danh sách và cách phân loại các quy trình nghiệp vụ của hệ thống. </w:t>
+      </w:r>
+    </w:p>
+    <w:p>
+      <w:pPr>
+        <w:tabs>
+          <w:tab w:val="left" w:pos="360"/>
+        </w:tabs>
+        <w:spacing w:after="0"/>
+        <w:ind w:right="-393"/>
+        <w:jc w:val="both"/>
+        <w:rPr>
+          <w:rFonts w:ascii="Times New Roman" w:eastAsia="Times New Roman" w:hAnsi="Times New Roman" w:cs="Times New Roman"/>
+          <w:szCs w:val="26"/>
+        </w:rPr>
+      </w:pPr>
+      <w:r>
+        <w:rPr>
+          <w:rFonts w:ascii="Times New Roman" w:eastAsia="Times New Roman" w:hAnsi="Times New Roman" w:cs="Times New Roman"/>
+          <w:szCs w:val="26"/>
+        </w:rPr>
+        <w:lastRenderedPageBreak/>
+        <w:tab/>
+      </w:r>
+      <w:r>
+        <w:rPr>
+          <w:rFonts w:ascii="Times New Roman" w:eastAsia="Times New Roman" w:hAnsi="Times New Roman" w:cs="Times New Roman"/>
+          <w:szCs w:val="26"/>
+        </w:rPr>
+        <w:t xml:space="preserve">Chương 2 trình bày việc mô hình hóa các quy trình được lựa chọn. </w:t>
+      </w:r>
+    </w:p>
+    <w:p>
+      <w:pPr>
+        <w:tabs>
+          <w:tab w:val="left" w:pos="360"/>
+        </w:tabs>
+        <w:spacing w:after="0"/>
+        <w:ind w:right="-393"/>
+        <w:jc w:val="both"/>
+        <w:rPr>
+          <w:rFonts w:ascii="Times New Roman" w:eastAsia="Times New Roman" w:hAnsi="Times New Roman" w:cs="Times New Roman"/>
+          <w:szCs w:val="26"/>
+        </w:rPr>
+      </w:pPr>
+      <w:r>
+        <w:rPr>
+          <w:rFonts w:ascii="Times New Roman" w:eastAsia="Times New Roman" w:hAnsi="Times New Roman" w:cs="Times New Roman"/>
+          <w:szCs w:val="26"/>
+        </w:rPr>
+        <w:tab/>
+      </w:r>
+      <w:r>
+        <w:rPr>
+          <w:rFonts w:ascii="Times New Roman" w:eastAsia="Times New Roman" w:hAnsi="Times New Roman" w:cs="Times New Roman"/>
+          <w:szCs w:val="26"/>
+        </w:rPr>
+        <w:t xml:space="preserve">Chương 3 giới thiệu phương pháp và cách thức nhóm thực hiện đề tài. </w:t>
+      </w:r>
+    </w:p>
+    <w:p>
+      <w:pPr>
+        <w:tabs>
+          <w:tab w:val="left" w:pos="360"/>
+        </w:tabs>
+        <w:spacing w:after="0"/>
+        <w:ind w:right="-393"/>
+        <w:jc w:val="both"/>
+        <w:rPr>
+          <w:rFonts w:ascii="Times New Roman" w:eastAsia="Times New Roman" w:hAnsi="Times New Roman" w:cs="Times New Roman"/>
+          <w:szCs w:val="26"/>
+        </w:rPr>
+      </w:pPr>
+      <w:r>
+        <w:rPr>
+          <w:rFonts w:ascii="Times New Roman" w:eastAsia="Times New Roman" w:hAnsi="Times New Roman" w:cs="Times New Roman"/>
+          <w:szCs w:val="26"/>
+        </w:rPr>
+        <w:tab/>
+      </w:r>
+      <w:r>
+        <w:rPr>
+          <w:rFonts w:ascii="Times New Roman" w:eastAsia="Times New Roman" w:hAnsi="Times New Roman" w:cs="Times New Roman"/>
+          <w:szCs w:val="26"/>
+        </w:rPr>
+        <w:t xml:space="preserve">Chương 4 tập trung phân tích hai quy trình cốt lõi dựa trên các tiêu chí về giá trị, lãng phí, thời gian, chất lượng và chi phí. </w:t>
+      </w:r>
+    </w:p>
+    <w:p>
+      <w:pPr>
+        <w:tabs>
+          <w:tab w:val="left" w:pos="360"/>
+        </w:tabs>
+        <w:spacing w:after="0"/>
+        <w:ind w:right="-393"/>
+        <w:jc w:val="both"/>
+        <w:rPr>
+          <w:rFonts w:ascii="Times New Roman" w:eastAsia="Times New Roman" w:hAnsi="Times New Roman" w:cs="Times New Roman"/>
+          <w:szCs w:val="26"/>
+        </w:rPr>
+      </w:pPr>
+      <w:r>
+        <w:rPr>
+          <w:rFonts w:ascii="Times New Roman" w:eastAsia="Times New Roman" w:hAnsi="Times New Roman" w:cs="Times New Roman"/>
+          <w:szCs w:val="26"/>
+        </w:rPr>
+        <w:tab/>
+      </w:r>
+      <w:r>
+        <w:rPr>
+          <w:rFonts w:ascii="Times New Roman" w:eastAsia="Times New Roman" w:hAnsi="Times New Roman" w:cs="Times New Roman"/>
+          <w:szCs w:val="26"/>
+        </w:rPr>
+        <w:t>Chương 5 tổng hợp những kết quả đạt được, các hạn chế của đồ án và định hướng cải tiến trong thời gian tới.</w:t>
       </w:r>
     </w:p>
     <w:p>
@@ -12938,7 +13276,7 @@
           <w:szCs w:val="14"/>
         </w:rPr>
       </w:pPr>
-      <w:bookmarkStart w:id="26" w:name="_Toc239103033"/>
+      <w:bookmarkStart w:id="26" w:name="_Toc239454468"/>
       <w:r>
         <w:rPr>
           <w:rFonts w:ascii="Times New Roman" w:hAnsi="Times New Roman" w:cs="Times New Roman"/>
@@ -13070,7 +13408,27 @@
           <w:sz w:val="22"/>
           <w:szCs w:val="14"/>
         </w:rPr>
-        <w:t>. Độ phức tạp quy trình - Quản lý KTV</w:t>
+        <w:t xml:space="preserve">. Độ phức tạp quy trình </w:t>
+      </w:r>
+      <w:r>
+        <w:rPr>
+          <w:rFonts w:ascii="Times New Roman" w:hAnsi="Times New Roman" w:cs="Times New Roman"/>
+          <w:i/>
+          <w:iCs/>
+          <w:sz w:val="22"/>
+          <w:szCs w:val="14"/>
+        </w:rPr>
+        <w:t xml:space="preserve">– </w:t>
+      </w:r>
+      <w:r>
+        <w:rPr>
+          <w:rFonts w:ascii="Times New Roman" w:hAnsi="Times New Roman" w:cs="Times New Roman"/>
+          <w:i/>
+          <w:iCs/>
+          <w:sz w:val="22"/>
+          <w:szCs w:val="14"/>
+        </w:rPr>
+        <w:t>Quản lý KTV</w:t>
       </w:r>
       <w:bookmarkEnd w:id="26"/>
     </w:p>
@@ -13527,7 +13885,7 @@
           <w:szCs w:val="14"/>
         </w:rPr>
       </w:pPr>
-      <w:bookmarkStart w:id="29" w:name="_Toc239103034"/>
+      <w:bookmarkStart w:id="29" w:name="_Toc239454469"/>
       <w:r>
         <w:rPr>
           <w:rFonts w:ascii="Times New Roman" w:hAnsi="Times New Roman" w:cs="Times New Roman"/>
@@ -14154,7 +14512,7 @@
           <w:szCs w:val="14"/>
         </w:rPr>
       </w:pPr>
-      <w:bookmarkStart w:id="33" w:name="_Toc239103035"/>
+      <w:bookmarkStart w:id="33" w:name="_Toc239454470"/>
       <w:r>
         <w:rPr>
           <w:rFonts w:ascii="Times New Roman" w:hAnsi="Times New Roman" w:cs="Times New Roman"/>
@@ -14749,7 +15107,7 @@
           <w:szCs w:val="14"/>
         </w:rPr>
       </w:pPr>
-      <w:bookmarkStart w:id="36" w:name="_Toc239103036"/>
+      <w:bookmarkStart w:id="36" w:name="_Toc239454471"/>
       <w:r>
         <w:rPr>
           <w:rFonts w:ascii="Times New Roman" w:hAnsi="Times New Roman" w:cs="Times New Roman"/>
@@ -15364,7 +15722,7 @@
           <w:szCs w:val="14"/>
         </w:rPr>
       </w:pPr>
-      <w:bookmarkStart w:id="40" w:name="_Toc239103037"/>
+      <w:bookmarkStart w:id="40" w:name="_Toc239454472"/>
       <w:r>
         <w:rPr>
           <w:rFonts w:ascii="Times New Roman" w:hAnsi="Times New Roman" w:cs="Times New Roman"/>
@@ -15971,7 +16329,7 @@
           <w:szCs w:val="14"/>
         </w:rPr>
       </w:pPr>
-      <w:bookmarkStart w:id="43" w:name="_Toc239103038"/>
+      <w:bookmarkStart w:id="43" w:name="_Toc239454473"/>
       <w:r>
         <w:rPr>
           <w:rFonts w:ascii="Times New Roman" w:hAnsi="Times New Roman" w:cs="Times New Roman"/>
@@ -17284,7 +17642,7 @@
           <w:szCs w:val="14"/>
         </w:rPr>
       </w:pPr>
-      <w:bookmarkStart w:id="60" w:name="_Toc239103039"/>
+      <w:bookmarkStart w:id="60" w:name="_Toc239454474"/>
       <w:r>
         <w:rPr>
           <w:rFonts w:ascii="Times New Roman" w:hAnsi="Times New Roman" w:cs="Times New Roman"/>
@@ -17989,7 +18347,7 @@
           <w:szCs w:val="14"/>
         </w:rPr>
       </w:pPr>
-      <w:bookmarkStart w:id="61" w:name="_Toc239103040"/>
+      <w:bookmarkStart w:id="61" w:name="_Toc239454475"/>
       <w:r>
         <w:rPr>
           <w:rFonts w:ascii="Times New Roman" w:hAnsi="Times New Roman" w:cs="Times New Roman"/>
@@ -18701,7 +19059,7 @@
           <w:szCs w:val="14"/>
         </w:rPr>
       </w:pPr>
-      <w:bookmarkStart w:id="63" w:name="_Toc239103041"/>
+      <w:bookmarkStart w:id="63" w:name="_Toc239454476"/>
       <w:r>
         <w:rPr>
           <w:rFonts w:ascii="Times New Roman" w:hAnsi="Times New Roman" w:cs="Times New Roman"/>
@@ -19177,7 +19535,7 @@
           <w:szCs w:val="14"/>
         </w:rPr>
       </w:pPr>
-      <w:bookmarkStart w:id="64" w:name="_Toc239103042"/>
+      <w:bookmarkStart w:id="64" w:name="_Toc239454477"/>
       <w:r>
         <w:rPr>
           <w:rFonts w:ascii="Times New Roman" w:hAnsi="Times New Roman" w:cs="Times New Roman"/>
@@ -19998,7 +20356,7 @@
           <w:szCs w:val="14"/>
         </w:rPr>
       </w:pPr>
-      <w:bookmarkStart w:id="69" w:name="_Toc239103043"/>
+      <w:bookmarkStart w:id="69" w:name="_Toc239454478"/>
       <w:r>
         <w:rPr>
           <w:rFonts w:ascii="Times New Roman" w:hAnsi="Times New Roman" w:cs="Times New Roman"/>
@@ -20622,7 +20980,7 @@
           <w:szCs w:val="14"/>
         </w:rPr>
       </w:pPr>
-      <w:bookmarkStart w:id="70" w:name="_Toc239103044"/>
+      <w:bookmarkStart w:id="70" w:name="_Toc239454479"/>
       <w:r>
         <w:rPr>
           <w:rFonts w:ascii="Times New Roman" w:hAnsi="Times New Roman" w:cs="Times New Roman"/>
@@ -21287,7 +21645,7 @@
           <w:szCs w:val="14"/>
         </w:rPr>
       </w:pPr>
-      <w:bookmarkStart w:id="72" w:name="_Toc239103045"/>
+      <w:bookmarkStart w:id="72" w:name="_Toc239454480"/>
       <w:r>
         <w:rPr>
           <w:rFonts w:ascii="Times New Roman" w:hAnsi="Times New Roman" w:cs="Times New Roman"/>
@@ -21811,7 +22169,7 @@
           <w:szCs w:val="14"/>
         </w:rPr>
       </w:pPr>
-      <w:bookmarkStart w:id="74" w:name="_Toc239103046"/>
+      <w:bookmarkStart w:id="74" w:name="_Toc239454481"/>
       <w:r>
         <w:rPr>
           <w:rFonts w:ascii="Times New Roman" w:hAnsi="Times New Roman" w:cs="Times New Roman"/>
@@ -23771,7 +24129,6 @@
   <w:style w:type="character" w:default="1" w:styleId="DefaultParagraphFont">
     <w:name w:val="Default Paragraph Font"/>
     <w:uiPriority w:val="1"/>
-    <w:semiHidden/>
     <w:unhideWhenUsed/>
   </w:style>
   <w:style w:type="table" w:default="1" w:styleId="TableNormal">

--- a/IE203.F33.CN2.CNTT_Nhom14_Quy trình nghiệp vụ hệ thống đặt lịch sửa chữa thiết bị _File báo cáo.docx
+++ b/IE203.F33.CN2.CNTT_Nhom14_Quy trình nghiệp vụ hệ thống đặt lịch sửa chữa thiết bị _File báo cáo.docx
@@ -274,46 +274,62 @@
         <w:rPr>
           <w:rFonts w:ascii="Times New Roman" w:hAnsi="Times New Roman" w:cs="Times New Roman"/>
           <w:b/>
+          <w:sz w:val="40"/>
+        </w:rPr>
+      </w:pPr>
+      <w:r>
+        <w:rPr>
+          <w:rFonts w:ascii="Times New Roman" w:hAnsi="Times New Roman" w:cs="Times New Roman"/>
+          <w:b/>
+          <w:sz w:val="40"/>
+        </w:rPr>
+        <w:t>QUY TRÌNH NGHIỆP VỤ</w:t>
+      </w:r>
+      <w:r>
+        <w:rPr>
+          <w:rFonts w:ascii="Times New Roman" w:hAnsi="Times New Roman" w:cs="Times New Roman"/>
+          <w:b/>
+          <w:sz w:val="40"/>
+        </w:rPr>
+        <w:br/>
+        <w:t>HỆ THỐNG ĐẶT LỊCH SỬA CHỮA THIẾT BỊ</w:t>
+      </w:r>
+    </w:p>
+    <w:p>
+      <w:pPr>
+        <w:tabs>
+          <w:tab w:val="left" w:pos="360"/>
+        </w:tabs>
+        <w:ind w:right="-393"/>
+        <w:jc w:val="center"/>
+        <w:rPr>
+          <w:rFonts w:ascii="Times New Roman" w:hAnsi="Times New Roman" w:cs="Times New Roman"/>
+          <w:b/>
+          <w:sz w:val="40"/>
+        </w:rPr>
+      </w:pPr>
+      <w:r>
+        <w:rPr>
+          <w:rFonts w:ascii="Times New Roman" w:hAnsi="Times New Roman" w:cs="Times New Roman"/>
+          <w:b/>
+          <w:sz w:val="40"/>
+        </w:rPr>
+        <w:t>TẠI DAIKIN VIETNAM</w:t>
+      </w:r>
+    </w:p>
+    <w:p>
+      <w:pPr>
+        <w:tabs>
+          <w:tab w:val="left" w:pos="360"/>
+        </w:tabs>
+        <w:ind w:right="-393"/>
+        <w:jc w:val="center"/>
+        <w:rPr>
+          <w:rFonts w:ascii="Times New Roman" w:hAnsi="Times New Roman" w:cs="Times New Roman"/>
+          <w:b/>
           <w:color w:val="000000" w:themeColor="text1"/>
           <w:sz w:val="32"/>
           <w:szCs w:val="32"/>
-        </w:rPr>
-      </w:pPr>
-      <w:r>
-        <w:rPr>
-          <w:rFonts w:ascii="Times New Roman" w:hAnsi="Times New Roman" w:cs="Times New Roman"/>
-          <w:b/>
-          <w:sz w:val="40"/>
-        </w:rPr>
-        <w:t>QUY TRÌNH NGHIỆP VỤ</w:t>
-      </w:r>
-      <w:r>
-        <w:rPr>
-          <w:rFonts w:ascii="Times New Roman" w:hAnsi="Times New Roman" w:cs="Times New Roman"/>
-          <w:b/>
-          <w:sz w:val="40"/>
-        </w:rPr>
-        <w:br/>
-        <w:t>HỆ THỐNG ĐẶT LỊCH SỬA CHỮA THIẾT BỊ (</w:t>
-      </w:r>
-      <w:r>
-        <w:rPr>
-          <w:rFonts w:ascii="Times New Roman" w:hAnsi="Times New Roman" w:cs="Times New Roman"/>
-          <w:b/>
-          <w:sz w:val="40"/>
-        </w:rPr>
-        <w:t>BOOKING)</w:t>
-      </w:r>
-    </w:p>
-    <w:p>
-      <w:pPr>
-        <w:tabs>
-          <w:tab w:val="left" w:pos="360"/>
-        </w:tabs>
-        <w:ind w:right="-393"/>
-        <w:rPr>
-          <w:rFonts w:cstheme="majorHAnsi"/>
-          <w:sz w:val="28"/>
         </w:rPr>
       </w:pPr>
     </w:p>
@@ -681,18 +697,6 @@
           <w:tab w:val="left" w:pos="360"/>
         </w:tabs>
         <w:ind w:right="-393"/>
-        <w:rPr>
-          <w:rFonts w:ascii="Times New Roman" w:hAnsi="Times New Roman" w:cs="Times New Roman"/>
-        </w:rPr>
-      </w:pPr>
-    </w:p>
-    <w:p>
-      <w:pPr>
-        <w:tabs>
-          <w:tab w:val="left" w:pos="360"/>
-        </w:tabs>
-        <w:ind w:right="-393"/>
-        <w:jc w:val="center"/>
         <w:rPr>
           <w:rFonts w:ascii="Times New Roman" w:hAnsi="Times New Roman" w:cs="Times New Roman"/>
           <w:i/>
@@ -1908,12 +1912,12 @@
           <w:tab w:val="right" w:leader="dot" w:pos="8777"/>
         </w:tabs>
         <w:rPr>
-          <w:rFonts w:asciiTheme="minorHAnsi" w:eastAsiaTheme="minorEastAsia" w:hAnsiTheme="minorHAnsi"/>
+          <w:rFonts w:asciiTheme="minorHAnsi" w:eastAsiaTheme="minorEastAsia" w:hAnsiTheme="minorHAnsi" w:cs="Angsana New"/>
           <w:noProof/>
           <w:kern w:val="2"/>
           <w:sz w:val="24"/>
           <w:szCs w:val="30"/>
-          <w:lang w:val="en-US" w:bidi="th-TH"/>
+          <w:lang w:eastAsia="ja-JP" w:bidi="th-TH"/>
           <w14:ligatures w14:val="standardContextual"/>
         </w:rPr>
       </w:pPr>
@@ -1944,7 +1948,7 @@
         </w:rPr>
         <w:fldChar w:fldCharType="separate"/>
       </w:r>
-      <w:hyperlink w:anchor="_Toc239448111" w:history="1">
+      <w:hyperlink w:anchor="_Toc239600280" w:history="1">
         <w:r>
           <w:rPr>
             <w:rStyle w:val="Hyperlink"/>
@@ -1954,12 +1958,12 @@
         </w:r>
         <w:r>
           <w:rPr>
-            <w:rFonts w:asciiTheme="minorHAnsi" w:eastAsiaTheme="minorEastAsia" w:hAnsiTheme="minorHAnsi"/>
+            <w:rFonts w:asciiTheme="minorHAnsi" w:eastAsiaTheme="minorEastAsia" w:hAnsiTheme="minorHAnsi" w:cs="Angsana New"/>
             <w:noProof/>
             <w:kern w:val="2"/>
             <w:sz w:val="24"/>
             <w:szCs w:val="30"/>
-            <w:lang w:val="en-US" w:bidi="th-TH"/>
+            <w:lang w:eastAsia="ja-JP" w:bidi="th-TH"/>
             <w14:ligatures w14:val="standardContextual"/>
           </w:rPr>
           <w:tab/>
@@ -1990,7 +1994,7 @@
             <w:noProof/>
             <w:webHidden/>
           </w:rPr>
-          <w:instrText xml:space="preserve"> PAGEREF _Toc239448111 \h </w:instrText>
+          <w:instrText xml:space="preserve"> PAGEREF _Toc239600280 \h </w:instrText>
         </w:r>
         <w:r>
           <w:rPr>
@@ -2010,7 +2014,7 @@
             <w:noProof/>
             <w:webHidden/>
           </w:rPr>
-          <w:t>12</w:t>
+          <w:t>13</w:t>
         </w:r>
         <w:r>
           <w:rPr>
@@ -2029,32 +2033,32 @@
           <w:tab w:val="right" w:leader="dot" w:pos="8777"/>
         </w:tabs>
         <w:rPr>
-          <w:rFonts w:asciiTheme="minorHAnsi" w:eastAsiaTheme="minorEastAsia" w:hAnsiTheme="minorHAnsi"/>
+          <w:rFonts w:asciiTheme="minorHAnsi" w:eastAsiaTheme="minorEastAsia" w:hAnsiTheme="minorHAnsi" w:cs="Angsana New"/>
           <w:noProof/>
           <w:kern w:val="2"/>
           <w:sz w:val="24"/>
           <w:szCs w:val="30"/>
-          <w:lang w:val="en-US" w:bidi="th-TH"/>
+          <w:lang w:eastAsia="ja-JP" w:bidi="th-TH"/>
           <w14:ligatures w14:val="standardContextual"/>
         </w:rPr>
       </w:pPr>
-      <w:hyperlink w:anchor="_Toc239448112" w:history="1">
+      <w:hyperlink w:anchor="_Toc239600281" w:history="1">
         <w:r>
           <w:rPr>
             <w:rStyle w:val="Hyperlink"/>
             <w:rFonts w:ascii="Times New Roman" w:hAnsi="Times New Roman" w:cs="Times New Roman"/>
             <w:noProof/>
           </w:rPr>
-          <w:t>5.1.</w:t>
-        </w:r>
-        <w:r>
-          <w:rPr>
-            <w:rFonts w:asciiTheme="minorHAnsi" w:eastAsiaTheme="minorEastAsia" w:hAnsiTheme="minorHAnsi"/>
+          <w:t>1.1.</w:t>
+        </w:r>
+        <w:r>
+          <w:rPr>
+            <w:rFonts w:asciiTheme="minorHAnsi" w:eastAsiaTheme="minorEastAsia" w:hAnsiTheme="minorHAnsi" w:cs="Angsana New"/>
             <w:noProof/>
             <w:kern w:val="2"/>
             <w:sz w:val="24"/>
             <w:szCs w:val="30"/>
-            <w:lang w:val="en-US" w:bidi="th-TH"/>
+            <w:lang w:eastAsia="ja-JP" w:bidi="th-TH"/>
             <w14:ligatures w14:val="standardContextual"/>
           </w:rPr>
           <w:tab/>
@@ -2065,7 +2069,7 @@
             <w:rFonts w:ascii="Times New Roman" w:hAnsi="Times New Roman" w:cs="Times New Roman"/>
             <w:noProof/>
           </w:rPr>
-          <w:t>Bối cảnh doanh nghiệp</w:t>
+          <w:t>Tổng quan về doanh nghiệp</w:t>
         </w:r>
         <w:r>
           <w:rPr>
@@ -2086,7 +2090,7 @@
             <w:noProof/>
             <w:webHidden/>
           </w:rPr>
-          <w:instrText xml:space="preserve"> PAGEREF _Toc239448112 \h </w:instrText>
+          <w:instrText xml:space="preserve"> PAGEREF _Toc239600281 \h </w:instrText>
         </w:r>
         <w:r>
           <w:rPr>
@@ -2106,7 +2110,7 @@
             <w:noProof/>
             <w:webHidden/>
           </w:rPr>
-          <w:t>12</w:t>
+          <w:t>13</w:t>
         </w:r>
         <w:r>
           <w:rPr>
@@ -2119,38 +2123,38 @@
     </w:p>
     <w:p>
       <w:pPr>
-        <w:pStyle w:val="TOC2"/>
-        <w:tabs>
-          <w:tab w:val="left" w:pos="960"/>
+        <w:pStyle w:val="TOC3"/>
+        <w:tabs>
+          <w:tab w:val="left" w:pos="1440"/>
           <w:tab w:val="right" w:leader="dot" w:pos="8777"/>
         </w:tabs>
         <w:rPr>
-          <w:rFonts w:asciiTheme="minorHAnsi" w:eastAsiaTheme="minorEastAsia" w:hAnsiTheme="minorHAnsi"/>
+          <w:rFonts w:asciiTheme="minorHAnsi" w:eastAsiaTheme="minorEastAsia" w:hAnsiTheme="minorHAnsi" w:cs="Angsana New"/>
           <w:noProof/>
           <w:kern w:val="2"/>
           <w:sz w:val="24"/>
           <w:szCs w:val="30"/>
-          <w:lang w:val="en-US" w:bidi="th-TH"/>
+          <w:lang w:eastAsia="ja-JP" w:bidi="th-TH"/>
           <w14:ligatures w14:val="standardContextual"/>
         </w:rPr>
       </w:pPr>
-      <w:hyperlink w:anchor="_Toc239448113" w:history="1">
+      <w:hyperlink w:anchor="_Toc239600282" w:history="1">
         <w:r>
           <w:rPr>
             <w:rStyle w:val="Hyperlink"/>
             <w:rFonts w:ascii="Times New Roman" w:hAnsi="Times New Roman" w:cs="Times New Roman"/>
             <w:noProof/>
           </w:rPr>
-          <w:t>5.2.</w:t>
-        </w:r>
-        <w:r>
-          <w:rPr>
-            <w:rFonts w:asciiTheme="minorHAnsi" w:eastAsiaTheme="minorEastAsia" w:hAnsiTheme="minorHAnsi"/>
+          <w:t>1.1.1.</w:t>
+        </w:r>
+        <w:r>
+          <w:rPr>
+            <w:rFonts w:asciiTheme="minorHAnsi" w:eastAsiaTheme="minorEastAsia" w:hAnsiTheme="minorHAnsi" w:cs="Angsana New"/>
             <w:noProof/>
             <w:kern w:val="2"/>
             <w:sz w:val="24"/>
             <w:szCs w:val="30"/>
-            <w:lang w:val="en-US" w:bidi="th-TH"/>
+            <w:lang w:eastAsia="ja-JP" w:bidi="th-TH"/>
             <w14:ligatures w14:val="standardContextual"/>
           </w:rPr>
           <w:tab/>
@@ -2158,10 +2162,9 @@
         <w:r>
           <w:rPr>
             <w:rStyle w:val="Hyperlink"/>
-            <w:rFonts w:ascii="Times New Roman" w:hAnsi="Times New Roman" w:cs="Times New Roman"/>
-            <w:noProof/>
-          </w:rPr>
-          <w:t>Sơ đồ kiến trúc quy trình tổng thể</w:t>
+            <w:noProof/>
+          </w:rPr>
+          <w:t>Giới thiệu Daikin</w:t>
         </w:r>
         <w:r>
           <w:rPr>
@@ -2182,7 +2185,7 @@
             <w:noProof/>
             <w:webHidden/>
           </w:rPr>
-          <w:instrText xml:space="preserve"> PAGEREF _Toc239448113 \h </w:instrText>
+          <w:instrText xml:space="preserve"> PAGEREF _Toc239600282 \h </w:instrText>
         </w:r>
         <w:r>
           <w:rPr>
@@ -2202,7 +2205,7 @@
             <w:noProof/>
             <w:webHidden/>
           </w:rPr>
-          <w:t>12</w:t>
+          <w:t>13</w:t>
         </w:r>
         <w:r>
           <w:rPr>
@@ -2215,38 +2218,38 @@
     </w:p>
     <w:p>
       <w:pPr>
-        <w:pStyle w:val="TOC2"/>
-        <w:tabs>
-          <w:tab w:val="left" w:pos="960"/>
+        <w:pStyle w:val="TOC3"/>
+        <w:tabs>
+          <w:tab w:val="left" w:pos="1440"/>
           <w:tab w:val="right" w:leader="dot" w:pos="8777"/>
         </w:tabs>
         <w:rPr>
-          <w:rFonts w:asciiTheme="minorHAnsi" w:eastAsiaTheme="minorEastAsia" w:hAnsiTheme="minorHAnsi"/>
+          <w:rFonts w:asciiTheme="minorHAnsi" w:eastAsiaTheme="minorEastAsia" w:hAnsiTheme="minorHAnsi" w:cs="Angsana New"/>
           <w:noProof/>
           <w:kern w:val="2"/>
           <w:sz w:val="24"/>
           <w:szCs w:val="30"/>
-          <w:lang w:val="en-US" w:bidi="th-TH"/>
+          <w:lang w:eastAsia="ja-JP" w:bidi="th-TH"/>
           <w14:ligatures w14:val="standardContextual"/>
         </w:rPr>
       </w:pPr>
-      <w:hyperlink w:anchor="_Toc239448114" w:history="1">
+      <w:hyperlink w:anchor="_Toc239600283" w:history="1">
         <w:r>
           <w:rPr>
             <w:rStyle w:val="Hyperlink"/>
             <w:rFonts w:ascii="Times New Roman" w:hAnsi="Times New Roman" w:cs="Times New Roman"/>
             <w:noProof/>
           </w:rPr>
-          <w:t>5.3.</w:t>
-        </w:r>
-        <w:r>
-          <w:rPr>
-            <w:rFonts w:asciiTheme="minorHAnsi" w:eastAsiaTheme="minorEastAsia" w:hAnsiTheme="minorHAnsi"/>
+          <w:t>1.1.2.</w:t>
+        </w:r>
+        <w:r>
+          <w:rPr>
+            <w:rFonts w:asciiTheme="minorHAnsi" w:eastAsiaTheme="minorEastAsia" w:hAnsiTheme="minorHAnsi" w:cs="Angsana New"/>
             <w:noProof/>
             <w:kern w:val="2"/>
             <w:sz w:val="24"/>
             <w:szCs w:val="30"/>
-            <w:lang w:val="en-US" w:bidi="th-TH"/>
+            <w:lang w:eastAsia="ja-JP" w:bidi="th-TH"/>
             <w14:ligatures w14:val="standardContextual"/>
           </w:rPr>
           <w:tab/>
@@ -2254,10 +2257,9 @@
         <w:r>
           <w:rPr>
             <w:rStyle w:val="Hyperlink"/>
-            <w:rFonts w:ascii="Times New Roman" w:hAnsi="Times New Roman" w:cs="Times New Roman"/>
-            <w:noProof/>
-          </w:rPr>
-          <w:t>Danh sách và mô tả 10 quy trình</w:t>
+            <w:noProof/>
+          </w:rPr>
+          <w:t>Quy mô và lĩnh vực hoạt động</w:t>
         </w:r>
         <w:r>
           <w:rPr>
@@ -2278,7 +2280,7 @@
             <w:noProof/>
             <w:webHidden/>
           </w:rPr>
-          <w:instrText xml:space="preserve"> PAGEREF _Toc239448114 \h </w:instrText>
+          <w:instrText xml:space="preserve"> PAGEREF _Toc239600283 \h </w:instrText>
         </w:r>
         <w:r>
           <w:rPr>
@@ -2317,32 +2319,32 @@
           <w:tab w:val="right" w:leader="dot" w:pos="8777"/>
         </w:tabs>
         <w:rPr>
-          <w:rFonts w:asciiTheme="minorHAnsi" w:eastAsiaTheme="minorEastAsia" w:hAnsiTheme="minorHAnsi"/>
+          <w:rFonts w:asciiTheme="minorHAnsi" w:eastAsiaTheme="minorEastAsia" w:hAnsiTheme="minorHAnsi" w:cs="Angsana New"/>
           <w:noProof/>
           <w:kern w:val="2"/>
           <w:sz w:val="24"/>
           <w:szCs w:val="30"/>
-          <w:lang w:val="en-US" w:bidi="th-TH"/>
+          <w:lang w:eastAsia="ja-JP" w:bidi="th-TH"/>
           <w14:ligatures w14:val="standardContextual"/>
         </w:rPr>
       </w:pPr>
-      <w:hyperlink w:anchor="_Toc239448115" w:history="1">
+      <w:hyperlink w:anchor="_Toc239600284" w:history="1">
         <w:r>
           <w:rPr>
             <w:rStyle w:val="Hyperlink"/>
             <w:rFonts w:ascii="Times New Roman" w:hAnsi="Times New Roman" w:cs="Times New Roman"/>
             <w:noProof/>
           </w:rPr>
-          <w:t>1.3.1.</w:t>
-        </w:r>
-        <w:r>
-          <w:rPr>
-            <w:rFonts w:asciiTheme="minorHAnsi" w:eastAsiaTheme="minorEastAsia" w:hAnsiTheme="minorHAnsi"/>
+          <w:t>1.1.3.</w:t>
+        </w:r>
+        <w:r>
+          <w:rPr>
+            <w:rFonts w:asciiTheme="minorHAnsi" w:eastAsiaTheme="minorEastAsia" w:hAnsiTheme="minorHAnsi" w:cs="Angsana New"/>
             <w:noProof/>
             <w:kern w:val="2"/>
             <w:sz w:val="24"/>
             <w:szCs w:val="30"/>
-            <w:lang w:val="en-US" w:bidi="th-TH"/>
+            <w:lang w:eastAsia="ja-JP" w:bidi="th-TH"/>
             <w14:ligatures w14:val="standardContextual"/>
           </w:rPr>
           <w:tab/>
@@ -2350,10 +2352,9 @@
         <w:r>
           <w:rPr>
             <w:rStyle w:val="Hyperlink"/>
-            <w:rFonts w:ascii="Times New Roman" w:hAnsi="Times New Roman" w:cs="Times New Roman"/>
-            <w:noProof/>
-          </w:rPr>
-          <w:t>Nhóm quy trình quản lý (Management) – 3 quy trình</w:t>
+            <w:noProof/>
+          </w:rPr>
+          <w:t>Hoạt động kinh doanh và dịch vụ</w:t>
         </w:r>
         <w:r>
           <w:rPr>
@@ -2374,7 +2375,7 @@
             <w:noProof/>
             <w:webHidden/>
           </w:rPr>
-          <w:instrText xml:space="preserve"> PAGEREF _Toc239448115 \h </w:instrText>
+          <w:instrText xml:space="preserve"> PAGEREF _Toc239600284 \h </w:instrText>
         </w:r>
         <w:r>
           <w:rPr>
@@ -2407,38 +2408,38 @@
     </w:p>
     <w:p>
       <w:pPr>
-        <w:pStyle w:val="TOC4"/>
-        <w:tabs>
-          <w:tab w:val="left" w:pos="1920"/>
+        <w:pStyle w:val="TOC2"/>
+        <w:tabs>
+          <w:tab w:val="left" w:pos="960"/>
           <w:tab w:val="right" w:leader="dot" w:pos="8777"/>
         </w:tabs>
         <w:rPr>
-          <w:rFonts w:asciiTheme="minorHAnsi" w:eastAsiaTheme="minorEastAsia" w:hAnsiTheme="minorHAnsi"/>
+          <w:rFonts w:asciiTheme="minorHAnsi" w:eastAsiaTheme="minorEastAsia" w:hAnsiTheme="minorHAnsi" w:cs="Angsana New"/>
           <w:noProof/>
           <w:kern w:val="2"/>
           <w:sz w:val="24"/>
           <w:szCs w:val="30"/>
-          <w:lang w:val="en-US" w:bidi="th-TH"/>
+          <w:lang w:eastAsia="ja-JP" w:bidi="th-TH"/>
           <w14:ligatures w14:val="standardContextual"/>
         </w:rPr>
       </w:pPr>
-      <w:hyperlink w:anchor="_Toc239448116" w:history="1">
+      <w:hyperlink w:anchor="_Toc239600285" w:history="1">
         <w:r>
           <w:rPr>
             <w:rStyle w:val="Hyperlink"/>
             <w:rFonts w:ascii="Times New Roman" w:hAnsi="Times New Roman" w:cs="Times New Roman"/>
             <w:noProof/>
           </w:rPr>
-          <w:t>1.3.1.1.</w:t>
-        </w:r>
-        <w:r>
-          <w:rPr>
-            <w:rFonts w:asciiTheme="minorHAnsi" w:eastAsiaTheme="minorEastAsia" w:hAnsiTheme="minorHAnsi"/>
+          <w:t>1.2.</w:t>
+        </w:r>
+        <w:r>
+          <w:rPr>
+            <w:rFonts w:asciiTheme="minorHAnsi" w:eastAsiaTheme="minorEastAsia" w:hAnsiTheme="minorHAnsi" w:cs="Angsana New"/>
             <w:noProof/>
             <w:kern w:val="2"/>
             <w:sz w:val="24"/>
             <w:szCs w:val="30"/>
-            <w:lang w:val="en-US" w:bidi="th-TH"/>
+            <w:lang w:eastAsia="ja-JP" w:bidi="th-TH"/>
             <w14:ligatures w14:val="standardContextual"/>
           </w:rPr>
           <w:tab/>
@@ -2449,7 +2450,7 @@
             <w:rFonts w:ascii="Times New Roman" w:hAnsi="Times New Roman" w:cs="Times New Roman"/>
             <w:noProof/>
           </w:rPr>
-          <w:t>Quản lý bảo hành thiết bị</w:t>
+          <w:t>Sơ đồ kiến trúc quy trình tổng thể</w:t>
         </w:r>
         <w:r>
           <w:rPr>
@@ -2470,7 +2471,7 @@
             <w:noProof/>
             <w:webHidden/>
           </w:rPr>
-          <w:instrText xml:space="preserve"> PAGEREF _Toc239448116 \h </w:instrText>
+          <w:instrText xml:space="preserve"> PAGEREF _Toc239600285 \h </w:instrText>
         </w:r>
         <w:r>
           <w:rPr>
@@ -2503,38 +2504,38 @@
     </w:p>
     <w:p>
       <w:pPr>
-        <w:pStyle w:val="TOC4"/>
-        <w:tabs>
-          <w:tab w:val="left" w:pos="1920"/>
+        <w:pStyle w:val="TOC2"/>
+        <w:tabs>
+          <w:tab w:val="left" w:pos="960"/>
           <w:tab w:val="right" w:leader="dot" w:pos="8777"/>
         </w:tabs>
         <w:rPr>
-          <w:rFonts w:asciiTheme="minorHAnsi" w:eastAsiaTheme="minorEastAsia" w:hAnsiTheme="minorHAnsi"/>
+          <w:rFonts w:asciiTheme="minorHAnsi" w:eastAsiaTheme="minorEastAsia" w:hAnsiTheme="minorHAnsi" w:cs="Angsana New"/>
           <w:noProof/>
           <w:kern w:val="2"/>
           <w:sz w:val="24"/>
           <w:szCs w:val="30"/>
-          <w:lang w:val="en-US" w:bidi="th-TH"/>
+          <w:lang w:eastAsia="ja-JP" w:bidi="th-TH"/>
           <w14:ligatures w14:val="standardContextual"/>
         </w:rPr>
       </w:pPr>
-      <w:hyperlink w:anchor="_Toc239448117" w:history="1">
+      <w:hyperlink w:anchor="_Toc239600286" w:history="1">
         <w:r>
           <w:rPr>
             <w:rStyle w:val="Hyperlink"/>
             <w:rFonts w:ascii="Times New Roman" w:hAnsi="Times New Roman" w:cs="Times New Roman"/>
             <w:noProof/>
           </w:rPr>
-          <w:t>1.3.1.2.</w:t>
-        </w:r>
-        <w:r>
-          <w:rPr>
-            <w:rFonts w:asciiTheme="minorHAnsi" w:eastAsiaTheme="minorEastAsia" w:hAnsiTheme="minorHAnsi"/>
+          <w:t>1.3.</w:t>
+        </w:r>
+        <w:r>
+          <w:rPr>
+            <w:rFonts w:asciiTheme="minorHAnsi" w:eastAsiaTheme="minorEastAsia" w:hAnsiTheme="minorHAnsi" w:cs="Angsana New"/>
             <w:noProof/>
             <w:kern w:val="2"/>
             <w:sz w:val="24"/>
             <w:szCs w:val="30"/>
-            <w:lang w:val="en-US" w:bidi="th-TH"/>
+            <w:lang w:eastAsia="ja-JP" w:bidi="th-TH"/>
             <w14:ligatures w14:val="standardContextual"/>
           </w:rPr>
           <w:tab/>
@@ -2545,7 +2546,7 @@
             <w:rFonts w:ascii="Times New Roman" w:hAnsi="Times New Roman" w:cs="Times New Roman"/>
             <w:noProof/>
           </w:rPr>
-          <w:t>Quản lý KTV</w:t>
+          <w:t>Danh sách và mô tả 10 quy trình</w:t>
         </w:r>
         <w:r>
           <w:rPr>
@@ -2566,7 +2567,7 @@
             <w:noProof/>
             <w:webHidden/>
           </w:rPr>
-          <w:instrText xml:space="preserve"> PAGEREF _Toc239448117 \h </w:instrText>
+          <w:instrText xml:space="preserve"> PAGEREF _Toc239600286 \h </w:instrText>
         </w:r>
         <w:r>
           <w:rPr>
@@ -2599,38 +2600,38 @@
     </w:p>
     <w:p>
       <w:pPr>
-        <w:pStyle w:val="TOC4"/>
-        <w:tabs>
-          <w:tab w:val="left" w:pos="1920"/>
+        <w:pStyle w:val="TOC3"/>
+        <w:tabs>
+          <w:tab w:val="left" w:pos="1440"/>
           <w:tab w:val="right" w:leader="dot" w:pos="8777"/>
         </w:tabs>
         <w:rPr>
-          <w:rFonts w:asciiTheme="minorHAnsi" w:eastAsiaTheme="minorEastAsia" w:hAnsiTheme="minorHAnsi"/>
+          <w:rFonts w:asciiTheme="minorHAnsi" w:eastAsiaTheme="minorEastAsia" w:hAnsiTheme="minorHAnsi" w:cs="Angsana New"/>
           <w:noProof/>
           <w:kern w:val="2"/>
           <w:sz w:val="24"/>
           <w:szCs w:val="30"/>
-          <w:lang w:val="en-US" w:bidi="th-TH"/>
+          <w:lang w:eastAsia="ja-JP" w:bidi="th-TH"/>
           <w14:ligatures w14:val="standardContextual"/>
         </w:rPr>
       </w:pPr>
-      <w:hyperlink w:anchor="_Toc239448118" w:history="1">
+      <w:hyperlink w:anchor="_Toc239600287" w:history="1">
         <w:r>
           <w:rPr>
             <w:rStyle w:val="Hyperlink"/>
             <w:rFonts w:ascii="Times New Roman" w:hAnsi="Times New Roman" w:cs="Times New Roman"/>
             <w:noProof/>
           </w:rPr>
-          <w:t>1.3.1.3.</w:t>
-        </w:r>
-        <w:r>
-          <w:rPr>
-            <w:rFonts w:asciiTheme="minorHAnsi" w:eastAsiaTheme="minorEastAsia" w:hAnsiTheme="minorHAnsi"/>
+          <w:t>1.3.1.</w:t>
+        </w:r>
+        <w:r>
+          <w:rPr>
+            <w:rFonts w:asciiTheme="minorHAnsi" w:eastAsiaTheme="minorEastAsia" w:hAnsiTheme="minorHAnsi" w:cs="Angsana New"/>
             <w:noProof/>
             <w:kern w:val="2"/>
             <w:sz w:val="24"/>
             <w:szCs w:val="30"/>
-            <w:lang w:val="en-US" w:bidi="th-TH"/>
+            <w:lang w:eastAsia="ja-JP" w:bidi="th-TH"/>
             <w14:ligatures w14:val="standardContextual"/>
           </w:rPr>
           <w:tab/>
@@ -2641,7 +2642,7 @@
             <w:rFonts w:ascii="Times New Roman" w:hAnsi="Times New Roman" w:cs="Times New Roman"/>
             <w:noProof/>
           </w:rPr>
-          <w:t>Quản lý chất lượng dịch vụ booking</w:t>
+          <w:t>Nhóm quy trình quản lý (Management) – 3 quy trình</w:t>
         </w:r>
         <w:r>
           <w:rPr>
@@ -2662,7 +2663,7 @@
             <w:noProof/>
             <w:webHidden/>
           </w:rPr>
-          <w:instrText xml:space="preserve"> PAGEREF _Toc239448118 \h </w:instrText>
+          <w:instrText xml:space="preserve"> PAGEREF _Toc239600287 \h </w:instrText>
         </w:r>
         <w:r>
           <w:rPr>
@@ -2682,7 +2683,7 @@
             <w:noProof/>
             <w:webHidden/>
           </w:rPr>
-          <w:t>15</w:t>
+          <w:t>14</w:t>
         </w:r>
         <w:r>
           <w:rPr>
@@ -2695,38 +2696,38 @@
     </w:p>
     <w:p>
       <w:pPr>
-        <w:pStyle w:val="TOC3"/>
-        <w:tabs>
-          <w:tab w:val="left" w:pos="1440"/>
+        <w:pStyle w:val="TOC4"/>
+        <w:tabs>
+          <w:tab w:val="left" w:pos="1920"/>
           <w:tab w:val="right" w:leader="dot" w:pos="8777"/>
         </w:tabs>
         <w:rPr>
-          <w:rFonts w:asciiTheme="minorHAnsi" w:eastAsiaTheme="minorEastAsia" w:hAnsiTheme="minorHAnsi"/>
+          <w:rFonts w:asciiTheme="minorHAnsi" w:eastAsiaTheme="minorEastAsia" w:hAnsiTheme="minorHAnsi" w:cs="Angsana New"/>
           <w:noProof/>
           <w:kern w:val="2"/>
           <w:sz w:val="24"/>
           <w:szCs w:val="30"/>
-          <w:lang w:val="en-US" w:bidi="th-TH"/>
+          <w:lang w:eastAsia="ja-JP" w:bidi="th-TH"/>
           <w14:ligatures w14:val="standardContextual"/>
         </w:rPr>
       </w:pPr>
-      <w:hyperlink w:anchor="_Toc239448119" w:history="1">
+      <w:hyperlink w:anchor="_Toc239600288" w:history="1">
         <w:r>
           <w:rPr>
             <w:rStyle w:val="Hyperlink"/>
             <w:rFonts w:ascii="Times New Roman" w:hAnsi="Times New Roman" w:cs="Times New Roman"/>
             <w:noProof/>
           </w:rPr>
-          <w:t>1.3.2.</w:t>
-        </w:r>
-        <w:r>
-          <w:rPr>
-            <w:rFonts w:asciiTheme="minorHAnsi" w:eastAsiaTheme="minorEastAsia" w:hAnsiTheme="minorHAnsi"/>
+          <w:t>1.3.1.1.</w:t>
+        </w:r>
+        <w:r>
+          <w:rPr>
+            <w:rFonts w:asciiTheme="minorHAnsi" w:eastAsiaTheme="minorEastAsia" w:hAnsiTheme="minorHAnsi" w:cs="Angsana New"/>
             <w:noProof/>
             <w:kern w:val="2"/>
             <w:sz w:val="24"/>
             <w:szCs w:val="30"/>
-            <w:lang w:val="en-US" w:bidi="th-TH"/>
+            <w:lang w:eastAsia="ja-JP" w:bidi="th-TH"/>
             <w14:ligatures w14:val="standardContextual"/>
           </w:rPr>
           <w:tab/>
@@ -2737,7 +2738,7 @@
             <w:rFonts w:ascii="Times New Roman" w:hAnsi="Times New Roman" w:cs="Times New Roman"/>
             <w:noProof/>
           </w:rPr>
-          <w:t>Nhóm quy trình cốt lõi (Core) – 4 quy trình</w:t>
+          <w:t>Quản lý bảo hành thiết bị</w:t>
         </w:r>
         <w:r>
           <w:rPr>
@@ -2758,7 +2759,7 @@
             <w:noProof/>
             <w:webHidden/>
           </w:rPr>
-          <w:instrText xml:space="preserve"> PAGEREF _Toc239448119 \h </w:instrText>
+          <w:instrText xml:space="preserve"> PAGEREF _Toc239600288 \h </w:instrText>
         </w:r>
         <w:r>
           <w:rPr>
@@ -2778,7 +2779,7 @@
             <w:noProof/>
             <w:webHidden/>
           </w:rPr>
-          <w:t>15</w:t>
+          <w:t>14</w:t>
         </w:r>
         <w:r>
           <w:rPr>
@@ -2797,32 +2798,32 @@
           <w:tab w:val="right" w:leader="dot" w:pos="8777"/>
         </w:tabs>
         <w:rPr>
-          <w:rFonts w:asciiTheme="minorHAnsi" w:eastAsiaTheme="minorEastAsia" w:hAnsiTheme="minorHAnsi"/>
+          <w:rFonts w:asciiTheme="minorHAnsi" w:eastAsiaTheme="minorEastAsia" w:hAnsiTheme="minorHAnsi" w:cs="Angsana New"/>
           <w:noProof/>
           <w:kern w:val="2"/>
           <w:sz w:val="24"/>
           <w:szCs w:val="30"/>
-          <w:lang w:val="en-US" w:bidi="th-TH"/>
+          <w:lang w:eastAsia="ja-JP" w:bidi="th-TH"/>
           <w14:ligatures w14:val="standardContextual"/>
         </w:rPr>
       </w:pPr>
-      <w:hyperlink w:anchor="_Toc239448120" w:history="1">
+      <w:hyperlink w:anchor="_Toc239600289" w:history="1">
         <w:r>
           <w:rPr>
             <w:rStyle w:val="Hyperlink"/>
             <w:rFonts w:ascii="Times New Roman" w:hAnsi="Times New Roman" w:cs="Times New Roman"/>
             <w:noProof/>
           </w:rPr>
-          <w:t>1.3.2.1.</w:t>
-        </w:r>
-        <w:r>
-          <w:rPr>
-            <w:rFonts w:asciiTheme="minorHAnsi" w:eastAsiaTheme="minorEastAsia" w:hAnsiTheme="minorHAnsi"/>
+          <w:t>1.3.1.2.</w:t>
+        </w:r>
+        <w:r>
+          <w:rPr>
+            <w:rFonts w:asciiTheme="minorHAnsi" w:eastAsiaTheme="minorEastAsia" w:hAnsiTheme="minorHAnsi" w:cs="Angsana New"/>
             <w:noProof/>
             <w:kern w:val="2"/>
             <w:sz w:val="24"/>
             <w:szCs w:val="30"/>
-            <w:lang w:val="en-US" w:bidi="th-TH"/>
+            <w:lang w:eastAsia="ja-JP" w:bidi="th-TH"/>
             <w14:ligatures w14:val="standardContextual"/>
           </w:rPr>
           <w:tab/>
@@ -2833,7 +2834,7 @@
             <w:rFonts w:ascii="Times New Roman" w:hAnsi="Times New Roman" w:cs="Times New Roman"/>
             <w:noProof/>
           </w:rPr>
-          <w:t>Quy trình khách hàng đặt booking</w:t>
+          <w:t>Quản lý KTV</w:t>
         </w:r>
         <w:r>
           <w:rPr>
@@ -2854,7 +2855,7 @@
             <w:noProof/>
             <w:webHidden/>
           </w:rPr>
-          <w:instrText xml:space="preserve"> PAGEREF _Toc239448120 \h </w:instrText>
+          <w:instrText xml:space="preserve"> PAGEREF _Toc239600289 \h </w:instrText>
         </w:r>
         <w:r>
           <w:rPr>
@@ -2893,32 +2894,32 @@
           <w:tab w:val="right" w:leader="dot" w:pos="8777"/>
         </w:tabs>
         <w:rPr>
-          <w:rFonts w:asciiTheme="minorHAnsi" w:eastAsiaTheme="minorEastAsia" w:hAnsiTheme="minorHAnsi"/>
+          <w:rFonts w:asciiTheme="minorHAnsi" w:eastAsiaTheme="minorEastAsia" w:hAnsiTheme="minorHAnsi" w:cs="Angsana New"/>
           <w:noProof/>
           <w:kern w:val="2"/>
           <w:sz w:val="24"/>
           <w:szCs w:val="30"/>
-          <w:lang w:val="en-US" w:bidi="th-TH"/>
+          <w:lang w:eastAsia="ja-JP" w:bidi="th-TH"/>
           <w14:ligatures w14:val="standardContextual"/>
         </w:rPr>
       </w:pPr>
-      <w:hyperlink w:anchor="_Toc239448121" w:history="1">
+      <w:hyperlink w:anchor="_Toc239600290" w:history="1">
         <w:r>
           <w:rPr>
             <w:rStyle w:val="Hyperlink"/>
             <w:rFonts w:ascii="Times New Roman" w:hAnsi="Times New Roman" w:cs="Times New Roman"/>
             <w:noProof/>
           </w:rPr>
-          <w:t>1.3.2.2.</w:t>
-        </w:r>
-        <w:r>
-          <w:rPr>
-            <w:rFonts w:asciiTheme="minorHAnsi" w:eastAsiaTheme="minorEastAsia" w:hAnsiTheme="minorHAnsi"/>
+          <w:t>1.3.1.3.</w:t>
+        </w:r>
+        <w:r>
+          <w:rPr>
+            <w:rFonts w:asciiTheme="minorHAnsi" w:eastAsiaTheme="minorEastAsia" w:hAnsiTheme="minorHAnsi" w:cs="Angsana New"/>
             <w:noProof/>
             <w:kern w:val="2"/>
             <w:sz w:val="24"/>
             <w:szCs w:val="30"/>
-            <w:lang w:val="en-US" w:bidi="th-TH"/>
+            <w:lang w:eastAsia="ja-JP" w:bidi="th-TH"/>
             <w14:ligatures w14:val="standardContextual"/>
           </w:rPr>
           <w:tab/>
@@ -2929,7 +2930,7 @@
             <w:rFonts w:ascii="Times New Roman" w:hAnsi="Times New Roman" w:cs="Times New Roman"/>
             <w:noProof/>
           </w:rPr>
-          <w:t>Quy trình CS assign KTV cho booking</w:t>
+          <w:t>Quản lý chất lượng dịch vụ booking</w:t>
         </w:r>
         <w:r>
           <w:rPr>
@@ -2950,7 +2951,7 @@
             <w:noProof/>
             <w:webHidden/>
           </w:rPr>
-          <w:instrText xml:space="preserve"> PAGEREF _Toc239448121 \h </w:instrText>
+          <w:instrText xml:space="preserve"> PAGEREF _Toc239600290 \h </w:instrText>
         </w:r>
         <w:r>
           <w:rPr>
@@ -2983,38 +2984,38 @@
     </w:p>
     <w:p>
       <w:pPr>
-        <w:pStyle w:val="TOC4"/>
-        <w:tabs>
-          <w:tab w:val="left" w:pos="1920"/>
+        <w:pStyle w:val="TOC3"/>
+        <w:tabs>
+          <w:tab w:val="left" w:pos="1440"/>
           <w:tab w:val="right" w:leader="dot" w:pos="8777"/>
         </w:tabs>
         <w:rPr>
-          <w:rFonts w:asciiTheme="minorHAnsi" w:eastAsiaTheme="minorEastAsia" w:hAnsiTheme="minorHAnsi"/>
+          <w:rFonts w:asciiTheme="minorHAnsi" w:eastAsiaTheme="minorEastAsia" w:hAnsiTheme="minorHAnsi" w:cs="Angsana New"/>
           <w:noProof/>
           <w:kern w:val="2"/>
           <w:sz w:val="24"/>
           <w:szCs w:val="30"/>
-          <w:lang w:val="en-US" w:bidi="th-TH"/>
+          <w:lang w:eastAsia="ja-JP" w:bidi="th-TH"/>
           <w14:ligatures w14:val="standardContextual"/>
         </w:rPr>
       </w:pPr>
-      <w:hyperlink w:anchor="_Toc239448122" w:history="1">
+      <w:hyperlink w:anchor="_Toc239600291" w:history="1">
         <w:r>
           <w:rPr>
             <w:rStyle w:val="Hyperlink"/>
             <w:rFonts w:ascii="Times New Roman" w:hAnsi="Times New Roman" w:cs="Times New Roman"/>
             <w:noProof/>
           </w:rPr>
-          <w:t>1.3.2.3.</w:t>
-        </w:r>
-        <w:r>
-          <w:rPr>
-            <w:rFonts w:asciiTheme="minorHAnsi" w:eastAsiaTheme="minorEastAsia" w:hAnsiTheme="minorHAnsi"/>
+          <w:t>1.3.2.</w:t>
+        </w:r>
+        <w:r>
+          <w:rPr>
+            <w:rFonts w:asciiTheme="minorHAnsi" w:eastAsiaTheme="minorEastAsia" w:hAnsiTheme="minorHAnsi" w:cs="Angsana New"/>
             <w:noProof/>
             <w:kern w:val="2"/>
             <w:sz w:val="24"/>
             <w:szCs w:val="30"/>
-            <w:lang w:val="en-US" w:bidi="th-TH"/>
+            <w:lang w:eastAsia="ja-JP" w:bidi="th-TH"/>
             <w14:ligatures w14:val="standardContextual"/>
           </w:rPr>
           <w:tab/>
@@ -3025,7 +3026,7 @@
             <w:rFonts w:ascii="Times New Roman" w:hAnsi="Times New Roman" w:cs="Times New Roman"/>
             <w:noProof/>
           </w:rPr>
-          <w:t>Quy trình KTV nhận và xử lý booking</w:t>
+          <w:t>Nhóm quy trình cốt lõi (Core) – 4 quy trình</w:t>
         </w:r>
         <w:r>
           <w:rPr>
@@ -3046,7 +3047,7 @@
             <w:noProof/>
             <w:webHidden/>
           </w:rPr>
-          <w:instrText xml:space="preserve"> PAGEREF _Toc239448122 \h </w:instrText>
+          <w:instrText xml:space="preserve"> PAGEREF _Toc239600291 \h </w:instrText>
         </w:r>
         <w:r>
           <w:rPr>
@@ -3066,7 +3067,7 @@
             <w:noProof/>
             <w:webHidden/>
           </w:rPr>
-          <w:t>17</w:t>
+          <w:t>16</w:t>
         </w:r>
         <w:r>
           <w:rPr>
@@ -3085,32 +3086,32 @@
           <w:tab w:val="right" w:leader="dot" w:pos="8777"/>
         </w:tabs>
         <w:rPr>
-          <w:rFonts w:asciiTheme="minorHAnsi" w:eastAsiaTheme="minorEastAsia" w:hAnsiTheme="minorHAnsi"/>
+          <w:rFonts w:asciiTheme="minorHAnsi" w:eastAsiaTheme="minorEastAsia" w:hAnsiTheme="minorHAnsi" w:cs="Angsana New"/>
           <w:noProof/>
           <w:kern w:val="2"/>
           <w:sz w:val="24"/>
           <w:szCs w:val="30"/>
-          <w:lang w:val="en-US" w:bidi="th-TH"/>
+          <w:lang w:eastAsia="ja-JP" w:bidi="th-TH"/>
           <w14:ligatures w14:val="standardContextual"/>
         </w:rPr>
       </w:pPr>
-      <w:hyperlink w:anchor="_Toc239448123" w:history="1">
+      <w:hyperlink w:anchor="_Toc239600292" w:history="1">
         <w:r>
           <w:rPr>
             <w:rStyle w:val="Hyperlink"/>
             <w:rFonts w:ascii="Times New Roman" w:hAnsi="Times New Roman" w:cs="Times New Roman"/>
             <w:noProof/>
           </w:rPr>
-          <w:t>1.3.2.4.</w:t>
-        </w:r>
-        <w:r>
-          <w:rPr>
-            <w:rFonts w:asciiTheme="minorHAnsi" w:eastAsiaTheme="minorEastAsia" w:hAnsiTheme="minorHAnsi"/>
+          <w:t>1.3.2.1.</w:t>
+        </w:r>
+        <w:r>
+          <w:rPr>
+            <w:rFonts w:asciiTheme="minorHAnsi" w:eastAsiaTheme="minorEastAsia" w:hAnsiTheme="minorHAnsi" w:cs="Angsana New"/>
             <w:noProof/>
             <w:kern w:val="2"/>
             <w:sz w:val="24"/>
             <w:szCs w:val="30"/>
-            <w:lang w:val="en-US" w:bidi="th-TH"/>
+            <w:lang w:eastAsia="ja-JP" w:bidi="th-TH"/>
             <w14:ligatures w14:val="standardContextual"/>
           </w:rPr>
           <w:tab/>
@@ -3121,7 +3122,7 @@
             <w:rFonts w:ascii="Times New Roman" w:hAnsi="Times New Roman" w:cs="Times New Roman"/>
             <w:noProof/>
           </w:rPr>
-          <w:t>Quy trình khách hàng thanh toán và đóng booking</w:t>
+          <w:t>Quy trình khách hàng đặt booking</w:t>
         </w:r>
         <w:r>
           <w:rPr>
@@ -3142,7 +3143,7 @@
             <w:noProof/>
             <w:webHidden/>
           </w:rPr>
-          <w:instrText xml:space="preserve"> PAGEREF _Toc239448123 \h </w:instrText>
+          <w:instrText xml:space="preserve"> PAGEREF _Toc239600292 \h </w:instrText>
         </w:r>
         <w:r>
           <w:rPr>
@@ -3162,7 +3163,7 @@
             <w:noProof/>
             <w:webHidden/>
           </w:rPr>
-          <w:t>17</w:t>
+          <w:t>16</w:t>
         </w:r>
         <w:r>
           <w:rPr>
@@ -3175,38 +3176,38 @@
     </w:p>
     <w:p>
       <w:pPr>
-        <w:pStyle w:val="TOC3"/>
-        <w:tabs>
-          <w:tab w:val="left" w:pos="1440"/>
+        <w:pStyle w:val="TOC4"/>
+        <w:tabs>
+          <w:tab w:val="left" w:pos="1920"/>
           <w:tab w:val="right" w:leader="dot" w:pos="8777"/>
         </w:tabs>
         <w:rPr>
-          <w:rFonts w:asciiTheme="minorHAnsi" w:eastAsiaTheme="minorEastAsia" w:hAnsiTheme="minorHAnsi"/>
+          <w:rFonts w:asciiTheme="minorHAnsi" w:eastAsiaTheme="minorEastAsia" w:hAnsiTheme="minorHAnsi" w:cs="Angsana New"/>
           <w:noProof/>
           <w:kern w:val="2"/>
           <w:sz w:val="24"/>
           <w:szCs w:val="30"/>
-          <w:lang w:val="en-US" w:bidi="th-TH"/>
+          <w:lang w:eastAsia="ja-JP" w:bidi="th-TH"/>
           <w14:ligatures w14:val="standardContextual"/>
         </w:rPr>
       </w:pPr>
-      <w:hyperlink w:anchor="_Toc239448124" w:history="1">
+      <w:hyperlink w:anchor="_Toc239600293" w:history="1">
         <w:r>
           <w:rPr>
             <w:rStyle w:val="Hyperlink"/>
             <w:rFonts w:ascii="Times New Roman" w:hAnsi="Times New Roman" w:cs="Times New Roman"/>
             <w:noProof/>
           </w:rPr>
-          <w:t>1.3.3.</w:t>
-        </w:r>
-        <w:r>
-          <w:rPr>
-            <w:rFonts w:asciiTheme="minorHAnsi" w:eastAsiaTheme="minorEastAsia" w:hAnsiTheme="minorHAnsi"/>
+          <w:t>1.3.2.2.</w:t>
+        </w:r>
+        <w:r>
+          <w:rPr>
+            <w:rFonts w:asciiTheme="minorHAnsi" w:eastAsiaTheme="minorEastAsia" w:hAnsiTheme="minorHAnsi" w:cs="Angsana New"/>
             <w:noProof/>
             <w:kern w:val="2"/>
             <w:sz w:val="24"/>
             <w:szCs w:val="30"/>
-            <w:lang w:val="en-US" w:bidi="th-TH"/>
+            <w:lang w:eastAsia="ja-JP" w:bidi="th-TH"/>
             <w14:ligatures w14:val="standardContextual"/>
           </w:rPr>
           <w:tab/>
@@ -3217,7 +3218,7 @@
             <w:rFonts w:ascii="Times New Roman" w:hAnsi="Times New Roman" w:cs="Times New Roman"/>
             <w:noProof/>
           </w:rPr>
-          <w:t>Nhóm quy trình hỗ trợ (Support) – 3 quy trình</w:t>
+          <w:t>Quy trình CS assign KTV cho booking</w:t>
         </w:r>
         <w:r>
           <w:rPr>
@@ -3238,7 +3239,7 @@
             <w:noProof/>
             <w:webHidden/>
           </w:rPr>
-          <w:instrText xml:space="preserve"> PAGEREF _Toc239448124 \h </w:instrText>
+          <w:instrText xml:space="preserve"> PAGEREF _Toc239600293 \h </w:instrText>
         </w:r>
         <w:r>
           <w:rPr>
@@ -3258,7 +3259,7 @@
             <w:noProof/>
             <w:webHidden/>
           </w:rPr>
-          <w:t>18</w:t>
+          <w:t>17</w:t>
         </w:r>
         <w:r>
           <w:rPr>
@@ -3277,32 +3278,32 @@
           <w:tab w:val="right" w:leader="dot" w:pos="8777"/>
         </w:tabs>
         <w:rPr>
-          <w:rFonts w:asciiTheme="minorHAnsi" w:eastAsiaTheme="minorEastAsia" w:hAnsiTheme="minorHAnsi"/>
+          <w:rFonts w:asciiTheme="minorHAnsi" w:eastAsiaTheme="minorEastAsia" w:hAnsiTheme="minorHAnsi" w:cs="Angsana New"/>
           <w:noProof/>
           <w:kern w:val="2"/>
           <w:sz w:val="24"/>
           <w:szCs w:val="30"/>
-          <w:lang w:val="en-US" w:bidi="th-TH"/>
+          <w:lang w:eastAsia="ja-JP" w:bidi="th-TH"/>
           <w14:ligatures w14:val="standardContextual"/>
         </w:rPr>
       </w:pPr>
-      <w:hyperlink w:anchor="_Toc239448125" w:history="1">
+      <w:hyperlink w:anchor="_Toc239600294" w:history="1">
         <w:r>
           <w:rPr>
             <w:rStyle w:val="Hyperlink"/>
             <w:rFonts w:ascii="Times New Roman" w:hAnsi="Times New Roman" w:cs="Times New Roman"/>
             <w:noProof/>
           </w:rPr>
-          <w:t>1.3.3.1.</w:t>
-        </w:r>
-        <w:r>
-          <w:rPr>
-            <w:rFonts w:asciiTheme="minorHAnsi" w:eastAsiaTheme="minorEastAsia" w:hAnsiTheme="minorHAnsi"/>
+          <w:t>1.3.2.3.</w:t>
+        </w:r>
+        <w:r>
+          <w:rPr>
+            <w:rFonts w:asciiTheme="minorHAnsi" w:eastAsiaTheme="minorEastAsia" w:hAnsiTheme="minorHAnsi" w:cs="Angsana New"/>
             <w:noProof/>
             <w:kern w:val="2"/>
             <w:sz w:val="24"/>
             <w:szCs w:val="30"/>
-            <w:lang w:val="en-US" w:bidi="th-TH"/>
+            <w:lang w:eastAsia="ja-JP" w:bidi="th-TH"/>
             <w14:ligatures w14:val="standardContextual"/>
           </w:rPr>
           <w:tab/>
@@ -3313,7 +3314,7 @@
             <w:rFonts w:ascii="Times New Roman" w:hAnsi="Times New Roman" w:cs="Times New Roman"/>
             <w:noProof/>
           </w:rPr>
-          <w:t>Chat support</w:t>
+          <w:t>Quy trình KTV nhận và xử lý booking</w:t>
         </w:r>
         <w:r>
           <w:rPr>
@@ -3334,7 +3335,7 @@
             <w:noProof/>
             <w:webHidden/>
           </w:rPr>
-          <w:instrText xml:space="preserve"> PAGEREF _Toc239448125 \h </w:instrText>
+          <w:instrText xml:space="preserve"> PAGEREF _Toc239600294 \h </w:instrText>
         </w:r>
         <w:r>
           <w:rPr>
@@ -3373,32 +3374,32 @@
           <w:tab w:val="right" w:leader="dot" w:pos="8777"/>
         </w:tabs>
         <w:rPr>
-          <w:rFonts w:asciiTheme="minorHAnsi" w:eastAsiaTheme="minorEastAsia" w:hAnsiTheme="minorHAnsi"/>
+          <w:rFonts w:asciiTheme="minorHAnsi" w:eastAsiaTheme="minorEastAsia" w:hAnsiTheme="minorHAnsi" w:cs="Angsana New"/>
           <w:noProof/>
           <w:kern w:val="2"/>
           <w:sz w:val="24"/>
           <w:szCs w:val="30"/>
-          <w:lang w:val="en-US" w:bidi="th-TH"/>
+          <w:lang w:eastAsia="ja-JP" w:bidi="th-TH"/>
           <w14:ligatures w14:val="standardContextual"/>
         </w:rPr>
       </w:pPr>
-      <w:hyperlink w:anchor="_Toc239448126" w:history="1">
+      <w:hyperlink w:anchor="_Toc239600295" w:history="1">
         <w:r>
           <w:rPr>
             <w:rStyle w:val="Hyperlink"/>
             <w:rFonts w:ascii="Times New Roman" w:hAnsi="Times New Roman" w:cs="Times New Roman"/>
             <w:noProof/>
           </w:rPr>
-          <w:t>1.3.3.2.</w:t>
-        </w:r>
-        <w:r>
-          <w:rPr>
-            <w:rFonts w:asciiTheme="minorHAnsi" w:eastAsiaTheme="minorEastAsia" w:hAnsiTheme="minorHAnsi"/>
+          <w:t>1.3.2.4.</w:t>
+        </w:r>
+        <w:r>
+          <w:rPr>
+            <w:rFonts w:asciiTheme="minorHAnsi" w:eastAsiaTheme="minorEastAsia" w:hAnsiTheme="minorHAnsi" w:cs="Angsana New"/>
             <w:noProof/>
             <w:kern w:val="2"/>
             <w:sz w:val="24"/>
             <w:szCs w:val="30"/>
-            <w:lang w:val="en-US" w:bidi="th-TH"/>
+            <w:lang w:eastAsia="ja-JP" w:bidi="th-TH"/>
             <w14:ligatures w14:val="standardContextual"/>
           </w:rPr>
           <w:tab/>
@@ -3409,7 +3410,7 @@
             <w:rFonts w:ascii="Times New Roman" w:hAnsi="Times New Roman" w:cs="Times New Roman"/>
             <w:noProof/>
           </w:rPr>
-          <w:t>Báo cáo linh kiện KTV</w:t>
+          <w:t>Quy trình khách hàng thanh toán và đóng booking</w:t>
         </w:r>
         <w:r>
           <w:rPr>
@@ -3430,7 +3431,7 @@
             <w:noProof/>
             <w:webHidden/>
           </w:rPr>
-          <w:instrText xml:space="preserve"> PAGEREF _Toc239448126 \h </w:instrText>
+          <w:instrText xml:space="preserve"> PAGEREF _Toc239600295 \h </w:instrText>
         </w:r>
         <w:r>
           <w:rPr>
@@ -3450,7 +3451,7 @@
             <w:noProof/>
             <w:webHidden/>
           </w:rPr>
-          <w:t>19</w:t>
+          <w:t>18</w:t>
         </w:r>
         <w:r>
           <w:rPr>
@@ -3463,38 +3464,38 @@
     </w:p>
     <w:p>
       <w:pPr>
-        <w:pStyle w:val="TOC4"/>
-        <w:tabs>
-          <w:tab w:val="left" w:pos="1920"/>
+        <w:pStyle w:val="TOC3"/>
+        <w:tabs>
+          <w:tab w:val="left" w:pos="1440"/>
           <w:tab w:val="right" w:leader="dot" w:pos="8777"/>
         </w:tabs>
         <w:rPr>
-          <w:rFonts w:asciiTheme="minorHAnsi" w:eastAsiaTheme="minorEastAsia" w:hAnsiTheme="minorHAnsi"/>
+          <w:rFonts w:asciiTheme="minorHAnsi" w:eastAsiaTheme="minorEastAsia" w:hAnsiTheme="minorHAnsi" w:cs="Angsana New"/>
           <w:noProof/>
           <w:kern w:val="2"/>
           <w:sz w:val="24"/>
           <w:szCs w:val="30"/>
-          <w:lang w:val="en-US" w:bidi="th-TH"/>
+          <w:lang w:eastAsia="ja-JP" w:bidi="th-TH"/>
           <w14:ligatures w14:val="standardContextual"/>
         </w:rPr>
       </w:pPr>
-      <w:hyperlink w:anchor="_Toc239448127" w:history="1">
+      <w:hyperlink w:anchor="_Toc239600296" w:history="1">
         <w:r>
           <w:rPr>
             <w:rStyle w:val="Hyperlink"/>
             <w:rFonts w:ascii="Times New Roman" w:hAnsi="Times New Roman" w:cs="Times New Roman"/>
             <w:noProof/>
           </w:rPr>
-          <w:t>1.3.3.3.</w:t>
-        </w:r>
-        <w:r>
-          <w:rPr>
-            <w:rFonts w:asciiTheme="minorHAnsi" w:eastAsiaTheme="minorEastAsia" w:hAnsiTheme="minorHAnsi"/>
+          <w:t>1.3.3.</w:t>
+        </w:r>
+        <w:r>
+          <w:rPr>
+            <w:rFonts w:asciiTheme="minorHAnsi" w:eastAsiaTheme="minorEastAsia" w:hAnsiTheme="minorHAnsi" w:cs="Angsana New"/>
             <w:noProof/>
             <w:kern w:val="2"/>
             <w:sz w:val="24"/>
             <w:szCs w:val="30"/>
-            <w:lang w:val="en-US" w:bidi="th-TH"/>
+            <w:lang w:eastAsia="ja-JP" w:bidi="th-TH"/>
             <w14:ligatures w14:val="standardContextual"/>
           </w:rPr>
           <w:tab/>
@@ -3505,7 +3506,7 @@
             <w:rFonts w:ascii="Times New Roman" w:hAnsi="Times New Roman" w:cs="Times New Roman"/>
             <w:noProof/>
           </w:rPr>
-          <w:t>Quản lý kho linh kiện</w:t>
+          <w:t>Nhóm quy trình hỗ trợ (Support) – 3 quy trình</w:t>
         </w:r>
         <w:r>
           <w:rPr>
@@ -3526,7 +3527,7 @@
             <w:noProof/>
             <w:webHidden/>
           </w:rPr>
-          <w:instrText xml:space="preserve"> PAGEREF _Toc239448127 \h </w:instrText>
+          <w:instrText xml:space="preserve"> PAGEREF _Toc239600296 \h </w:instrText>
         </w:r>
         <w:r>
           <w:rPr>
@@ -3546,7 +3547,7 @@
             <w:noProof/>
             <w:webHidden/>
           </w:rPr>
-          <w:t>20</w:t>
+          <w:t>19</w:t>
         </w:r>
         <w:r>
           <w:rPr>
@@ -3559,37 +3560,38 @@
     </w:p>
     <w:p>
       <w:pPr>
-        <w:pStyle w:val="TOC1"/>
-        <w:tabs>
-          <w:tab w:val="left" w:pos="1680"/>
+        <w:pStyle w:val="TOC4"/>
+        <w:tabs>
+          <w:tab w:val="left" w:pos="1920"/>
           <w:tab w:val="right" w:leader="dot" w:pos="8777"/>
         </w:tabs>
         <w:rPr>
-          <w:rFonts w:asciiTheme="minorHAnsi" w:eastAsiaTheme="minorEastAsia" w:hAnsiTheme="minorHAnsi"/>
+          <w:rFonts w:asciiTheme="minorHAnsi" w:eastAsiaTheme="minorEastAsia" w:hAnsiTheme="minorHAnsi" w:cs="Angsana New"/>
           <w:noProof/>
           <w:kern w:val="2"/>
           <w:sz w:val="24"/>
           <w:szCs w:val="30"/>
-          <w:lang w:val="en-US" w:bidi="th-TH"/>
+          <w:lang w:eastAsia="ja-JP" w:bidi="th-TH"/>
           <w14:ligatures w14:val="standardContextual"/>
         </w:rPr>
       </w:pPr>
-      <w:hyperlink w:anchor="_Toc239448128" w:history="1">
+      <w:hyperlink w:anchor="_Toc239600297" w:history="1">
         <w:r>
           <w:rPr>
             <w:rStyle w:val="Hyperlink"/>
-            <w:noProof/>
-          </w:rPr>
-          <w:t>CHƯƠNG 2.</w:t>
-        </w:r>
-        <w:r>
-          <w:rPr>
-            <w:rFonts w:asciiTheme="minorHAnsi" w:eastAsiaTheme="minorEastAsia" w:hAnsiTheme="minorHAnsi"/>
+            <w:rFonts w:ascii="Times New Roman" w:hAnsi="Times New Roman" w:cs="Times New Roman"/>
+            <w:noProof/>
+          </w:rPr>
+          <w:t>1.3.3.1.</w:t>
+        </w:r>
+        <w:r>
+          <w:rPr>
+            <w:rFonts w:asciiTheme="minorHAnsi" w:eastAsiaTheme="minorEastAsia" w:hAnsiTheme="minorHAnsi" w:cs="Angsana New"/>
             <w:noProof/>
             <w:kern w:val="2"/>
             <w:sz w:val="24"/>
             <w:szCs w:val="30"/>
-            <w:lang w:val="en-US" w:bidi="th-TH"/>
+            <w:lang w:eastAsia="ja-JP" w:bidi="th-TH"/>
             <w14:ligatures w14:val="standardContextual"/>
           </w:rPr>
           <w:tab/>
@@ -3597,9 +3599,10 @@
         <w:r>
           <w:rPr>
             <w:rStyle w:val="Hyperlink"/>
-            <w:noProof/>
-          </w:rPr>
-          <w:t>MÔ HÌNH HÓA QUY TRÌNH</w:t>
+            <w:rFonts w:ascii="Times New Roman" w:hAnsi="Times New Roman" w:cs="Times New Roman"/>
+            <w:noProof/>
+          </w:rPr>
+          <w:t>Chat support</w:t>
         </w:r>
         <w:r>
           <w:rPr>
@@ -3620,7 +3623,7 @@
             <w:noProof/>
             <w:webHidden/>
           </w:rPr>
-          <w:instrText xml:space="preserve"> PAGEREF _Toc239448128 \h </w:instrText>
+          <w:instrText xml:space="preserve"> PAGEREF _Toc239600297 \h </w:instrText>
         </w:r>
         <w:r>
           <w:rPr>
@@ -3640,7 +3643,7 @@
             <w:noProof/>
             <w:webHidden/>
           </w:rPr>
-          <w:t>21</w:t>
+          <w:t>19</w:t>
         </w:r>
         <w:r>
           <w:rPr>
@@ -3653,38 +3656,38 @@
     </w:p>
     <w:p>
       <w:pPr>
-        <w:pStyle w:val="TOC2"/>
-        <w:tabs>
-          <w:tab w:val="left" w:pos="960"/>
+        <w:pStyle w:val="TOC4"/>
+        <w:tabs>
+          <w:tab w:val="left" w:pos="1920"/>
           <w:tab w:val="right" w:leader="dot" w:pos="8777"/>
         </w:tabs>
         <w:rPr>
-          <w:rFonts w:asciiTheme="minorHAnsi" w:eastAsiaTheme="minorEastAsia" w:hAnsiTheme="minorHAnsi"/>
+          <w:rFonts w:asciiTheme="minorHAnsi" w:eastAsiaTheme="minorEastAsia" w:hAnsiTheme="minorHAnsi" w:cs="Angsana New"/>
           <w:noProof/>
           <w:kern w:val="2"/>
           <w:sz w:val="24"/>
           <w:szCs w:val="30"/>
-          <w:lang w:val="en-US" w:bidi="th-TH"/>
+          <w:lang w:eastAsia="ja-JP" w:bidi="th-TH"/>
           <w14:ligatures w14:val="standardContextual"/>
         </w:rPr>
       </w:pPr>
-      <w:hyperlink w:anchor="_Toc239448129" w:history="1">
+      <w:hyperlink w:anchor="_Toc239600298" w:history="1">
         <w:r>
           <w:rPr>
             <w:rStyle w:val="Hyperlink"/>
             <w:rFonts w:ascii="Times New Roman" w:hAnsi="Times New Roman" w:cs="Times New Roman"/>
             <w:noProof/>
           </w:rPr>
-          <w:t>5.1.</w:t>
-        </w:r>
-        <w:r>
-          <w:rPr>
-            <w:rFonts w:asciiTheme="minorHAnsi" w:eastAsiaTheme="minorEastAsia" w:hAnsiTheme="minorHAnsi"/>
+          <w:t>1.3.3.2.</w:t>
+        </w:r>
+        <w:r>
+          <w:rPr>
+            <w:rFonts w:asciiTheme="minorHAnsi" w:eastAsiaTheme="minorEastAsia" w:hAnsiTheme="minorHAnsi" w:cs="Angsana New"/>
             <w:noProof/>
             <w:kern w:val="2"/>
             <w:sz w:val="24"/>
             <w:szCs w:val="30"/>
-            <w:lang w:val="en-US" w:bidi="th-TH"/>
+            <w:lang w:eastAsia="ja-JP" w:bidi="th-TH"/>
             <w14:ligatures w14:val="standardContextual"/>
           </w:rPr>
           <w:tab/>
@@ -3692,9 +3695,10 @@
         <w:r>
           <w:rPr>
             <w:rStyle w:val="Hyperlink"/>
-            <w:noProof/>
-          </w:rPr>
-          <w:t>Mô hình hóa quy trình quản lý</w:t>
+            <w:rFonts w:ascii="Times New Roman" w:hAnsi="Times New Roman" w:cs="Times New Roman"/>
+            <w:noProof/>
+          </w:rPr>
+          <w:t>Báo cáo linh kiện KTV</w:t>
         </w:r>
         <w:r>
           <w:rPr>
@@ -3715,7 +3719,7 @@
             <w:noProof/>
             <w:webHidden/>
           </w:rPr>
-          <w:instrText xml:space="preserve"> PAGEREF _Toc239448129 \h </w:instrText>
+          <w:instrText xml:space="preserve"> PAGEREF _Toc239600298 \h </w:instrText>
         </w:r>
         <w:r>
           <w:rPr>
@@ -3735,7 +3739,7 @@
             <w:noProof/>
             <w:webHidden/>
           </w:rPr>
-          <w:t>21</w:t>
+          <w:t>20</w:t>
         </w:r>
         <w:r>
           <w:rPr>
@@ -3748,38 +3752,38 @@
     </w:p>
     <w:p>
       <w:pPr>
-        <w:pStyle w:val="TOC3"/>
-        <w:tabs>
-          <w:tab w:val="left" w:pos="1440"/>
+        <w:pStyle w:val="TOC4"/>
+        <w:tabs>
+          <w:tab w:val="left" w:pos="1920"/>
           <w:tab w:val="right" w:leader="dot" w:pos="8777"/>
         </w:tabs>
         <w:rPr>
-          <w:rFonts w:asciiTheme="minorHAnsi" w:eastAsiaTheme="minorEastAsia" w:hAnsiTheme="minorHAnsi"/>
+          <w:rFonts w:asciiTheme="minorHAnsi" w:eastAsiaTheme="minorEastAsia" w:hAnsiTheme="minorHAnsi" w:cs="Angsana New"/>
           <w:noProof/>
           <w:kern w:val="2"/>
           <w:sz w:val="24"/>
           <w:szCs w:val="30"/>
-          <w:lang w:val="en-US" w:bidi="th-TH"/>
+          <w:lang w:eastAsia="ja-JP" w:bidi="th-TH"/>
           <w14:ligatures w14:val="standardContextual"/>
         </w:rPr>
       </w:pPr>
-      <w:hyperlink w:anchor="_Toc239448130" w:history="1">
+      <w:hyperlink w:anchor="_Toc239600299" w:history="1">
         <w:r>
           <w:rPr>
             <w:rStyle w:val="Hyperlink"/>
             <w:rFonts w:ascii="Times New Roman" w:hAnsi="Times New Roman" w:cs="Times New Roman"/>
             <w:noProof/>
           </w:rPr>
-          <w:t>2.1.1.</w:t>
-        </w:r>
-        <w:r>
-          <w:rPr>
-            <w:rFonts w:asciiTheme="minorHAnsi" w:eastAsiaTheme="minorEastAsia" w:hAnsiTheme="minorHAnsi"/>
+          <w:t>1.3.3.3.</w:t>
+        </w:r>
+        <w:r>
+          <w:rPr>
+            <w:rFonts w:asciiTheme="minorHAnsi" w:eastAsiaTheme="minorEastAsia" w:hAnsiTheme="minorHAnsi" w:cs="Angsana New"/>
             <w:noProof/>
             <w:kern w:val="2"/>
             <w:sz w:val="24"/>
             <w:szCs w:val="30"/>
-            <w:lang w:val="en-US" w:bidi="th-TH"/>
+            <w:lang w:eastAsia="ja-JP" w:bidi="th-TH"/>
             <w14:ligatures w14:val="standardContextual"/>
           </w:rPr>
           <w:tab/>
@@ -3790,7 +3794,7 @@
             <w:rFonts w:ascii="Times New Roman" w:hAnsi="Times New Roman" w:cs="Times New Roman"/>
             <w:noProof/>
           </w:rPr>
-          <w:t>Quy trình Quản lý KTV</w:t>
+          <w:t>Quản lý kho linh kiện</w:t>
         </w:r>
         <w:r>
           <w:rPr>
@@ -3811,7 +3815,7 @@
             <w:noProof/>
             <w:webHidden/>
           </w:rPr>
-          <w:instrText xml:space="preserve"> PAGEREF _Toc239448130 \h </w:instrText>
+          <w:instrText xml:space="preserve"> PAGEREF _Toc239600299 \h </w:instrText>
         </w:r>
         <w:r>
           <w:rPr>
@@ -3844,38 +3848,37 @@
     </w:p>
     <w:p>
       <w:pPr>
-        <w:pStyle w:val="TOC3"/>
-        <w:tabs>
-          <w:tab w:val="left" w:pos="1440"/>
+        <w:pStyle w:val="TOC1"/>
+        <w:tabs>
+          <w:tab w:val="left" w:pos="520"/>
           <w:tab w:val="right" w:leader="dot" w:pos="8777"/>
         </w:tabs>
         <w:rPr>
-          <w:rFonts w:asciiTheme="minorHAnsi" w:eastAsiaTheme="minorEastAsia" w:hAnsiTheme="minorHAnsi"/>
+          <w:rFonts w:asciiTheme="minorHAnsi" w:eastAsiaTheme="minorEastAsia" w:hAnsiTheme="minorHAnsi" w:cs="Angsana New"/>
           <w:noProof/>
           <w:kern w:val="2"/>
           <w:sz w:val="24"/>
           <w:szCs w:val="30"/>
-          <w:lang w:val="en-US" w:bidi="th-TH"/>
+          <w:lang w:eastAsia="ja-JP" w:bidi="th-TH"/>
           <w14:ligatures w14:val="standardContextual"/>
         </w:rPr>
       </w:pPr>
-      <w:hyperlink w:anchor="_Toc239448131" w:history="1">
+      <w:hyperlink w:anchor="_Toc239600300" w:history="1">
         <w:r>
           <w:rPr>
             <w:rStyle w:val="Hyperlink"/>
-            <w:rFonts w:ascii="Times New Roman" w:hAnsi="Times New Roman" w:cs="Times New Roman"/>
-            <w:noProof/>
-          </w:rPr>
-          <w:t>2.1.2.</w:t>
-        </w:r>
-        <w:r>
-          <w:rPr>
-            <w:rFonts w:asciiTheme="minorHAnsi" w:eastAsiaTheme="minorEastAsia" w:hAnsiTheme="minorHAnsi"/>
+            <w:noProof/>
+          </w:rPr>
+          <w:t>2.</w:t>
+        </w:r>
+        <w:r>
+          <w:rPr>
+            <w:rFonts w:asciiTheme="minorHAnsi" w:eastAsiaTheme="minorEastAsia" w:hAnsiTheme="minorHAnsi" w:cs="Angsana New"/>
             <w:noProof/>
             <w:kern w:val="2"/>
             <w:sz w:val="24"/>
             <w:szCs w:val="30"/>
-            <w:lang w:val="en-US" w:bidi="th-TH"/>
+            <w:lang w:eastAsia="ja-JP" w:bidi="th-TH"/>
             <w14:ligatures w14:val="standardContextual"/>
           </w:rPr>
           <w:tab/>
@@ -3883,10 +3886,9 @@
         <w:r>
           <w:rPr>
             <w:rStyle w:val="Hyperlink"/>
-            <w:rFonts w:ascii="Times New Roman" w:hAnsi="Times New Roman" w:cs="Times New Roman"/>
-            <w:noProof/>
-          </w:rPr>
-          <w:t>Quy trình Quản lý chất lượng dịch vụ booking</w:t>
+            <w:noProof/>
+          </w:rPr>
+          <w:t>MÔ HÌNH HÓA QUY TRÌNH</w:t>
         </w:r>
         <w:r>
           <w:rPr>
@@ -3907,7 +3909,7 @@
             <w:noProof/>
             <w:webHidden/>
           </w:rPr>
-          <w:instrText xml:space="preserve"> PAGEREF _Toc239448131 \h </w:instrText>
+          <w:instrText xml:space="preserve"> PAGEREF _Toc239600300 \h </w:instrText>
         </w:r>
         <w:r>
           <w:rPr>
@@ -3927,7 +3929,7 @@
             <w:noProof/>
             <w:webHidden/>
           </w:rPr>
-          <w:t>23</w:t>
+          <w:t>22</w:t>
         </w:r>
         <w:r>
           <w:rPr>
@@ -3946,32 +3948,31 @@
           <w:tab w:val="right" w:leader="dot" w:pos="8777"/>
         </w:tabs>
         <w:rPr>
-          <w:rFonts w:asciiTheme="minorHAnsi" w:eastAsiaTheme="minorEastAsia" w:hAnsiTheme="minorHAnsi"/>
+          <w:rFonts w:asciiTheme="minorHAnsi" w:eastAsiaTheme="minorEastAsia" w:hAnsiTheme="minorHAnsi" w:cs="Angsana New"/>
           <w:noProof/>
           <w:kern w:val="2"/>
           <w:sz w:val="24"/>
           <w:szCs w:val="30"/>
-          <w:lang w:val="en-US" w:bidi="th-TH"/>
+          <w:lang w:eastAsia="ja-JP" w:bidi="th-TH"/>
           <w14:ligatures w14:val="standardContextual"/>
         </w:rPr>
       </w:pPr>
-      <w:hyperlink w:anchor="_Toc239448132" w:history="1">
+      <w:hyperlink w:anchor="_Toc239600301" w:history="1">
         <w:r>
           <w:rPr>
             <w:rStyle w:val="Hyperlink"/>
-            <w:rFonts w:ascii="Times New Roman" w:hAnsi="Times New Roman" w:cs="Times New Roman"/>
-            <w:noProof/>
-          </w:rPr>
-          <w:t>5.2.</w:t>
-        </w:r>
-        <w:r>
-          <w:rPr>
-            <w:rFonts w:asciiTheme="minorHAnsi" w:eastAsiaTheme="minorEastAsia" w:hAnsiTheme="minorHAnsi"/>
+            <w:noProof/>
+          </w:rPr>
+          <w:t>2.1.</w:t>
+        </w:r>
+        <w:r>
+          <w:rPr>
+            <w:rFonts w:asciiTheme="minorHAnsi" w:eastAsiaTheme="minorEastAsia" w:hAnsiTheme="minorHAnsi" w:cs="Angsana New"/>
             <w:noProof/>
             <w:kern w:val="2"/>
             <w:sz w:val="24"/>
             <w:szCs w:val="30"/>
-            <w:lang w:val="en-US" w:bidi="th-TH"/>
+            <w:lang w:eastAsia="ja-JP" w:bidi="th-TH"/>
             <w14:ligatures w14:val="standardContextual"/>
           </w:rPr>
           <w:tab/>
@@ -3979,10 +3980,9 @@
         <w:r>
           <w:rPr>
             <w:rStyle w:val="Hyperlink"/>
-            <w:rFonts w:ascii="Times New Roman" w:hAnsi="Times New Roman" w:cs="Times New Roman"/>
-            <w:noProof/>
-          </w:rPr>
-          <w:t>Mô hình hóa quy trình cốt lõi</w:t>
+            <w:noProof/>
+          </w:rPr>
+          <w:t>Mô hình hóa quy trình quản lý</w:t>
         </w:r>
         <w:r>
           <w:rPr>
@@ -4003,7 +4003,7 @@
             <w:noProof/>
             <w:webHidden/>
           </w:rPr>
-          <w:instrText xml:space="preserve"> PAGEREF _Toc239448132 \h </w:instrText>
+          <w:instrText xml:space="preserve"> PAGEREF _Toc239600301 \h </w:instrText>
         </w:r>
         <w:r>
           <w:rPr>
@@ -4023,7 +4023,7 @@
             <w:noProof/>
             <w:webHidden/>
           </w:rPr>
-          <w:t>25</w:t>
+          <w:t>22</w:t>
         </w:r>
         <w:r>
           <w:rPr>
@@ -4042,32 +4042,32 @@
           <w:tab w:val="right" w:leader="dot" w:pos="8777"/>
         </w:tabs>
         <w:rPr>
-          <w:rFonts w:asciiTheme="minorHAnsi" w:eastAsiaTheme="minorEastAsia" w:hAnsiTheme="minorHAnsi"/>
+          <w:rFonts w:asciiTheme="minorHAnsi" w:eastAsiaTheme="minorEastAsia" w:hAnsiTheme="minorHAnsi" w:cs="Angsana New"/>
           <w:noProof/>
           <w:kern w:val="2"/>
           <w:sz w:val="24"/>
           <w:szCs w:val="30"/>
-          <w:lang w:val="en-US" w:bidi="th-TH"/>
+          <w:lang w:eastAsia="ja-JP" w:bidi="th-TH"/>
           <w14:ligatures w14:val="standardContextual"/>
         </w:rPr>
       </w:pPr>
-      <w:hyperlink w:anchor="_Toc239448133" w:history="1">
+      <w:hyperlink w:anchor="_Toc239600302" w:history="1">
         <w:r>
           <w:rPr>
             <w:rStyle w:val="Hyperlink"/>
             <w:rFonts w:ascii="Times New Roman" w:hAnsi="Times New Roman" w:cs="Times New Roman"/>
             <w:noProof/>
           </w:rPr>
-          <w:t>2.2.1.</w:t>
-        </w:r>
-        <w:r>
-          <w:rPr>
-            <w:rFonts w:asciiTheme="minorHAnsi" w:eastAsiaTheme="minorEastAsia" w:hAnsiTheme="minorHAnsi"/>
+          <w:t>2.1.1.</w:t>
+        </w:r>
+        <w:r>
+          <w:rPr>
+            <w:rFonts w:asciiTheme="minorHAnsi" w:eastAsiaTheme="minorEastAsia" w:hAnsiTheme="minorHAnsi" w:cs="Angsana New"/>
             <w:noProof/>
             <w:kern w:val="2"/>
             <w:sz w:val="24"/>
             <w:szCs w:val="30"/>
-            <w:lang w:val="en-US" w:bidi="th-TH"/>
+            <w:lang w:eastAsia="ja-JP" w:bidi="th-TH"/>
             <w14:ligatures w14:val="standardContextual"/>
           </w:rPr>
           <w:tab/>
@@ -4078,7 +4078,7 @@
             <w:rFonts w:ascii="Times New Roman" w:hAnsi="Times New Roman" w:cs="Times New Roman"/>
             <w:noProof/>
           </w:rPr>
-          <w:t>Quy trình CS assign KTV cho booking</w:t>
+          <w:t>Quy trình Quản lý KTV</w:t>
         </w:r>
         <w:r>
           <w:rPr>
@@ -4099,7 +4099,7 @@
             <w:noProof/>
             <w:webHidden/>
           </w:rPr>
-          <w:instrText xml:space="preserve"> PAGEREF _Toc239448133 \h </w:instrText>
+          <w:instrText xml:space="preserve"> PAGEREF _Toc239600302 \h </w:instrText>
         </w:r>
         <w:r>
           <w:rPr>
@@ -4119,7 +4119,7 @@
             <w:noProof/>
             <w:webHidden/>
           </w:rPr>
-          <w:t>25</w:t>
+          <w:t>22</w:t>
         </w:r>
         <w:r>
           <w:rPr>
@@ -4138,32 +4138,32 @@
           <w:tab w:val="right" w:leader="dot" w:pos="8777"/>
         </w:tabs>
         <w:rPr>
-          <w:rFonts w:asciiTheme="minorHAnsi" w:eastAsiaTheme="minorEastAsia" w:hAnsiTheme="minorHAnsi"/>
+          <w:rFonts w:asciiTheme="minorHAnsi" w:eastAsiaTheme="minorEastAsia" w:hAnsiTheme="minorHAnsi" w:cs="Angsana New"/>
           <w:noProof/>
           <w:kern w:val="2"/>
           <w:sz w:val="24"/>
           <w:szCs w:val="30"/>
-          <w:lang w:val="en-US" w:bidi="th-TH"/>
+          <w:lang w:eastAsia="ja-JP" w:bidi="th-TH"/>
           <w14:ligatures w14:val="standardContextual"/>
         </w:rPr>
       </w:pPr>
-      <w:hyperlink w:anchor="_Toc239448134" w:history="1">
+      <w:hyperlink w:anchor="_Toc239600303" w:history="1">
         <w:r>
           <w:rPr>
             <w:rStyle w:val="Hyperlink"/>
             <w:rFonts w:ascii="Times New Roman" w:hAnsi="Times New Roman" w:cs="Times New Roman"/>
             <w:noProof/>
           </w:rPr>
-          <w:t>2.2.2.</w:t>
-        </w:r>
-        <w:r>
-          <w:rPr>
-            <w:rFonts w:asciiTheme="minorHAnsi" w:eastAsiaTheme="minorEastAsia" w:hAnsiTheme="minorHAnsi"/>
+          <w:t>2.1.2.</w:t>
+        </w:r>
+        <w:r>
+          <w:rPr>
+            <w:rFonts w:asciiTheme="minorHAnsi" w:eastAsiaTheme="minorEastAsia" w:hAnsiTheme="minorHAnsi" w:cs="Angsana New"/>
             <w:noProof/>
             <w:kern w:val="2"/>
             <w:sz w:val="24"/>
             <w:szCs w:val="30"/>
-            <w:lang w:val="en-US" w:bidi="th-TH"/>
+            <w:lang w:eastAsia="ja-JP" w:bidi="th-TH"/>
             <w14:ligatures w14:val="standardContextual"/>
           </w:rPr>
           <w:tab/>
@@ -4174,7 +4174,7 @@
             <w:rFonts w:ascii="Times New Roman" w:hAnsi="Times New Roman" w:cs="Times New Roman"/>
             <w:noProof/>
           </w:rPr>
-          <w:t>Quy trình KTV nhận và xử lý booking</w:t>
+          <w:t>Quy trình Quản lý chất lượng dịch vụ booking</w:t>
         </w:r>
         <w:r>
           <w:rPr>
@@ -4195,7 +4195,7 @@
             <w:noProof/>
             <w:webHidden/>
           </w:rPr>
-          <w:instrText xml:space="preserve"> PAGEREF _Toc239448134 \h </w:instrText>
+          <w:instrText xml:space="preserve"> PAGEREF _Toc239600303 \h </w:instrText>
         </w:r>
         <w:r>
           <w:rPr>
@@ -4215,7 +4215,7 @@
             <w:noProof/>
             <w:webHidden/>
           </w:rPr>
-          <w:t>27</w:t>
+          <w:t>24</w:t>
         </w:r>
         <w:r>
           <w:rPr>
@@ -4234,32 +4234,32 @@
           <w:tab w:val="right" w:leader="dot" w:pos="8777"/>
         </w:tabs>
         <w:rPr>
-          <w:rFonts w:asciiTheme="minorHAnsi" w:eastAsiaTheme="minorEastAsia" w:hAnsiTheme="minorHAnsi"/>
+          <w:rFonts w:asciiTheme="minorHAnsi" w:eastAsiaTheme="minorEastAsia" w:hAnsiTheme="minorHAnsi" w:cs="Angsana New"/>
           <w:noProof/>
           <w:kern w:val="2"/>
           <w:sz w:val="24"/>
           <w:szCs w:val="30"/>
-          <w:lang w:val="en-US" w:bidi="th-TH"/>
+          <w:lang w:eastAsia="ja-JP" w:bidi="th-TH"/>
           <w14:ligatures w14:val="standardContextual"/>
         </w:rPr>
       </w:pPr>
-      <w:hyperlink w:anchor="_Toc239448135" w:history="1">
+      <w:hyperlink w:anchor="_Toc239600304" w:history="1">
         <w:r>
           <w:rPr>
             <w:rStyle w:val="Hyperlink"/>
             <w:rFonts w:ascii="Times New Roman" w:hAnsi="Times New Roman" w:cs="Times New Roman"/>
             <w:noProof/>
           </w:rPr>
-          <w:t>5.3.</w:t>
-        </w:r>
-        <w:r>
-          <w:rPr>
-            <w:rFonts w:asciiTheme="minorHAnsi" w:eastAsiaTheme="minorEastAsia" w:hAnsiTheme="minorHAnsi"/>
+          <w:t>2.2.</w:t>
+        </w:r>
+        <w:r>
+          <w:rPr>
+            <w:rFonts w:asciiTheme="minorHAnsi" w:eastAsiaTheme="minorEastAsia" w:hAnsiTheme="minorHAnsi" w:cs="Angsana New"/>
             <w:noProof/>
             <w:kern w:val="2"/>
             <w:sz w:val="24"/>
             <w:szCs w:val="30"/>
-            <w:lang w:val="en-US" w:bidi="th-TH"/>
+            <w:lang w:eastAsia="ja-JP" w:bidi="th-TH"/>
             <w14:ligatures w14:val="standardContextual"/>
           </w:rPr>
           <w:tab/>
@@ -4270,7 +4270,7 @@
             <w:rFonts w:ascii="Times New Roman" w:hAnsi="Times New Roman" w:cs="Times New Roman"/>
             <w:noProof/>
           </w:rPr>
-          <w:t>Mô hình hóa quy trình hỗ trợ</w:t>
+          <w:t>Mô hình hóa quy trình cốt lõi</w:t>
         </w:r>
         <w:r>
           <w:rPr>
@@ -4291,7 +4291,7 @@
             <w:noProof/>
             <w:webHidden/>
           </w:rPr>
-          <w:instrText xml:space="preserve"> PAGEREF _Toc239448135 \h </w:instrText>
+          <w:instrText xml:space="preserve"> PAGEREF _Toc239600304 \h </w:instrText>
         </w:r>
         <w:r>
           <w:rPr>
@@ -4311,7 +4311,7 @@
             <w:noProof/>
             <w:webHidden/>
           </w:rPr>
-          <w:t>29</w:t>
+          <w:t>26</w:t>
         </w:r>
         <w:r>
           <w:rPr>
@@ -4330,32 +4330,32 @@
           <w:tab w:val="right" w:leader="dot" w:pos="8777"/>
         </w:tabs>
         <w:rPr>
-          <w:rFonts w:asciiTheme="minorHAnsi" w:eastAsiaTheme="minorEastAsia" w:hAnsiTheme="minorHAnsi"/>
+          <w:rFonts w:asciiTheme="minorHAnsi" w:eastAsiaTheme="minorEastAsia" w:hAnsiTheme="minorHAnsi" w:cs="Angsana New"/>
           <w:noProof/>
           <w:kern w:val="2"/>
           <w:sz w:val="24"/>
           <w:szCs w:val="30"/>
-          <w:lang w:val="en-US" w:bidi="th-TH"/>
+          <w:lang w:eastAsia="ja-JP" w:bidi="th-TH"/>
           <w14:ligatures w14:val="standardContextual"/>
         </w:rPr>
       </w:pPr>
-      <w:hyperlink w:anchor="_Toc239448136" w:history="1">
+      <w:hyperlink w:anchor="_Toc239600305" w:history="1">
         <w:r>
           <w:rPr>
             <w:rStyle w:val="Hyperlink"/>
             <w:rFonts w:ascii="Times New Roman" w:hAnsi="Times New Roman" w:cs="Times New Roman"/>
             <w:noProof/>
           </w:rPr>
-          <w:t>2.3.1.</w:t>
-        </w:r>
-        <w:r>
-          <w:rPr>
-            <w:rFonts w:asciiTheme="minorHAnsi" w:eastAsiaTheme="minorEastAsia" w:hAnsiTheme="minorHAnsi"/>
+          <w:t>2.2.1.</w:t>
+        </w:r>
+        <w:r>
+          <w:rPr>
+            <w:rFonts w:asciiTheme="minorHAnsi" w:eastAsiaTheme="minorEastAsia" w:hAnsiTheme="minorHAnsi" w:cs="Angsana New"/>
             <w:noProof/>
             <w:kern w:val="2"/>
             <w:sz w:val="24"/>
             <w:szCs w:val="30"/>
-            <w:lang w:val="en-US" w:bidi="th-TH"/>
+            <w:lang w:eastAsia="ja-JP" w:bidi="th-TH"/>
             <w14:ligatures w14:val="standardContextual"/>
           </w:rPr>
           <w:tab/>
@@ -4366,7 +4366,7 @@
             <w:rFonts w:ascii="Times New Roman" w:hAnsi="Times New Roman" w:cs="Times New Roman"/>
             <w:noProof/>
           </w:rPr>
-          <w:t>Quy trình Chat support</w:t>
+          <w:t>Quy trình CS assign KTV cho booking</w:t>
         </w:r>
         <w:r>
           <w:rPr>
@@ -4387,7 +4387,7 @@
             <w:noProof/>
             <w:webHidden/>
           </w:rPr>
-          <w:instrText xml:space="preserve"> PAGEREF _Toc239448136 \h </w:instrText>
+          <w:instrText xml:space="preserve"> PAGEREF _Toc239600305 \h </w:instrText>
         </w:r>
         <w:r>
           <w:rPr>
@@ -4407,7 +4407,7 @@
             <w:noProof/>
             <w:webHidden/>
           </w:rPr>
-          <w:t>29</w:t>
+          <w:t>26</w:t>
         </w:r>
         <w:r>
           <w:rPr>
@@ -4426,32 +4426,32 @@
           <w:tab w:val="right" w:leader="dot" w:pos="8777"/>
         </w:tabs>
         <w:rPr>
-          <w:rFonts w:asciiTheme="minorHAnsi" w:eastAsiaTheme="minorEastAsia" w:hAnsiTheme="minorHAnsi"/>
+          <w:rFonts w:asciiTheme="minorHAnsi" w:eastAsiaTheme="minorEastAsia" w:hAnsiTheme="minorHAnsi" w:cs="Angsana New"/>
           <w:noProof/>
           <w:kern w:val="2"/>
           <w:sz w:val="24"/>
           <w:szCs w:val="30"/>
-          <w:lang w:val="en-US" w:bidi="th-TH"/>
+          <w:lang w:eastAsia="ja-JP" w:bidi="th-TH"/>
           <w14:ligatures w14:val="standardContextual"/>
         </w:rPr>
       </w:pPr>
-      <w:hyperlink w:anchor="_Toc239448137" w:history="1">
+      <w:hyperlink w:anchor="_Toc239600306" w:history="1">
         <w:r>
           <w:rPr>
             <w:rStyle w:val="Hyperlink"/>
             <w:rFonts w:ascii="Times New Roman" w:hAnsi="Times New Roman" w:cs="Times New Roman"/>
             <w:noProof/>
           </w:rPr>
-          <w:t>2.3.2.</w:t>
-        </w:r>
-        <w:r>
-          <w:rPr>
-            <w:rFonts w:asciiTheme="minorHAnsi" w:eastAsiaTheme="minorEastAsia" w:hAnsiTheme="minorHAnsi"/>
+          <w:t>2.2.2.</w:t>
+        </w:r>
+        <w:r>
+          <w:rPr>
+            <w:rFonts w:asciiTheme="minorHAnsi" w:eastAsiaTheme="minorEastAsia" w:hAnsiTheme="minorHAnsi" w:cs="Angsana New"/>
             <w:noProof/>
             <w:kern w:val="2"/>
             <w:sz w:val="24"/>
             <w:szCs w:val="30"/>
-            <w:lang w:val="en-US" w:bidi="th-TH"/>
+            <w:lang w:eastAsia="ja-JP" w:bidi="th-TH"/>
             <w14:ligatures w14:val="standardContextual"/>
           </w:rPr>
           <w:tab/>
@@ -4462,7 +4462,7 @@
             <w:rFonts w:ascii="Times New Roman" w:hAnsi="Times New Roman" w:cs="Times New Roman"/>
             <w:noProof/>
           </w:rPr>
-          <w:t>Quy trình Báo cáo linh kiện KTV</w:t>
+          <w:t>Quy trình KTV nhận và xử lý booking</w:t>
         </w:r>
         <w:r>
           <w:rPr>
@@ -4483,7 +4483,7 @@
             <w:noProof/>
             <w:webHidden/>
           </w:rPr>
-          <w:instrText xml:space="preserve"> PAGEREF _Toc239448137 \h </w:instrText>
+          <w:instrText xml:space="preserve"> PAGEREF _Toc239600306 \h </w:instrText>
         </w:r>
         <w:r>
           <w:rPr>
@@ -4503,7 +4503,7 @@
             <w:noProof/>
             <w:webHidden/>
           </w:rPr>
-          <w:t>31</w:t>
+          <w:t>28</w:t>
         </w:r>
         <w:r>
           <w:rPr>
@@ -4516,37 +4516,38 @@
     </w:p>
     <w:p>
       <w:pPr>
-        <w:pStyle w:val="TOC1"/>
-        <w:tabs>
-          <w:tab w:val="left" w:pos="1680"/>
+        <w:pStyle w:val="TOC2"/>
+        <w:tabs>
+          <w:tab w:val="left" w:pos="960"/>
           <w:tab w:val="right" w:leader="dot" w:pos="8777"/>
         </w:tabs>
         <w:rPr>
-          <w:rFonts w:asciiTheme="minorHAnsi" w:eastAsiaTheme="minorEastAsia" w:hAnsiTheme="minorHAnsi"/>
+          <w:rFonts w:asciiTheme="minorHAnsi" w:eastAsiaTheme="minorEastAsia" w:hAnsiTheme="minorHAnsi" w:cs="Angsana New"/>
           <w:noProof/>
           <w:kern w:val="2"/>
           <w:sz w:val="24"/>
           <w:szCs w:val="30"/>
-          <w:lang w:val="en-US" w:bidi="th-TH"/>
+          <w:lang w:eastAsia="ja-JP" w:bidi="th-TH"/>
           <w14:ligatures w14:val="standardContextual"/>
         </w:rPr>
       </w:pPr>
-      <w:hyperlink w:anchor="_Toc239448138" w:history="1">
+      <w:hyperlink w:anchor="_Toc239600307" w:history="1">
         <w:r>
           <w:rPr>
             <w:rStyle w:val="Hyperlink"/>
-            <w:noProof/>
-          </w:rPr>
-          <w:t>CHƯƠNG 3.</w:t>
-        </w:r>
-        <w:r>
-          <w:rPr>
-            <w:rFonts w:asciiTheme="minorHAnsi" w:eastAsiaTheme="minorEastAsia" w:hAnsiTheme="minorHAnsi"/>
+            <w:rFonts w:ascii="Times New Roman" w:hAnsi="Times New Roman" w:cs="Times New Roman"/>
+            <w:noProof/>
+          </w:rPr>
+          <w:t>2.3.</w:t>
+        </w:r>
+        <w:r>
+          <w:rPr>
+            <w:rFonts w:asciiTheme="minorHAnsi" w:eastAsiaTheme="minorEastAsia" w:hAnsiTheme="minorHAnsi" w:cs="Angsana New"/>
             <w:noProof/>
             <w:kern w:val="2"/>
             <w:sz w:val="24"/>
             <w:szCs w:val="30"/>
-            <w:lang w:val="en-US" w:bidi="th-TH"/>
+            <w:lang w:eastAsia="ja-JP" w:bidi="th-TH"/>
             <w14:ligatures w14:val="standardContextual"/>
           </w:rPr>
           <w:tab/>
@@ -4554,9 +4555,10 @@
         <w:r>
           <w:rPr>
             <w:rStyle w:val="Hyperlink"/>
-            <w:noProof/>
-          </w:rPr>
-          <w:t>PHƯƠNG PHÁP THỰC HIỆN</w:t>
+            <w:rFonts w:ascii="Times New Roman" w:hAnsi="Times New Roman" w:cs="Times New Roman"/>
+            <w:noProof/>
+          </w:rPr>
+          <w:t>Mô hình hóa quy trình hỗ trợ</w:t>
         </w:r>
         <w:r>
           <w:rPr>
@@ -4577,7 +4579,7 @@
             <w:noProof/>
             <w:webHidden/>
           </w:rPr>
-          <w:instrText xml:space="preserve"> PAGEREF _Toc239448138 \h </w:instrText>
+          <w:instrText xml:space="preserve"> PAGEREF _Toc239600307 \h </w:instrText>
         </w:r>
         <w:r>
           <w:rPr>
@@ -4597,7 +4599,7 @@
             <w:noProof/>
             <w:webHidden/>
           </w:rPr>
-          <w:t>34</w:t>
+          <w:t>30</w:t>
         </w:r>
         <w:r>
           <w:rPr>
@@ -4610,38 +4612,38 @@
     </w:p>
     <w:p>
       <w:pPr>
-        <w:pStyle w:val="TOC2"/>
-        <w:tabs>
-          <w:tab w:val="left" w:pos="960"/>
+        <w:pStyle w:val="TOC3"/>
+        <w:tabs>
+          <w:tab w:val="left" w:pos="1440"/>
           <w:tab w:val="right" w:leader="dot" w:pos="8777"/>
         </w:tabs>
         <w:rPr>
-          <w:rFonts w:asciiTheme="minorHAnsi" w:eastAsiaTheme="minorEastAsia" w:hAnsiTheme="minorHAnsi"/>
+          <w:rFonts w:asciiTheme="minorHAnsi" w:eastAsiaTheme="minorEastAsia" w:hAnsiTheme="minorHAnsi" w:cs="Angsana New"/>
           <w:noProof/>
           <w:kern w:val="2"/>
           <w:sz w:val="24"/>
           <w:szCs w:val="30"/>
-          <w:lang w:val="en-US" w:bidi="th-TH"/>
+          <w:lang w:eastAsia="ja-JP" w:bidi="th-TH"/>
           <w14:ligatures w14:val="standardContextual"/>
         </w:rPr>
       </w:pPr>
-      <w:hyperlink w:anchor="_Toc239448139" w:history="1">
+      <w:hyperlink w:anchor="_Toc239600308" w:history="1">
         <w:r>
           <w:rPr>
             <w:rStyle w:val="Hyperlink"/>
             <w:rFonts w:ascii="Times New Roman" w:hAnsi="Times New Roman" w:cs="Times New Roman"/>
             <w:noProof/>
           </w:rPr>
-          <w:t>5.1.</w:t>
-        </w:r>
-        <w:r>
-          <w:rPr>
-            <w:rFonts w:asciiTheme="minorHAnsi" w:eastAsiaTheme="minorEastAsia" w:hAnsiTheme="minorHAnsi"/>
+          <w:t>2.3.1.</w:t>
+        </w:r>
+        <w:r>
+          <w:rPr>
+            <w:rFonts w:asciiTheme="minorHAnsi" w:eastAsiaTheme="minorEastAsia" w:hAnsiTheme="minorHAnsi" w:cs="Angsana New"/>
             <w:noProof/>
             <w:kern w:val="2"/>
             <w:sz w:val="24"/>
             <w:szCs w:val="30"/>
-            <w:lang w:val="en-US" w:bidi="th-TH"/>
+            <w:lang w:eastAsia="ja-JP" w:bidi="th-TH"/>
             <w14:ligatures w14:val="standardContextual"/>
           </w:rPr>
           <w:tab/>
@@ -4652,7 +4654,7 @@
             <w:rFonts w:ascii="Times New Roman" w:hAnsi="Times New Roman" w:cs="Times New Roman"/>
             <w:noProof/>
           </w:rPr>
-          <w:t>Phương pháp dựa trên bằng chứng (Evidence-based)</w:t>
+          <w:t>Quy trình Chat support</w:t>
         </w:r>
         <w:r>
           <w:rPr>
@@ -4673,7 +4675,7 @@
             <w:noProof/>
             <w:webHidden/>
           </w:rPr>
-          <w:instrText xml:space="preserve"> PAGEREF _Toc239448139 \h </w:instrText>
+          <w:instrText xml:space="preserve"> PAGEREF _Toc239600308 \h </w:instrText>
         </w:r>
         <w:r>
           <w:rPr>
@@ -4693,7 +4695,7 @@
             <w:noProof/>
             <w:webHidden/>
           </w:rPr>
-          <w:t>34</w:t>
+          <w:t>30</w:t>
         </w:r>
         <w:r>
           <w:rPr>
@@ -4706,38 +4708,38 @@
     </w:p>
     <w:p>
       <w:pPr>
-        <w:pStyle w:val="TOC2"/>
-        <w:tabs>
-          <w:tab w:val="left" w:pos="960"/>
+        <w:pStyle w:val="TOC3"/>
+        <w:tabs>
+          <w:tab w:val="left" w:pos="1440"/>
           <w:tab w:val="right" w:leader="dot" w:pos="8777"/>
         </w:tabs>
         <w:rPr>
-          <w:rFonts w:asciiTheme="minorHAnsi" w:eastAsiaTheme="minorEastAsia" w:hAnsiTheme="minorHAnsi"/>
+          <w:rFonts w:asciiTheme="minorHAnsi" w:eastAsiaTheme="minorEastAsia" w:hAnsiTheme="minorHAnsi" w:cs="Angsana New"/>
           <w:noProof/>
           <w:kern w:val="2"/>
           <w:sz w:val="24"/>
           <w:szCs w:val="30"/>
-          <w:lang w:val="en-US" w:bidi="th-TH"/>
+          <w:lang w:eastAsia="ja-JP" w:bidi="th-TH"/>
           <w14:ligatures w14:val="standardContextual"/>
         </w:rPr>
       </w:pPr>
-      <w:hyperlink w:anchor="_Toc239448140" w:history="1">
+      <w:hyperlink w:anchor="_Toc239600309" w:history="1">
         <w:r>
           <w:rPr>
             <w:rStyle w:val="Hyperlink"/>
             <w:rFonts w:ascii="Times New Roman" w:hAnsi="Times New Roman" w:cs="Times New Roman"/>
             <w:noProof/>
           </w:rPr>
-          <w:t>5.2.</w:t>
-        </w:r>
-        <w:r>
-          <w:rPr>
-            <w:rFonts w:asciiTheme="minorHAnsi" w:eastAsiaTheme="minorEastAsia" w:hAnsiTheme="minorHAnsi"/>
+          <w:t>2.3.2.</w:t>
+        </w:r>
+        <w:r>
+          <w:rPr>
+            <w:rFonts w:asciiTheme="minorHAnsi" w:eastAsiaTheme="minorEastAsia" w:hAnsiTheme="minorHAnsi" w:cs="Angsana New"/>
             <w:noProof/>
             <w:kern w:val="2"/>
             <w:sz w:val="24"/>
             <w:szCs w:val="30"/>
-            <w:lang w:val="en-US" w:bidi="th-TH"/>
+            <w:lang w:eastAsia="ja-JP" w:bidi="th-TH"/>
             <w14:ligatures w14:val="standardContextual"/>
           </w:rPr>
           <w:tab/>
@@ -4748,7 +4750,7 @@
             <w:rFonts w:ascii="Times New Roman" w:hAnsi="Times New Roman" w:cs="Times New Roman"/>
             <w:noProof/>
           </w:rPr>
-          <w:t>Phương pháp phỏng vấn</w:t>
+          <w:t>Quy trình Báo cáo linh kiện KTV</w:t>
         </w:r>
         <w:r>
           <w:rPr>
@@ -4769,7 +4771,7 @@
             <w:noProof/>
             <w:webHidden/>
           </w:rPr>
-          <w:instrText xml:space="preserve"> PAGEREF _Toc239448140 \h </w:instrText>
+          <w:instrText xml:space="preserve"> PAGEREF _Toc239600309 \h </w:instrText>
         </w:r>
         <w:r>
           <w:rPr>
@@ -4789,7 +4791,7 @@
             <w:noProof/>
             <w:webHidden/>
           </w:rPr>
-          <w:t>34</w:t>
+          <w:t>32</w:t>
         </w:r>
         <w:r>
           <w:rPr>
@@ -4802,38 +4804,37 @@
     </w:p>
     <w:p>
       <w:pPr>
-        <w:pStyle w:val="TOC3"/>
-        <w:tabs>
-          <w:tab w:val="left" w:pos="1440"/>
+        <w:pStyle w:val="TOC1"/>
+        <w:tabs>
+          <w:tab w:val="left" w:pos="520"/>
           <w:tab w:val="right" w:leader="dot" w:pos="8777"/>
         </w:tabs>
         <w:rPr>
-          <w:rFonts w:asciiTheme="minorHAnsi" w:eastAsiaTheme="minorEastAsia" w:hAnsiTheme="minorHAnsi"/>
+          <w:rFonts w:asciiTheme="minorHAnsi" w:eastAsiaTheme="minorEastAsia" w:hAnsiTheme="minorHAnsi" w:cs="Angsana New"/>
           <w:noProof/>
           <w:kern w:val="2"/>
           <w:sz w:val="24"/>
           <w:szCs w:val="30"/>
-          <w:lang w:val="en-US" w:bidi="th-TH"/>
+          <w:lang w:eastAsia="ja-JP" w:bidi="th-TH"/>
           <w14:ligatures w14:val="standardContextual"/>
         </w:rPr>
       </w:pPr>
-      <w:hyperlink w:anchor="_Toc239448141" w:history="1">
+      <w:hyperlink w:anchor="_Toc239600310" w:history="1">
         <w:r>
           <w:rPr>
             <w:rStyle w:val="Hyperlink"/>
-            <w:rFonts w:ascii="Times New Roman" w:hAnsi="Times New Roman" w:cs="Times New Roman"/>
-            <w:noProof/>
-          </w:rPr>
-          <w:t>3.2.1.</w:t>
-        </w:r>
-        <w:r>
-          <w:rPr>
-            <w:rFonts w:asciiTheme="minorHAnsi" w:eastAsiaTheme="minorEastAsia" w:hAnsiTheme="minorHAnsi"/>
+            <w:noProof/>
+          </w:rPr>
+          <w:t>3.</w:t>
+        </w:r>
+        <w:r>
+          <w:rPr>
+            <w:rFonts w:asciiTheme="minorHAnsi" w:eastAsiaTheme="minorEastAsia" w:hAnsiTheme="minorHAnsi" w:cs="Angsana New"/>
             <w:noProof/>
             <w:kern w:val="2"/>
             <w:sz w:val="24"/>
             <w:szCs w:val="30"/>
-            <w:lang w:val="en-US" w:bidi="th-TH"/>
+            <w:lang w:eastAsia="ja-JP" w:bidi="th-TH"/>
             <w14:ligatures w14:val="standardContextual"/>
           </w:rPr>
           <w:tab/>
@@ -4841,10 +4842,9 @@
         <w:r>
           <w:rPr>
             <w:rStyle w:val="Hyperlink"/>
-            <w:rFonts w:ascii="Times New Roman" w:hAnsi="Times New Roman" w:cs="Times New Roman"/>
-            <w:noProof/>
-          </w:rPr>
-          <w:t>Câu hỏi định tính (10 câu)</w:t>
+            <w:noProof/>
+          </w:rPr>
+          <w:t>PHƯƠNG PHÁP THỰC HIỆN</w:t>
         </w:r>
         <w:r>
           <w:rPr>
@@ -4865,7 +4865,7 @@
             <w:noProof/>
             <w:webHidden/>
           </w:rPr>
-          <w:instrText xml:space="preserve"> PAGEREF _Toc239448141 \h </w:instrText>
+          <w:instrText xml:space="preserve"> PAGEREF _Toc239600310 \h </w:instrText>
         </w:r>
         <w:r>
           <w:rPr>
@@ -4898,38 +4898,38 @@
     </w:p>
     <w:p>
       <w:pPr>
-        <w:pStyle w:val="TOC4"/>
-        <w:tabs>
-          <w:tab w:val="left" w:pos="1920"/>
+        <w:pStyle w:val="TOC2"/>
+        <w:tabs>
+          <w:tab w:val="left" w:pos="960"/>
           <w:tab w:val="right" w:leader="dot" w:pos="8777"/>
         </w:tabs>
         <w:rPr>
-          <w:rFonts w:asciiTheme="minorHAnsi" w:eastAsiaTheme="minorEastAsia" w:hAnsiTheme="minorHAnsi"/>
+          <w:rFonts w:asciiTheme="minorHAnsi" w:eastAsiaTheme="minorEastAsia" w:hAnsiTheme="minorHAnsi" w:cs="Angsana New"/>
           <w:noProof/>
           <w:kern w:val="2"/>
           <w:sz w:val="24"/>
           <w:szCs w:val="30"/>
-          <w:lang w:val="en-US" w:bidi="th-TH"/>
+          <w:lang w:eastAsia="ja-JP" w:bidi="th-TH"/>
           <w14:ligatures w14:val="standardContextual"/>
         </w:rPr>
       </w:pPr>
-      <w:hyperlink w:anchor="_Toc239448142" w:history="1">
+      <w:hyperlink w:anchor="_Toc239600311" w:history="1">
         <w:r>
           <w:rPr>
             <w:rStyle w:val="Hyperlink"/>
             <w:rFonts w:ascii="Times New Roman" w:hAnsi="Times New Roman" w:cs="Times New Roman"/>
             <w:noProof/>
           </w:rPr>
-          <w:t>3.2.1.1.</w:t>
-        </w:r>
-        <w:r>
-          <w:rPr>
-            <w:rFonts w:asciiTheme="minorHAnsi" w:eastAsiaTheme="minorEastAsia" w:hAnsiTheme="minorHAnsi"/>
+          <w:t>3.1.</w:t>
+        </w:r>
+        <w:r>
+          <w:rPr>
+            <w:rFonts w:asciiTheme="minorHAnsi" w:eastAsiaTheme="minorEastAsia" w:hAnsiTheme="minorHAnsi" w:cs="Angsana New"/>
             <w:noProof/>
             <w:kern w:val="2"/>
             <w:sz w:val="24"/>
             <w:szCs w:val="30"/>
-            <w:lang w:val="en-US" w:bidi="th-TH"/>
+            <w:lang w:eastAsia="ja-JP" w:bidi="th-TH"/>
             <w14:ligatures w14:val="standardContextual"/>
           </w:rPr>
           <w:tab/>
@@ -4940,7 +4940,7 @@
             <w:rFonts w:ascii="Times New Roman" w:hAnsi="Times New Roman" w:cs="Times New Roman"/>
             <w:noProof/>
           </w:rPr>
-          <w:t>Câu hỏi có cấu trúc</w:t>
+          <w:t>Phương pháp dựa trên bằng chứng (Evidence-based)</w:t>
         </w:r>
         <w:r>
           <w:rPr>
@@ -4961,7 +4961,7 @@
             <w:noProof/>
             <w:webHidden/>
           </w:rPr>
-          <w:instrText xml:space="preserve"> PAGEREF _Toc239448142 \h </w:instrText>
+          <w:instrText xml:space="preserve"> PAGEREF _Toc239600311 \h </w:instrText>
         </w:r>
         <w:r>
           <w:rPr>
@@ -4994,38 +4994,38 @@
     </w:p>
     <w:p>
       <w:pPr>
-        <w:pStyle w:val="TOC4"/>
-        <w:tabs>
-          <w:tab w:val="left" w:pos="1920"/>
+        <w:pStyle w:val="TOC2"/>
+        <w:tabs>
+          <w:tab w:val="left" w:pos="960"/>
           <w:tab w:val="right" w:leader="dot" w:pos="8777"/>
         </w:tabs>
         <w:rPr>
-          <w:rFonts w:asciiTheme="minorHAnsi" w:eastAsiaTheme="minorEastAsia" w:hAnsiTheme="minorHAnsi"/>
+          <w:rFonts w:asciiTheme="minorHAnsi" w:eastAsiaTheme="minorEastAsia" w:hAnsiTheme="minorHAnsi" w:cs="Angsana New"/>
           <w:noProof/>
           <w:kern w:val="2"/>
           <w:sz w:val="24"/>
           <w:szCs w:val="30"/>
-          <w:lang w:val="en-US" w:bidi="th-TH"/>
+          <w:lang w:eastAsia="ja-JP" w:bidi="th-TH"/>
           <w14:ligatures w14:val="standardContextual"/>
         </w:rPr>
       </w:pPr>
-      <w:hyperlink w:anchor="_Toc239448143" w:history="1">
+      <w:hyperlink w:anchor="_Toc239600312" w:history="1">
         <w:r>
           <w:rPr>
             <w:rStyle w:val="Hyperlink"/>
             <w:rFonts w:ascii="Times New Roman" w:hAnsi="Times New Roman" w:cs="Times New Roman"/>
             <w:noProof/>
           </w:rPr>
-          <w:t>3.2.1.2.</w:t>
-        </w:r>
-        <w:r>
-          <w:rPr>
-            <w:rFonts w:asciiTheme="minorHAnsi" w:eastAsiaTheme="minorEastAsia" w:hAnsiTheme="minorHAnsi"/>
+          <w:t>3.2.</w:t>
+        </w:r>
+        <w:r>
+          <w:rPr>
+            <w:rFonts w:asciiTheme="minorHAnsi" w:eastAsiaTheme="minorEastAsia" w:hAnsiTheme="minorHAnsi" w:cs="Angsana New"/>
             <w:noProof/>
             <w:kern w:val="2"/>
             <w:sz w:val="24"/>
             <w:szCs w:val="30"/>
-            <w:lang w:val="en-US" w:bidi="th-TH"/>
+            <w:lang w:eastAsia="ja-JP" w:bidi="th-TH"/>
             <w14:ligatures w14:val="standardContextual"/>
           </w:rPr>
           <w:tab/>
@@ -5036,7 +5036,7 @@
             <w:rFonts w:ascii="Times New Roman" w:hAnsi="Times New Roman" w:cs="Times New Roman"/>
             <w:noProof/>
           </w:rPr>
-          <w:t>Câu hỏi không có cấu trúc</w:t>
+          <w:t>Phương pháp phỏng vấn</w:t>
         </w:r>
         <w:r>
           <w:rPr>
@@ -5057,7 +5057,7 @@
             <w:noProof/>
             <w:webHidden/>
           </w:rPr>
-          <w:instrText xml:space="preserve"> PAGEREF _Toc239448143 \h </w:instrText>
+          <w:instrText xml:space="preserve"> PAGEREF _Toc239600312 \h </w:instrText>
         </w:r>
         <w:r>
           <w:rPr>
@@ -5096,32 +5096,32 @@
           <w:tab w:val="right" w:leader="dot" w:pos="8777"/>
         </w:tabs>
         <w:rPr>
-          <w:rFonts w:asciiTheme="minorHAnsi" w:eastAsiaTheme="minorEastAsia" w:hAnsiTheme="minorHAnsi"/>
+          <w:rFonts w:asciiTheme="minorHAnsi" w:eastAsiaTheme="minorEastAsia" w:hAnsiTheme="minorHAnsi" w:cs="Angsana New"/>
           <w:noProof/>
           <w:kern w:val="2"/>
           <w:sz w:val="24"/>
           <w:szCs w:val="30"/>
-          <w:lang w:val="en-US" w:bidi="th-TH"/>
+          <w:lang w:eastAsia="ja-JP" w:bidi="th-TH"/>
           <w14:ligatures w14:val="standardContextual"/>
         </w:rPr>
       </w:pPr>
-      <w:hyperlink w:anchor="_Toc239448144" w:history="1">
+      <w:hyperlink w:anchor="_Toc239600313" w:history="1">
         <w:r>
           <w:rPr>
             <w:rStyle w:val="Hyperlink"/>
             <w:rFonts w:ascii="Times New Roman" w:hAnsi="Times New Roman" w:cs="Times New Roman"/>
             <w:noProof/>
           </w:rPr>
-          <w:t>3.2.2.</w:t>
-        </w:r>
-        <w:r>
-          <w:rPr>
-            <w:rFonts w:asciiTheme="minorHAnsi" w:eastAsiaTheme="minorEastAsia" w:hAnsiTheme="minorHAnsi"/>
+          <w:t>3.2.1.</w:t>
+        </w:r>
+        <w:r>
+          <w:rPr>
+            <w:rFonts w:asciiTheme="minorHAnsi" w:eastAsiaTheme="minorEastAsia" w:hAnsiTheme="minorHAnsi" w:cs="Angsana New"/>
             <w:noProof/>
             <w:kern w:val="2"/>
             <w:sz w:val="24"/>
             <w:szCs w:val="30"/>
-            <w:lang w:val="en-US" w:bidi="th-TH"/>
+            <w:lang w:eastAsia="ja-JP" w:bidi="th-TH"/>
             <w14:ligatures w14:val="standardContextual"/>
           </w:rPr>
           <w:tab/>
@@ -5132,7 +5132,7 @@
             <w:rFonts w:ascii="Times New Roman" w:hAnsi="Times New Roman" w:cs="Times New Roman"/>
             <w:noProof/>
           </w:rPr>
-          <w:t>Câu hỏi định lượng (10 câu)</w:t>
+          <w:t>Câu hỏi định tính (10 câu)</w:t>
         </w:r>
         <w:r>
           <w:rPr>
@@ -5153,7 +5153,7 @@
             <w:noProof/>
             <w:webHidden/>
           </w:rPr>
-          <w:instrText xml:space="preserve"> PAGEREF _Toc239448144 \h </w:instrText>
+          <w:instrText xml:space="preserve"> PAGEREF _Toc239600313 \h </w:instrText>
         </w:r>
         <w:r>
           <w:rPr>
@@ -5192,31 +5192,32 @@
           <w:tab w:val="right" w:leader="dot" w:pos="8777"/>
         </w:tabs>
         <w:rPr>
-          <w:rFonts w:asciiTheme="minorHAnsi" w:eastAsiaTheme="minorEastAsia" w:hAnsiTheme="minorHAnsi"/>
+          <w:rFonts w:asciiTheme="minorHAnsi" w:eastAsiaTheme="minorEastAsia" w:hAnsiTheme="minorHAnsi" w:cs="Angsana New"/>
           <w:noProof/>
           <w:kern w:val="2"/>
           <w:sz w:val="24"/>
           <w:szCs w:val="30"/>
-          <w:lang w:val="en-US" w:bidi="th-TH"/>
+          <w:lang w:eastAsia="ja-JP" w:bidi="th-TH"/>
           <w14:ligatures w14:val="standardContextual"/>
         </w:rPr>
       </w:pPr>
-      <w:hyperlink w:anchor="_Toc239448145" w:history="1">
+      <w:hyperlink w:anchor="_Toc239600314" w:history="1">
         <w:r>
           <w:rPr>
             <w:rStyle w:val="Hyperlink"/>
-            <w:noProof/>
-          </w:rPr>
-          <w:t>3.2.2.1.</w:t>
-        </w:r>
-        <w:r>
-          <w:rPr>
-            <w:rFonts w:asciiTheme="minorHAnsi" w:eastAsiaTheme="minorEastAsia" w:hAnsiTheme="minorHAnsi"/>
+            <w:rFonts w:ascii="Times New Roman" w:hAnsi="Times New Roman" w:cs="Times New Roman"/>
+            <w:noProof/>
+          </w:rPr>
+          <w:t>3.2.1.1.</w:t>
+        </w:r>
+        <w:r>
+          <w:rPr>
+            <w:rFonts w:asciiTheme="minorHAnsi" w:eastAsiaTheme="minorEastAsia" w:hAnsiTheme="minorHAnsi" w:cs="Angsana New"/>
             <w:noProof/>
             <w:kern w:val="2"/>
             <w:sz w:val="24"/>
             <w:szCs w:val="30"/>
-            <w:lang w:val="en-US" w:bidi="th-TH"/>
+            <w:lang w:eastAsia="ja-JP" w:bidi="th-TH"/>
             <w14:ligatures w14:val="standardContextual"/>
           </w:rPr>
           <w:tab/>
@@ -5224,6 +5225,7 @@
         <w:r>
           <w:rPr>
             <w:rStyle w:val="Hyperlink"/>
+            <w:rFonts w:ascii="Times New Roman" w:hAnsi="Times New Roman" w:cs="Times New Roman"/>
             <w:noProof/>
           </w:rPr>
           <w:t>Câu hỏi có cấu trúc</w:t>
@@ -5247,7 +5249,7 @@
             <w:noProof/>
             <w:webHidden/>
           </w:rPr>
-          <w:instrText xml:space="preserve"> PAGEREF _Toc239448145 \h </w:instrText>
+          <w:instrText xml:space="preserve"> PAGEREF _Toc239600314 \h </w:instrText>
         </w:r>
         <w:r>
           <w:rPr>
@@ -5286,32 +5288,32 @@
           <w:tab w:val="right" w:leader="dot" w:pos="8777"/>
         </w:tabs>
         <w:rPr>
-          <w:rFonts w:asciiTheme="minorHAnsi" w:eastAsiaTheme="minorEastAsia" w:hAnsiTheme="minorHAnsi"/>
+          <w:rFonts w:asciiTheme="minorHAnsi" w:eastAsiaTheme="minorEastAsia" w:hAnsiTheme="minorHAnsi" w:cs="Angsana New"/>
           <w:noProof/>
           <w:kern w:val="2"/>
           <w:sz w:val="24"/>
           <w:szCs w:val="30"/>
-          <w:lang w:val="en-US" w:bidi="th-TH"/>
+          <w:lang w:eastAsia="ja-JP" w:bidi="th-TH"/>
           <w14:ligatures w14:val="standardContextual"/>
         </w:rPr>
       </w:pPr>
-      <w:hyperlink w:anchor="_Toc239448146" w:history="1">
+      <w:hyperlink w:anchor="_Toc239600315" w:history="1">
         <w:r>
           <w:rPr>
             <w:rStyle w:val="Hyperlink"/>
             <w:rFonts w:ascii="Times New Roman" w:hAnsi="Times New Roman" w:cs="Times New Roman"/>
             <w:noProof/>
           </w:rPr>
-          <w:t>3.2.2.2.</w:t>
-        </w:r>
-        <w:r>
-          <w:rPr>
-            <w:rFonts w:asciiTheme="minorHAnsi" w:eastAsiaTheme="minorEastAsia" w:hAnsiTheme="minorHAnsi"/>
+          <w:t>3.2.1.2.</w:t>
+        </w:r>
+        <w:r>
+          <w:rPr>
+            <w:rFonts w:asciiTheme="minorHAnsi" w:eastAsiaTheme="minorEastAsia" w:hAnsiTheme="minorHAnsi" w:cs="Angsana New"/>
             <w:noProof/>
             <w:kern w:val="2"/>
             <w:sz w:val="24"/>
             <w:szCs w:val="30"/>
-            <w:lang w:val="en-US" w:bidi="th-TH"/>
+            <w:lang w:eastAsia="ja-JP" w:bidi="th-TH"/>
             <w14:ligatures w14:val="standardContextual"/>
           </w:rPr>
           <w:tab/>
@@ -5343,7 +5345,7 @@
             <w:noProof/>
             <w:webHidden/>
           </w:rPr>
-          <w:instrText xml:space="preserve"> PAGEREF _Toc239448146 \h </w:instrText>
+          <w:instrText xml:space="preserve"> PAGEREF _Toc239600315 \h </w:instrText>
         </w:r>
         <w:r>
           <w:rPr>
@@ -5376,37 +5378,38 @@
     </w:p>
     <w:p>
       <w:pPr>
-        <w:pStyle w:val="TOC1"/>
-        <w:tabs>
-          <w:tab w:val="left" w:pos="1680"/>
+        <w:pStyle w:val="TOC3"/>
+        <w:tabs>
+          <w:tab w:val="left" w:pos="1440"/>
           <w:tab w:val="right" w:leader="dot" w:pos="8777"/>
         </w:tabs>
         <w:rPr>
-          <w:rFonts w:asciiTheme="minorHAnsi" w:eastAsiaTheme="minorEastAsia" w:hAnsiTheme="minorHAnsi"/>
+          <w:rFonts w:asciiTheme="minorHAnsi" w:eastAsiaTheme="minorEastAsia" w:hAnsiTheme="minorHAnsi" w:cs="Angsana New"/>
           <w:noProof/>
           <w:kern w:val="2"/>
           <w:sz w:val="24"/>
           <w:szCs w:val="30"/>
-          <w:lang w:val="en-US" w:bidi="th-TH"/>
+          <w:lang w:eastAsia="ja-JP" w:bidi="th-TH"/>
           <w14:ligatures w14:val="standardContextual"/>
         </w:rPr>
       </w:pPr>
-      <w:hyperlink w:anchor="_Toc239448147" w:history="1">
+      <w:hyperlink w:anchor="_Toc239600316" w:history="1">
         <w:r>
           <w:rPr>
             <w:rStyle w:val="Hyperlink"/>
-            <w:noProof/>
-          </w:rPr>
-          <w:t>CHƯƠNG 4.</w:t>
-        </w:r>
-        <w:r>
-          <w:rPr>
-            <w:rFonts w:asciiTheme="minorHAnsi" w:eastAsiaTheme="minorEastAsia" w:hAnsiTheme="minorHAnsi"/>
+            <w:rFonts w:ascii="Times New Roman" w:hAnsi="Times New Roman" w:cs="Times New Roman"/>
+            <w:noProof/>
+          </w:rPr>
+          <w:t>3.2.2.</w:t>
+        </w:r>
+        <w:r>
+          <w:rPr>
+            <w:rFonts w:asciiTheme="minorHAnsi" w:eastAsiaTheme="minorEastAsia" w:hAnsiTheme="minorHAnsi" w:cs="Angsana New"/>
             <w:noProof/>
             <w:kern w:val="2"/>
             <w:sz w:val="24"/>
             <w:szCs w:val="30"/>
-            <w:lang w:val="en-US" w:bidi="th-TH"/>
+            <w:lang w:eastAsia="ja-JP" w:bidi="th-TH"/>
             <w14:ligatures w14:val="standardContextual"/>
           </w:rPr>
           <w:tab/>
@@ -5414,9 +5417,10 @@
         <w:r>
           <w:rPr>
             <w:rStyle w:val="Hyperlink"/>
-            <w:noProof/>
-          </w:rPr>
-          <w:t>PHÂN TÍCH QUY TRÌNH</w:t>
+            <w:rFonts w:ascii="Times New Roman" w:hAnsi="Times New Roman" w:cs="Times New Roman"/>
+            <w:noProof/>
+          </w:rPr>
+          <w:t>Câu hỏi định lượng (10 câu)</w:t>
         </w:r>
         <w:r>
           <w:rPr>
@@ -5437,7 +5441,7 @@
             <w:noProof/>
             <w:webHidden/>
           </w:rPr>
-          <w:instrText xml:space="preserve"> PAGEREF _Toc239448147 \h </w:instrText>
+          <w:instrText xml:space="preserve"> PAGEREF _Toc239600316 \h </w:instrText>
         </w:r>
         <w:r>
           <w:rPr>
@@ -5470,38 +5474,37 @@
     </w:p>
     <w:p>
       <w:pPr>
-        <w:pStyle w:val="TOC2"/>
-        <w:tabs>
-          <w:tab w:val="left" w:pos="960"/>
+        <w:pStyle w:val="TOC4"/>
+        <w:tabs>
+          <w:tab w:val="left" w:pos="1920"/>
           <w:tab w:val="right" w:leader="dot" w:pos="8777"/>
         </w:tabs>
         <w:rPr>
-          <w:rFonts w:asciiTheme="minorHAnsi" w:eastAsiaTheme="minorEastAsia" w:hAnsiTheme="minorHAnsi"/>
+          <w:rFonts w:asciiTheme="minorHAnsi" w:eastAsiaTheme="minorEastAsia" w:hAnsiTheme="minorHAnsi" w:cs="Angsana New"/>
           <w:noProof/>
           <w:kern w:val="2"/>
           <w:sz w:val="24"/>
           <w:szCs w:val="30"/>
-          <w:lang w:val="en-US" w:bidi="th-TH"/>
+          <w:lang w:eastAsia="ja-JP" w:bidi="th-TH"/>
           <w14:ligatures w14:val="standardContextual"/>
         </w:rPr>
       </w:pPr>
-      <w:hyperlink w:anchor="_Toc239448148" w:history="1">
+      <w:hyperlink w:anchor="_Toc239600317" w:history="1">
         <w:r>
           <w:rPr>
             <w:rStyle w:val="Hyperlink"/>
-            <w:rFonts w:ascii="Times New Roman" w:hAnsi="Times New Roman" w:cs="Times New Roman"/>
-            <w:noProof/>
-          </w:rPr>
-          <w:t>5.1.</w:t>
-        </w:r>
-        <w:r>
-          <w:rPr>
-            <w:rFonts w:asciiTheme="minorHAnsi" w:eastAsiaTheme="minorEastAsia" w:hAnsiTheme="minorHAnsi"/>
+            <w:noProof/>
+          </w:rPr>
+          <w:t>3.2.2.1.</w:t>
+        </w:r>
+        <w:r>
+          <w:rPr>
+            <w:rFonts w:asciiTheme="minorHAnsi" w:eastAsiaTheme="minorEastAsia" w:hAnsiTheme="minorHAnsi" w:cs="Angsana New"/>
             <w:noProof/>
             <w:kern w:val="2"/>
             <w:sz w:val="24"/>
             <w:szCs w:val="30"/>
-            <w:lang w:val="en-US" w:bidi="th-TH"/>
+            <w:lang w:eastAsia="ja-JP" w:bidi="th-TH"/>
             <w14:ligatures w14:val="standardContextual"/>
           </w:rPr>
           <w:tab/>
@@ -5509,10 +5512,9 @@
         <w:r>
           <w:rPr>
             <w:rStyle w:val="Hyperlink"/>
-            <w:rFonts w:ascii="Times New Roman" w:hAnsi="Times New Roman" w:cs="Times New Roman"/>
-            <w:noProof/>
-          </w:rPr>
-          <w:t>Phân tích định tính</w:t>
+            <w:noProof/>
+          </w:rPr>
+          <w:t>Câu hỏi có cấu trúc</w:t>
         </w:r>
         <w:r>
           <w:rPr>
@@ -5533,7 +5535,7 @@
             <w:noProof/>
             <w:webHidden/>
           </w:rPr>
-          <w:instrText xml:space="preserve"> PAGEREF _Toc239448148 \h </w:instrText>
+          <w:instrText xml:space="preserve"> PAGEREF _Toc239600317 \h </w:instrText>
         </w:r>
         <w:r>
           <w:rPr>
@@ -5566,38 +5568,38 @@
     </w:p>
     <w:p>
       <w:pPr>
-        <w:pStyle w:val="TOC3"/>
-        <w:tabs>
-          <w:tab w:val="left" w:pos="1440"/>
+        <w:pStyle w:val="TOC4"/>
+        <w:tabs>
+          <w:tab w:val="left" w:pos="1920"/>
           <w:tab w:val="right" w:leader="dot" w:pos="8777"/>
         </w:tabs>
         <w:rPr>
-          <w:rFonts w:asciiTheme="minorHAnsi" w:eastAsiaTheme="minorEastAsia" w:hAnsiTheme="minorHAnsi"/>
+          <w:rFonts w:asciiTheme="minorHAnsi" w:eastAsiaTheme="minorEastAsia" w:hAnsiTheme="minorHAnsi" w:cs="Angsana New"/>
           <w:noProof/>
           <w:kern w:val="2"/>
           <w:sz w:val="24"/>
           <w:szCs w:val="30"/>
-          <w:lang w:val="en-US" w:bidi="th-TH"/>
+          <w:lang w:eastAsia="ja-JP" w:bidi="th-TH"/>
           <w14:ligatures w14:val="standardContextual"/>
         </w:rPr>
       </w:pPr>
-      <w:hyperlink w:anchor="_Toc239448149" w:history="1">
+      <w:hyperlink w:anchor="_Toc239600318" w:history="1">
         <w:r>
           <w:rPr>
             <w:rStyle w:val="Hyperlink"/>
             <w:rFonts w:ascii="Times New Roman" w:hAnsi="Times New Roman" w:cs="Times New Roman"/>
             <w:noProof/>
           </w:rPr>
-          <w:t>4.1.1.</w:t>
-        </w:r>
-        <w:r>
-          <w:rPr>
-            <w:rFonts w:asciiTheme="minorHAnsi" w:eastAsiaTheme="minorEastAsia" w:hAnsiTheme="minorHAnsi"/>
+          <w:t>3.2.2.2.</w:t>
+        </w:r>
+        <w:r>
+          <w:rPr>
+            <w:rFonts w:asciiTheme="minorHAnsi" w:eastAsiaTheme="minorEastAsia" w:hAnsiTheme="minorHAnsi" w:cs="Angsana New"/>
             <w:noProof/>
             <w:kern w:val="2"/>
             <w:sz w:val="24"/>
             <w:szCs w:val="30"/>
-            <w:lang w:val="en-US" w:bidi="th-TH"/>
+            <w:lang w:eastAsia="ja-JP" w:bidi="th-TH"/>
             <w14:ligatures w14:val="standardContextual"/>
           </w:rPr>
           <w:tab/>
@@ -5608,7 +5610,7 @@
             <w:rFonts w:ascii="Times New Roman" w:hAnsi="Times New Roman" w:cs="Times New Roman"/>
             <w:noProof/>
           </w:rPr>
-          <w:t>Phân tích giá trị gia tăng (Value-Added Analysis)</w:t>
+          <w:t>Câu hỏi không có cấu trúc</w:t>
         </w:r>
         <w:r>
           <w:rPr>
@@ -5629,7 +5631,7 @@
             <w:noProof/>
             <w:webHidden/>
           </w:rPr>
-          <w:instrText xml:space="preserve"> PAGEREF _Toc239448149 \h </w:instrText>
+          <w:instrText xml:space="preserve"> PAGEREF _Toc239600318 \h </w:instrText>
         </w:r>
         <w:r>
           <w:rPr>
@@ -5662,38 +5664,37 @@
     </w:p>
     <w:p>
       <w:pPr>
-        <w:pStyle w:val="TOC3"/>
-        <w:tabs>
-          <w:tab w:val="left" w:pos="1440"/>
+        <w:pStyle w:val="TOC1"/>
+        <w:tabs>
+          <w:tab w:val="left" w:pos="520"/>
           <w:tab w:val="right" w:leader="dot" w:pos="8777"/>
         </w:tabs>
         <w:rPr>
-          <w:rFonts w:asciiTheme="minorHAnsi" w:eastAsiaTheme="minorEastAsia" w:hAnsiTheme="minorHAnsi"/>
+          <w:rFonts w:asciiTheme="minorHAnsi" w:eastAsiaTheme="minorEastAsia" w:hAnsiTheme="minorHAnsi" w:cs="Angsana New"/>
           <w:noProof/>
           <w:kern w:val="2"/>
           <w:sz w:val="24"/>
           <w:szCs w:val="30"/>
-          <w:lang w:val="en-US" w:bidi="th-TH"/>
+          <w:lang w:eastAsia="ja-JP" w:bidi="th-TH"/>
           <w14:ligatures w14:val="standardContextual"/>
         </w:rPr>
       </w:pPr>
-      <w:hyperlink w:anchor="_Toc239448150" w:history="1">
+      <w:hyperlink w:anchor="_Toc239600319" w:history="1">
         <w:r>
           <w:rPr>
             <w:rStyle w:val="Hyperlink"/>
-            <w:rFonts w:ascii="Times New Roman" w:hAnsi="Times New Roman" w:cs="Times New Roman"/>
-            <w:noProof/>
-          </w:rPr>
-          <w:t>4.1.2.</w:t>
-        </w:r>
-        <w:r>
-          <w:rPr>
-            <w:rFonts w:asciiTheme="minorHAnsi" w:eastAsiaTheme="minorEastAsia" w:hAnsiTheme="minorHAnsi"/>
+            <w:noProof/>
+          </w:rPr>
+          <w:t>4.</w:t>
+        </w:r>
+        <w:r>
+          <w:rPr>
+            <w:rFonts w:asciiTheme="minorHAnsi" w:eastAsiaTheme="minorEastAsia" w:hAnsiTheme="minorHAnsi" w:cs="Angsana New"/>
             <w:noProof/>
             <w:kern w:val="2"/>
             <w:sz w:val="24"/>
             <w:szCs w:val="30"/>
-            <w:lang w:val="en-US" w:bidi="th-TH"/>
+            <w:lang w:eastAsia="ja-JP" w:bidi="th-TH"/>
             <w14:ligatures w14:val="standardContextual"/>
           </w:rPr>
           <w:tab/>
@@ -5701,10 +5702,9 @@
         <w:r>
           <w:rPr>
             <w:rStyle w:val="Hyperlink"/>
-            <w:rFonts w:ascii="Times New Roman" w:hAnsi="Times New Roman" w:cs="Times New Roman"/>
-            <w:noProof/>
-          </w:rPr>
-          <w:t>Phân tích sự lãng phí (Waste Analysis)</w:t>
+            <w:noProof/>
+          </w:rPr>
+          <w:t>PHÂN TÍCH QUY TRÌNH</w:t>
         </w:r>
         <w:r>
           <w:rPr>
@@ -5725,7 +5725,7 @@
             <w:noProof/>
             <w:webHidden/>
           </w:rPr>
-          <w:instrText xml:space="preserve"> PAGEREF _Toc239448150 \h </w:instrText>
+          <w:instrText xml:space="preserve"> PAGEREF _Toc239600319 \h </w:instrText>
         </w:r>
         <w:r>
           <w:rPr>
@@ -5745,7 +5745,7 @@
             <w:noProof/>
             <w:webHidden/>
           </w:rPr>
-          <w:t>39</w:t>
+          <w:t>38</w:t>
         </w:r>
         <w:r>
           <w:rPr>
@@ -5758,38 +5758,38 @@
     </w:p>
     <w:p>
       <w:pPr>
-        <w:pStyle w:val="TOC3"/>
-        <w:tabs>
-          <w:tab w:val="left" w:pos="1440"/>
+        <w:pStyle w:val="TOC2"/>
+        <w:tabs>
+          <w:tab w:val="left" w:pos="960"/>
           <w:tab w:val="right" w:leader="dot" w:pos="8777"/>
         </w:tabs>
         <w:rPr>
-          <w:rFonts w:asciiTheme="minorHAnsi" w:eastAsiaTheme="minorEastAsia" w:hAnsiTheme="minorHAnsi"/>
+          <w:rFonts w:asciiTheme="minorHAnsi" w:eastAsiaTheme="minorEastAsia" w:hAnsiTheme="minorHAnsi" w:cs="Angsana New"/>
           <w:noProof/>
           <w:kern w:val="2"/>
           <w:sz w:val="24"/>
           <w:szCs w:val="30"/>
-          <w:lang w:val="en-US" w:bidi="th-TH"/>
+          <w:lang w:eastAsia="ja-JP" w:bidi="th-TH"/>
           <w14:ligatures w14:val="standardContextual"/>
         </w:rPr>
       </w:pPr>
-      <w:hyperlink w:anchor="_Toc239448151" w:history="1">
+      <w:hyperlink w:anchor="_Toc239600320" w:history="1">
         <w:r>
           <w:rPr>
             <w:rStyle w:val="Hyperlink"/>
             <w:rFonts w:ascii="Times New Roman" w:hAnsi="Times New Roman" w:cs="Times New Roman"/>
             <w:noProof/>
           </w:rPr>
-          <w:t>4.1.3.</w:t>
-        </w:r>
-        <w:r>
-          <w:rPr>
-            <w:rFonts w:asciiTheme="minorHAnsi" w:eastAsiaTheme="minorEastAsia" w:hAnsiTheme="minorHAnsi"/>
+          <w:t>4.1.</w:t>
+        </w:r>
+        <w:r>
+          <w:rPr>
+            <w:rFonts w:asciiTheme="minorHAnsi" w:eastAsiaTheme="minorEastAsia" w:hAnsiTheme="minorHAnsi" w:cs="Angsana New"/>
             <w:noProof/>
             <w:kern w:val="2"/>
             <w:sz w:val="24"/>
             <w:szCs w:val="30"/>
-            <w:lang w:val="en-US" w:bidi="th-TH"/>
+            <w:lang w:eastAsia="ja-JP" w:bidi="th-TH"/>
             <w14:ligatures w14:val="standardContextual"/>
           </w:rPr>
           <w:tab/>
@@ -5800,7 +5800,7 @@
             <w:rFonts w:ascii="Times New Roman" w:hAnsi="Times New Roman" w:cs="Times New Roman"/>
             <w:noProof/>
           </w:rPr>
-          <w:t>Phân tích các bên liên quan – Sơ đồ xương cá (Fishbone)</w:t>
+          <w:t>Phân tích định tính</w:t>
         </w:r>
         <w:r>
           <w:rPr>
@@ -5821,7 +5821,7 @@
             <w:noProof/>
             <w:webHidden/>
           </w:rPr>
-          <w:instrText xml:space="preserve"> PAGEREF _Toc239448151 \h </w:instrText>
+          <w:instrText xml:space="preserve"> PAGEREF _Toc239600320 \h </w:instrText>
         </w:r>
         <w:r>
           <w:rPr>
@@ -5841,7 +5841,7 @@
             <w:noProof/>
             <w:webHidden/>
           </w:rPr>
-          <w:t>40</w:t>
+          <w:t>38</w:t>
         </w:r>
         <w:r>
           <w:rPr>
@@ -5854,38 +5854,38 @@
     </w:p>
     <w:p>
       <w:pPr>
-        <w:pStyle w:val="TOC2"/>
-        <w:tabs>
-          <w:tab w:val="left" w:pos="960"/>
+        <w:pStyle w:val="TOC3"/>
+        <w:tabs>
+          <w:tab w:val="left" w:pos="1440"/>
           <w:tab w:val="right" w:leader="dot" w:pos="8777"/>
         </w:tabs>
         <w:rPr>
-          <w:rFonts w:asciiTheme="minorHAnsi" w:eastAsiaTheme="minorEastAsia" w:hAnsiTheme="minorHAnsi"/>
+          <w:rFonts w:asciiTheme="minorHAnsi" w:eastAsiaTheme="minorEastAsia" w:hAnsiTheme="minorHAnsi" w:cs="Angsana New"/>
           <w:noProof/>
           <w:kern w:val="2"/>
           <w:sz w:val="24"/>
           <w:szCs w:val="30"/>
-          <w:lang w:val="en-US" w:bidi="th-TH"/>
+          <w:lang w:eastAsia="ja-JP" w:bidi="th-TH"/>
           <w14:ligatures w14:val="standardContextual"/>
         </w:rPr>
       </w:pPr>
-      <w:hyperlink w:anchor="_Toc239448152" w:history="1">
+      <w:hyperlink w:anchor="_Toc239600321" w:history="1">
         <w:r>
           <w:rPr>
             <w:rStyle w:val="Hyperlink"/>
             <w:rFonts w:ascii="Times New Roman" w:hAnsi="Times New Roman" w:cs="Times New Roman"/>
             <w:noProof/>
           </w:rPr>
-          <w:t>5.2.</w:t>
-        </w:r>
-        <w:r>
-          <w:rPr>
-            <w:rFonts w:asciiTheme="minorHAnsi" w:eastAsiaTheme="minorEastAsia" w:hAnsiTheme="minorHAnsi"/>
+          <w:t>4.1.1.</w:t>
+        </w:r>
+        <w:r>
+          <w:rPr>
+            <w:rFonts w:asciiTheme="minorHAnsi" w:eastAsiaTheme="minorEastAsia" w:hAnsiTheme="minorHAnsi" w:cs="Angsana New"/>
             <w:noProof/>
             <w:kern w:val="2"/>
             <w:sz w:val="24"/>
             <w:szCs w:val="30"/>
-            <w:lang w:val="en-US" w:bidi="th-TH"/>
+            <w:lang w:eastAsia="ja-JP" w:bidi="th-TH"/>
             <w14:ligatures w14:val="standardContextual"/>
           </w:rPr>
           <w:tab/>
@@ -5896,7 +5896,7 @@
             <w:rFonts w:ascii="Times New Roman" w:hAnsi="Times New Roman" w:cs="Times New Roman"/>
             <w:noProof/>
           </w:rPr>
-          <w:t>Phân tích định lượng</w:t>
+          <w:t>Phân tích giá trị gia tăng (Value-Added Analysis)</w:t>
         </w:r>
         <w:r>
           <w:rPr>
@@ -5917,7 +5917,7 @@
             <w:noProof/>
             <w:webHidden/>
           </w:rPr>
-          <w:instrText xml:space="preserve"> PAGEREF _Toc239448152 \h </w:instrText>
+          <w:instrText xml:space="preserve"> PAGEREF _Toc239600321 \h </w:instrText>
         </w:r>
         <w:r>
           <w:rPr>
@@ -5937,7 +5937,7 @@
             <w:noProof/>
             <w:webHidden/>
           </w:rPr>
-          <w:t>41</w:t>
+          <w:t>38</w:t>
         </w:r>
         <w:r>
           <w:rPr>
@@ -5956,32 +5956,32 @@
           <w:tab w:val="right" w:leader="dot" w:pos="8777"/>
         </w:tabs>
         <w:rPr>
-          <w:rFonts w:asciiTheme="minorHAnsi" w:eastAsiaTheme="minorEastAsia" w:hAnsiTheme="minorHAnsi"/>
+          <w:rFonts w:asciiTheme="minorHAnsi" w:eastAsiaTheme="minorEastAsia" w:hAnsiTheme="minorHAnsi" w:cs="Angsana New"/>
           <w:noProof/>
           <w:kern w:val="2"/>
           <w:sz w:val="24"/>
           <w:szCs w:val="30"/>
-          <w:lang w:val="en-US" w:bidi="th-TH"/>
+          <w:lang w:eastAsia="ja-JP" w:bidi="th-TH"/>
           <w14:ligatures w14:val="standardContextual"/>
         </w:rPr>
       </w:pPr>
-      <w:hyperlink w:anchor="_Toc239448153" w:history="1">
+      <w:hyperlink w:anchor="_Toc239600322" w:history="1">
         <w:r>
           <w:rPr>
             <w:rStyle w:val="Hyperlink"/>
             <w:rFonts w:ascii="Times New Roman" w:hAnsi="Times New Roman" w:cs="Times New Roman"/>
             <w:noProof/>
           </w:rPr>
-          <w:t>4.2.1.</w:t>
-        </w:r>
-        <w:r>
-          <w:rPr>
-            <w:rFonts w:asciiTheme="minorHAnsi" w:eastAsiaTheme="minorEastAsia" w:hAnsiTheme="minorHAnsi"/>
+          <w:t>4.1.2.</w:t>
+        </w:r>
+        <w:r>
+          <w:rPr>
+            <w:rFonts w:asciiTheme="minorHAnsi" w:eastAsiaTheme="minorEastAsia" w:hAnsiTheme="minorHAnsi" w:cs="Angsana New"/>
             <w:noProof/>
             <w:kern w:val="2"/>
             <w:sz w:val="24"/>
             <w:szCs w:val="30"/>
-            <w:lang w:val="en-US" w:bidi="th-TH"/>
+            <w:lang w:eastAsia="ja-JP" w:bidi="th-TH"/>
             <w14:ligatures w14:val="standardContextual"/>
           </w:rPr>
           <w:tab/>
@@ -5992,7 +5992,7 @@
             <w:rFonts w:ascii="Times New Roman" w:hAnsi="Times New Roman" w:cs="Times New Roman"/>
             <w:noProof/>
           </w:rPr>
-          <w:t>Phân tích thời gian</w:t>
+          <w:t>Phân tích sự lãng phí (Waste Analysis)</w:t>
         </w:r>
         <w:r>
           <w:rPr>
@@ -6013,7 +6013,7 @@
             <w:noProof/>
             <w:webHidden/>
           </w:rPr>
-          <w:instrText xml:space="preserve"> PAGEREF _Toc239448153 \h </w:instrText>
+          <w:instrText xml:space="preserve"> PAGEREF _Toc239600322 \h </w:instrText>
         </w:r>
         <w:r>
           <w:rPr>
@@ -6033,7 +6033,7 @@
             <w:noProof/>
             <w:webHidden/>
           </w:rPr>
-          <w:t>41</w:t>
+          <w:t>40</w:t>
         </w:r>
         <w:r>
           <w:rPr>
@@ -6052,32 +6052,32 @@
           <w:tab w:val="right" w:leader="dot" w:pos="8777"/>
         </w:tabs>
         <w:rPr>
-          <w:rFonts w:asciiTheme="minorHAnsi" w:eastAsiaTheme="minorEastAsia" w:hAnsiTheme="minorHAnsi"/>
+          <w:rFonts w:asciiTheme="minorHAnsi" w:eastAsiaTheme="minorEastAsia" w:hAnsiTheme="minorHAnsi" w:cs="Angsana New"/>
           <w:noProof/>
           <w:kern w:val="2"/>
           <w:sz w:val="24"/>
           <w:szCs w:val="30"/>
-          <w:lang w:val="en-US" w:bidi="th-TH"/>
+          <w:lang w:eastAsia="ja-JP" w:bidi="th-TH"/>
           <w14:ligatures w14:val="standardContextual"/>
         </w:rPr>
       </w:pPr>
-      <w:hyperlink w:anchor="_Toc239448154" w:history="1">
+      <w:hyperlink w:anchor="_Toc239600323" w:history="1">
         <w:r>
           <w:rPr>
             <w:rStyle w:val="Hyperlink"/>
             <w:rFonts w:ascii="Times New Roman" w:hAnsi="Times New Roman" w:cs="Times New Roman"/>
             <w:noProof/>
           </w:rPr>
-          <w:t>4.2.2.</w:t>
-        </w:r>
-        <w:r>
-          <w:rPr>
-            <w:rFonts w:asciiTheme="minorHAnsi" w:eastAsiaTheme="minorEastAsia" w:hAnsiTheme="minorHAnsi"/>
+          <w:t>4.1.3.</w:t>
+        </w:r>
+        <w:r>
+          <w:rPr>
+            <w:rFonts w:asciiTheme="minorHAnsi" w:eastAsiaTheme="minorEastAsia" w:hAnsiTheme="minorHAnsi" w:cs="Angsana New"/>
             <w:noProof/>
             <w:kern w:val="2"/>
             <w:sz w:val="24"/>
             <w:szCs w:val="30"/>
-            <w:lang w:val="en-US" w:bidi="th-TH"/>
+            <w:lang w:eastAsia="ja-JP" w:bidi="th-TH"/>
             <w14:ligatures w14:val="standardContextual"/>
           </w:rPr>
           <w:tab/>
@@ -6088,7 +6088,7 @@
             <w:rFonts w:ascii="Times New Roman" w:hAnsi="Times New Roman" w:cs="Times New Roman"/>
             <w:noProof/>
           </w:rPr>
-          <w:t>Phân tích chất lượng</w:t>
+          <w:t>Phân tích các bên liên quan – Sơ đồ xương cá (Fishbone)</w:t>
         </w:r>
         <w:r>
           <w:rPr>
@@ -6109,7 +6109,7 @@
             <w:noProof/>
             <w:webHidden/>
           </w:rPr>
-          <w:instrText xml:space="preserve"> PAGEREF _Toc239448154 \h </w:instrText>
+          <w:instrText xml:space="preserve"> PAGEREF _Toc239600323 \h </w:instrText>
         </w:r>
         <w:r>
           <w:rPr>
@@ -6129,7 +6129,7 @@
             <w:noProof/>
             <w:webHidden/>
           </w:rPr>
-          <w:t>42</w:t>
+          <w:t>41</w:t>
         </w:r>
         <w:r>
           <w:rPr>
@@ -6142,38 +6142,38 @@
     </w:p>
     <w:p>
       <w:pPr>
-        <w:pStyle w:val="TOC3"/>
-        <w:tabs>
-          <w:tab w:val="left" w:pos="1440"/>
+        <w:pStyle w:val="TOC2"/>
+        <w:tabs>
+          <w:tab w:val="left" w:pos="960"/>
           <w:tab w:val="right" w:leader="dot" w:pos="8777"/>
         </w:tabs>
         <w:rPr>
-          <w:rFonts w:asciiTheme="minorHAnsi" w:eastAsiaTheme="minorEastAsia" w:hAnsiTheme="minorHAnsi"/>
+          <w:rFonts w:asciiTheme="minorHAnsi" w:eastAsiaTheme="minorEastAsia" w:hAnsiTheme="minorHAnsi" w:cs="Angsana New"/>
           <w:noProof/>
           <w:kern w:val="2"/>
           <w:sz w:val="24"/>
           <w:szCs w:val="30"/>
-          <w:lang w:val="en-US" w:bidi="th-TH"/>
+          <w:lang w:eastAsia="ja-JP" w:bidi="th-TH"/>
           <w14:ligatures w14:val="standardContextual"/>
         </w:rPr>
       </w:pPr>
-      <w:hyperlink w:anchor="_Toc239448155" w:history="1">
+      <w:hyperlink w:anchor="_Toc239600324" w:history="1">
         <w:r>
           <w:rPr>
             <w:rStyle w:val="Hyperlink"/>
             <w:rFonts w:ascii="Times New Roman" w:hAnsi="Times New Roman" w:cs="Times New Roman"/>
             <w:noProof/>
           </w:rPr>
-          <w:t>4.2.3.</w:t>
-        </w:r>
-        <w:r>
-          <w:rPr>
-            <w:rFonts w:asciiTheme="minorHAnsi" w:eastAsiaTheme="minorEastAsia" w:hAnsiTheme="minorHAnsi"/>
+          <w:t>4.2.</w:t>
+        </w:r>
+        <w:r>
+          <w:rPr>
+            <w:rFonts w:asciiTheme="minorHAnsi" w:eastAsiaTheme="minorEastAsia" w:hAnsiTheme="minorHAnsi" w:cs="Angsana New"/>
             <w:noProof/>
             <w:kern w:val="2"/>
             <w:sz w:val="24"/>
             <w:szCs w:val="30"/>
-            <w:lang w:val="en-US" w:bidi="th-TH"/>
+            <w:lang w:eastAsia="ja-JP" w:bidi="th-TH"/>
             <w14:ligatures w14:val="standardContextual"/>
           </w:rPr>
           <w:tab/>
@@ -6184,7 +6184,7 @@
             <w:rFonts w:ascii="Times New Roman" w:hAnsi="Times New Roman" w:cs="Times New Roman"/>
             <w:noProof/>
           </w:rPr>
-          <w:t>Phân tích chi phí</w:t>
+          <w:t>Phân tích định lượng</w:t>
         </w:r>
         <w:r>
           <w:rPr>
@@ -6205,7 +6205,7 @@
             <w:noProof/>
             <w:webHidden/>
           </w:rPr>
-          <w:instrText xml:space="preserve"> PAGEREF _Toc239448155 \h </w:instrText>
+          <w:instrText xml:space="preserve"> PAGEREF _Toc239600324 \h </w:instrText>
         </w:r>
         <w:r>
           <w:rPr>
@@ -6225,7 +6225,7 @@
             <w:noProof/>
             <w:webHidden/>
           </w:rPr>
-          <w:t>43</w:t>
+          <w:t>42</w:t>
         </w:r>
         <w:r>
           <w:rPr>
@@ -6238,37 +6238,38 @@
     </w:p>
     <w:p>
       <w:pPr>
-        <w:pStyle w:val="TOC1"/>
-        <w:tabs>
-          <w:tab w:val="left" w:pos="1680"/>
+        <w:pStyle w:val="TOC3"/>
+        <w:tabs>
+          <w:tab w:val="left" w:pos="1440"/>
           <w:tab w:val="right" w:leader="dot" w:pos="8777"/>
         </w:tabs>
         <w:rPr>
-          <w:rFonts w:asciiTheme="minorHAnsi" w:eastAsiaTheme="minorEastAsia" w:hAnsiTheme="minorHAnsi"/>
+          <w:rFonts w:asciiTheme="minorHAnsi" w:eastAsiaTheme="minorEastAsia" w:hAnsiTheme="minorHAnsi" w:cs="Angsana New"/>
           <w:noProof/>
           <w:kern w:val="2"/>
           <w:sz w:val="24"/>
           <w:szCs w:val="30"/>
-          <w:lang w:val="en-US" w:bidi="th-TH"/>
+          <w:lang w:eastAsia="ja-JP" w:bidi="th-TH"/>
           <w14:ligatures w14:val="standardContextual"/>
         </w:rPr>
       </w:pPr>
-      <w:hyperlink w:anchor="_Toc239448156" w:history="1">
+      <w:hyperlink w:anchor="_Toc239600325" w:history="1">
         <w:r>
           <w:rPr>
             <w:rStyle w:val="Hyperlink"/>
-            <w:noProof/>
-          </w:rPr>
-          <w:t>CHƯƠNG 5.</w:t>
-        </w:r>
-        <w:r>
-          <w:rPr>
-            <w:rFonts w:asciiTheme="minorHAnsi" w:eastAsiaTheme="minorEastAsia" w:hAnsiTheme="minorHAnsi"/>
+            <w:rFonts w:ascii="Times New Roman" w:hAnsi="Times New Roman" w:cs="Times New Roman"/>
+            <w:noProof/>
+          </w:rPr>
+          <w:t>4.2.1.</w:t>
+        </w:r>
+        <w:r>
+          <w:rPr>
+            <w:rFonts w:asciiTheme="minorHAnsi" w:eastAsiaTheme="minorEastAsia" w:hAnsiTheme="minorHAnsi" w:cs="Angsana New"/>
             <w:noProof/>
             <w:kern w:val="2"/>
             <w:sz w:val="24"/>
             <w:szCs w:val="30"/>
-            <w:lang w:val="en-US" w:bidi="th-TH"/>
+            <w:lang w:eastAsia="ja-JP" w:bidi="th-TH"/>
             <w14:ligatures w14:val="standardContextual"/>
           </w:rPr>
           <w:tab/>
@@ -6276,9 +6277,10 @@
         <w:r>
           <w:rPr>
             <w:rStyle w:val="Hyperlink"/>
-            <w:noProof/>
-          </w:rPr>
-          <w:t>KẾT LUẬN</w:t>
+            <w:rFonts w:ascii="Times New Roman" w:hAnsi="Times New Roman" w:cs="Times New Roman"/>
+            <w:noProof/>
+          </w:rPr>
+          <w:t>Phân tích thời gian</w:t>
         </w:r>
         <w:r>
           <w:rPr>
@@ -6299,7 +6301,7 @@
             <w:noProof/>
             <w:webHidden/>
           </w:rPr>
-          <w:instrText xml:space="preserve"> PAGEREF _Toc239448156 \h </w:instrText>
+          <w:instrText xml:space="preserve"> PAGEREF _Toc239600325 \h </w:instrText>
         </w:r>
         <w:r>
           <w:rPr>
@@ -6319,7 +6321,7 @@
             <w:noProof/>
             <w:webHidden/>
           </w:rPr>
-          <w:t>44</w:t>
+          <w:t>42</w:t>
         </w:r>
         <w:r>
           <w:rPr>
@@ -6332,38 +6334,38 @@
     </w:p>
     <w:p>
       <w:pPr>
-        <w:pStyle w:val="TOC2"/>
-        <w:tabs>
-          <w:tab w:val="left" w:pos="960"/>
+        <w:pStyle w:val="TOC3"/>
+        <w:tabs>
+          <w:tab w:val="left" w:pos="1440"/>
           <w:tab w:val="right" w:leader="dot" w:pos="8777"/>
         </w:tabs>
         <w:rPr>
-          <w:rFonts w:asciiTheme="minorHAnsi" w:eastAsiaTheme="minorEastAsia" w:hAnsiTheme="minorHAnsi"/>
+          <w:rFonts w:asciiTheme="minorHAnsi" w:eastAsiaTheme="minorEastAsia" w:hAnsiTheme="minorHAnsi" w:cs="Angsana New"/>
           <w:noProof/>
           <w:kern w:val="2"/>
           <w:sz w:val="24"/>
           <w:szCs w:val="30"/>
-          <w:lang w:val="en-US" w:bidi="th-TH"/>
+          <w:lang w:eastAsia="ja-JP" w:bidi="th-TH"/>
           <w14:ligatures w14:val="standardContextual"/>
         </w:rPr>
       </w:pPr>
-      <w:hyperlink w:anchor="_Toc239448162" w:history="1">
+      <w:hyperlink w:anchor="_Toc239600326" w:history="1">
         <w:r>
           <w:rPr>
             <w:rStyle w:val="Hyperlink"/>
             <w:rFonts w:ascii="Times New Roman" w:hAnsi="Times New Roman" w:cs="Times New Roman"/>
             <w:noProof/>
           </w:rPr>
-          <w:t>5.1.</w:t>
-        </w:r>
-        <w:r>
-          <w:rPr>
-            <w:rFonts w:asciiTheme="minorHAnsi" w:eastAsiaTheme="minorEastAsia" w:hAnsiTheme="minorHAnsi"/>
+          <w:t>4.2.2.</w:t>
+        </w:r>
+        <w:r>
+          <w:rPr>
+            <w:rFonts w:asciiTheme="minorHAnsi" w:eastAsiaTheme="minorEastAsia" w:hAnsiTheme="minorHAnsi" w:cs="Angsana New"/>
             <w:noProof/>
             <w:kern w:val="2"/>
             <w:sz w:val="24"/>
             <w:szCs w:val="30"/>
-            <w:lang w:val="en-US" w:bidi="th-TH"/>
+            <w:lang w:eastAsia="ja-JP" w:bidi="th-TH"/>
             <w14:ligatures w14:val="standardContextual"/>
           </w:rPr>
           <w:tab/>
@@ -6374,7 +6376,7 @@
             <w:rFonts w:ascii="Times New Roman" w:hAnsi="Times New Roman" w:cs="Times New Roman"/>
             <w:noProof/>
           </w:rPr>
-          <w:t>Kết quả đạt được</w:t>
+          <w:t>Phân tích chất lượng</w:t>
         </w:r>
         <w:r>
           <w:rPr>
@@ -6395,7 +6397,7 @@
             <w:noProof/>
             <w:webHidden/>
           </w:rPr>
-          <w:instrText xml:space="preserve"> PAGEREF _Toc239448162 \h </w:instrText>
+          <w:instrText xml:space="preserve"> PAGEREF _Toc239600326 \h </w:instrText>
         </w:r>
         <w:r>
           <w:rPr>
@@ -6415,7 +6417,7 @@
             <w:noProof/>
             <w:webHidden/>
           </w:rPr>
-          <w:t>44</w:t>
+          <w:t>43</w:t>
         </w:r>
         <w:r>
           <w:rPr>
@@ -6428,38 +6430,38 @@
     </w:p>
     <w:p>
       <w:pPr>
-        <w:pStyle w:val="TOC2"/>
-        <w:tabs>
-          <w:tab w:val="left" w:pos="960"/>
+        <w:pStyle w:val="TOC3"/>
+        <w:tabs>
+          <w:tab w:val="left" w:pos="1440"/>
           <w:tab w:val="right" w:leader="dot" w:pos="8777"/>
         </w:tabs>
         <w:rPr>
-          <w:rFonts w:asciiTheme="minorHAnsi" w:eastAsiaTheme="minorEastAsia" w:hAnsiTheme="minorHAnsi"/>
+          <w:rFonts w:asciiTheme="minorHAnsi" w:eastAsiaTheme="minorEastAsia" w:hAnsiTheme="minorHAnsi" w:cs="Angsana New"/>
           <w:noProof/>
           <w:kern w:val="2"/>
           <w:sz w:val="24"/>
           <w:szCs w:val="30"/>
-          <w:lang w:val="en-US" w:bidi="th-TH"/>
+          <w:lang w:eastAsia="ja-JP" w:bidi="th-TH"/>
           <w14:ligatures w14:val="standardContextual"/>
         </w:rPr>
       </w:pPr>
-      <w:hyperlink w:anchor="_Toc239448163" w:history="1">
+      <w:hyperlink w:anchor="_Toc239600327" w:history="1">
         <w:r>
           <w:rPr>
             <w:rStyle w:val="Hyperlink"/>
             <w:rFonts w:ascii="Times New Roman" w:hAnsi="Times New Roman" w:cs="Times New Roman"/>
             <w:noProof/>
           </w:rPr>
-          <w:t>5.2.</w:t>
-        </w:r>
-        <w:r>
-          <w:rPr>
-            <w:rFonts w:asciiTheme="minorHAnsi" w:eastAsiaTheme="minorEastAsia" w:hAnsiTheme="minorHAnsi"/>
+          <w:t>4.2.3.</w:t>
+        </w:r>
+        <w:r>
+          <w:rPr>
+            <w:rFonts w:asciiTheme="minorHAnsi" w:eastAsiaTheme="minorEastAsia" w:hAnsiTheme="minorHAnsi" w:cs="Angsana New"/>
             <w:noProof/>
             <w:kern w:val="2"/>
             <w:sz w:val="24"/>
             <w:szCs w:val="30"/>
-            <w:lang w:val="en-US" w:bidi="th-TH"/>
+            <w:lang w:eastAsia="ja-JP" w:bidi="th-TH"/>
             <w14:ligatures w14:val="standardContextual"/>
           </w:rPr>
           <w:tab/>
@@ -6470,7 +6472,7 @@
             <w:rFonts w:ascii="Times New Roman" w:hAnsi="Times New Roman" w:cs="Times New Roman"/>
             <w:noProof/>
           </w:rPr>
-          <w:t>Hạn chế và hướng phát triển</w:t>
+          <w:t>Phân tích chi phí</w:t>
         </w:r>
         <w:r>
           <w:rPr>
@@ -6491,7 +6493,7 @@
             <w:noProof/>
             <w:webHidden/>
           </w:rPr>
-          <w:instrText xml:space="preserve"> PAGEREF _Toc239448163 \h </w:instrText>
+          <w:instrText xml:space="preserve"> PAGEREF _Toc239600327 \h </w:instrText>
         </w:r>
         <w:r>
           <w:rPr>
@@ -6526,24 +6528,310 @@
       <w:pPr>
         <w:pStyle w:val="TOC1"/>
         <w:tabs>
+          <w:tab w:val="left" w:pos="520"/>
           <w:tab w:val="right" w:leader="dot" w:pos="8777"/>
         </w:tabs>
         <w:rPr>
-          <w:rFonts w:asciiTheme="minorHAnsi" w:eastAsiaTheme="minorEastAsia" w:hAnsiTheme="minorHAnsi"/>
+          <w:rFonts w:asciiTheme="minorHAnsi" w:eastAsiaTheme="minorEastAsia" w:hAnsiTheme="minorHAnsi" w:cs="Angsana New"/>
           <w:noProof/>
           <w:kern w:val="2"/>
           <w:sz w:val="24"/>
           <w:szCs w:val="30"/>
-          <w:lang w:val="en-US" w:bidi="th-TH"/>
+          <w:lang w:eastAsia="ja-JP" w:bidi="th-TH"/>
           <w14:ligatures w14:val="standardContextual"/>
         </w:rPr>
       </w:pPr>
-      <w:hyperlink w:anchor="_Toc239448164" w:history="1">
+      <w:hyperlink w:anchor="_Toc239600328" w:history="1">
         <w:r>
           <w:rPr>
             <w:rStyle w:val="Hyperlink"/>
             <w:noProof/>
           </w:rPr>
+          <w:t>5.</w:t>
+        </w:r>
+        <w:r>
+          <w:rPr>
+            <w:rFonts w:asciiTheme="minorHAnsi" w:eastAsiaTheme="minorEastAsia" w:hAnsiTheme="minorHAnsi" w:cs="Angsana New"/>
+            <w:noProof/>
+            <w:kern w:val="2"/>
+            <w:sz w:val="24"/>
+            <w:szCs w:val="30"/>
+            <w:lang w:eastAsia="ja-JP" w:bidi="th-TH"/>
+            <w14:ligatures w14:val="standardContextual"/>
+          </w:rPr>
+          <w:tab/>
+        </w:r>
+        <w:r>
+          <w:rPr>
+            <w:rStyle w:val="Hyperlink"/>
+            <w:noProof/>
+          </w:rPr>
+          <w:t>KẾT LUẬN</w:t>
+        </w:r>
+        <w:r>
+          <w:rPr>
+            <w:noProof/>
+            <w:webHidden/>
+          </w:rPr>
+          <w:tab/>
+        </w:r>
+        <w:r>
+          <w:rPr>
+            <w:noProof/>
+            <w:webHidden/>
+          </w:rPr>
+          <w:fldChar w:fldCharType="begin"/>
+        </w:r>
+        <w:r>
+          <w:rPr>
+            <w:noProof/>
+            <w:webHidden/>
+          </w:rPr>
+          <w:instrText xml:space="preserve"> PAGEREF _Toc239600328 \h </w:instrText>
+        </w:r>
+        <w:r>
+          <w:rPr>
+            <w:noProof/>
+            <w:webHidden/>
+          </w:rPr>
+        </w:r>
+        <w:r>
+          <w:rPr>
+            <w:noProof/>
+            <w:webHidden/>
+          </w:rPr>
+          <w:fldChar w:fldCharType="separate"/>
+        </w:r>
+        <w:r>
+          <w:rPr>
+            <w:noProof/>
+            <w:webHidden/>
+          </w:rPr>
+          <w:t>45</w:t>
+        </w:r>
+        <w:r>
+          <w:rPr>
+            <w:noProof/>
+            <w:webHidden/>
+          </w:rPr>
+          <w:fldChar w:fldCharType="end"/>
+        </w:r>
+      </w:hyperlink>
+    </w:p>
+    <w:p>
+      <w:pPr>
+        <w:pStyle w:val="TOC2"/>
+        <w:tabs>
+          <w:tab w:val="left" w:pos="960"/>
+          <w:tab w:val="right" w:leader="dot" w:pos="8777"/>
+        </w:tabs>
+        <w:rPr>
+          <w:rFonts w:asciiTheme="minorHAnsi" w:eastAsiaTheme="minorEastAsia" w:hAnsiTheme="minorHAnsi" w:cs="Angsana New"/>
+          <w:noProof/>
+          <w:kern w:val="2"/>
+          <w:sz w:val="24"/>
+          <w:szCs w:val="30"/>
+          <w:lang w:eastAsia="ja-JP" w:bidi="th-TH"/>
+          <w14:ligatures w14:val="standardContextual"/>
+        </w:rPr>
+      </w:pPr>
+      <w:hyperlink w:anchor="_Toc239600334" w:history="1">
+        <w:r>
+          <w:rPr>
+            <w:rStyle w:val="Hyperlink"/>
+            <w:rFonts w:ascii="Times New Roman" w:hAnsi="Times New Roman" w:cs="Times New Roman"/>
+            <w:noProof/>
+          </w:rPr>
+          <w:t>6.1.</w:t>
+        </w:r>
+        <w:r>
+          <w:rPr>
+            <w:rFonts w:asciiTheme="minorHAnsi" w:eastAsiaTheme="minorEastAsia" w:hAnsiTheme="minorHAnsi" w:cs="Angsana New"/>
+            <w:noProof/>
+            <w:kern w:val="2"/>
+            <w:sz w:val="24"/>
+            <w:szCs w:val="30"/>
+            <w:lang w:eastAsia="ja-JP" w:bidi="th-TH"/>
+            <w14:ligatures w14:val="standardContextual"/>
+          </w:rPr>
+          <w:tab/>
+        </w:r>
+        <w:r>
+          <w:rPr>
+            <w:rStyle w:val="Hyperlink"/>
+            <w:rFonts w:ascii="Times New Roman" w:hAnsi="Times New Roman" w:cs="Times New Roman"/>
+            <w:noProof/>
+          </w:rPr>
+          <w:t>Kết quả đạt được</w:t>
+        </w:r>
+        <w:r>
+          <w:rPr>
+            <w:noProof/>
+            <w:webHidden/>
+          </w:rPr>
+          <w:tab/>
+        </w:r>
+        <w:r>
+          <w:rPr>
+            <w:noProof/>
+            <w:webHidden/>
+          </w:rPr>
+          <w:fldChar w:fldCharType="begin"/>
+        </w:r>
+        <w:r>
+          <w:rPr>
+            <w:noProof/>
+            <w:webHidden/>
+          </w:rPr>
+          <w:instrText xml:space="preserve"> PAGEREF _Toc239600334 \h </w:instrText>
+        </w:r>
+        <w:r>
+          <w:rPr>
+            <w:noProof/>
+            <w:webHidden/>
+          </w:rPr>
+        </w:r>
+        <w:r>
+          <w:rPr>
+            <w:noProof/>
+            <w:webHidden/>
+          </w:rPr>
+          <w:fldChar w:fldCharType="separate"/>
+        </w:r>
+        <w:r>
+          <w:rPr>
+            <w:noProof/>
+            <w:webHidden/>
+          </w:rPr>
+          <w:t>45</w:t>
+        </w:r>
+        <w:r>
+          <w:rPr>
+            <w:noProof/>
+            <w:webHidden/>
+          </w:rPr>
+          <w:fldChar w:fldCharType="end"/>
+        </w:r>
+      </w:hyperlink>
+    </w:p>
+    <w:p>
+      <w:pPr>
+        <w:pStyle w:val="TOC2"/>
+        <w:tabs>
+          <w:tab w:val="left" w:pos="960"/>
+          <w:tab w:val="right" w:leader="dot" w:pos="8777"/>
+        </w:tabs>
+        <w:rPr>
+          <w:rFonts w:asciiTheme="minorHAnsi" w:eastAsiaTheme="minorEastAsia" w:hAnsiTheme="minorHAnsi" w:cs="Angsana New"/>
+          <w:noProof/>
+          <w:kern w:val="2"/>
+          <w:sz w:val="24"/>
+          <w:szCs w:val="30"/>
+          <w:lang w:eastAsia="ja-JP" w:bidi="th-TH"/>
+          <w14:ligatures w14:val="standardContextual"/>
+        </w:rPr>
+      </w:pPr>
+      <w:hyperlink w:anchor="_Toc239600335" w:history="1">
+        <w:r>
+          <w:rPr>
+            <w:rStyle w:val="Hyperlink"/>
+            <w:rFonts w:ascii="Times New Roman" w:hAnsi="Times New Roman" w:cs="Times New Roman"/>
+            <w:noProof/>
+          </w:rPr>
+          <w:t>6.2.</w:t>
+        </w:r>
+        <w:r>
+          <w:rPr>
+            <w:rFonts w:asciiTheme="minorHAnsi" w:eastAsiaTheme="minorEastAsia" w:hAnsiTheme="minorHAnsi" w:cs="Angsana New"/>
+            <w:noProof/>
+            <w:kern w:val="2"/>
+            <w:sz w:val="24"/>
+            <w:szCs w:val="30"/>
+            <w:lang w:eastAsia="ja-JP" w:bidi="th-TH"/>
+            <w14:ligatures w14:val="standardContextual"/>
+          </w:rPr>
+          <w:tab/>
+        </w:r>
+        <w:r>
+          <w:rPr>
+            <w:rStyle w:val="Hyperlink"/>
+            <w:rFonts w:ascii="Times New Roman" w:hAnsi="Times New Roman" w:cs="Times New Roman"/>
+            <w:noProof/>
+          </w:rPr>
+          <w:t>Hạn chế và hướng phát triển</w:t>
+        </w:r>
+        <w:r>
+          <w:rPr>
+            <w:noProof/>
+            <w:webHidden/>
+          </w:rPr>
+          <w:tab/>
+        </w:r>
+        <w:r>
+          <w:rPr>
+            <w:noProof/>
+            <w:webHidden/>
+          </w:rPr>
+          <w:fldChar w:fldCharType="begin"/>
+        </w:r>
+        <w:r>
+          <w:rPr>
+            <w:noProof/>
+            <w:webHidden/>
+          </w:rPr>
+          <w:instrText xml:space="preserve"> PAGEREF _Toc239600335 \h </w:instrText>
+        </w:r>
+        <w:r>
+          <w:rPr>
+            <w:noProof/>
+            <w:webHidden/>
+          </w:rPr>
+        </w:r>
+        <w:r>
+          <w:rPr>
+            <w:noProof/>
+            <w:webHidden/>
+          </w:rPr>
+          <w:fldChar w:fldCharType="separate"/>
+        </w:r>
+        <w:r>
+          <w:rPr>
+            <w:noProof/>
+            <w:webHidden/>
+          </w:rPr>
+          <w:t>45</w:t>
+        </w:r>
+        <w:r>
+          <w:rPr>
+            <w:noProof/>
+            <w:webHidden/>
+          </w:rPr>
+          <w:fldChar w:fldCharType="end"/>
+        </w:r>
+      </w:hyperlink>
+    </w:p>
+    <w:p>
+      <w:pPr>
+        <w:pStyle w:val="TOC1"/>
+        <w:tabs>
+          <w:tab w:val="right" w:leader="dot" w:pos="8777"/>
+        </w:tabs>
+        <w:rPr>
+          <w:rFonts w:asciiTheme="minorHAnsi" w:eastAsiaTheme="minorEastAsia" w:hAnsiTheme="minorHAnsi" w:cs="Angsana New"/>
+          <w:noProof/>
+          <w:kern w:val="2"/>
+          <w:sz w:val="24"/>
+          <w:szCs w:val="30"/>
+          <w:lang w:eastAsia="ja-JP" w:bidi="th-TH"/>
+          <w14:ligatures w14:val="standardContextual"/>
+        </w:rPr>
+      </w:pPr>
+      <w:hyperlink w:anchor="_Toc239600336" w:history="1">
+        <w:r>
+          <w:rPr>
+            <w:rStyle w:val="Hyperlink"/>
+            <w:noProof/>
+          </w:rPr>
           <w:t>TÀI LIỆU THAM KHẢO</w:t>
         </w:r>
         <w:r>
@@ -6565,7 +6853,7 @@
             <w:noProof/>
             <w:webHidden/>
           </w:rPr>
-          <w:instrText xml:space="preserve"> PAGEREF _Toc239448164 \h </w:instrText>
+          <w:instrText xml:space="preserve"> PAGEREF _Toc239600336 \h </w:instrText>
         </w:r>
         <w:r>
           <w:rPr>
@@ -6585,7 +6873,7 @@
             <w:noProof/>
             <w:webHidden/>
           </w:rPr>
-          <w:t>45</w:t>
+          <w:t>46</w:t>
         </w:r>
         <w:r>
           <w:rPr>
@@ -9127,7 +9415,6 @@
         <w:jc w:val="both"/>
         <w:rPr>
           <w:rFonts w:ascii="Times New Roman" w:eastAsia="Times New Roman" w:hAnsi="Times New Roman" w:cs="Times New Roman"/>
-          <w:bCs/>
           <w:szCs w:val="26"/>
         </w:rPr>
       </w:pPr>
@@ -9142,10 +9429,9 @@
       <w:r>
         <w:rPr>
           <w:rFonts w:ascii="Times New Roman" w:eastAsia="Times New Roman" w:hAnsi="Times New Roman" w:cs="Times New Roman"/>
-          <w:bCs/>
-          <w:szCs w:val="26"/>
-        </w:rPr>
-        <w:t>Đồ án tập trung phân tích và mô hình hóa hệ thống đặt lịch sửa chữa thiết bị (Booking) tại Daikin, trong đó một yêu cầu sửa chữa được xử lý qua nhiều bước và có sự phối hợp giữa khách hàng, bộ phận chăm sóc khách hàng, kỹ thuật viên, bộ phận quản lý và kho linh kiện. Với đặc điểm này, việc xác định rõ các quy trình và mối liên hệ giữa các bộ phận là cơ sở để đánh giá cách thức vận hành của hệ thống, đồng thời nhận diện những vấn đề có thể ảnh hưởng đến thời gian và chất lượng phục vụ.</w:t>
+          <w:szCs w:val="26"/>
+        </w:rPr>
+        <w:t>Trong hoạt động cung cấp dịch vụ sửa chữa và bảo trì thiết bị, chất lượng phục vụ không chỉ phụ thuộc vào khả năng xử lý của kỹ thuật viên mà còn liên quan đến cách các bộ phận phối hợp trong suốt quá trình tiếp nhận và hoàn tất yêu cầu của khách hàng. Một lượt đặt lịch sửa chữa có thể liên quan đến nhiều hoạt động như tiếp nhận yêu cầu, điều phối kỹ thuật viên, kiểm tra và sửa chữa thiết bị, xử lý linh kiện, thanh toán và cập nhật trạng thái trên hệ thống. Vì vậy, việc tổ chức và kiểm soát các hoạt động này theo những quy trình rõ ràng là cần thiết để hạn chế thời gian chờ, giảm các bước xử lý phát sinh và nâng cao mức độ hài lòng của khách hàng.</w:t>
       </w:r>
     </w:p>
     <w:p>
@@ -9158,14 +9444,12 @@
         <w:jc w:val="both"/>
         <w:rPr>
           <w:rFonts w:ascii="Times New Roman" w:eastAsia="Times New Roman" w:hAnsi="Times New Roman" w:cs="Times New Roman"/>
-          <w:bCs/>
           <w:szCs w:val="26"/>
         </w:rPr>
       </w:pPr>
       <w:r>
         <w:rPr>
           <w:rFonts w:ascii="Times New Roman" w:eastAsia="Times New Roman" w:hAnsi="Times New Roman" w:cs="Times New Roman"/>
-          <w:bCs/>
           <w:szCs w:val="26"/>
         </w:rPr>
         <w:tab/>
@@ -9173,10 +9457,16 @@
       <w:r>
         <w:rPr>
           <w:rFonts w:ascii="Times New Roman" w:eastAsia="Times New Roman" w:hAnsi="Times New Roman" w:cs="Times New Roman"/>
-          <w:bCs/>
-          <w:szCs w:val="26"/>
-        </w:rPr>
-        <w:t>Trong phạm vi đồ án, nhóm xác định 10 quy trình nghiệp vụ, được phân thành ba nhóm gồm Quản lý, Cốt lõi và Hỗ trợ. Các quy trình bao quát từ quản lý bảo hành thiết bị, quản lý kỹ thuật viên, quản lý chất lượng dịch vụ đến đặt booking, phân công kỹ thuật viên, tiếp nhận và xử lý booking, thanh toán, hỗ trợ và quản lý linh kiện. Từ danh sách này, nhóm lựa chọn 6 quy trình tiêu biểu để mô hình hóa chi tiết và tập trung phân tích sâu hai quy trình cốt lõi là CS assign KTV cho booking và KTV nhận và xử lý booking.</w:t>
+          <w:szCs w:val="26"/>
+        </w:rPr>
+        <w:t xml:space="preserve">Trong phạm vi đồ án, nhóm xác định 10 quy trình nghiệp vụ, được phân thành 3 nhóm gồm Quản lý, Cốt lõi và Hỗ trợ. Từ đó, nhóm lựa chọn 6 quy trình tiêu biểu để mô hình hóa chi tiết, gồm 2 quy trình quản lý, 2 quy trình cốt lõi và 2 quy trình hỗ trợ; đồng thời tập trung phân tích sâu 2 quy trình cốt lõi </w:t>
+      </w:r>
+      <w:r>
+        <w:rPr>
+          <w:rFonts w:ascii="Times New Roman" w:eastAsia="Times New Roman" w:hAnsi="Times New Roman" w:cs="Times New Roman"/>
+          <w:szCs w:val="26"/>
+        </w:rPr>
+        <w:t>là quy trình nhân viên chăm sóc khách hàng phân công kỹ thuật viên cho yêu cầu sửa chữa và quy trình kỹ thuật viên tiếp nhận, xử lý yêu cầu sửa chữa.</w:t>
       </w:r>
     </w:p>
     <w:p>
@@ -9189,26 +9479,115 @@
         <w:jc w:val="both"/>
         <w:rPr>
           <w:rFonts w:ascii="Times New Roman" w:eastAsia="Times New Roman" w:hAnsi="Times New Roman" w:cs="Times New Roman"/>
-          <w:bCs/>
-          <w:szCs w:val="26"/>
-        </w:rPr>
-      </w:pPr>
-      <w:r>
+          <w:szCs w:val="26"/>
+        </w:rPr>
+      </w:pPr>
+      <w:r>
+        <w:rPr>
+          <w:rFonts w:ascii="Times New Roman" w:eastAsia="Times New Roman" w:hAnsi="Times New Roman" w:cs="Times New Roman"/>
+          <w:szCs w:val="26"/>
+        </w:rPr>
+        <w:tab/>
+      </w:r>
+      <w:r>
+        <w:rPr>
+          <w:rFonts w:ascii="Times New Roman" w:eastAsia="Times New Roman" w:hAnsi="Times New Roman" w:cs="Times New Roman"/>
+          <w:szCs w:val="26"/>
+        </w:rPr>
+        <w:t>Để thực hiện đồ án, nhóm sử dụng phương pháp dựa trên bằng chứng kết hợp với phỏng vấn, khai thác thông tin về thao tác trên hệ thống, vai trò của các bộ phận, trạng thái booking và các tình huống phát sinh. Bộ câu hỏi gồm 20 câu, trong đó có 10 câu định tính và 10 câu định lượng. Trên cơ sở dữ liệu thu thập được, nhóm mô hình hóa và phân tích quy trình theo các khía cạnh giá trị gia tăng, lãng phí, thời gian, chất lượng và chi phí.</w:t>
+      </w:r>
+    </w:p>
+    <w:p>
+      <w:pPr>
+        <w:tabs>
+          <w:tab w:val="left" w:pos="360"/>
+        </w:tabs>
+        <w:spacing w:after="0"/>
+        <w:ind w:right="-393"/>
+        <w:jc w:val="both"/>
+        <w:rPr>
+          <w:rFonts w:ascii="Times New Roman" w:eastAsia="Times New Roman" w:hAnsi="Times New Roman" w:cs="Times New Roman"/>
+          <w:szCs w:val="26"/>
+        </w:rPr>
+      </w:pPr>
+      <w:r>
+        <w:tab/>
+      </w:r>
+      <w:r>
+        <w:rPr>
+          <w:rFonts w:ascii="Times New Roman" w:eastAsia="Times New Roman" w:hAnsi="Times New Roman" w:cs="Times New Roman"/>
+          <w:szCs w:val="26"/>
+        </w:rPr>
+        <w:t>Kết quả phân tích cho thấy một số vấn đề đáng chú ý như thời gian chờ khi chưa tìm được kỹ thuật viên phù hợp, việc phải phân công lại kỹ thuật viên, tình trạng phải đi lại lần hai do thiếu linh kiện và các trường hợp phát sinh liên quan đến chi phí sửa chữa. Nhóm sử dụng các chỉ tiêu về thời gian, chất lượng và chi phí để đánh giá 2 quy trình được lựa chọn. Các số liệu định lượng trong phân tích hiện mang tính ước tính minh họa dựa trên thông tin thu thập được từ phỏng vấn và quan sát.</w:t>
+      </w:r>
+    </w:p>
+    <w:p>
+      <w:pPr>
+        <w:tabs>
+          <w:tab w:val="left" w:pos="360"/>
+        </w:tabs>
+        <w:spacing w:after="0"/>
+        <w:ind w:right="-393"/>
+        <w:jc w:val="both"/>
+        <w:rPr>
+          <w:rFonts w:ascii="Times New Roman" w:eastAsia="Times New Roman" w:hAnsi="Times New Roman" w:cs="Times New Roman"/>
+          <w:szCs w:val="26"/>
+        </w:rPr>
+      </w:pPr>
+      <w:r>
+        <w:rPr>
+          <w:rFonts w:ascii="Times New Roman" w:eastAsia="Times New Roman" w:hAnsi="Times New Roman" w:cs="Times New Roman"/>
+          <w:szCs w:val="26"/>
+        </w:rPr>
+        <w:tab/>
+      </w:r>
+      <w:r>
+        <w:rPr>
+          <w:rFonts w:ascii="Times New Roman" w:eastAsia="Times New Roman" w:hAnsi="Times New Roman" w:cs="Times New Roman"/>
+          <w:szCs w:val="26"/>
+        </w:rPr>
+        <w:t>Từ những vấn đề trên</w:t>
+      </w:r>
+      <w:r>
+        <w:rPr>
+          <w:rFonts w:ascii="Times New Roman" w:eastAsia="Times New Roman" w:hAnsi="Times New Roman" w:cs="Times New Roman"/>
+          <w:szCs w:val="26"/>
+        </w:rPr>
+        <w:t xml:space="preserve">, nhóm đề xuất các hướng cải tiến như hỗ trợ điều phối kỹ thuật viên, thiết lập thời gian chờ xác nhận, kiểm tra khả năng đáp ứng linh kiện trước </w:t>
+      </w:r>
+      <w:r>
+        <w:rPr>
+          <w:rFonts w:ascii="Times New Roman" w:eastAsia="Times New Roman" w:hAnsi="Times New Roman" w:cs="Times New Roman"/>
+          <w:szCs w:val="26"/>
+        </w:rPr>
+        <w:lastRenderedPageBreak/>
+        <w:t>khi phân công và hạn chế nhập lại thông tin. Các giải pháp kỳ vọng giúp giảm thời gian chờ và số lần xử lý lại, hạn chế phát sinh trong quá trình sửa chữa, đồng thời nâng cao hiệu quả vận hành và trải nghiệm của khách hàng.</w:t>
+      </w:r>
+    </w:p>
+    <w:p>
+      <w:pPr>
+        <w:spacing w:after="0" w:line="240" w:lineRule="auto"/>
+        <w:rPr>
+          <w:rFonts w:ascii="Times New Roman" w:eastAsia="Times New Roman" w:hAnsi="Times New Roman" w:cs="Times New Roman"/>
+          <w:szCs w:val="26"/>
+          <w:lang w:eastAsia="ja-JP" w:bidi="th-TH"/>
+        </w:rPr>
+      </w:pPr>
+    </w:p>
+    <w:p>
+      <w:pPr>
+        <w:tabs>
+          <w:tab w:val="left" w:pos="360"/>
+        </w:tabs>
+        <w:spacing w:after="0"/>
+        <w:ind w:right="-393"/>
+        <w:jc w:val="both"/>
         <w:rPr>
           <w:rFonts w:ascii="Times New Roman" w:eastAsia="Times New Roman" w:hAnsi="Times New Roman" w:cs="Times New Roman"/>
           <w:bCs/>
           <w:szCs w:val="26"/>
         </w:rPr>
-        <w:tab/>
-      </w:r>
-      <w:r>
-        <w:rPr>
-          <w:rFonts w:ascii="Times New Roman" w:eastAsia="Times New Roman" w:hAnsi="Times New Roman" w:cs="Times New Roman"/>
-          <w:bCs/>
-          <w:szCs w:val="26"/>
-        </w:rPr>
-        <w:t>Để thực hiện đồ án, nhóm sử dụng phương pháp dựa trên bằng chứng kết hợp với phỏng vấn, khai thác các thông tin về thao tác trên hệ thống, vai trò của các bộ phận, trạng thái booking và các tình huống phát sinh trong quá trình xử lý. Sau khi mô hình hóa, nhóm đánh giá quy trình dựa trên các khía cạnh giá trị gia tăng, lãng phí, thời gian, chất lượng và chi phí. Kết quả phân tích cho thấy một số vấn đề đáng chú ý như khó tìm kỹ thuật viên phù hợp, tình trạng phải đi lại lần hai do thiếu linh kiện và các trường hợp booking bị kéo dài hoặc phát sinh khiếu nại. Trên cơ sở đó, nhóm đề xuất một số định hướng cải tiến nhằm giảm thời gian chờ, hạn chế phát sinh trong quá trình xử lý và nâng cao hiệu quả vận hành của hệ thống.</w:t>
-      </w:r>
+      </w:pPr>
     </w:p>
     <w:p>
       <w:pPr>
@@ -9294,7 +9673,21 @@
           <w:rFonts w:ascii="Times New Roman" w:eastAsia="Times New Roman" w:hAnsi="Times New Roman" w:cs="Times New Roman"/>
           <w:szCs w:val="26"/>
         </w:rPr>
-        <w:t>Trong hoạt động cung cấp dịch vụ sửa chữa và bảo trì thiết bị, một yêu cầu của khách hàng thường phải trải qua nhiều bước xử lý và có sự phối hợp giữa nhiều bộ phận như chăm sóc khách hàng, kỹ thuật viên, bộ phận quản lý và kho linh kiện. Từ khi tiếp nhận yêu cầu, phân công kỹ thuật viên, xử lý thiết bị cho đến thanh toán và hoàn tất booking, mỗi bước đều có những điều kiện và tình huống phát sinh khác nhau. Do đó, việc xác định và mô hình hóa rõ các quy trình nghiệp vụ có vai trò quan trọng trong việc giúp doanh nghiệp theo dõi cách thức vận hành, kiểm soát tiến độ và nhận diện những điểm có thể ảnh hưởng đến chất lượng dịch vụ.</w:t>
+        <w:t>Trong quá trình tìm hiểu và lựa chọn đề tài cho môn Hệ thống quản trị quy trình nghiệp vụ, nhóm lựa chọn hệ thống đặt lịch sửa chữa thiết bị tại Daikin làm đối tượng nghiên cứu. Qua quá trình tiếp cận và tìm hiểu cách thức vận hành, nhóm nhận thấy hệ thống có sự tham gia của nhiều bộ phận như chăm sóc khách hàng, kỹ thuật viên và kho linh kiện, từ đó đặt ra nhu cầu tìm hiểu rõ hơn về cách các hoạt động được phối hợp và kiểm soát trong thực tế.</w:t>
+      </w:r>
+      <w:r>
+        <w:rPr>
+          <w:rFonts w:ascii="Times New Roman" w:eastAsia="Times New Roman" w:hAnsi="Times New Roman" w:cs="Times New Roman"/>
+          <w:szCs w:val="26"/>
+        </w:rPr>
+        <w:t xml:space="preserve"> </w:t>
+      </w:r>
+      <w:r>
+        <w:rPr>
+          <w:rFonts w:ascii="Times New Roman" w:eastAsia="Times New Roman" w:hAnsi="Times New Roman" w:cs="Times New Roman"/>
+          <w:szCs w:val="26"/>
+        </w:rPr>
+        <w:t>Mục tiêu của đề tài là nhận diện, phân loại và mô hình hóa các quy trình nghiệp vụ của hệ thống, từ đó phân tích cách thức vận hành và xác định những điểm cần cải thiện. Nhóm tập trung vào các quy trình liên quan trực tiếp đến việc tiếp nhận, điều phối và xử lý yêu cầu sửa chữa, đồng thời xem xét sự phối hợp giữa các bộ phận trong quá trình này.</w:t>
       </w:r>
     </w:p>
     <w:p>
@@ -9322,7 +9715,7 @@
           <w:rFonts w:ascii="Times New Roman" w:eastAsia="Times New Roman" w:hAnsi="Times New Roman" w:cs="Times New Roman"/>
           <w:szCs w:val="26"/>
         </w:rPr>
-        <w:t>Xuất phát từ thực tế đó, nhóm thực hiện đề tài “Phân tích và mô hình hóa quy trình nghiệp vụ hệ thống đặt lịch sửa chữa thiết bị (Booking) tại Daikin” với mục tiêu tìm hiểu và mô tả cách một yêu cầu sửa chữa được xử lý xuyên suốt trong hệ thống. Trong phạm vi nghiên cứu, nhóm xác định 10 quy trình nghiệp vụ, được phân thành ba nhóm gồm Quản lý, Cốt lõi và Hỗ trợ. Các quy trình bao quát những hoạt động từ quản lý bảo hành thiết bị, quản lý kỹ thuật viên, quản lý chất lượng dịch vụ đến đặt booking, phân công và xử lý booking, thanh toán, hỗ trợ và quản lý linh kiện. Trên cơ sở đó, nhóm lựa chọn 6 quy trình tiêu biểu để mô hình hóa chi tiết, đồng thời tập trung phân tích hai quy trình cốt lõi là CS assign KTV cho booking và KTV nhận và xử lý booking.</w:t>
+        <w:t>Để thực hiện đề tài, nhóm thu thập thông tin từ các tài liệu liên quan đến hoạt động của hệ thống, kết hợp phỏng vấn và quan sát để tìm hiểu trình tự xử lý thực tế. Các quy trình được mô hình hóa bằng BPMN và phân tích nhằm làm rõ các bước thực hiện, điểm phát sinh vấn đề và cơ hội cải tiến.</w:t>
       </w:r>
     </w:p>
     <w:p>
@@ -9350,7 +9743,314 @@
           <w:rFonts w:ascii="Times New Roman" w:eastAsia="Times New Roman" w:hAnsi="Times New Roman" w:cs="Times New Roman"/>
           <w:szCs w:val="26"/>
         </w:rPr>
-        <w:t>Để thực hiện đề tài, nhóm sử dụng phương pháp dựa trên bằng chứng kết hợp với phỏng vấn, tập trung khai thác các thông tin liên quan đến hoạt động của các bộ phận, thao tác trên hệ thống, trạng thái booking và các tình huống phát sinh trong quá trình xử lý. Các quy trình sau đó được mô hình hóa nhằm thể hiện sự tham gia của từng tác nhân, trình tự hoạt động và các điểm ra quyết định. Trên cơ sở mô hình, nhóm tiếp tục phân tích quy trình theo các khía cạnh giá trị gia tăng, lãng phí, thời gian, chất lượng và chi phí, từ đó nhận diện những điểm còn hạn chế và đề xuất một số hướng cải tiến phù hợp.</w:t>
+        <w:t xml:space="preserve">Đồ án </w:t>
+      </w:r>
+      <w:r>
+        <w:rPr>
+          <w:rFonts w:ascii="Times New Roman" w:eastAsia="Times New Roman" w:hAnsi="Times New Roman" w:cs="Times New Roman"/>
+          <w:szCs w:val="26"/>
+        </w:rPr>
+        <w:t xml:space="preserve">được </w:t>
+      </w:r>
+      <w:r>
+        <w:rPr>
+          <w:rFonts w:ascii="Times New Roman" w:eastAsia="Times New Roman" w:hAnsi="Times New Roman" w:cs="Times New Roman"/>
+          <w:szCs w:val="26"/>
+        </w:rPr>
+        <w:t xml:space="preserve">chia thành </w:t>
+      </w:r>
+      <w:r>
+        <w:rPr>
+          <w:rFonts w:ascii="Times New Roman" w:eastAsia="Times New Roman" w:hAnsi="Times New Roman" w:cs="Times New Roman"/>
+          <w:szCs w:val="26"/>
+        </w:rPr>
+        <w:t xml:space="preserve">5 </w:t>
+      </w:r>
+      <w:r>
+        <w:rPr>
+          <w:rFonts w:ascii="Times New Roman" w:eastAsia="Times New Roman" w:hAnsi="Times New Roman" w:cs="Times New Roman"/>
+          <w:szCs w:val="26"/>
+        </w:rPr>
+        <w:t>chương</w:t>
+      </w:r>
+      <w:r>
+        <w:rPr>
+          <w:rFonts w:ascii="Times New Roman" w:eastAsia="Times New Roman" w:hAnsi="Times New Roman" w:cs="Times New Roman"/>
+          <w:szCs w:val="26"/>
+        </w:rPr>
+        <w:t xml:space="preserve"> với các nội dung như sau</w:t>
+      </w:r>
+      <w:r>
+        <w:rPr>
+          <w:rFonts w:ascii="Times New Roman" w:eastAsia="Times New Roman" w:hAnsi="Times New Roman" w:cs="Times New Roman"/>
+          <w:szCs w:val="26"/>
+        </w:rPr>
+        <w:t>:</w:t>
+      </w:r>
+    </w:p>
+    <w:p>
+      <w:pPr>
+        <w:pStyle w:val="ListParagraph"/>
+        <w:numPr>
+          <w:ilvl w:val="0"/>
+          <w:numId w:val="9"/>
+        </w:numPr>
+        <w:tabs>
+          <w:tab w:val="left" w:pos="360"/>
+        </w:tabs>
+        <w:spacing w:line="360" w:lineRule="auto"/>
+        <w:ind w:right="-393"/>
+        <w:rPr>
+          <w:rFonts w:eastAsia="Times New Roman"/>
+          <w:lang w:val="vi-VN"/>
+        </w:rPr>
+      </w:pPr>
+      <w:r>
+        <w:rPr>
+          <w:rFonts w:eastAsia="Times New Roman"/>
+          <w:lang w:val="vi-VN"/>
+        </w:rPr>
+        <w:t xml:space="preserve">Chương 1 </w:t>
+      </w:r>
+      <w:r>
+        <w:rPr>
+          <w:rFonts w:eastAsia="Times New Roman"/>
+          <w:lang w:val="vi-VN"/>
+        </w:rPr>
+        <w:t>– Liệt kê quy trình doanh nghiệp: Trình bày và phân loại các quy trình nghiệp vụ của hệ thống.</w:t>
+      </w:r>
+    </w:p>
+    <w:p>
+      <w:pPr>
+        <w:pStyle w:val="ListParagraph"/>
+        <w:numPr>
+          <w:ilvl w:val="0"/>
+          <w:numId w:val="9"/>
+        </w:numPr>
+        <w:tabs>
+          <w:tab w:val="left" w:pos="360"/>
+        </w:tabs>
+        <w:spacing w:line="360" w:lineRule="auto"/>
+        <w:ind w:right="-393"/>
+        <w:rPr>
+          <w:rFonts w:eastAsia="Times New Roman"/>
+          <w:lang w:val="vi-VN"/>
+        </w:rPr>
+      </w:pPr>
+      <w:r>
+        <w:rPr>
+          <w:rFonts w:eastAsia="Times New Roman"/>
+          <w:lang w:val="vi-VN"/>
+        </w:rPr>
+        <w:t xml:space="preserve">Chương 2 </w:t>
+      </w:r>
+      <w:r>
+        <w:rPr>
+          <w:rFonts w:eastAsia="Times New Roman"/>
+          <w:lang w:val="vi-VN"/>
+        </w:rPr>
+        <w:t>– Mô hình hóa quy trình: Mô hình hóa các quy trình được lựa chọn bằng sơ đồ BPMN.</w:t>
+      </w:r>
+      <w:r>
+        <w:rPr>
+          <w:rFonts w:eastAsia="Times New Roman"/>
+          <w:lang w:val="vi-VN"/>
+        </w:rPr>
+        <w:t xml:space="preserve"> </w:t>
+      </w:r>
+    </w:p>
+    <w:p>
+      <w:pPr>
+        <w:pStyle w:val="ListParagraph"/>
+        <w:numPr>
+          <w:ilvl w:val="0"/>
+          <w:numId w:val="9"/>
+        </w:numPr>
+        <w:tabs>
+          <w:tab w:val="left" w:pos="360"/>
+        </w:tabs>
+        <w:spacing w:line="360" w:lineRule="auto"/>
+        <w:ind w:right="-393"/>
+        <w:rPr>
+          <w:rFonts w:eastAsia="Times New Roman"/>
+          <w:lang w:val="vi-VN"/>
+        </w:rPr>
+      </w:pPr>
+      <w:r>
+        <w:rPr>
+          <w:rFonts w:eastAsia="Times New Roman"/>
+          <w:lang w:val="vi-VN"/>
+        </w:rPr>
+        <w:t xml:space="preserve">Chương 3 </w:t>
+      </w:r>
+      <w:r>
+        <w:rPr>
+          <w:rFonts w:eastAsia="Times New Roman"/>
+          <w:lang w:val="vi-VN"/>
+        </w:rPr>
+        <w:t>– Phương pháp thực hiện: Trình bày phương pháp tiếp cận, nguồn dữ liệu và cách thức thu thập thông tin phục vụ phân tích</w:t>
+      </w:r>
+      <w:r>
+        <w:rPr>
+          <w:rFonts w:eastAsia="Times New Roman"/>
+          <w:lang w:val="vi-VN"/>
+        </w:rPr>
+        <w:t xml:space="preserve">. </w:t>
+      </w:r>
+    </w:p>
+    <w:p>
+      <w:pPr>
+        <w:pStyle w:val="ListParagraph"/>
+        <w:numPr>
+          <w:ilvl w:val="0"/>
+          <w:numId w:val="9"/>
+        </w:numPr>
+        <w:tabs>
+          <w:tab w:val="left" w:pos="360"/>
+        </w:tabs>
+        <w:spacing w:line="360" w:lineRule="auto"/>
+        <w:ind w:right="-393"/>
+        <w:rPr>
+          <w:rFonts w:eastAsia="Times New Roman"/>
+          <w:lang w:val="vi-VN"/>
+        </w:rPr>
+      </w:pPr>
+      <w:r>
+        <w:rPr>
+          <w:rFonts w:eastAsia="Times New Roman"/>
+          <w:lang w:val="vi-VN"/>
+        </w:rPr>
+        <w:t xml:space="preserve">Chương 4 </w:t>
+      </w:r>
+      <w:r>
+        <w:rPr>
+          <w:rFonts w:eastAsia="Times New Roman"/>
+          <w:lang w:val="vi-VN"/>
+        </w:rPr>
+        <w:t xml:space="preserve">– Phân tích quy trình: Phân tích chi tiết </w:t>
+      </w:r>
+      <w:r>
+        <w:rPr>
+          <w:rFonts w:eastAsia="Times New Roman"/>
+          <w:lang w:val="vi-VN"/>
+        </w:rPr>
+        <w:t xml:space="preserve">2 </w:t>
+      </w:r>
+      <w:r>
+        <w:rPr>
+          <w:rFonts w:eastAsia="Times New Roman"/>
+          <w:lang w:val="vi-VN"/>
+        </w:rPr>
+        <w:t>quy trình</w:t>
+      </w:r>
+      <w:r>
+        <w:rPr>
+          <w:rFonts w:eastAsia="Times New Roman"/>
+          <w:lang w:val="vi-VN"/>
+        </w:rPr>
+        <w:t xml:space="preserve"> cốt lõi</w:t>
+      </w:r>
+      <w:r>
+        <w:rPr>
+          <w:rFonts w:eastAsia="Times New Roman"/>
+          <w:lang w:val="vi-VN"/>
+        </w:rPr>
+        <w:t xml:space="preserve"> được lựa chọn</w:t>
+      </w:r>
+      <w:r>
+        <w:rPr>
+          <w:rFonts w:eastAsia="Times New Roman"/>
+          <w:lang w:val="vi-VN"/>
+        </w:rPr>
+        <w:t xml:space="preserve"> </w:t>
+      </w:r>
+      <w:r>
+        <w:rPr>
+          <w:rFonts w:eastAsia="Times New Roman"/>
+          <w:lang w:val="vi-VN"/>
+        </w:rPr>
+        <w:t>bao gồm hiện trạng, các vấn đề phát sinh và các chỉ tiêu liên quan</w:t>
+      </w:r>
+      <w:r>
+        <w:rPr>
+          <w:rFonts w:eastAsia="Times New Roman"/>
+          <w:lang w:val="vi-VN"/>
+        </w:rPr>
+        <w:t xml:space="preserve">. </w:t>
+      </w:r>
+    </w:p>
+    <w:p>
+      <w:pPr>
+        <w:pStyle w:val="ListParagraph"/>
+        <w:numPr>
+          <w:ilvl w:val="0"/>
+          <w:numId w:val="9"/>
+        </w:numPr>
+        <w:tabs>
+          <w:tab w:val="left" w:pos="360"/>
+        </w:tabs>
+        <w:spacing w:line="360" w:lineRule="auto"/>
+        <w:ind w:right="-393"/>
+        <w:rPr>
+          <w:rFonts w:eastAsia="Times New Roman"/>
+          <w:lang w:val="vi-VN"/>
+        </w:rPr>
+      </w:pPr>
+      <w:r>
+        <w:rPr>
+          <w:rFonts w:eastAsia="Times New Roman"/>
+          <w:lang w:val="vi-VN"/>
+        </w:rPr>
+        <w:t xml:space="preserve">Chương 5 </w:t>
+      </w:r>
+      <w:r>
+        <w:rPr>
+          <w:rFonts w:eastAsia="Times New Roman"/>
+          <w:lang w:val="vi-VN"/>
+        </w:rPr>
+        <w:t xml:space="preserve">– Kết luận: Tổng hợp kết quả đạt được, </w:t>
+      </w:r>
+      <w:r>
+        <w:rPr>
+          <w:rFonts w:eastAsia="Times New Roman"/>
+          <w:lang w:val="vi-VN"/>
+        </w:rPr>
+        <w:t>những</w:t>
+      </w:r>
+      <w:r>
+        <w:rPr>
+          <w:rFonts w:eastAsia="Times New Roman"/>
+          <w:lang w:val="vi-VN"/>
+        </w:rPr>
+        <w:t xml:space="preserve"> hạn chế và </w:t>
+      </w:r>
+      <w:r>
+        <w:rPr>
+          <w:rFonts w:eastAsia="Times New Roman"/>
+          <w:lang w:val="vi-VN"/>
+        </w:rPr>
+        <w:t>đề xuất các hướng</w:t>
+      </w:r>
+      <w:r>
+        <w:rPr>
+          <w:rFonts w:eastAsia="Times New Roman"/>
+          <w:lang w:val="vi-VN"/>
+        </w:rPr>
+        <w:t xml:space="preserve"> phát triển của đề tài</w:t>
+      </w:r>
+      <w:r>
+        <w:rPr>
+          <w:rFonts w:eastAsia="Times New Roman"/>
+          <w:lang w:val="vi-VN"/>
+        </w:rPr>
+        <w:t xml:space="preserve"> trong tương lai</w:t>
+      </w:r>
+      <w:r>
+        <w:rPr>
+          <w:rFonts w:eastAsia="Times New Roman"/>
+          <w:lang w:val="vi-VN"/>
+        </w:rPr>
+        <w:t>.</w:t>
       </w:r>
     </w:p>
     <w:p>
@@ -9362,198 +10062,7 @@
         <w:ind w:right="-393"/>
         <w:jc w:val="both"/>
         <w:rPr>
-          <w:rFonts w:ascii="Times New Roman" w:eastAsia="Times New Roman" w:hAnsi="Times New Roman" w:cs="Times New Roman"/>
-          <w:szCs w:val="26"/>
-        </w:rPr>
-      </w:pPr>
-      <w:r>
-        <w:rPr>
-          <w:rFonts w:ascii="Times New Roman" w:eastAsia="Times New Roman" w:hAnsi="Times New Roman" w:cs="Times New Roman"/>
-          <w:szCs w:val="26"/>
-        </w:rPr>
-        <w:tab/>
-      </w:r>
-      <w:r>
-        <w:rPr>
-          <w:rFonts w:ascii="Times New Roman" w:eastAsia="Times New Roman" w:hAnsi="Times New Roman" w:cs="Times New Roman"/>
-          <w:szCs w:val="26"/>
-        </w:rPr>
-        <w:t xml:space="preserve">Nội dung báo cáo được triển khai qua 5 </w:t>
-      </w:r>
-      <w:r>
-        <w:rPr>
-          <w:rFonts w:ascii="Times New Roman" w:eastAsia="Times New Roman" w:hAnsi="Times New Roman" w:cs="Times New Roman"/>
-          <w:szCs w:val="26"/>
-        </w:rPr>
-        <w:t>chương:</w:t>
-      </w:r>
-    </w:p>
-    <w:p>
-      <w:pPr>
-        <w:tabs>
-          <w:tab w:val="left" w:pos="360"/>
-        </w:tabs>
-        <w:spacing w:after="0"/>
-        <w:ind w:right="-393"/>
-        <w:jc w:val="both"/>
-        <w:rPr>
-          <w:rFonts w:ascii="Times New Roman" w:eastAsia="Times New Roman" w:hAnsi="Times New Roman" w:cs="Times New Roman"/>
-          <w:szCs w:val="26"/>
-        </w:rPr>
-      </w:pPr>
-      <w:r>
-        <w:rPr>
-          <w:rFonts w:ascii="Times New Roman" w:eastAsia="Times New Roman" w:hAnsi="Times New Roman" w:cs="Times New Roman"/>
-          <w:szCs w:val="26"/>
-        </w:rPr>
-        <w:tab/>
-      </w:r>
-      <w:r>
-        <w:rPr>
-          <w:rFonts w:ascii="Times New Roman" w:eastAsia="Times New Roman" w:hAnsi="Times New Roman" w:cs="Times New Roman"/>
-          <w:szCs w:val="26"/>
-        </w:rPr>
-        <w:t xml:space="preserve">Chương 1 trình bày danh sách và cách phân loại các quy trình nghiệp vụ của hệ thống. </w:t>
-      </w:r>
-    </w:p>
-    <w:p>
-      <w:pPr>
-        <w:tabs>
-          <w:tab w:val="left" w:pos="360"/>
-        </w:tabs>
-        <w:spacing w:after="0"/>
-        <w:ind w:right="-393"/>
-        <w:jc w:val="both"/>
-        <w:rPr>
-          <w:rFonts w:ascii="Times New Roman" w:eastAsia="Times New Roman" w:hAnsi="Times New Roman" w:cs="Times New Roman"/>
-          <w:szCs w:val="26"/>
-        </w:rPr>
-      </w:pPr>
-      <w:r>
-        <w:rPr>
-          <w:rFonts w:ascii="Times New Roman" w:eastAsia="Times New Roman" w:hAnsi="Times New Roman" w:cs="Times New Roman"/>
-          <w:szCs w:val="26"/>
-        </w:rPr>
-        <w:lastRenderedPageBreak/>
-        <w:tab/>
-      </w:r>
-      <w:r>
-        <w:rPr>
-          <w:rFonts w:ascii="Times New Roman" w:eastAsia="Times New Roman" w:hAnsi="Times New Roman" w:cs="Times New Roman"/>
-          <w:szCs w:val="26"/>
-        </w:rPr>
-        <w:t xml:space="preserve">Chương 2 trình bày việc mô hình hóa các quy trình được lựa chọn. </w:t>
-      </w:r>
-    </w:p>
-    <w:p>
-      <w:pPr>
-        <w:tabs>
-          <w:tab w:val="left" w:pos="360"/>
-        </w:tabs>
-        <w:spacing w:after="0"/>
-        <w:ind w:right="-393"/>
-        <w:jc w:val="both"/>
-        <w:rPr>
-          <w:rFonts w:ascii="Times New Roman" w:eastAsia="Times New Roman" w:hAnsi="Times New Roman" w:cs="Times New Roman"/>
-          <w:szCs w:val="26"/>
-        </w:rPr>
-      </w:pPr>
-      <w:r>
-        <w:rPr>
-          <w:rFonts w:ascii="Times New Roman" w:eastAsia="Times New Roman" w:hAnsi="Times New Roman" w:cs="Times New Roman"/>
-          <w:szCs w:val="26"/>
-        </w:rPr>
-        <w:tab/>
-      </w:r>
-      <w:r>
-        <w:rPr>
-          <w:rFonts w:ascii="Times New Roman" w:eastAsia="Times New Roman" w:hAnsi="Times New Roman" w:cs="Times New Roman"/>
-          <w:szCs w:val="26"/>
-        </w:rPr>
-        <w:t xml:space="preserve">Chương 3 giới thiệu phương pháp và cách thức nhóm thực hiện đề tài. </w:t>
-      </w:r>
-    </w:p>
-    <w:p>
-      <w:pPr>
-        <w:tabs>
-          <w:tab w:val="left" w:pos="360"/>
-        </w:tabs>
-        <w:spacing w:after="0"/>
-        <w:ind w:right="-393"/>
-        <w:jc w:val="both"/>
-        <w:rPr>
-          <w:rFonts w:ascii="Times New Roman" w:eastAsia="Times New Roman" w:hAnsi="Times New Roman" w:cs="Times New Roman"/>
-          <w:szCs w:val="26"/>
-        </w:rPr>
-      </w:pPr>
-      <w:r>
-        <w:rPr>
-          <w:rFonts w:ascii="Times New Roman" w:eastAsia="Times New Roman" w:hAnsi="Times New Roman" w:cs="Times New Roman"/>
-          <w:szCs w:val="26"/>
-        </w:rPr>
-        <w:tab/>
-      </w:r>
-      <w:r>
-        <w:rPr>
-          <w:rFonts w:ascii="Times New Roman" w:eastAsia="Times New Roman" w:hAnsi="Times New Roman" w:cs="Times New Roman"/>
-          <w:szCs w:val="26"/>
-        </w:rPr>
-        <w:t xml:space="preserve">Chương 4 tập trung phân tích hai quy trình cốt lõi dựa trên các tiêu chí về giá trị, lãng phí, thời gian, chất lượng và chi phí. </w:t>
-      </w:r>
-    </w:p>
-    <w:p>
-      <w:pPr>
-        <w:tabs>
-          <w:tab w:val="left" w:pos="360"/>
-        </w:tabs>
-        <w:spacing w:after="0"/>
-        <w:ind w:right="-393"/>
-        <w:jc w:val="both"/>
-        <w:rPr>
-          <w:rFonts w:ascii="Times New Roman" w:eastAsia="Times New Roman" w:hAnsi="Times New Roman" w:cs="Times New Roman"/>
-          <w:szCs w:val="26"/>
-        </w:rPr>
-      </w:pPr>
-      <w:r>
-        <w:rPr>
-          <w:rFonts w:ascii="Times New Roman" w:eastAsia="Times New Roman" w:hAnsi="Times New Roman" w:cs="Times New Roman"/>
-          <w:szCs w:val="26"/>
-        </w:rPr>
-        <w:tab/>
-      </w:r>
-      <w:r>
-        <w:rPr>
-          <w:rFonts w:ascii="Times New Roman" w:eastAsia="Times New Roman" w:hAnsi="Times New Roman" w:cs="Times New Roman"/>
-          <w:szCs w:val="26"/>
-        </w:rPr>
-        <w:t>Chương 5 tổng hợp những kết quả đạt được, các hạn chế của đồ án và định hướng cải tiến trong thời gian tới.</w:t>
-      </w:r>
-    </w:p>
-    <w:p>
-      <w:pPr>
-        <w:tabs>
-          <w:tab w:val="left" w:pos="360"/>
-        </w:tabs>
-        <w:spacing w:after="0"/>
-        <w:ind w:right="-393"/>
-        <w:jc w:val="both"/>
-        <w:rPr>
-          <w:rFonts w:ascii="Times New Roman" w:eastAsia="Times New Roman" w:hAnsi="Times New Roman" w:cs="Times New Roman"/>
-          <w:szCs w:val="26"/>
-        </w:rPr>
-      </w:pPr>
-    </w:p>
-    <w:p>
-      <w:pPr>
-        <w:tabs>
-          <w:tab w:val="left" w:pos="360"/>
-          <w:tab w:val="left" w:pos="1080"/>
-        </w:tabs>
-        <w:spacing w:after="0"/>
-        <w:ind w:right="-393"/>
-        <w:jc w:val="both"/>
-        <w:rPr>
-          <w:rFonts w:ascii="Times New Roman" w:eastAsia="Times New Roman" w:hAnsi="Times New Roman" w:cs="Times New Roman"/>
+          <w:rFonts w:ascii="Times New Roman" w:eastAsia="Times New Roman" w:hAnsi="Times New Roman" w:cs="Arial"/>
           <w:szCs w:val="26"/>
         </w:rPr>
       </w:pPr>
@@ -9574,104 +10083,6 @@
     </w:p>
     <w:p>
       <w:pPr>
-        <w:tabs>
-          <w:tab w:val="left" w:pos="360"/>
-        </w:tabs>
-        <w:spacing w:after="0"/>
-        <w:ind w:right="-393" w:firstLine="720"/>
-        <w:jc w:val="both"/>
-        <w:rPr>
-          <w:rFonts w:ascii="Times New Roman" w:eastAsia="Times New Roman" w:hAnsi="Times New Roman" w:cs="Arial"/>
-          <w:szCs w:val="26"/>
-        </w:rPr>
-      </w:pPr>
-    </w:p>
-    <w:p>
-      <w:pPr>
-        <w:tabs>
-          <w:tab w:val="left" w:pos="360"/>
-        </w:tabs>
-        <w:spacing w:after="0"/>
-        <w:ind w:right="-393" w:firstLine="720"/>
-        <w:jc w:val="both"/>
-        <w:rPr>
-          <w:rFonts w:ascii="Times New Roman" w:eastAsia="Times New Roman" w:hAnsi="Times New Roman" w:cs="Arial"/>
-          <w:szCs w:val="26"/>
-        </w:rPr>
-      </w:pPr>
-    </w:p>
-    <w:p>
-      <w:pPr>
-        <w:tabs>
-          <w:tab w:val="left" w:pos="360"/>
-        </w:tabs>
-        <w:spacing w:after="0"/>
-        <w:ind w:right="-393" w:firstLine="720"/>
-        <w:jc w:val="both"/>
-        <w:rPr>
-          <w:rFonts w:ascii="Times New Roman" w:eastAsia="Times New Roman" w:hAnsi="Times New Roman" w:cs="Arial"/>
-          <w:szCs w:val="26"/>
-        </w:rPr>
-      </w:pPr>
-    </w:p>
-    <w:p>
-      <w:pPr>
-        <w:tabs>
-          <w:tab w:val="left" w:pos="360"/>
-        </w:tabs>
-        <w:spacing w:after="0"/>
-        <w:ind w:right="-393" w:firstLine="720"/>
-        <w:jc w:val="both"/>
-        <w:rPr>
-          <w:rFonts w:ascii="Times New Roman" w:eastAsia="Times New Roman" w:hAnsi="Times New Roman" w:cs="Arial"/>
-          <w:szCs w:val="26"/>
-        </w:rPr>
-      </w:pPr>
-    </w:p>
-    <w:p>
-      <w:pPr>
-        <w:tabs>
-          <w:tab w:val="left" w:pos="360"/>
-        </w:tabs>
-        <w:spacing w:after="0"/>
-        <w:ind w:right="-393" w:firstLine="720"/>
-        <w:jc w:val="both"/>
-        <w:rPr>
-          <w:rFonts w:ascii="Times New Roman" w:eastAsia="Times New Roman" w:hAnsi="Times New Roman" w:cs="Arial"/>
-          <w:szCs w:val="26"/>
-        </w:rPr>
-      </w:pPr>
-    </w:p>
-    <w:p>
-      <w:pPr>
-        <w:tabs>
-          <w:tab w:val="left" w:pos="360"/>
-        </w:tabs>
-        <w:spacing w:after="0"/>
-        <w:ind w:right="-393" w:firstLine="720"/>
-        <w:jc w:val="both"/>
-        <w:rPr>
-          <w:rFonts w:ascii="Times New Roman" w:eastAsia="Times New Roman" w:hAnsi="Times New Roman" w:cs="Arial"/>
-          <w:szCs w:val="26"/>
-        </w:rPr>
-      </w:pPr>
-    </w:p>
-    <w:p>
-      <w:pPr>
-        <w:tabs>
-          <w:tab w:val="left" w:pos="360"/>
-        </w:tabs>
-        <w:spacing w:after="0"/>
-        <w:ind w:right="-393" w:firstLine="720"/>
-        <w:jc w:val="both"/>
-        <w:rPr>
-          <w:rFonts w:ascii="Times New Roman" w:eastAsia="Times New Roman" w:hAnsi="Times New Roman" w:cs="Arial"/>
-          <w:szCs w:val="26"/>
-        </w:rPr>
-      </w:pPr>
-    </w:p>
-    <w:p>
-      <w:pPr>
         <w:pStyle w:val="Heading1"/>
         <w:rPr>
           <w:lang w:val="vi-VN"/>
@@ -9684,7 +10095,7 @@
         </w:rPr>
         <w:br w:type="page"/>
       </w:r>
-      <w:bookmarkStart w:id="0" w:name="_Toc239448111"/>
+      <w:bookmarkStart w:id="0" w:name="_Toc239600280"/>
       <w:r>
         <w:rPr>
           <w:sz w:val="36"/>
@@ -9709,61 +10120,788 @@
     <w:p>
       <w:pPr>
         <w:pStyle w:val="Heading2"/>
+        <w:numPr>
+          <w:ilvl w:val="1"/>
+          <w:numId w:val="10"/>
+        </w:numPr>
         <w:rPr>
           <w:rFonts w:ascii="Times New Roman" w:hAnsi="Times New Roman" w:cs="Times New Roman"/>
           <w:sz w:val="32"/>
           <w:szCs w:val="32"/>
         </w:rPr>
       </w:pPr>
-      <w:bookmarkStart w:id="3" w:name="_Toc239448112"/>
+      <w:bookmarkStart w:id="3" w:name="_Toc239600281"/>
       <w:r>
         <w:rPr>
           <w:rFonts w:ascii="Times New Roman" w:hAnsi="Times New Roman" w:cs="Times New Roman"/>
           <w:sz w:val="32"/>
           <w:szCs w:val="32"/>
         </w:rPr>
-        <w:t>Bối cảnh doanh nghiệp</w:t>
-      </w:r>
-      <w:bookmarkEnd w:id="3"/>
-    </w:p>
-    <w:p>
-      <w:pPr>
-        <w:tabs>
-          <w:tab w:val="left" w:pos="360"/>
-        </w:tabs>
-        <w:ind w:right="-393" w:firstLine="720"/>
-        <w:rPr>
-          <w:rFonts w:ascii="Times New Roman" w:hAnsi="Times New Roman" w:cs="Times New Roman"/>
-          <w:szCs w:val="26"/>
-        </w:rPr>
-      </w:pPr>
-      <w:r>
-        <w:rPr>
-          <w:rFonts w:ascii="Times New Roman" w:hAnsi="Times New Roman" w:cs="Times New Roman"/>
-          <w:szCs w:val="26"/>
-        </w:rPr>
-        <w:t>Doanh nghiệp được lựa chọn để phân tích là một đơn vị cung cấp dịch vụ sửa chữa, bảo trì thiết bị điện tử (điện thoại, laptop, thiết bị gia dụng,...) thông qua hình thức đặt lịch (booking) trực tuyến – mô hình tương tự dịch vụ sửa chữa tại chỗ của các chuỗi bán lẻ công nghệ (ví dụ: CellphoneS) kết hợp với vận hành logistics điều phối kỹ thuật viên (tương tự mô hình vận hành của TikiLogistics). Khách hàng có thể đặt lịch qua ứng dụng hoặc gọi tổng đài (Call Center); hệ thống sẽ điều phối kỹ thuật viên (KTV) phù hợp theo khu vực, tiếp nhận – chẩn đoán – sửa chữa thiết bị, và hoàn tất bằng bước xác nhận – thanh toán – đánh giá dịch vụ.</w:t>
-      </w:r>
-    </w:p>
-    <w:p>
-      <w:pPr>
-        <w:pStyle w:val="Heading2"/>
+        <w:t>Tổng quan về</w:t>
+      </w:r>
+      <w:r>
         <w:rPr>
           <w:rFonts w:ascii="Times New Roman" w:hAnsi="Times New Roman" w:cs="Times New Roman"/>
           <w:sz w:val="32"/>
           <w:szCs w:val="32"/>
         </w:rPr>
-      </w:pPr>
-      <w:bookmarkStart w:id="4" w:name="_Toc239448113"/>
-      <w:r>
+        <w:t xml:space="preserve"> doanh nghiệp</w:t>
+      </w:r>
+      <w:bookmarkEnd w:id="3"/>
+    </w:p>
+    <w:p>
+      <w:pPr>
+        <w:pStyle w:val="Heading3"/>
+      </w:pPr>
+      <w:bookmarkStart w:id="4" w:name="_Toc239600282"/>
+      <w:r>
+        <w:t>Giới thiệu</w:t>
+      </w:r>
+      <w:r>
+        <w:t xml:space="preserve"> về</w:t>
+      </w:r>
+      <w:r>
+        <w:t xml:space="preserve"> Daikin</w:t>
+      </w:r>
+      <w:bookmarkEnd w:id="4"/>
+      <w:r>
+        <w:t xml:space="preserve"> Vietnam</w:t>
+      </w:r>
+    </w:p>
+    <w:p>
+      <w:pPr>
+        <w:pStyle w:val="NormalWeb"/>
+        <w:spacing w:line="360" w:lineRule="auto"/>
+        <w:ind w:firstLine="720"/>
+        <w:jc w:val="both"/>
+        <w:rPr>
+          <w:sz w:val="26"/>
+          <w:szCs w:val="26"/>
+        </w:rPr>
+      </w:pPr>
+      <w:bookmarkStart w:id="5" w:name="_Toc239600283"/>
+      <w:r>
+        <w:rPr>
+          <w:sz w:val="26"/>
+          <w:szCs w:val="26"/>
+        </w:rPr>
+        <w:t>Tập đoàn Daikin (Daikin Industries, Ltd.) được thành lập vào năm 1924 tại Osaka, Nhật Bản, hiện là một trong những tập đoàn sản xuất thiết bị điều hòa không khí (HVAC) và hóa chất chuyên dụng lớn nhất thế giới [1]. Tại thị trường Việt Nam, tiền thân của doanh nghiệp là Công ty Cổ phần Việt Kim được thành lập vào năm 1995 với vai trò là nhà phân phối độc quyền các sản phẩm Daikin [2]. Đến năm 2008, Việt Kim chính thức gia nhập Tập đoàn Daikin</w:t>
+      </w:r>
+      <w:r>
+        <w:rPr>
+          <w:sz w:val="26"/>
+          <w:szCs w:val="26"/>
+          <w:lang w:val="vi-VN"/>
+        </w:rPr>
+        <w:t xml:space="preserve"> và đ</w:t>
+      </w:r>
+      <w:r>
+        <w:rPr>
+          <w:sz w:val="26"/>
+          <w:szCs w:val="26"/>
+        </w:rPr>
+        <w:t>ến năm 2015, công ty chính thức đổi tên thành Công ty Cổ phần Daikin Air Conditioning (Vietnam) (thường gọi là Daikin Vietnam) [2].</w:t>
+      </w:r>
+    </w:p>
+    <w:p>
+      <w:pPr>
+        <w:pStyle w:val="NormalWeb"/>
+        <w:spacing w:line="360" w:lineRule="auto"/>
+        <w:ind w:firstLine="720"/>
+        <w:jc w:val="both"/>
+        <w:rPr>
+          <w:sz w:val="26"/>
+          <w:szCs w:val="26"/>
+        </w:rPr>
+      </w:pPr>
+      <w:r>
+        <w:rPr>
+          <w:sz w:val="26"/>
+          <w:szCs w:val="26"/>
+        </w:rPr>
+        <w:t xml:space="preserve">Trải qua gần 30 năm phát triển tại Việt Nam, Daikin Vietnam khẳng định vị thế dẫn đầu trong cả thị trường điều hòa dân dụng lẫn các hệ thống điều hòa thương </w:t>
+      </w:r>
+      <w:r>
+        <w:rPr>
+          <w:sz w:val="26"/>
+          <w:szCs w:val="26"/>
+          <w:lang w:val="vi-VN"/>
+        </w:rPr>
+        <w:t xml:space="preserve">mại, </w:t>
+      </w:r>
+      <w:r>
+        <w:rPr>
+          <w:sz w:val="26"/>
+          <w:szCs w:val="26"/>
+        </w:rPr>
+        <w:t>công nghiệp</w:t>
+      </w:r>
+      <w:r>
+        <w:rPr>
+          <w:sz w:val="26"/>
+          <w:szCs w:val="26"/>
+          <w:lang w:val="vi-VN"/>
+        </w:rPr>
+        <w:t xml:space="preserve"> và mở rộng xuất khẩu ra thị trường quốc tế</w:t>
+      </w:r>
+      <w:r>
+        <w:rPr>
+          <w:sz w:val="26"/>
+          <w:szCs w:val="26"/>
+        </w:rPr>
+        <w:t xml:space="preserve"> [2], [3]. Bên cạnh việc kinh doanh sản phẩm, doanh nghiệp xác định chiến lược cạnh tranh cốt lõi dựa trên trải nghiệm khách hàng vượt trội [3]. Trong đó, Khối Dịch vụ Hậu mãi (Daikin Service) đóng vai trò là trụ cột vận hành then chốt, chịu trách nhiệm duy trì hiệu suất vận hành của thiết bị, gia tăng sự gắn kết thương hiệu và hiện thực hóa cam kết đồng hành trọn đời cùng khách hàng [2], [4].</w:t>
+      </w:r>
+    </w:p>
+    <w:p>
+      <w:pPr>
+        <w:pStyle w:val="Heading3"/>
+      </w:pPr>
+      <w:r>
+        <w:t>Quy mô và lĩnh vực hoạt động</w:t>
+      </w:r>
+      <w:bookmarkEnd w:id="5"/>
+    </w:p>
+    <w:p>
+      <w:pPr>
+        <w:pStyle w:val="NormalWeb"/>
+        <w:spacing w:line="360" w:lineRule="auto"/>
+        <w:ind w:firstLine="720"/>
+        <w:jc w:val="both"/>
+        <w:rPr>
+          <w:sz w:val="26"/>
+          <w:szCs w:val="26"/>
+        </w:rPr>
+      </w:pPr>
+      <w:r>
+        <w:rPr>
+          <w:sz w:val="26"/>
+          <w:szCs w:val="26"/>
+        </w:rPr>
+        <w:t>Nhằm đáp ứng nhu cầu ngày càng tăng cao của thị trường điện lạnh tại Việt Nam, Daikin Vietnam đã xây dựng một hạ tầng vận hành, mạng lưới sản xuất và hệ thống dịch vụ rộng khắp cả nước [2].</w:t>
+      </w:r>
+    </w:p>
+    <w:p>
+      <w:pPr>
+        <w:pStyle w:val="NormalWeb"/>
+        <w:spacing w:line="360" w:lineRule="auto"/>
+        <w:ind w:firstLine="720"/>
+        <w:jc w:val="both"/>
+        <w:rPr>
+          <w:sz w:val="26"/>
+          <w:szCs w:val="26"/>
+        </w:rPr>
+      </w:pPr>
+      <w:r>
+        <w:rPr>
+          <w:sz w:val="26"/>
+          <w:szCs w:val="26"/>
+        </w:rPr>
+        <w:lastRenderedPageBreak/>
+        <w:t>Về quy mô sản xuất và chi nhánh, năm 2018, công ty khánh thành nhà máy sản xuất điều hòa không khí hiện đại tại tỉnh Hưng Yên với tổng vốn đầu tư hơn 72 triệu USD trên diện tích 210.000 m² [2]. Doanh nghiệp vận hành trụ sở chính tại TP. Hồ Chí Minh cùng hệ thống 5 chi nhánh trực thuộc tại các thành phố trọng điểm bao gồm Hà Nội, Hải Phòng, Đà Nẵng, Nghệ An và Cần Thơ [2].</w:t>
+      </w:r>
+    </w:p>
+    <w:p>
+      <w:pPr>
+        <w:pStyle w:val="NormalWeb"/>
+        <w:spacing w:line="360" w:lineRule="auto"/>
+        <w:ind w:firstLine="720"/>
+        <w:jc w:val="both"/>
+        <w:rPr>
+          <w:sz w:val="26"/>
+          <w:szCs w:val="26"/>
+        </w:rPr>
+      </w:pPr>
+      <w:r>
+        <w:rPr>
+          <w:sz w:val="26"/>
+          <w:szCs w:val="26"/>
+        </w:rPr>
+        <w:t>Đối với Khối Dịch vụ Hậu mãi (Daikin Service), Daikin Vietnam thiết lập một mạng lưới hạ tầng kỹ thuật sâu rộng nhằm đảm bảo khả năng ứng cứu và hỗ trợ kỹ thuật nhanh chóng cho khách hàng [4]. Mạng lưới này bao gồm hệ thống các Trung tâm Dịch vụ trực tiếp do Daikin quản lý cùng hàng trăm Trạm Bảo hành Ủy quyền (ASC) bao phủ khắp 63 tỉnh thành [2], [4]. Lực lượng nhân sự của công ty hiện vượt mốc 1.000 người [3], trong đó tập trung quy mô lớn ở các bộ phận Chăm sóc khách hàng (Call Center/CS), Kỹ thuật viên (KTV) sửa chữa hiện trường và kỹ sư hỗ trợ kỹ thuật (QA) [4].</w:t>
+      </w:r>
+    </w:p>
+    <w:p>
+      <w:pPr>
+        <w:pStyle w:val="NormalWeb"/>
+        <w:spacing w:line="360" w:lineRule="auto"/>
+        <w:ind w:firstLine="720"/>
+        <w:jc w:val="both"/>
+        <w:rPr>
+          <w:sz w:val="26"/>
+          <w:szCs w:val="26"/>
+        </w:rPr>
+      </w:pPr>
+      <w:r>
+        <w:rPr>
+          <w:sz w:val="26"/>
+          <w:szCs w:val="26"/>
+        </w:rPr>
+        <w:t>Về phạm vi kinh doanh, các mảng hoạt động chính của Daikin Vietnam tại thị trường nội địa được tóm tắt chi tiết trong Bảng 1.1.</w:t>
+      </w:r>
+      <w:r>
+        <w:rPr>
+          <w:sz w:val="26"/>
+          <w:szCs w:val="26"/>
+        </w:rPr>
+        <w:t xml:space="preserve"> </w:t>
+      </w:r>
+    </w:p>
+    <w:p>
+      <w:pPr>
+        <w:pStyle w:val="Caption"/>
+        <w:keepNext/>
+        <w:rPr>
+          <w:rFonts w:ascii="Times New Roman" w:hAnsi="Times New Roman" w:cs="Times New Roman"/>
+          <w:i/>
+          <w:iCs/>
+          <w:sz w:val="22"/>
+          <w:szCs w:val="14"/>
+        </w:rPr>
+      </w:pPr>
+      <w:r>
+        <w:rPr>
+          <w:rFonts w:ascii="Times New Roman" w:hAnsi="Times New Roman" w:cs="Times New Roman"/>
+          <w:i/>
+          <w:iCs/>
+          <w:sz w:val="22"/>
+          <w:szCs w:val="14"/>
+        </w:rPr>
+        <w:t xml:space="preserve">Bảng </w:t>
+      </w:r>
+      <w:r>
+        <w:rPr>
+          <w:rFonts w:ascii="Times New Roman" w:hAnsi="Times New Roman" w:cs="Times New Roman"/>
+          <w:i/>
+          <w:iCs/>
+          <w:sz w:val="22"/>
+          <w:szCs w:val="14"/>
+        </w:rPr>
+        <w:fldChar w:fldCharType="begin"/>
+      </w:r>
+      <w:r>
+        <w:rPr>
+          <w:rFonts w:ascii="Times New Roman" w:hAnsi="Times New Roman" w:cs="Times New Roman"/>
+          <w:i/>
+          <w:iCs/>
+          <w:sz w:val="22"/>
+          <w:szCs w:val="14"/>
+        </w:rPr>
+        <w:instrText xml:space="preserve"> STYLEREF 1 \s </w:instrText>
+      </w:r>
+      <w:r>
+        <w:rPr>
+          <w:rFonts w:ascii="Times New Roman" w:hAnsi="Times New Roman" w:cs="Times New Roman"/>
+          <w:i/>
+          <w:iCs/>
+          <w:sz w:val="22"/>
+          <w:szCs w:val="14"/>
+        </w:rPr>
+        <w:fldChar w:fldCharType="separate"/>
+      </w:r>
+      <w:r>
+        <w:rPr>
+          <w:rFonts w:ascii="Times New Roman" w:hAnsi="Times New Roman" w:cs="Times New Roman"/>
+          <w:i/>
+          <w:iCs/>
+          <w:noProof/>
+          <w:sz w:val="22"/>
+          <w:szCs w:val="14"/>
+        </w:rPr>
+        <w:t>1</w:t>
+      </w:r>
+      <w:r>
+        <w:rPr>
+          <w:rFonts w:ascii="Times New Roman" w:hAnsi="Times New Roman" w:cs="Times New Roman"/>
+          <w:i/>
+          <w:iCs/>
+          <w:sz w:val="22"/>
+          <w:szCs w:val="14"/>
+        </w:rPr>
+        <w:fldChar w:fldCharType="end"/>
+      </w:r>
+      <w:r>
+        <w:rPr>
+          <w:rFonts w:ascii="Times New Roman" w:hAnsi="Times New Roman" w:cs="Times New Roman"/>
+          <w:i/>
+          <w:iCs/>
+          <w:sz w:val="22"/>
+          <w:szCs w:val="14"/>
+        </w:rPr>
+        <w:t>.</w:t>
+      </w:r>
+      <w:r>
+        <w:rPr>
+          <w:rFonts w:ascii="Times New Roman" w:hAnsi="Times New Roman" w:cs="Times New Roman"/>
+          <w:i/>
+          <w:iCs/>
+          <w:sz w:val="22"/>
+          <w:szCs w:val="14"/>
+        </w:rPr>
+        <w:fldChar w:fldCharType="begin"/>
+      </w:r>
+      <w:r>
+        <w:rPr>
+          <w:rFonts w:ascii="Times New Roman" w:hAnsi="Times New Roman" w:cs="Times New Roman"/>
+          <w:i/>
+          <w:iCs/>
+          <w:sz w:val="22"/>
+          <w:szCs w:val="14"/>
+        </w:rPr>
+        <w:instrText xml:space="preserve"> SEQ Bảng \* ARABIC \s 1 </w:instrText>
+      </w:r>
+      <w:r>
+        <w:rPr>
+          <w:rFonts w:ascii="Times New Roman" w:hAnsi="Times New Roman" w:cs="Times New Roman"/>
+          <w:i/>
+          <w:iCs/>
+          <w:sz w:val="22"/>
+          <w:szCs w:val="14"/>
+        </w:rPr>
+        <w:fldChar w:fldCharType="separate"/>
+      </w:r>
+      <w:r>
+        <w:rPr>
+          <w:rFonts w:ascii="Times New Roman" w:hAnsi="Times New Roman" w:cs="Times New Roman"/>
+          <w:i/>
+          <w:iCs/>
+          <w:noProof/>
+          <w:sz w:val="22"/>
+          <w:szCs w:val="14"/>
+        </w:rPr>
+        <w:t>1</w:t>
+      </w:r>
+      <w:r>
+        <w:rPr>
+          <w:rFonts w:ascii="Times New Roman" w:hAnsi="Times New Roman" w:cs="Times New Roman"/>
+          <w:i/>
+          <w:iCs/>
+          <w:sz w:val="22"/>
+          <w:szCs w:val="14"/>
+        </w:rPr>
+        <w:fldChar w:fldCharType="end"/>
+      </w:r>
+      <w:r>
+        <w:rPr>
+          <w:rFonts w:ascii="Times New Roman" w:hAnsi="Times New Roman" w:cs="Times New Roman"/>
+          <w:i/>
+          <w:iCs/>
+          <w:sz w:val="22"/>
+          <w:szCs w:val="14"/>
+        </w:rPr>
+        <w:t>. Tóm tắt các lĩnh vực hoạt động cốt lõi của Daikin Vietnam</w:t>
+      </w:r>
+    </w:p>
+    <w:tbl>
+      <w:tblPr>
+        <w:tblStyle w:val="TableGrid"/>
+        <w:tblW w:w="0" w:type="auto"/>
+        <w:tblLook w:val="04A0" w:firstRow="1" w:lastRow="0" w:firstColumn="1" w:lastColumn="0" w:noHBand="0" w:noVBand="1"/>
+      </w:tblPr>
+      <w:tblGrid>
+        <w:gridCol w:w="3936"/>
+        <w:gridCol w:w="5067"/>
+      </w:tblGrid>
+      <w:tr>
+        <w:tc>
+          <w:tcPr>
+            <w:tcW w:w="3936" w:type="dxa"/>
+            <w:shd w:val="clear" w:color="auto" w:fill="E5B8B7" w:themeFill="accent2" w:themeFillTint="66"/>
+            <w:vAlign w:val="center"/>
+          </w:tcPr>
+          <w:p>
+            <w:pPr>
+              <w:rPr>
+                <w:rFonts w:ascii="Times New Roman" w:hAnsi="Times New Roman"/>
+                <w:szCs w:val="26"/>
+              </w:rPr>
+            </w:pPr>
+            <w:r>
+              <w:rPr>
+                <w:rFonts w:ascii="Times New Roman" w:hAnsi="Times New Roman"/>
+                <w:szCs w:val="26"/>
+              </w:rPr>
+              <w:t>Lĩnh vực</w:t>
+            </w:r>
+          </w:p>
+        </w:tc>
+        <w:tc>
+          <w:tcPr>
+            <w:tcW w:w="5067" w:type="dxa"/>
+            <w:shd w:val="clear" w:color="auto" w:fill="E5B8B7" w:themeFill="accent2" w:themeFillTint="66"/>
+            <w:vAlign w:val="center"/>
+          </w:tcPr>
+          <w:p>
+            <w:pPr>
+              <w:rPr>
+                <w:rFonts w:ascii="Times New Roman" w:hAnsi="Times New Roman"/>
+                <w:szCs w:val="26"/>
+              </w:rPr>
+            </w:pPr>
+            <w:r>
+              <w:rPr>
+                <w:rFonts w:ascii="Times New Roman" w:hAnsi="Times New Roman"/>
+                <w:szCs w:val="26"/>
+              </w:rPr>
+              <w:t>Phạm vi hoạt động &amp; Đặc điểm chính</w:t>
+            </w:r>
+          </w:p>
+        </w:tc>
+      </w:tr>
+      <w:tr>
+        <w:tc>
+          <w:tcPr>
+            <w:tcW w:w="3936" w:type="dxa"/>
+            <w:vAlign w:val="center"/>
+          </w:tcPr>
+          <w:p>
+            <w:pPr>
+              <w:rPr>
+                <w:rFonts w:ascii="Times New Roman" w:hAnsi="Times New Roman"/>
+                <w:szCs w:val="26"/>
+              </w:rPr>
+            </w:pPr>
+            <w:r>
+              <w:rPr>
+                <w:rFonts w:ascii="Times New Roman" w:hAnsi="Times New Roman"/>
+                <w:szCs w:val="26"/>
+              </w:rPr>
+              <w:t>Thương mại Thiết bị HVAC</w:t>
+            </w:r>
+          </w:p>
+        </w:tc>
+        <w:tc>
+          <w:tcPr>
+            <w:tcW w:w="5067" w:type="dxa"/>
+            <w:vAlign w:val="center"/>
+          </w:tcPr>
+          <w:p>
+            <w:pPr>
+              <w:rPr>
+                <w:rFonts w:ascii="Times New Roman" w:hAnsi="Times New Roman"/>
+                <w:szCs w:val="26"/>
+              </w:rPr>
+            </w:pPr>
+            <w:r>
+              <w:rPr>
+                <w:rFonts w:ascii="Times New Roman" w:hAnsi="Times New Roman"/>
+                <w:szCs w:val="26"/>
+              </w:rPr>
+              <w:t>Phân phối các dòng máy lạnh dân dụng, hệ thống điều hòa thương mại (VRV/VRF), Chiller công nghiệp và thiết bị lọc không khí cho thị trường Việt Nam [1], [2].</w:t>
+            </w:r>
+          </w:p>
+        </w:tc>
+      </w:tr>
+      <w:tr>
+        <w:tc>
+          <w:tcPr>
+            <w:tcW w:w="3936" w:type="dxa"/>
+            <w:vAlign w:val="center"/>
+          </w:tcPr>
+          <w:p>
+            <w:pPr>
+              <w:tabs>
+                <w:tab w:val="left" w:pos="926"/>
+              </w:tabs>
+              <w:rPr>
+                <w:rFonts w:ascii="Times New Roman" w:hAnsi="Times New Roman"/>
+                <w:szCs w:val="26"/>
+              </w:rPr>
+            </w:pPr>
+            <w:r>
+              <w:rPr>
+                <w:rFonts w:ascii="Times New Roman" w:hAnsi="Times New Roman"/>
+                <w:szCs w:val="26"/>
+              </w:rPr>
+              <w:t xml:space="preserve">Dịch vụ Hậu mãi (Daikin Service) </w:t>
+            </w:r>
+            <w:r>
+              <w:rPr>
+                <w:rFonts w:ascii="Times New Roman" w:hAnsi="Times New Roman"/>
+                <w:i/>
+                <w:iCs/>
+                <w:szCs w:val="26"/>
+              </w:rPr>
+              <w:t>(Trọng tâm đề tài)</w:t>
+            </w:r>
+          </w:p>
+        </w:tc>
+        <w:tc>
+          <w:tcPr>
+            <w:tcW w:w="5067" w:type="dxa"/>
+            <w:vAlign w:val="center"/>
+          </w:tcPr>
+          <w:p>
+            <w:pPr>
+              <w:rPr>
+                <w:rFonts w:ascii="Times New Roman" w:hAnsi="Times New Roman"/>
+                <w:szCs w:val="26"/>
+              </w:rPr>
+            </w:pPr>
+            <w:r>
+              <w:rPr>
+                <w:rFonts w:ascii="Times New Roman" w:hAnsi="Times New Roman"/>
+                <w:szCs w:val="26"/>
+              </w:rPr>
+              <w:t>Tiếp nhận yêu cầu dịch vụ, bảo hành, bảo trì định kỳ, sửa chữa sự cố tại hiện trường, hỗ trợ kỹ thuật và quản lý cung ứng linh kiện thay thế chính hãng [2], [4].</w:t>
+            </w:r>
+          </w:p>
+        </w:tc>
+      </w:tr>
+      <w:tr>
+        <w:tc>
+          <w:tcPr>
+            <w:tcW w:w="3936" w:type="dxa"/>
+            <w:vAlign w:val="center"/>
+          </w:tcPr>
+          <w:p>
+            <w:pPr>
+              <w:tabs>
+                <w:tab w:val="left" w:pos="1264"/>
+              </w:tabs>
+              <w:rPr>
+                <w:rFonts w:ascii="Times New Roman" w:hAnsi="Times New Roman"/>
+                <w:szCs w:val="26"/>
+              </w:rPr>
+            </w:pPr>
+            <w:r>
+              <w:rPr>
+                <w:rFonts w:ascii="Times New Roman" w:hAnsi="Times New Roman"/>
+                <w:szCs w:val="26"/>
+              </w:rPr>
+              <w:t xml:space="preserve">Giải pháp Chất lượng Không khí </w:t>
+            </w:r>
+            <w:r>
+              <w:rPr>
+                <w:rFonts w:ascii="Times New Roman" w:hAnsi="Times New Roman"/>
+                <w:szCs w:val="26"/>
+              </w:rPr>
+              <w:lastRenderedPageBreak/>
+              <w:t>(IAQ)</w:t>
+            </w:r>
+          </w:p>
+        </w:tc>
+        <w:tc>
+          <w:tcPr>
+            <w:tcW w:w="5067" w:type="dxa"/>
+            <w:vAlign w:val="center"/>
+          </w:tcPr>
+          <w:p>
+            <w:pPr>
+              <w:tabs>
+                <w:tab w:val="left" w:pos="1264"/>
+              </w:tabs>
+              <w:rPr>
+                <w:rFonts w:ascii="Times New Roman" w:hAnsi="Times New Roman"/>
+                <w:szCs w:val="26"/>
+              </w:rPr>
+            </w:pPr>
+            <w:r>
+              <w:rPr>
+                <w:rFonts w:ascii="Times New Roman" w:hAnsi="Times New Roman"/>
+                <w:szCs w:val="26"/>
+              </w:rPr>
+              <w:lastRenderedPageBreak/>
+              <w:t xml:space="preserve">Tư vấn, thiết kế và cung cấp hệ thống thông </w:t>
+            </w:r>
+            <w:r>
+              <w:rPr>
+                <w:rFonts w:ascii="Times New Roman" w:hAnsi="Times New Roman"/>
+                <w:szCs w:val="26"/>
+              </w:rPr>
+              <w:lastRenderedPageBreak/>
+              <w:t>gió, cấp gió tươi cùng các giải pháp quản trị năng lượng thông minh cho công trình dân dụng và công nghiệp [1], [3].</w:t>
+            </w:r>
+          </w:p>
+        </w:tc>
+      </w:tr>
+    </w:tbl>
+    <w:p>
+      <w:pPr>
+        <w:pStyle w:val="Heading3"/>
+      </w:pPr>
+      <w:r>
+        <w:lastRenderedPageBreak/>
+        <w:t>Mô hình hoạt động và ứng dụng CNTT tại Khối Dịch vụ Hậu mãi (Daikin Service)</w:t>
+      </w:r>
+    </w:p>
+    <w:p>
+      <w:pPr>
+        <w:pStyle w:val="NormalWeb"/>
+        <w:spacing w:line="360" w:lineRule="auto"/>
+        <w:ind w:firstLine="720"/>
+        <w:rPr>
+          <w:sz w:val="26"/>
+          <w:szCs w:val="26"/>
+        </w:rPr>
+      </w:pPr>
+      <w:r>
+        <w:rPr>
+          <w:sz w:val="26"/>
+          <w:szCs w:val="26"/>
+        </w:rPr>
+        <w:t>Hoạt động của Khối Dịch vụ Hậu mãi được tổ chức thành một chuỗi quy trình khép kín, ứng dụng mạnh mẽ các giải pháp công nghệ thông tin nhằm tối ưu hóa thời gian xử lý và nâng cao trải nghiệm của khách hàng [</w:t>
+      </w:r>
+      <w:r>
+        <w:rPr>
+          <w:sz w:val="26"/>
+          <w:szCs w:val="26"/>
+          <w:lang w:val="vi-VN"/>
+        </w:rPr>
+        <w:t>4</w:t>
+      </w:r>
+      <w:r>
+        <w:rPr>
+          <w:sz w:val="26"/>
+          <w:szCs w:val="26"/>
+        </w:rPr>
+        <w:t>]. Quy trình bắt đầu từ khâu tiếp nhận thông tin yêu cầu dịch vụ (booking) thông qua Call Center hoặc ứng dụng di động [</w:t>
+      </w:r>
+      <w:r>
+        <w:rPr>
+          <w:sz w:val="26"/>
+          <w:szCs w:val="26"/>
+          <w:lang w:val="vi-VN"/>
+        </w:rPr>
+        <w:t>4</w:t>
+      </w:r>
+      <w:r>
+        <w:rPr>
+          <w:sz w:val="26"/>
+          <w:szCs w:val="26"/>
+        </w:rPr>
+        <w:t>]. Yêu cầu sau khi ghi nhận được chuyển sang hệ thống điều phối thông minh để hỗ trợ nhân viên CS phân công KTV phù hợp dựa trên khu vực địa lý, lịch làm việc và năng lực chuyên môn [</w:t>
+      </w:r>
+      <w:r>
+        <w:rPr>
+          <w:sz w:val="26"/>
+          <w:szCs w:val="26"/>
+          <w:lang w:val="vi-VN"/>
+        </w:rPr>
+        <w:t>4</w:t>
+      </w:r>
+      <w:r>
+        <w:rPr>
+          <w:sz w:val="26"/>
+          <w:szCs w:val="26"/>
+        </w:rPr>
+        <w:t>].</w:t>
+      </w:r>
+    </w:p>
+    <w:p>
+      <w:pPr>
+        <w:pStyle w:val="NormalWeb"/>
+        <w:spacing w:line="360" w:lineRule="auto"/>
+        <w:rPr>
+          <w:sz w:val="26"/>
+          <w:szCs w:val="26"/>
+          <w:lang w:val="vi-VN"/>
+        </w:rPr>
+      </w:pPr>
+      <w:r>
+        <w:rPr>
+          <w:sz w:val="26"/>
+          <w:szCs w:val="26"/>
+        </w:rPr>
+        <w:t>T</w:t>
+      </w:r>
+      <w:r>
+        <w:rPr>
+          <w:sz w:val="26"/>
+          <w:szCs w:val="26"/>
+          <w:lang w:val="vi-VN"/>
+        </w:rPr>
+        <w:tab/>
+      </w:r>
+      <w:r>
+        <w:rPr>
+          <w:sz w:val="26"/>
+          <w:szCs w:val="26"/>
+        </w:rPr>
+        <w:t>ại hiện trường, lực lượng KTV tương tác trực tiếp với hệ thống thông qua ứng dụng di động dành riêng cho kỹ thuật [</w:t>
+      </w:r>
+      <w:r>
+        <w:rPr>
+          <w:sz w:val="26"/>
+          <w:szCs w:val="26"/>
+          <w:lang w:val="vi-VN"/>
+        </w:rPr>
+        <w:t>4</w:t>
+      </w:r>
+      <w:r>
+        <w:rPr>
+          <w:sz w:val="26"/>
+          <w:szCs w:val="26"/>
+        </w:rPr>
+        <w:t>]. Công cụ này cho phép KTV tiếp nhận công việc, tra cứu thông tin thiết bị, chẩn đoán mã lỗi tự động, kiểm tra tình trạng bảo hành và thực hiện đối soát tồn kho linh kiện ngay trong quá trình xử lý sự cố [</w:t>
+      </w:r>
+      <w:r>
+        <w:rPr>
+          <w:sz w:val="26"/>
+          <w:szCs w:val="26"/>
+          <w:lang w:val="vi-VN"/>
+        </w:rPr>
+        <w:t>4</w:t>
+      </w:r>
+      <w:r>
+        <w:rPr>
+          <w:sz w:val="26"/>
+          <w:szCs w:val="26"/>
+        </w:rPr>
+        <w:t>]. Nếu gặp các case phức tạp, KTV có thể kết nối trực tiếp với bộ phận hỗ trợ kỹ thuật (Chat Support) để nhận hướng dẫn xử lý [</w:t>
+      </w:r>
+      <w:r>
+        <w:rPr>
+          <w:sz w:val="26"/>
+          <w:szCs w:val="26"/>
+          <w:lang w:val="vi-VN"/>
+        </w:rPr>
+        <w:t>4</w:t>
+      </w:r>
+      <w:r>
+        <w:rPr>
+          <w:sz w:val="26"/>
+          <w:szCs w:val="26"/>
+        </w:rPr>
+        <w:t>]. Sau khi hoàn tất sửa chữa, quy trình tự động chuyển sang khâu nghiệm thu, quyết toán chi phí, đối soát linh kiện sử dụng với hệ thống kho và ghi nhận đánh giá chất lượng dịch vụ (Rating/CSAT) từ phía khách hàng [</w:t>
+      </w:r>
+      <w:r>
+        <w:rPr>
+          <w:sz w:val="26"/>
+          <w:szCs w:val="26"/>
+          <w:lang w:val="vi-VN"/>
+        </w:rPr>
+        <w:t>4</w:t>
+      </w:r>
+      <w:r>
+        <w:rPr>
+          <w:sz w:val="26"/>
+          <w:szCs w:val="26"/>
+        </w:rPr>
+        <w:t>].</w:t>
+      </w:r>
+    </w:p>
+    <w:p>
+      <w:pPr>
+        <w:pStyle w:val="Heading2"/>
+        <w:numPr>
+          <w:ilvl w:val="1"/>
+          <w:numId w:val="10"/>
+        </w:numPr>
         <w:rPr>
           <w:rFonts w:ascii="Times New Roman" w:hAnsi="Times New Roman" w:cs="Times New Roman"/>
           <w:sz w:val="32"/>
           <w:szCs w:val="32"/>
         </w:rPr>
+      </w:pPr>
+      <w:bookmarkStart w:id="6" w:name="_Toc239600285"/>
+      <w:r>
+        <w:rPr>
+          <w:rFonts w:ascii="Times New Roman" w:hAnsi="Times New Roman" w:cs="Times New Roman"/>
+          <w:sz w:val="32"/>
+          <w:szCs w:val="32"/>
+        </w:rPr>
         <w:t>Sơ đồ kiến trúc quy trình tổng thể</w:t>
       </w:r>
-      <w:bookmarkEnd w:id="4"/>
+      <w:bookmarkEnd w:id="6"/>
     </w:p>
     <w:p>
       <w:pPr>
@@ -9847,7 +10985,7 @@
           <w:szCs w:val="14"/>
         </w:rPr>
       </w:pPr>
-      <w:bookmarkStart w:id="5" w:name="_Toc239103006"/>
+      <w:bookmarkStart w:id="7" w:name="_Toc239103006"/>
       <w:r>
         <w:rPr>
           <w:rFonts w:ascii="Times New Roman" w:hAnsi="Times New Roman" w:cs="Times New Roman"/>
@@ -9980,7 +11118,7 @@
         </w:rPr>
         <w:t>. Sơ đồ kiến trúc quy trình tổng thể của doanh nghiệp (10 quy trình)</w:t>
       </w:r>
-      <w:bookmarkEnd w:id="5"/>
+      <w:bookmarkEnd w:id="7"/>
     </w:p>
     <w:p/>
     <w:p>
@@ -10005,11 +11143,15 @@
     <w:p>
       <w:pPr>
         <w:pStyle w:val="Heading2"/>
-        <w:rPr>
-          <w:rFonts w:ascii="Times New Roman" w:hAnsi="Times New Roman" w:cs="Times New Roman"/>
-        </w:rPr>
-      </w:pPr>
-      <w:bookmarkStart w:id="6" w:name="_Toc239448114"/>
+        <w:numPr>
+          <w:ilvl w:val="1"/>
+          <w:numId w:val="10"/>
+        </w:numPr>
+        <w:rPr>
+          <w:rFonts w:ascii="Times New Roman" w:hAnsi="Times New Roman" w:cs="Times New Roman"/>
+        </w:rPr>
+      </w:pPr>
+      <w:bookmarkStart w:id="8" w:name="_Toc239600286"/>
       <w:r>
         <w:rPr>
           <w:rFonts w:ascii="Times New Roman" w:hAnsi="Times New Roman" w:cs="Times New Roman"/>
@@ -10018,18 +11160,22 @@
         </w:rPr>
         <w:t>Danh sách và mô tả 10 quy trình</w:t>
       </w:r>
-      <w:bookmarkEnd w:id="6"/>
+      <w:bookmarkEnd w:id="8"/>
     </w:p>
     <w:p>
       <w:pPr>
         <w:pStyle w:val="Heading3"/>
+        <w:numPr>
+          <w:ilvl w:val="2"/>
+          <w:numId w:val="10"/>
+        </w:numPr>
         <w:rPr>
           <w:rFonts w:ascii="Times New Roman" w:hAnsi="Times New Roman" w:cs="Times New Roman"/>
           <w:sz w:val="28"/>
           <w:szCs w:val="24"/>
         </w:rPr>
       </w:pPr>
-      <w:bookmarkStart w:id="7" w:name="_Toc239448115"/>
+      <w:bookmarkStart w:id="9" w:name="_Toc239600287"/>
       <w:r>
         <w:rPr>
           <w:rFonts w:ascii="Times New Roman" w:hAnsi="Times New Roman" w:cs="Times New Roman"/>
@@ -10038,23 +11184,27 @@
         </w:rPr>
         <w:t>Nhóm quy trình quản lý (Management) – 3 quy trình</w:t>
       </w:r>
-      <w:bookmarkEnd w:id="7"/>
+      <w:bookmarkEnd w:id="9"/>
     </w:p>
     <w:p>
       <w:pPr>
         <w:pStyle w:val="Heading4"/>
-        <w:rPr>
-          <w:rFonts w:ascii="Times New Roman" w:hAnsi="Times New Roman" w:cs="Times New Roman"/>
-        </w:rPr>
-      </w:pPr>
-      <w:bookmarkStart w:id="8" w:name="_Toc239448116"/>
+        <w:numPr>
+          <w:ilvl w:val="3"/>
+          <w:numId w:val="10"/>
+        </w:numPr>
+        <w:rPr>
+          <w:rFonts w:ascii="Times New Roman" w:hAnsi="Times New Roman" w:cs="Times New Roman"/>
+        </w:rPr>
+      </w:pPr>
+      <w:bookmarkStart w:id="10" w:name="_Toc239600288"/>
       <w:r>
         <w:rPr>
           <w:rFonts w:ascii="Times New Roman" w:hAnsi="Times New Roman" w:cs="Times New Roman"/>
         </w:rPr>
         <w:t>Quản lý bảo hành thiết bị</w:t>
       </w:r>
-      <w:bookmarkEnd w:id="8"/>
+      <w:bookmarkEnd w:id="10"/>
     </w:p>
     <w:p>
       <w:pPr>
@@ -10308,18 +11458,22 @@
     <w:p>
       <w:pPr>
         <w:pStyle w:val="Heading4"/>
-        <w:rPr>
-          <w:rFonts w:ascii="Times New Roman" w:hAnsi="Times New Roman" w:cs="Times New Roman"/>
-        </w:rPr>
-      </w:pPr>
-      <w:bookmarkStart w:id="9" w:name="_Toc239448117"/>
+        <w:numPr>
+          <w:ilvl w:val="3"/>
+          <w:numId w:val="10"/>
+        </w:numPr>
+        <w:rPr>
+          <w:rFonts w:ascii="Times New Roman" w:hAnsi="Times New Roman" w:cs="Times New Roman"/>
+        </w:rPr>
+      </w:pPr>
+      <w:bookmarkStart w:id="11" w:name="_Toc239600289"/>
       <w:r>
         <w:rPr>
           <w:rFonts w:ascii="Times New Roman" w:hAnsi="Times New Roman" w:cs="Times New Roman"/>
         </w:rPr>
         <w:t>Quản lý KTV</w:t>
       </w:r>
-      <w:bookmarkEnd w:id="9"/>
+      <w:bookmarkEnd w:id="11"/>
     </w:p>
     <w:p>
       <w:pPr>
@@ -10581,18 +11735,22 @@
     <w:p>
       <w:pPr>
         <w:pStyle w:val="Heading4"/>
-        <w:rPr>
-          <w:rFonts w:ascii="Times New Roman" w:hAnsi="Times New Roman" w:cs="Times New Roman"/>
-        </w:rPr>
-      </w:pPr>
-      <w:bookmarkStart w:id="10" w:name="_Toc239448118"/>
+        <w:numPr>
+          <w:ilvl w:val="3"/>
+          <w:numId w:val="10"/>
+        </w:numPr>
+        <w:rPr>
+          <w:rFonts w:ascii="Times New Roman" w:hAnsi="Times New Roman" w:cs="Times New Roman"/>
+        </w:rPr>
+      </w:pPr>
+      <w:bookmarkStart w:id="12" w:name="_Toc239600290"/>
       <w:r>
         <w:rPr>
           <w:rFonts w:ascii="Times New Roman" w:hAnsi="Times New Roman" w:cs="Times New Roman"/>
         </w:rPr>
         <w:t>Quản lý chất lượng dịch vụ booking</w:t>
       </w:r>
-      <w:bookmarkEnd w:id="10"/>
+      <w:bookmarkEnd w:id="12"/>
     </w:p>
     <w:p>
       <w:pPr>
@@ -10848,13 +12006,17 @@
     <w:p>
       <w:pPr>
         <w:pStyle w:val="Heading3"/>
+        <w:numPr>
+          <w:ilvl w:val="2"/>
+          <w:numId w:val="10"/>
+        </w:numPr>
         <w:rPr>
           <w:rFonts w:ascii="Times New Roman" w:hAnsi="Times New Roman" w:cs="Times New Roman"/>
           <w:sz w:val="28"/>
           <w:szCs w:val="24"/>
         </w:rPr>
       </w:pPr>
-      <w:bookmarkStart w:id="11" w:name="_Toc239448119"/>
+      <w:bookmarkStart w:id="13" w:name="_Toc239600291"/>
       <w:r>
         <w:rPr>
           <w:rFonts w:ascii="Times New Roman" w:hAnsi="Times New Roman" w:cs="Times New Roman"/>
@@ -10863,23 +12025,27 @@
         </w:rPr>
         <w:t>Nhóm quy trình cốt lõi (Core) – 4 quy trình</w:t>
       </w:r>
-      <w:bookmarkEnd w:id="11"/>
+      <w:bookmarkEnd w:id="13"/>
     </w:p>
     <w:p>
       <w:pPr>
         <w:pStyle w:val="Heading4"/>
-        <w:rPr>
-          <w:rFonts w:ascii="Times New Roman" w:hAnsi="Times New Roman" w:cs="Times New Roman"/>
-        </w:rPr>
-      </w:pPr>
-      <w:bookmarkStart w:id="12" w:name="_Toc239448120"/>
+        <w:numPr>
+          <w:ilvl w:val="3"/>
+          <w:numId w:val="10"/>
+        </w:numPr>
+        <w:rPr>
+          <w:rFonts w:ascii="Times New Roman" w:hAnsi="Times New Roman" w:cs="Times New Roman"/>
+        </w:rPr>
+      </w:pPr>
+      <w:bookmarkStart w:id="14" w:name="_Toc239600292"/>
       <w:r>
         <w:rPr>
           <w:rFonts w:ascii="Times New Roman" w:hAnsi="Times New Roman" w:cs="Times New Roman"/>
         </w:rPr>
         <w:t>Quy trình khách hàng đặt booking</w:t>
       </w:r>
-      <w:bookmarkEnd w:id="12"/>
+      <w:bookmarkEnd w:id="14"/>
     </w:p>
     <w:p>
       <w:pPr>
@@ -11151,18 +12317,22 @@
     <w:p>
       <w:pPr>
         <w:pStyle w:val="Heading4"/>
-        <w:rPr>
-          <w:rFonts w:ascii="Times New Roman" w:hAnsi="Times New Roman" w:cs="Times New Roman"/>
-        </w:rPr>
-      </w:pPr>
-      <w:bookmarkStart w:id="13" w:name="_Toc239448121"/>
+        <w:numPr>
+          <w:ilvl w:val="3"/>
+          <w:numId w:val="10"/>
+        </w:numPr>
+        <w:rPr>
+          <w:rFonts w:ascii="Times New Roman" w:hAnsi="Times New Roman" w:cs="Times New Roman"/>
+        </w:rPr>
+      </w:pPr>
+      <w:bookmarkStart w:id="15" w:name="_Toc239600293"/>
       <w:r>
         <w:rPr>
           <w:rFonts w:ascii="Times New Roman" w:hAnsi="Times New Roman" w:cs="Times New Roman"/>
         </w:rPr>
         <w:t>Quy trình CS assign KTV cho booking</w:t>
       </w:r>
-      <w:bookmarkEnd w:id="13"/>
+      <w:bookmarkEnd w:id="15"/>
     </w:p>
     <w:p>
       <w:pPr>
@@ -11427,11 +12597,15 @@
     <w:p>
       <w:pPr>
         <w:pStyle w:val="Heading4"/>
-        <w:rPr>
-          <w:rFonts w:ascii="Times New Roman" w:hAnsi="Times New Roman" w:cs="Times New Roman"/>
-        </w:rPr>
-      </w:pPr>
-      <w:bookmarkStart w:id="14" w:name="_Toc239448122"/>
+        <w:numPr>
+          <w:ilvl w:val="3"/>
+          <w:numId w:val="10"/>
+        </w:numPr>
+        <w:rPr>
+          <w:rFonts w:ascii="Times New Roman" w:hAnsi="Times New Roman" w:cs="Times New Roman"/>
+        </w:rPr>
+      </w:pPr>
+      <w:bookmarkStart w:id="16" w:name="_Toc239600294"/>
       <w:r>
         <w:rPr>
           <w:rFonts w:ascii="Times New Roman" w:hAnsi="Times New Roman" w:cs="Times New Roman"/>
@@ -11439,7 +12613,7 @@
         <w:lastRenderedPageBreak/>
         <w:t>Quy trình KTV nhận và xử lý booking</w:t>
       </w:r>
-      <w:bookmarkEnd w:id="14"/>
+      <w:bookmarkEnd w:id="16"/>
     </w:p>
     <w:p>
       <w:pPr>
@@ -11777,18 +12951,22 @@
     <w:p>
       <w:pPr>
         <w:pStyle w:val="Heading4"/>
-        <w:rPr>
-          <w:rFonts w:ascii="Times New Roman" w:hAnsi="Times New Roman" w:cs="Times New Roman"/>
-        </w:rPr>
-      </w:pPr>
-      <w:bookmarkStart w:id="15" w:name="_Toc239448123"/>
+        <w:numPr>
+          <w:ilvl w:val="3"/>
+          <w:numId w:val="10"/>
+        </w:numPr>
+        <w:rPr>
+          <w:rFonts w:ascii="Times New Roman" w:hAnsi="Times New Roman" w:cs="Times New Roman"/>
+        </w:rPr>
+      </w:pPr>
+      <w:bookmarkStart w:id="17" w:name="_Toc239600295"/>
       <w:r>
         <w:rPr>
           <w:rFonts w:ascii="Times New Roman" w:hAnsi="Times New Roman" w:cs="Times New Roman"/>
         </w:rPr>
         <w:t>Quy trình khách hàng thanh toán và đóng booking</w:t>
       </w:r>
-      <w:bookmarkEnd w:id="15"/>
+      <w:bookmarkEnd w:id="17"/>
     </w:p>
     <w:p>
       <w:pPr>
@@ -12076,13 +13254,17 @@
     <w:p>
       <w:pPr>
         <w:pStyle w:val="Heading3"/>
+        <w:numPr>
+          <w:ilvl w:val="2"/>
+          <w:numId w:val="10"/>
+        </w:numPr>
         <w:rPr>
           <w:rFonts w:ascii="Times New Roman" w:hAnsi="Times New Roman" w:cs="Times New Roman"/>
           <w:sz w:val="28"/>
           <w:szCs w:val="24"/>
         </w:rPr>
       </w:pPr>
-      <w:bookmarkStart w:id="16" w:name="_Toc239448124"/>
+      <w:bookmarkStart w:id="18" w:name="_Toc239600296"/>
       <w:r>
         <w:rPr>
           <w:rFonts w:ascii="Times New Roman" w:hAnsi="Times New Roman" w:cs="Times New Roman"/>
@@ -12091,23 +13273,27 @@
         </w:rPr>
         <w:t>Nhóm quy trình hỗ trợ (Support) – 3 quy trình</w:t>
       </w:r>
-      <w:bookmarkEnd w:id="16"/>
+      <w:bookmarkEnd w:id="18"/>
     </w:p>
     <w:p>
       <w:pPr>
         <w:pStyle w:val="Heading4"/>
-        <w:rPr>
-          <w:rFonts w:ascii="Times New Roman" w:hAnsi="Times New Roman" w:cs="Times New Roman"/>
-        </w:rPr>
-      </w:pPr>
-      <w:bookmarkStart w:id="17" w:name="_Toc239448125"/>
+        <w:numPr>
+          <w:ilvl w:val="3"/>
+          <w:numId w:val="10"/>
+        </w:numPr>
+        <w:rPr>
+          <w:rFonts w:ascii="Times New Roman" w:hAnsi="Times New Roman" w:cs="Times New Roman"/>
+        </w:rPr>
+      </w:pPr>
+      <w:bookmarkStart w:id="19" w:name="_Toc239600297"/>
       <w:r>
         <w:rPr>
           <w:rFonts w:ascii="Times New Roman" w:hAnsi="Times New Roman" w:cs="Times New Roman"/>
         </w:rPr>
         <w:t>Chat support</w:t>
       </w:r>
-      <w:bookmarkEnd w:id="17"/>
+      <w:bookmarkEnd w:id="19"/>
     </w:p>
     <w:p>
       <w:pPr>
@@ -12357,18 +13543,22 @@
     <w:p>
       <w:pPr>
         <w:pStyle w:val="Heading4"/>
-        <w:rPr>
-          <w:rFonts w:ascii="Times New Roman" w:hAnsi="Times New Roman" w:cs="Times New Roman"/>
-        </w:rPr>
-      </w:pPr>
-      <w:bookmarkStart w:id="18" w:name="_Toc239448126"/>
+        <w:numPr>
+          <w:ilvl w:val="3"/>
+          <w:numId w:val="10"/>
+        </w:numPr>
+        <w:rPr>
+          <w:rFonts w:ascii="Times New Roman" w:hAnsi="Times New Roman" w:cs="Times New Roman"/>
+        </w:rPr>
+      </w:pPr>
+      <w:bookmarkStart w:id="20" w:name="_Toc239600298"/>
       <w:r>
         <w:rPr>
           <w:rFonts w:ascii="Times New Roman" w:hAnsi="Times New Roman" w:cs="Times New Roman"/>
         </w:rPr>
         <w:t>Báo cáo linh kiện KTV</w:t>
       </w:r>
-      <w:bookmarkEnd w:id="18"/>
+      <w:bookmarkEnd w:id="20"/>
     </w:p>
     <w:p>
       <w:pPr>
@@ -12648,18 +13838,22 @@
     <w:p>
       <w:pPr>
         <w:pStyle w:val="Heading4"/>
-        <w:rPr>
-          <w:rFonts w:ascii="Times New Roman" w:hAnsi="Times New Roman" w:cs="Times New Roman"/>
-        </w:rPr>
-      </w:pPr>
-      <w:bookmarkStart w:id="19" w:name="_Toc239448127"/>
+        <w:numPr>
+          <w:ilvl w:val="3"/>
+          <w:numId w:val="10"/>
+        </w:numPr>
+        <w:rPr>
+          <w:rFonts w:ascii="Times New Roman" w:hAnsi="Times New Roman" w:cs="Times New Roman"/>
+        </w:rPr>
+      </w:pPr>
+      <w:bookmarkStart w:id="21" w:name="_Toc239600299"/>
       <w:r>
         <w:rPr>
           <w:rFonts w:ascii="Times New Roman" w:hAnsi="Times New Roman" w:cs="Times New Roman"/>
         </w:rPr>
         <w:t>Quản lý kho linh kiện</w:t>
       </w:r>
-      <w:bookmarkEnd w:id="19"/>
+      <w:bookmarkEnd w:id="21"/>
     </w:p>
     <w:p>
       <w:pPr>
@@ -12930,12 +14124,16 @@
     <w:p>
       <w:pPr>
         <w:pStyle w:val="Heading1"/>
+        <w:numPr>
+          <w:ilvl w:val="0"/>
+          <w:numId w:val="10"/>
+        </w:numPr>
         <w:rPr>
           <w:sz w:val="36"/>
           <w:szCs w:val="32"/>
         </w:rPr>
       </w:pPr>
-      <w:bookmarkStart w:id="20" w:name="_Toc239448128"/>
+      <w:bookmarkStart w:id="22" w:name="_Toc239600300"/>
       <w:r>
         <w:rPr>
           <w:sz w:val="36"/>
@@ -12944,7 +14142,7 @@
         <w:lastRenderedPageBreak/>
         <w:t>MÔ HÌNH HÓA QUY TRÌNH</w:t>
       </w:r>
-      <w:bookmarkEnd w:id="20"/>
+      <w:bookmarkEnd w:id="22"/>
     </w:p>
     <w:p>
       <w:pPr>
@@ -13003,27 +14201,35 @@
     <w:p>
       <w:pPr>
         <w:pStyle w:val="Heading2"/>
-      </w:pPr>
-      <w:bookmarkStart w:id="21" w:name="_Toc239100379"/>
-      <w:bookmarkStart w:id="22" w:name="_Toc239100988"/>
-      <w:bookmarkStart w:id="23" w:name="_Toc239448129"/>
-      <w:bookmarkEnd w:id="21"/>
-      <w:bookmarkEnd w:id="22"/>
+        <w:numPr>
+          <w:ilvl w:val="1"/>
+          <w:numId w:val="10"/>
+        </w:numPr>
+      </w:pPr>
+      <w:bookmarkStart w:id="23" w:name="_Toc239100379"/>
+      <w:bookmarkStart w:id="24" w:name="_Toc239100988"/>
+      <w:bookmarkStart w:id="25" w:name="_Toc239600301"/>
+      <w:bookmarkEnd w:id="23"/>
+      <w:bookmarkEnd w:id="24"/>
       <w:r>
         <w:t>Mô hình hóa quy trình quản lý</w:t>
       </w:r>
-      <w:bookmarkEnd w:id="23"/>
+      <w:bookmarkEnd w:id="25"/>
     </w:p>
     <w:p>
       <w:pPr>
         <w:pStyle w:val="Heading3"/>
+        <w:numPr>
+          <w:ilvl w:val="2"/>
+          <w:numId w:val="10"/>
+        </w:numPr>
         <w:rPr>
           <w:rFonts w:ascii="Times New Roman" w:hAnsi="Times New Roman" w:cs="Times New Roman"/>
           <w:sz w:val="28"/>
           <w:szCs w:val="24"/>
         </w:rPr>
       </w:pPr>
-      <w:bookmarkStart w:id="24" w:name="_Toc239448130"/>
+      <w:bookmarkStart w:id="26" w:name="_Toc239600302"/>
       <w:r>
         <w:rPr>
           <w:rFonts w:ascii="Times New Roman" w:hAnsi="Times New Roman" w:cs="Times New Roman"/>
@@ -13032,7 +14238,7 @@
         </w:rPr>
         <w:t>Quy trình Quản lý KTV</w:t>
       </w:r>
-      <w:bookmarkEnd w:id="24"/>
+      <w:bookmarkEnd w:id="26"/>
     </w:p>
     <w:p>
       <w:pPr>
@@ -13129,7 +14335,7 @@
           <w:szCs w:val="14"/>
         </w:rPr>
       </w:pPr>
-      <w:bookmarkStart w:id="25" w:name="_Toc239103007"/>
+      <w:bookmarkStart w:id="27" w:name="_Toc239103007"/>
       <w:r>
         <w:rPr>
           <w:rFonts w:ascii="Times New Roman" w:hAnsi="Times New Roman" w:cs="Times New Roman"/>
@@ -13262,7 +14468,7 @@
         </w:rPr>
         <w:t>. Sơ đồ quy trình Quản lý KTV (Operations Manager)</w:t>
       </w:r>
-      <w:bookmarkEnd w:id="25"/>
+      <w:bookmarkEnd w:id="27"/>
     </w:p>
     <w:p>
       <w:pPr>
@@ -13276,7 +14482,7 @@
           <w:szCs w:val="14"/>
         </w:rPr>
       </w:pPr>
-      <w:bookmarkStart w:id="26" w:name="_Toc239454468"/>
+      <w:bookmarkStart w:id="28" w:name="_Toc239454468"/>
       <w:r>
         <w:rPr>
           <w:rFonts w:ascii="Times New Roman" w:hAnsi="Times New Roman" w:cs="Times New Roman"/>
@@ -13430,7 +14636,7 @@
         </w:rPr>
         <w:t>Quản lý KTV</w:t>
       </w:r>
-      <w:bookmarkEnd w:id="26"/>
+      <w:bookmarkEnd w:id="28"/>
     </w:p>
     <w:tbl>
       <w:tblPr>
@@ -13632,13 +14838,17 @@
     <w:p>
       <w:pPr>
         <w:pStyle w:val="Heading3"/>
+        <w:numPr>
+          <w:ilvl w:val="2"/>
+          <w:numId w:val="10"/>
+        </w:numPr>
         <w:rPr>
           <w:rFonts w:ascii="Times New Roman" w:hAnsi="Times New Roman" w:cs="Times New Roman"/>
           <w:sz w:val="28"/>
           <w:szCs w:val="24"/>
         </w:rPr>
       </w:pPr>
-      <w:bookmarkStart w:id="27" w:name="_Toc239448131"/>
+      <w:bookmarkStart w:id="29" w:name="_Toc239600303"/>
       <w:r>
         <w:rPr>
           <w:rFonts w:ascii="Times New Roman" w:hAnsi="Times New Roman" w:cs="Times New Roman"/>
@@ -13647,7 +14857,7 @@
         </w:rPr>
         <w:t>Quy trình Quản lý chất lượng dịch vụ booking</w:t>
       </w:r>
-      <w:bookmarkEnd w:id="27"/>
+      <w:bookmarkEnd w:id="29"/>
     </w:p>
     <w:p>
       <w:pPr>
@@ -13738,7 +14948,7 @@
           <w:szCs w:val="14"/>
         </w:rPr>
       </w:pPr>
-      <w:bookmarkStart w:id="28" w:name="_Toc239103008"/>
+      <w:bookmarkStart w:id="30" w:name="_Toc239103008"/>
       <w:r>
         <w:rPr>
           <w:rFonts w:ascii="Times New Roman" w:hAnsi="Times New Roman" w:cs="Times New Roman"/>
@@ -13871,7 +15081,7 @@
         </w:rPr>
         <w:t>. Sơ đồ quy trình Quản lý chất lượng dịch vụ booking (QA Manager)</w:t>
       </w:r>
-      <w:bookmarkEnd w:id="28"/>
+      <w:bookmarkEnd w:id="30"/>
     </w:p>
     <w:p>
       <w:pPr>
@@ -13885,7 +15095,7 @@
           <w:szCs w:val="14"/>
         </w:rPr>
       </w:pPr>
-      <w:bookmarkStart w:id="29" w:name="_Toc239454469"/>
+      <w:bookmarkStart w:id="31" w:name="_Toc239454469"/>
       <w:r>
         <w:rPr>
           <w:rFonts w:ascii="Times New Roman" w:hAnsi="Times New Roman" w:cs="Times New Roman"/>
@@ -14019,7 +15229,7 @@
         </w:rPr>
         <w:t>. Độ phức tạp quy trình – Quản lý chất lượng dịch vụ booking</w:t>
       </w:r>
-      <w:bookmarkEnd w:id="29"/>
+      <w:bookmarkEnd w:id="31"/>
     </w:p>
     <w:tbl>
       <w:tblPr>
@@ -14221,13 +15431,17 @@
     <w:p>
       <w:pPr>
         <w:pStyle w:val="Heading2"/>
+        <w:numPr>
+          <w:ilvl w:val="1"/>
+          <w:numId w:val="10"/>
+        </w:numPr>
         <w:rPr>
           <w:rFonts w:ascii="Times New Roman" w:hAnsi="Times New Roman" w:cs="Times New Roman"/>
           <w:sz w:val="32"/>
           <w:szCs w:val="32"/>
         </w:rPr>
       </w:pPr>
-      <w:bookmarkStart w:id="30" w:name="_Toc239448132"/>
+      <w:bookmarkStart w:id="32" w:name="_Toc239600304"/>
       <w:r>
         <w:rPr>
           <w:rFonts w:ascii="Times New Roman" w:hAnsi="Times New Roman" w:cs="Times New Roman"/>
@@ -14236,18 +15450,22 @@
         </w:rPr>
         <w:t>Mô hình hóa quy trình cốt lõi</w:t>
       </w:r>
-      <w:bookmarkEnd w:id="30"/>
+      <w:bookmarkEnd w:id="32"/>
     </w:p>
     <w:p>
       <w:pPr>
         <w:pStyle w:val="Heading3"/>
+        <w:numPr>
+          <w:ilvl w:val="2"/>
+          <w:numId w:val="10"/>
+        </w:numPr>
         <w:rPr>
           <w:rFonts w:ascii="Times New Roman" w:hAnsi="Times New Roman" w:cs="Times New Roman"/>
           <w:sz w:val="28"/>
           <w:szCs w:val="28"/>
         </w:rPr>
       </w:pPr>
-      <w:bookmarkStart w:id="31" w:name="_Toc239448133"/>
+      <w:bookmarkStart w:id="33" w:name="_Toc239600305"/>
       <w:r>
         <w:rPr>
           <w:rFonts w:ascii="Times New Roman" w:hAnsi="Times New Roman" w:cs="Times New Roman"/>
@@ -14256,7 +15474,7 @@
         </w:rPr>
         <w:t>Quy trình CS assign KTV cho booking</w:t>
       </w:r>
-      <w:bookmarkEnd w:id="31"/>
+      <w:bookmarkEnd w:id="33"/>
     </w:p>
     <w:p>
       <w:pPr>
@@ -14347,7 +15565,7 @@
           <w:szCs w:val="14"/>
         </w:rPr>
       </w:pPr>
-      <w:bookmarkStart w:id="32" w:name="_Toc239103009"/>
+      <w:bookmarkStart w:id="34" w:name="_Toc239103009"/>
       <w:r>
         <w:rPr>
           <w:rFonts w:ascii="Times New Roman" w:hAnsi="Times New Roman" w:cs="Times New Roman"/>
@@ -14480,7 +15698,7 @@
         </w:rPr>
         <w:t>. Sơ đồ quy trình CS assign KTV cho booking</w:t>
       </w:r>
-      <w:bookmarkEnd w:id="32"/>
+      <w:bookmarkEnd w:id="34"/>
     </w:p>
     <w:p>
       <w:pPr>
@@ -14512,7 +15730,7 @@
           <w:szCs w:val="14"/>
         </w:rPr>
       </w:pPr>
-      <w:bookmarkStart w:id="33" w:name="_Toc239454470"/>
+      <w:bookmarkStart w:id="35" w:name="_Toc239454470"/>
       <w:r>
         <w:rPr>
           <w:rFonts w:ascii="Times New Roman" w:hAnsi="Times New Roman" w:cs="Times New Roman"/>
@@ -14645,7 +15863,7 @@
         </w:rPr>
         <w:t>. Độ phức tạp quy trình – CS assign KTV cho booking</w:t>
       </w:r>
-      <w:bookmarkEnd w:id="33"/>
+      <w:bookmarkEnd w:id="35"/>
     </w:p>
     <w:tbl>
       <w:tblPr>
@@ -14854,13 +16072,17 @@
     <w:p>
       <w:pPr>
         <w:pStyle w:val="Heading3"/>
+        <w:numPr>
+          <w:ilvl w:val="2"/>
+          <w:numId w:val="10"/>
+        </w:numPr>
         <w:rPr>
           <w:rFonts w:ascii="Times New Roman" w:hAnsi="Times New Roman" w:cs="Times New Roman"/>
           <w:sz w:val="28"/>
           <w:szCs w:val="24"/>
         </w:rPr>
       </w:pPr>
-      <w:bookmarkStart w:id="34" w:name="_Toc239448134"/>
+      <w:bookmarkStart w:id="36" w:name="_Toc239600306"/>
       <w:r>
         <w:rPr>
           <w:rFonts w:ascii="Times New Roman" w:hAnsi="Times New Roman" w:cs="Times New Roman"/>
@@ -14869,7 +16091,7 @@
         </w:rPr>
         <w:t>Quy trình KTV nhận và xử lý booking</w:t>
       </w:r>
-      <w:bookmarkEnd w:id="34"/>
+      <w:bookmarkEnd w:id="36"/>
     </w:p>
     <w:p>
       <w:pPr>
@@ -14960,7 +16182,7 @@
           <w:szCs w:val="14"/>
         </w:rPr>
       </w:pPr>
-      <w:bookmarkStart w:id="35" w:name="_Toc239103010"/>
+      <w:bookmarkStart w:id="37" w:name="_Toc239103010"/>
       <w:r>
         <w:rPr>
           <w:rFonts w:ascii="Times New Roman" w:hAnsi="Times New Roman" w:cs="Times New Roman"/>
@@ -15093,7 +16315,7 @@
         </w:rPr>
         <w:t>. Sơ đồ quy trình KTV nhận và xử lý booking</w:t>
       </w:r>
-      <w:bookmarkEnd w:id="35"/>
+      <w:bookmarkEnd w:id="37"/>
     </w:p>
     <w:p>
       <w:pPr>
@@ -15107,7 +16329,7 @@
           <w:szCs w:val="14"/>
         </w:rPr>
       </w:pPr>
-      <w:bookmarkStart w:id="36" w:name="_Toc239454471"/>
+      <w:bookmarkStart w:id="38" w:name="_Toc239454471"/>
       <w:r>
         <w:rPr>
           <w:rFonts w:ascii="Times New Roman" w:hAnsi="Times New Roman" w:cs="Times New Roman"/>
@@ -15241,7 +16463,7 @@
         </w:rPr>
         <w:t>. Độ phức tạp quy trình – KTV nhận và xử lý booking</w:t>
       </w:r>
-      <w:bookmarkEnd w:id="36"/>
+      <w:bookmarkEnd w:id="38"/>
     </w:p>
     <w:tbl>
       <w:tblPr>
@@ -15449,13 +16671,17 @@
     <w:p>
       <w:pPr>
         <w:pStyle w:val="Heading2"/>
+        <w:numPr>
+          <w:ilvl w:val="1"/>
+          <w:numId w:val="10"/>
+        </w:numPr>
         <w:rPr>
           <w:rFonts w:ascii="Times New Roman" w:hAnsi="Times New Roman" w:cs="Times New Roman"/>
           <w:sz w:val="32"/>
           <w:szCs w:val="32"/>
         </w:rPr>
       </w:pPr>
-      <w:bookmarkStart w:id="37" w:name="_Toc239448135"/>
+      <w:bookmarkStart w:id="39" w:name="_Toc239600307"/>
       <w:r>
         <w:rPr>
           <w:rFonts w:ascii="Times New Roman" w:hAnsi="Times New Roman" w:cs="Times New Roman"/>
@@ -15464,18 +16690,22 @@
         </w:rPr>
         <w:t>Mô hình hóa quy trình hỗ trợ</w:t>
       </w:r>
-      <w:bookmarkEnd w:id="37"/>
+      <w:bookmarkEnd w:id="39"/>
     </w:p>
     <w:p>
       <w:pPr>
         <w:pStyle w:val="Heading3"/>
+        <w:numPr>
+          <w:ilvl w:val="2"/>
+          <w:numId w:val="10"/>
+        </w:numPr>
         <w:rPr>
           <w:rFonts w:ascii="Times New Roman" w:hAnsi="Times New Roman" w:cs="Times New Roman"/>
           <w:sz w:val="28"/>
           <w:szCs w:val="24"/>
         </w:rPr>
       </w:pPr>
-      <w:bookmarkStart w:id="38" w:name="_Toc239448136"/>
+      <w:bookmarkStart w:id="40" w:name="_Toc239600308"/>
       <w:r>
         <w:rPr>
           <w:rFonts w:ascii="Times New Roman" w:hAnsi="Times New Roman" w:cs="Times New Roman"/>
@@ -15484,7 +16714,7 @@
         </w:rPr>
         <w:t>Quy trình Chat support</w:t>
       </w:r>
-      <w:bookmarkEnd w:id="38"/>
+      <w:bookmarkEnd w:id="40"/>
     </w:p>
     <w:p>
       <w:pPr>
@@ -15575,7 +16805,7 @@
           <w:szCs w:val="14"/>
         </w:rPr>
       </w:pPr>
-      <w:bookmarkStart w:id="39" w:name="_Toc239103011"/>
+      <w:bookmarkStart w:id="41" w:name="_Toc239103011"/>
       <w:r>
         <w:rPr>
           <w:rFonts w:ascii="Times New Roman" w:hAnsi="Times New Roman" w:cs="Times New Roman"/>
@@ -15708,7 +16938,7 @@
         </w:rPr>
         <w:t>. Sơ đồ quy trình Chat support</w:t>
       </w:r>
-      <w:bookmarkEnd w:id="39"/>
+      <w:bookmarkEnd w:id="41"/>
     </w:p>
     <w:p>
       <w:pPr>
@@ -15722,7 +16952,7 @@
           <w:szCs w:val="14"/>
         </w:rPr>
       </w:pPr>
-      <w:bookmarkStart w:id="40" w:name="_Toc239454472"/>
+      <w:bookmarkStart w:id="42" w:name="_Toc239454472"/>
       <w:r>
         <w:rPr>
           <w:rFonts w:ascii="Times New Roman" w:hAnsi="Times New Roman" w:cs="Times New Roman"/>
@@ -15856,7 +17086,7 @@
         </w:rPr>
         <w:t>. Độ phức tạp quy trình – Chat support</w:t>
       </w:r>
-      <w:bookmarkEnd w:id="40"/>
+      <w:bookmarkEnd w:id="42"/>
     </w:p>
     <w:tbl>
       <w:tblPr>
@@ -16076,13 +17306,17 @@
     <w:p>
       <w:pPr>
         <w:pStyle w:val="Heading3"/>
+        <w:numPr>
+          <w:ilvl w:val="2"/>
+          <w:numId w:val="10"/>
+        </w:numPr>
         <w:rPr>
           <w:rFonts w:ascii="Times New Roman" w:hAnsi="Times New Roman" w:cs="Times New Roman"/>
           <w:sz w:val="28"/>
           <w:szCs w:val="24"/>
         </w:rPr>
       </w:pPr>
-      <w:bookmarkStart w:id="41" w:name="_Toc239448137"/>
+      <w:bookmarkStart w:id="43" w:name="_Toc239600309"/>
       <w:r>
         <w:rPr>
           <w:rFonts w:ascii="Times New Roman" w:hAnsi="Times New Roman" w:cs="Times New Roman"/>
@@ -16091,7 +17325,7 @@
         </w:rPr>
         <w:t>Quy trình Báo cáo linh kiện KTV</w:t>
       </w:r>
-      <w:bookmarkEnd w:id="41"/>
+      <w:bookmarkEnd w:id="43"/>
     </w:p>
     <w:p>
       <w:pPr>
@@ -16182,7 +17416,7 @@
           <w:szCs w:val="14"/>
         </w:rPr>
       </w:pPr>
-      <w:bookmarkStart w:id="42" w:name="_Toc239103012"/>
+      <w:bookmarkStart w:id="44" w:name="_Toc239103012"/>
       <w:r>
         <w:rPr>
           <w:rFonts w:ascii="Times New Roman" w:hAnsi="Times New Roman" w:cs="Times New Roman"/>
@@ -16315,7 +17549,7 @@
         </w:rPr>
         <w:t>. Sơ đồ quy trình Báo cáo linh kiện KTV</w:t>
       </w:r>
-      <w:bookmarkEnd w:id="42"/>
+      <w:bookmarkEnd w:id="44"/>
     </w:p>
     <w:p>
       <w:pPr>
@@ -16329,7 +17563,7 @@
           <w:szCs w:val="14"/>
         </w:rPr>
       </w:pPr>
-      <w:bookmarkStart w:id="43" w:name="_Toc239454473"/>
+      <w:bookmarkStart w:id="45" w:name="_Toc239454473"/>
       <w:r>
         <w:rPr>
           <w:rFonts w:ascii="Times New Roman" w:hAnsi="Times New Roman" w:cs="Times New Roman"/>
@@ -16463,7 +17697,7 @@
         </w:rPr>
         <w:t>. Độ phức tạp quy trình – Báo cáo linh kiện KTV</w:t>
       </w:r>
-      <w:bookmarkEnd w:id="43"/>
+      <w:bookmarkEnd w:id="45"/>
     </w:p>
     <w:tbl>
       <w:tblPr>
@@ -16700,12 +17934,16 @@
     <w:p>
       <w:pPr>
         <w:pStyle w:val="Heading1"/>
+        <w:numPr>
+          <w:ilvl w:val="0"/>
+          <w:numId w:val="10"/>
+        </w:numPr>
         <w:rPr>
           <w:sz w:val="36"/>
           <w:szCs w:val="32"/>
         </w:rPr>
       </w:pPr>
-      <w:bookmarkStart w:id="44" w:name="_Toc239448138"/>
+      <w:bookmarkStart w:id="46" w:name="_Toc239600310"/>
       <w:r>
         <w:rPr>
           <w:sz w:val="36"/>
@@ -16714,22 +17952,26 @@
         <w:lastRenderedPageBreak/>
         <w:t>PHƯƠNG PHÁP THỰC HIỆN</w:t>
       </w:r>
-      <w:bookmarkEnd w:id="44"/>
+      <w:bookmarkEnd w:id="46"/>
     </w:p>
     <w:p>
       <w:pPr>
         <w:pStyle w:val="Heading2"/>
+        <w:numPr>
+          <w:ilvl w:val="1"/>
+          <w:numId w:val="10"/>
+        </w:numPr>
         <w:rPr>
           <w:rFonts w:ascii="Times New Roman" w:hAnsi="Times New Roman" w:cs="Times New Roman"/>
           <w:sz w:val="32"/>
           <w:szCs w:val="32"/>
         </w:rPr>
       </w:pPr>
-      <w:bookmarkStart w:id="45" w:name="_Toc239100390"/>
-      <w:bookmarkStart w:id="46" w:name="_Toc239100999"/>
-      <w:bookmarkStart w:id="47" w:name="_Toc239448139"/>
-      <w:bookmarkEnd w:id="45"/>
-      <w:bookmarkEnd w:id="46"/>
+      <w:bookmarkStart w:id="47" w:name="_Toc239100390"/>
+      <w:bookmarkStart w:id="48" w:name="_Toc239100999"/>
+      <w:bookmarkStart w:id="49" w:name="_Toc239600311"/>
+      <w:bookmarkEnd w:id="47"/>
+      <w:bookmarkEnd w:id="48"/>
       <w:r>
         <w:rPr>
           <w:rFonts w:ascii="Times New Roman" w:hAnsi="Times New Roman" w:cs="Times New Roman"/>
@@ -16738,7 +17980,7 @@
         </w:rPr>
         <w:t>Phương pháp dựa trên bằng chứng (Evidence-based)</w:t>
       </w:r>
-      <w:bookmarkEnd w:id="47"/>
+      <w:bookmarkEnd w:id="49"/>
     </w:p>
     <w:p>
       <w:pPr>
@@ -16919,13 +18161,17 @@
     <w:p>
       <w:pPr>
         <w:pStyle w:val="Heading2"/>
+        <w:numPr>
+          <w:ilvl w:val="1"/>
+          <w:numId w:val="10"/>
+        </w:numPr>
         <w:rPr>
           <w:rFonts w:ascii="Times New Roman" w:hAnsi="Times New Roman" w:cs="Times New Roman"/>
           <w:sz w:val="32"/>
           <w:szCs w:val="32"/>
         </w:rPr>
       </w:pPr>
-      <w:bookmarkStart w:id="48" w:name="_Toc239448140"/>
+      <w:bookmarkStart w:id="50" w:name="_Toc239600312"/>
       <w:r>
         <w:rPr>
           <w:rFonts w:ascii="Times New Roman" w:hAnsi="Times New Roman" w:cs="Times New Roman"/>
@@ -16934,7 +18180,7 @@
         </w:rPr>
         <w:t>Phương pháp phỏng vấn</w:t>
       </w:r>
-      <w:bookmarkEnd w:id="48"/>
+      <w:bookmarkEnd w:id="50"/>
     </w:p>
     <w:p>
       <w:pPr>
@@ -16962,13 +18208,17 @@
     <w:p>
       <w:pPr>
         <w:pStyle w:val="Heading3"/>
+        <w:numPr>
+          <w:ilvl w:val="2"/>
+          <w:numId w:val="10"/>
+        </w:numPr>
         <w:rPr>
           <w:rFonts w:ascii="Times New Roman" w:hAnsi="Times New Roman" w:cs="Times New Roman"/>
           <w:sz w:val="28"/>
           <w:szCs w:val="24"/>
         </w:rPr>
       </w:pPr>
-      <w:bookmarkStart w:id="49" w:name="_Toc239448141"/>
+      <w:bookmarkStart w:id="51" w:name="_Toc239600313"/>
       <w:r>
         <w:rPr>
           <w:rFonts w:ascii="Times New Roman" w:hAnsi="Times New Roman" w:cs="Times New Roman"/>
@@ -16978,23 +18228,27 @@
         <w:lastRenderedPageBreak/>
         <w:t>Câu hỏi định tính (10 câu)</w:t>
       </w:r>
-      <w:bookmarkEnd w:id="49"/>
+      <w:bookmarkEnd w:id="51"/>
     </w:p>
     <w:p>
       <w:pPr>
         <w:pStyle w:val="Heading4"/>
-        <w:rPr>
-          <w:rFonts w:ascii="Times New Roman" w:hAnsi="Times New Roman" w:cs="Times New Roman"/>
-        </w:rPr>
-      </w:pPr>
-      <w:bookmarkStart w:id="50" w:name="_Toc239448142"/>
+        <w:numPr>
+          <w:ilvl w:val="3"/>
+          <w:numId w:val="10"/>
+        </w:numPr>
+        <w:rPr>
+          <w:rFonts w:ascii="Times New Roman" w:hAnsi="Times New Roman" w:cs="Times New Roman"/>
+        </w:rPr>
+      </w:pPr>
+      <w:bookmarkStart w:id="52" w:name="_Toc239600314"/>
       <w:r>
         <w:rPr>
           <w:rFonts w:ascii="Times New Roman" w:hAnsi="Times New Roman" w:cs="Times New Roman"/>
         </w:rPr>
         <w:t>Câu hỏi có cấu trúc</w:t>
       </w:r>
-      <w:bookmarkEnd w:id="50"/>
+      <w:bookmarkEnd w:id="52"/>
     </w:p>
     <w:p>
       <w:pPr>
@@ -17099,18 +18353,22 @@
     <w:p>
       <w:pPr>
         <w:pStyle w:val="Heading4"/>
-        <w:rPr>
-          <w:rFonts w:ascii="Times New Roman" w:hAnsi="Times New Roman" w:cs="Times New Roman"/>
-        </w:rPr>
-      </w:pPr>
-      <w:bookmarkStart w:id="51" w:name="_Toc239448143"/>
+        <w:numPr>
+          <w:ilvl w:val="3"/>
+          <w:numId w:val="10"/>
+        </w:numPr>
+        <w:rPr>
+          <w:rFonts w:ascii="Times New Roman" w:hAnsi="Times New Roman" w:cs="Times New Roman"/>
+        </w:rPr>
+      </w:pPr>
+      <w:bookmarkStart w:id="53" w:name="_Toc239600315"/>
       <w:r>
         <w:rPr>
           <w:rFonts w:ascii="Times New Roman" w:hAnsi="Times New Roman" w:cs="Times New Roman"/>
         </w:rPr>
         <w:t>Câu hỏi không có cấu trúc</w:t>
       </w:r>
-      <w:bookmarkEnd w:id="51"/>
+      <w:bookmarkEnd w:id="53"/>
     </w:p>
     <w:p>
       <w:pPr>
@@ -17219,13 +18477,17 @@
     <w:p>
       <w:pPr>
         <w:pStyle w:val="Heading3"/>
+        <w:numPr>
+          <w:ilvl w:val="2"/>
+          <w:numId w:val="10"/>
+        </w:numPr>
         <w:rPr>
           <w:rFonts w:ascii="Times New Roman" w:hAnsi="Times New Roman" w:cs="Times New Roman"/>
           <w:sz w:val="28"/>
           <w:szCs w:val="24"/>
         </w:rPr>
       </w:pPr>
-      <w:bookmarkStart w:id="52" w:name="_Toc239448144"/>
+      <w:bookmarkStart w:id="54" w:name="_Toc239600316"/>
       <w:r>
         <w:rPr>
           <w:rFonts w:ascii="Times New Roman" w:hAnsi="Times New Roman" w:cs="Times New Roman"/>
@@ -17235,17 +18497,21 @@
         <w:lastRenderedPageBreak/>
         <w:t>Câu hỏi định lượng (10 câu)</w:t>
       </w:r>
-      <w:bookmarkEnd w:id="52"/>
+      <w:bookmarkEnd w:id="54"/>
     </w:p>
     <w:p>
       <w:pPr>
         <w:pStyle w:val="Heading4"/>
-      </w:pPr>
-      <w:bookmarkStart w:id="53" w:name="_Toc239448145"/>
+        <w:numPr>
+          <w:ilvl w:val="3"/>
+          <w:numId w:val="10"/>
+        </w:numPr>
+      </w:pPr>
+      <w:bookmarkStart w:id="55" w:name="_Toc239600317"/>
       <w:r>
         <w:t>Câu hỏi có cấu trúc</w:t>
       </w:r>
-      <w:bookmarkEnd w:id="53"/>
+      <w:bookmarkEnd w:id="55"/>
     </w:p>
     <w:p>
       <w:pPr>
@@ -17346,13 +18612,17 @@
     <w:p>
       <w:pPr>
         <w:pStyle w:val="Heading4"/>
+        <w:numPr>
+          <w:ilvl w:val="3"/>
+          <w:numId w:val="10"/>
+        </w:numPr>
         <w:rPr>
           <w:rFonts w:ascii="Times New Roman" w:hAnsi="Times New Roman" w:cs="Times New Roman"/>
           <w:sz w:val="28"/>
           <w:szCs w:val="24"/>
         </w:rPr>
       </w:pPr>
-      <w:bookmarkStart w:id="54" w:name="_Toc239448146"/>
+      <w:bookmarkStart w:id="56" w:name="_Toc239600318"/>
       <w:r>
         <w:rPr>
           <w:rFonts w:ascii="Times New Roman" w:hAnsi="Times New Roman" w:cs="Times New Roman"/>
@@ -17361,7 +18631,7 @@
         </w:rPr>
         <w:t>Câu hỏi không có cấu trúc</w:t>
       </w:r>
-      <w:bookmarkEnd w:id="54"/>
+      <w:bookmarkEnd w:id="56"/>
     </w:p>
     <w:p>
       <w:pPr>
@@ -17510,13 +18780,17 @@
     <w:p>
       <w:pPr>
         <w:pStyle w:val="Heading1"/>
+        <w:numPr>
+          <w:ilvl w:val="0"/>
+          <w:numId w:val="10"/>
+        </w:numPr>
         <w:rPr>
           <w:sz w:val="36"/>
           <w:szCs w:val="32"/>
           <w:lang w:val="vi-VN"/>
         </w:rPr>
       </w:pPr>
-      <w:bookmarkStart w:id="55" w:name="_Toc239448147"/>
+      <w:bookmarkStart w:id="57" w:name="_Toc239600319"/>
       <w:r>
         <w:rPr>
           <w:sz w:val="36"/>
@@ -17526,7 +18800,7 @@
         <w:lastRenderedPageBreak/>
         <w:t>PHÂN TÍCH QUY TRÌNH</w:t>
       </w:r>
-      <w:bookmarkEnd w:id="55"/>
+      <w:bookmarkEnd w:id="57"/>
     </w:p>
     <w:p>
       <w:pPr>
@@ -17554,17 +18828,21 @@
     <w:p>
       <w:pPr>
         <w:pStyle w:val="Heading2"/>
+        <w:numPr>
+          <w:ilvl w:val="1"/>
+          <w:numId w:val="10"/>
+        </w:numPr>
         <w:rPr>
           <w:rFonts w:ascii="Times New Roman" w:hAnsi="Times New Roman" w:cs="Times New Roman"/>
           <w:sz w:val="32"/>
           <w:szCs w:val="32"/>
         </w:rPr>
       </w:pPr>
-      <w:bookmarkStart w:id="56" w:name="_Toc239100400"/>
-      <w:bookmarkStart w:id="57" w:name="_Toc239101009"/>
-      <w:bookmarkStart w:id="58" w:name="_Toc239448148"/>
-      <w:bookmarkEnd w:id="56"/>
-      <w:bookmarkEnd w:id="57"/>
+      <w:bookmarkStart w:id="58" w:name="_Toc239100400"/>
+      <w:bookmarkStart w:id="59" w:name="_Toc239101009"/>
+      <w:bookmarkStart w:id="60" w:name="_Toc239600320"/>
+      <w:bookmarkEnd w:id="58"/>
+      <w:bookmarkEnd w:id="59"/>
       <w:r>
         <w:rPr>
           <w:rFonts w:ascii="Times New Roman" w:hAnsi="Times New Roman" w:cs="Times New Roman"/>
@@ -17573,18 +18851,22 @@
         </w:rPr>
         <w:t>Phân tích định tính</w:t>
       </w:r>
-      <w:bookmarkEnd w:id="58"/>
+      <w:bookmarkEnd w:id="60"/>
     </w:p>
     <w:p>
       <w:pPr>
         <w:pStyle w:val="Heading3"/>
+        <w:numPr>
+          <w:ilvl w:val="2"/>
+          <w:numId w:val="10"/>
+        </w:numPr>
         <w:rPr>
           <w:rFonts w:ascii="Times New Roman" w:hAnsi="Times New Roman" w:cs="Times New Roman"/>
           <w:sz w:val="28"/>
           <w:szCs w:val="24"/>
         </w:rPr>
       </w:pPr>
-      <w:bookmarkStart w:id="59" w:name="_Toc239448149"/>
+      <w:bookmarkStart w:id="61" w:name="_Toc239600321"/>
       <w:r>
         <w:rPr>
           <w:rFonts w:ascii="Times New Roman" w:hAnsi="Times New Roman" w:cs="Times New Roman"/>
@@ -17593,7 +18875,7 @@
         </w:rPr>
         <w:t>Phân tích giá trị gia tăng (Value-Added Analysis)</w:t>
       </w:r>
-      <w:bookmarkEnd w:id="59"/>
+      <w:bookmarkEnd w:id="61"/>
     </w:p>
     <w:p>
       <w:pPr>
@@ -17642,7 +18924,7 @@
           <w:szCs w:val="14"/>
         </w:rPr>
       </w:pPr>
-      <w:bookmarkStart w:id="60" w:name="_Toc239454474"/>
+      <w:bookmarkStart w:id="62" w:name="_Toc239454474"/>
       <w:r>
         <w:rPr>
           <w:rFonts w:ascii="Times New Roman" w:hAnsi="Times New Roman" w:cs="Times New Roman"/>
@@ -17775,7 +19057,7 @@
         </w:rPr>
         <w:t>. Phân tích giá trị gia tăng – Quy trình CS assign KTV cho booking</w:t>
       </w:r>
-      <w:bookmarkEnd w:id="60"/>
+      <w:bookmarkEnd w:id="62"/>
     </w:p>
     <w:tbl>
       <w:tblPr>
@@ -18347,7 +19629,7 @@
           <w:szCs w:val="14"/>
         </w:rPr>
       </w:pPr>
-      <w:bookmarkStart w:id="61" w:name="_Toc239454475"/>
+      <w:bookmarkStart w:id="63" w:name="_Toc239454475"/>
       <w:r>
         <w:rPr>
           <w:rFonts w:ascii="Times New Roman" w:hAnsi="Times New Roman" w:cs="Times New Roman"/>
@@ -18480,7 +19762,7 @@
         </w:rPr>
         <w:t>. Phân tích giá trị gia tăng – Quy trình KTV nhận và xử lý booking</w:t>
       </w:r>
-      <w:bookmarkEnd w:id="61"/>
+      <w:bookmarkEnd w:id="63"/>
     </w:p>
     <w:tbl>
       <w:tblPr>
@@ -19006,13 +20288,17 @@
     <w:p>
       <w:pPr>
         <w:pStyle w:val="Heading3"/>
+        <w:numPr>
+          <w:ilvl w:val="2"/>
+          <w:numId w:val="10"/>
+        </w:numPr>
         <w:rPr>
           <w:rFonts w:ascii="Times New Roman" w:hAnsi="Times New Roman" w:cs="Times New Roman"/>
           <w:sz w:val="28"/>
           <w:szCs w:val="24"/>
         </w:rPr>
       </w:pPr>
-      <w:bookmarkStart w:id="62" w:name="_Toc239448150"/>
+      <w:bookmarkStart w:id="64" w:name="_Toc239600322"/>
       <w:r>
         <w:rPr>
           <w:rFonts w:ascii="Times New Roman" w:hAnsi="Times New Roman" w:cs="Times New Roman"/>
@@ -19022,7 +20308,7 @@
         <w:lastRenderedPageBreak/>
         <w:t>Phân tích sự lãng phí (Waste Analysis)</w:t>
       </w:r>
-      <w:bookmarkEnd w:id="62"/>
+      <w:bookmarkEnd w:id="64"/>
     </w:p>
     <w:p>
       <w:pPr>
@@ -19059,7 +20345,7 @@
           <w:szCs w:val="14"/>
         </w:rPr>
       </w:pPr>
-      <w:bookmarkStart w:id="63" w:name="_Toc239454476"/>
+      <w:bookmarkStart w:id="65" w:name="_Toc239454476"/>
       <w:r>
         <w:rPr>
           <w:rFonts w:ascii="Times New Roman" w:hAnsi="Times New Roman" w:cs="Times New Roman"/>
@@ -19192,7 +20478,7 @@
         </w:rPr>
         <w:t>. Phân tích lãng phí – Quy trình CS assign KTV cho booking</w:t>
       </w:r>
-      <w:bookmarkEnd w:id="63"/>
+      <w:bookmarkEnd w:id="65"/>
     </w:p>
     <w:tbl>
       <w:tblPr>
@@ -19535,7 +20821,7 @@
           <w:szCs w:val="14"/>
         </w:rPr>
       </w:pPr>
-      <w:bookmarkStart w:id="64" w:name="_Toc239454477"/>
+      <w:bookmarkStart w:id="66" w:name="_Toc239454477"/>
       <w:r>
         <w:rPr>
           <w:rFonts w:ascii="Times New Roman" w:hAnsi="Times New Roman" w:cs="Times New Roman"/>
@@ -19668,7 +20954,7 @@
         </w:rPr>
         <w:t>. Phân tích lãng phí – Quy trình KTV nhận và xử lý booking</w:t>
       </w:r>
-      <w:bookmarkEnd w:id="64"/>
+      <w:bookmarkEnd w:id="66"/>
     </w:p>
     <w:tbl>
       <w:tblPr>
@@ -20000,13 +21286,17 @@
     <w:p>
       <w:pPr>
         <w:pStyle w:val="Heading3"/>
+        <w:numPr>
+          <w:ilvl w:val="2"/>
+          <w:numId w:val="10"/>
+        </w:numPr>
         <w:rPr>
           <w:rFonts w:ascii="Times New Roman" w:hAnsi="Times New Roman" w:cs="Times New Roman"/>
           <w:sz w:val="28"/>
           <w:szCs w:val="24"/>
         </w:rPr>
       </w:pPr>
-      <w:bookmarkStart w:id="65" w:name="_Toc239448151"/>
+      <w:bookmarkStart w:id="67" w:name="_Toc239600323"/>
       <w:r>
         <w:rPr>
           <w:rFonts w:ascii="Times New Roman" w:hAnsi="Times New Roman" w:cs="Times New Roman"/>
@@ -20015,7 +21305,7 @@
         </w:rPr>
         <w:t>Phân tích các bên liên quan – Sơ đồ xương cá (Fishbone)</w:t>
       </w:r>
-      <w:bookmarkEnd w:id="65"/>
+      <w:bookmarkEnd w:id="67"/>
     </w:p>
     <w:p>
       <w:pPr>
@@ -20111,7 +21401,7 @@
           <w:szCs w:val="14"/>
         </w:rPr>
       </w:pPr>
-      <w:bookmarkStart w:id="66" w:name="_Toc239103013"/>
+      <w:bookmarkStart w:id="68" w:name="_Toc239103013"/>
       <w:r>
         <w:rPr>
           <w:rFonts w:ascii="Times New Roman" w:hAnsi="Times New Roman" w:cs="Times New Roman"/>
@@ -20244,7 +21534,7 @@
         </w:rPr>
         <w:t>. Sơ đồ xương cá (Fishbone) phân tích nguyên nhân booking bị trễ</w:t>
       </w:r>
-      <w:bookmarkEnd w:id="66"/>
+      <w:bookmarkEnd w:id="68"/>
     </w:p>
     <w:p>
       <w:pPr>
@@ -20283,13 +21573,17 @@
     <w:p>
       <w:pPr>
         <w:pStyle w:val="Heading2"/>
+        <w:numPr>
+          <w:ilvl w:val="1"/>
+          <w:numId w:val="10"/>
+        </w:numPr>
         <w:rPr>
           <w:rFonts w:ascii="Times New Roman" w:hAnsi="Times New Roman" w:cs="Times New Roman"/>
           <w:sz w:val="32"/>
           <w:szCs w:val="32"/>
         </w:rPr>
       </w:pPr>
-      <w:bookmarkStart w:id="67" w:name="_Toc239448152"/>
+      <w:bookmarkStart w:id="69" w:name="_Toc239600324"/>
       <w:r>
         <w:rPr>
           <w:rFonts w:ascii="Times New Roman" w:hAnsi="Times New Roman" w:cs="Times New Roman"/>
@@ -20299,7 +21593,7 @@
         <w:lastRenderedPageBreak/>
         <w:t>Phân tích định lượng</w:t>
       </w:r>
-      <w:bookmarkEnd w:id="67"/>
+      <w:bookmarkEnd w:id="69"/>
     </w:p>
     <w:p>
       <w:pPr>
@@ -20327,13 +21621,17 @@
     <w:p>
       <w:pPr>
         <w:pStyle w:val="Heading3"/>
+        <w:numPr>
+          <w:ilvl w:val="2"/>
+          <w:numId w:val="10"/>
+        </w:numPr>
         <w:rPr>
           <w:rFonts w:ascii="Times New Roman" w:hAnsi="Times New Roman" w:cs="Times New Roman"/>
           <w:sz w:val="28"/>
           <w:szCs w:val="24"/>
         </w:rPr>
       </w:pPr>
-      <w:bookmarkStart w:id="68" w:name="_Toc239448153"/>
+      <w:bookmarkStart w:id="70" w:name="_Toc239600325"/>
       <w:r>
         <w:rPr>
           <w:rFonts w:ascii="Times New Roman" w:hAnsi="Times New Roman" w:cs="Times New Roman"/>
@@ -20342,7 +21640,7 @@
         </w:rPr>
         <w:t>Phân tích thời gian</w:t>
       </w:r>
-      <w:bookmarkEnd w:id="68"/>
+      <w:bookmarkEnd w:id="70"/>
     </w:p>
     <w:p>
       <w:pPr>
@@ -20356,7 +21654,7 @@
           <w:szCs w:val="14"/>
         </w:rPr>
       </w:pPr>
-      <w:bookmarkStart w:id="69" w:name="_Toc239454478"/>
+      <w:bookmarkStart w:id="71" w:name="_Toc239454478"/>
       <w:r>
         <w:rPr>
           <w:rFonts w:ascii="Times New Roman" w:hAnsi="Times New Roman" w:cs="Times New Roman"/>
@@ -20489,7 +21787,7 @@
         </w:rPr>
         <w:t>. Phân tích thời gian xử lý – Quy trình CS assign KTV cho booking</w:t>
       </w:r>
-      <w:bookmarkEnd w:id="69"/>
+      <w:bookmarkEnd w:id="71"/>
     </w:p>
     <w:tbl>
       <w:tblPr>
@@ -20980,7 +22278,7 @@
           <w:szCs w:val="14"/>
         </w:rPr>
       </w:pPr>
-      <w:bookmarkStart w:id="70" w:name="_Toc239454479"/>
+      <w:bookmarkStart w:id="72" w:name="_Toc239454479"/>
       <w:r>
         <w:rPr>
           <w:rFonts w:ascii="Times New Roman" w:hAnsi="Times New Roman" w:cs="Times New Roman"/>
@@ -21113,7 +22411,7 @@
         </w:rPr>
         <w:t>. Phân tích thời gian xử lý – Quy trình KTV nhận và xử lý booking</w:t>
       </w:r>
-      <w:bookmarkEnd w:id="70"/>
+      <w:bookmarkEnd w:id="72"/>
     </w:p>
     <w:tbl>
       <w:tblPr>
@@ -21616,13 +22914,17 @@
     <w:p>
       <w:pPr>
         <w:pStyle w:val="Heading3"/>
+        <w:numPr>
+          <w:ilvl w:val="2"/>
+          <w:numId w:val="10"/>
+        </w:numPr>
         <w:rPr>
           <w:rFonts w:ascii="Times New Roman" w:hAnsi="Times New Roman" w:cs="Times New Roman"/>
           <w:sz w:val="28"/>
           <w:szCs w:val="24"/>
         </w:rPr>
       </w:pPr>
-      <w:bookmarkStart w:id="71" w:name="_Toc239448154"/>
+      <w:bookmarkStart w:id="73" w:name="_Toc239600326"/>
       <w:r>
         <w:rPr>
           <w:rFonts w:ascii="Times New Roman" w:hAnsi="Times New Roman" w:cs="Times New Roman"/>
@@ -21631,7 +22933,7 @@
         </w:rPr>
         <w:t>Phân tích chất lượng</w:t>
       </w:r>
-      <w:bookmarkEnd w:id="71"/>
+      <w:bookmarkEnd w:id="73"/>
     </w:p>
     <w:p>
       <w:pPr>
@@ -21645,7 +22947,7 @@
           <w:szCs w:val="14"/>
         </w:rPr>
       </w:pPr>
-      <w:bookmarkStart w:id="72" w:name="_Toc239454480"/>
+      <w:bookmarkStart w:id="74" w:name="_Toc239454480"/>
       <w:r>
         <w:rPr>
           <w:rFonts w:ascii="Times New Roman" w:hAnsi="Times New Roman" w:cs="Times New Roman"/>
@@ -21778,7 +23080,7 @@
         </w:rPr>
         <w:t>. Chỉ số chất lượng dịch vụ (ước tính theo tháng)</w:t>
       </w:r>
-      <w:bookmarkEnd w:id="72"/>
+      <w:bookmarkEnd w:id="74"/>
     </w:p>
     <w:tbl>
       <w:tblPr>
@@ -22139,13 +23441,17 @@
     <w:p>
       <w:pPr>
         <w:pStyle w:val="Heading3"/>
+        <w:numPr>
+          <w:ilvl w:val="2"/>
+          <w:numId w:val="10"/>
+        </w:numPr>
         <w:rPr>
           <w:rFonts w:ascii="Times New Roman" w:hAnsi="Times New Roman" w:cs="Times New Roman"/>
           <w:sz w:val="28"/>
           <w:szCs w:val="24"/>
         </w:rPr>
       </w:pPr>
-      <w:bookmarkStart w:id="73" w:name="_Toc239448155"/>
+      <w:bookmarkStart w:id="75" w:name="_Toc239600327"/>
       <w:r>
         <w:rPr>
           <w:rFonts w:ascii="Times New Roman" w:hAnsi="Times New Roman" w:cs="Times New Roman"/>
@@ -22155,7 +23461,7 @@
         <w:lastRenderedPageBreak/>
         <w:t>Phân tích chi phí</w:t>
       </w:r>
-      <w:bookmarkEnd w:id="73"/>
+      <w:bookmarkEnd w:id="75"/>
     </w:p>
     <w:p>
       <w:pPr>
@@ -22169,7 +23475,7 @@
           <w:szCs w:val="14"/>
         </w:rPr>
       </w:pPr>
-      <w:bookmarkStart w:id="74" w:name="_Toc239454481"/>
+      <w:bookmarkStart w:id="76" w:name="_Toc239454481"/>
       <w:r>
         <w:rPr>
           <w:rFonts w:ascii="Times New Roman" w:hAnsi="Times New Roman" w:cs="Times New Roman"/>
@@ -22302,7 +23608,7 @@
         </w:rPr>
         <w:t>. Chi phí trung bình xử lý một booking (ước tính)</w:t>
       </w:r>
-      <w:bookmarkEnd w:id="74"/>
+      <w:bookmarkEnd w:id="76"/>
     </w:p>
     <w:tbl>
       <w:tblPr>
@@ -22697,12 +24003,16 @@
     <w:p>
       <w:pPr>
         <w:pStyle w:val="Heading1"/>
+        <w:numPr>
+          <w:ilvl w:val="0"/>
+          <w:numId w:val="10"/>
+        </w:numPr>
         <w:rPr>
           <w:sz w:val="36"/>
           <w:szCs w:val="32"/>
         </w:rPr>
       </w:pPr>
-      <w:bookmarkStart w:id="75" w:name="_Toc239448156"/>
+      <w:bookmarkStart w:id="77" w:name="_Toc239600328"/>
       <w:r>
         <w:rPr>
           <w:sz w:val="36"/>
@@ -22711,7 +24021,7 @@
         <w:lastRenderedPageBreak/>
         <w:t>KẾT LUẬN</w:t>
       </w:r>
-      <w:bookmarkEnd w:id="75"/>
+      <w:bookmarkEnd w:id="77"/>
     </w:p>
     <w:p>
       <w:pPr>
@@ -22738,16 +24048,18 @@
           <w:lang w:val="vi-VN"/>
         </w:rPr>
       </w:pPr>
-      <w:bookmarkStart w:id="76" w:name="_Toc239100274"/>
-      <w:bookmarkStart w:id="77" w:name="_Toc239100345"/>
-      <w:bookmarkStart w:id="78" w:name="_Toc239100410"/>
-      <w:bookmarkStart w:id="79" w:name="_Toc239101019"/>
-      <w:bookmarkStart w:id="80" w:name="_Toc239448157"/>
-      <w:bookmarkEnd w:id="76"/>
-      <w:bookmarkEnd w:id="77"/>
+      <w:bookmarkStart w:id="78" w:name="_Toc239100274"/>
+      <w:bookmarkStart w:id="79" w:name="_Toc239100345"/>
+      <w:bookmarkStart w:id="80" w:name="_Toc239100410"/>
+      <w:bookmarkStart w:id="81" w:name="_Toc239101019"/>
+      <w:bookmarkStart w:id="82" w:name="_Toc239448157"/>
+      <w:bookmarkStart w:id="83" w:name="_Toc239600329"/>
       <w:bookmarkEnd w:id="78"/>
       <w:bookmarkEnd w:id="79"/>
       <w:bookmarkEnd w:id="80"/>
+      <w:bookmarkEnd w:id="81"/>
+      <w:bookmarkEnd w:id="82"/>
+      <w:bookmarkEnd w:id="83"/>
     </w:p>
     <w:p>
       <w:pPr>
@@ -22774,16 +24086,18 @@
           <w:lang w:val="vi-VN"/>
         </w:rPr>
       </w:pPr>
-      <w:bookmarkStart w:id="81" w:name="_Toc239100275"/>
-      <w:bookmarkStart w:id="82" w:name="_Toc239100346"/>
-      <w:bookmarkStart w:id="83" w:name="_Toc239100411"/>
-      <w:bookmarkStart w:id="84" w:name="_Toc239101020"/>
-      <w:bookmarkStart w:id="85" w:name="_Toc239448158"/>
-      <w:bookmarkEnd w:id="81"/>
-      <w:bookmarkEnd w:id="82"/>
-      <w:bookmarkEnd w:id="83"/>
+      <w:bookmarkStart w:id="84" w:name="_Toc239100275"/>
+      <w:bookmarkStart w:id="85" w:name="_Toc239100346"/>
+      <w:bookmarkStart w:id="86" w:name="_Toc239100411"/>
+      <w:bookmarkStart w:id="87" w:name="_Toc239101020"/>
+      <w:bookmarkStart w:id="88" w:name="_Toc239448158"/>
+      <w:bookmarkStart w:id="89" w:name="_Toc239600330"/>
       <w:bookmarkEnd w:id="84"/>
       <w:bookmarkEnd w:id="85"/>
+      <w:bookmarkEnd w:id="86"/>
+      <w:bookmarkEnd w:id="87"/>
+      <w:bookmarkEnd w:id="88"/>
+      <w:bookmarkEnd w:id="89"/>
     </w:p>
     <w:p>
       <w:pPr>
@@ -22810,16 +24124,18 @@
           <w:lang w:val="vi-VN"/>
         </w:rPr>
       </w:pPr>
-      <w:bookmarkStart w:id="86" w:name="_Toc239100276"/>
-      <w:bookmarkStart w:id="87" w:name="_Toc239100347"/>
-      <w:bookmarkStart w:id="88" w:name="_Toc239100412"/>
-      <w:bookmarkStart w:id="89" w:name="_Toc239101021"/>
-      <w:bookmarkStart w:id="90" w:name="_Toc239448159"/>
-      <w:bookmarkEnd w:id="86"/>
-      <w:bookmarkEnd w:id="87"/>
-      <w:bookmarkEnd w:id="88"/>
-      <w:bookmarkEnd w:id="89"/>
+      <w:bookmarkStart w:id="90" w:name="_Toc239100276"/>
+      <w:bookmarkStart w:id="91" w:name="_Toc239100347"/>
+      <w:bookmarkStart w:id="92" w:name="_Toc239100412"/>
+      <w:bookmarkStart w:id="93" w:name="_Toc239101021"/>
+      <w:bookmarkStart w:id="94" w:name="_Toc239448159"/>
+      <w:bookmarkStart w:id="95" w:name="_Toc239600331"/>
       <w:bookmarkEnd w:id="90"/>
+      <w:bookmarkEnd w:id="91"/>
+      <w:bookmarkEnd w:id="92"/>
+      <w:bookmarkEnd w:id="93"/>
+      <w:bookmarkEnd w:id="94"/>
+      <w:bookmarkEnd w:id="95"/>
     </w:p>
     <w:p>
       <w:pPr>
@@ -22846,16 +24162,18 @@
           <w:lang w:val="vi-VN"/>
         </w:rPr>
       </w:pPr>
-      <w:bookmarkStart w:id="91" w:name="_Toc239100277"/>
-      <w:bookmarkStart w:id="92" w:name="_Toc239100348"/>
-      <w:bookmarkStart w:id="93" w:name="_Toc239100413"/>
-      <w:bookmarkStart w:id="94" w:name="_Toc239101022"/>
-      <w:bookmarkStart w:id="95" w:name="_Toc239448160"/>
-      <w:bookmarkEnd w:id="91"/>
-      <w:bookmarkEnd w:id="92"/>
-      <w:bookmarkEnd w:id="93"/>
-      <w:bookmarkEnd w:id="94"/>
-      <w:bookmarkEnd w:id="95"/>
+      <w:bookmarkStart w:id="96" w:name="_Toc239100277"/>
+      <w:bookmarkStart w:id="97" w:name="_Toc239100348"/>
+      <w:bookmarkStart w:id="98" w:name="_Toc239100413"/>
+      <w:bookmarkStart w:id="99" w:name="_Toc239101022"/>
+      <w:bookmarkStart w:id="100" w:name="_Toc239448160"/>
+      <w:bookmarkStart w:id="101" w:name="_Toc239600332"/>
+      <w:bookmarkEnd w:id="96"/>
+      <w:bookmarkEnd w:id="97"/>
+      <w:bookmarkEnd w:id="98"/>
+      <w:bookmarkEnd w:id="99"/>
+      <w:bookmarkEnd w:id="100"/>
+      <w:bookmarkEnd w:id="101"/>
     </w:p>
     <w:p>
       <w:pPr>
@@ -22863,7 +24181,7 @@
         <w:keepNext/>
         <w:numPr>
           <w:ilvl w:val="0"/>
-          <w:numId w:val="1"/>
+          <w:numId w:val="10"/>
         </w:numPr>
         <w:spacing w:before="120" w:after="120" w:line="360" w:lineRule="auto"/>
         <w:contextualSpacing w:val="0"/>
@@ -22877,23 +24195,29 @@
           <w:szCs w:val="24"/>
         </w:rPr>
       </w:pPr>
-      <w:bookmarkStart w:id="96" w:name="_Toc239100414"/>
-      <w:bookmarkStart w:id="97" w:name="_Toc239101023"/>
-      <w:bookmarkStart w:id="98" w:name="_Toc239448161"/>
-      <w:bookmarkEnd w:id="96"/>
-      <w:bookmarkEnd w:id="97"/>
-      <w:bookmarkEnd w:id="98"/>
+      <w:bookmarkStart w:id="102" w:name="_Toc239100414"/>
+      <w:bookmarkStart w:id="103" w:name="_Toc239101023"/>
+      <w:bookmarkStart w:id="104" w:name="_Toc239448161"/>
+      <w:bookmarkStart w:id="105" w:name="_Toc239600333"/>
+      <w:bookmarkEnd w:id="102"/>
+      <w:bookmarkEnd w:id="103"/>
+      <w:bookmarkEnd w:id="104"/>
+      <w:bookmarkEnd w:id="105"/>
     </w:p>
     <w:p>
       <w:pPr>
         <w:pStyle w:val="Heading2"/>
+        <w:numPr>
+          <w:ilvl w:val="1"/>
+          <w:numId w:val="10"/>
+        </w:numPr>
         <w:rPr>
           <w:rFonts w:ascii="Times New Roman" w:hAnsi="Times New Roman" w:cs="Times New Roman"/>
           <w:sz w:val="32"/>
           <w:szCs w:val="32"/>
         </w:rPr>
       </w:pPr>
-      <w:bookmarkStart w:id="99" w:name="_Toc239448162"/>
+      <w:bookmarkStart w:id="106" w:name="_Toc239600334"/>
       <w:r>
         <w:rPr>
           <w:rFonts w:ascii="Times New Roman" w:hAnsi="Times New Roman" w:cs="Times New Roman"/>
@@ -22902,7 +24226,7 @@
         </w:rPr>
         <w:t>Kết quả đạt được</w:t>
       </w:r>
-      <w:bookmarkEnd w:id="99"/>
+      <w:bookmarkEnd w:id="106"/>
     </w:p>
     <w:p>
       <w:pPr>
@@ -22987,13 +24311,17 @@
     <w:p>
       <w:pPr>
         <w:pStyle w:val="Heading2"/>
+        <w:numPr>
+          <w:ilvl w:val="1"/>
+          <w:numId w:val="10"/>
+        </w:numPr>
         <w:rPr>
           <w:rFonts w:ascii="Times New Roman" w:hAnsi="Times New Roman" w:cs="Times New Roman"/>
           <w:sz w:val="32"/>
           <w:szCs w:val="32"/>
         </w:rPr>
       </w:pPr>
-      <w:bookmarkStart w:id="100" w:name="_Toc239448163"/>
+      <w:bookmarkStart w:id="107" w:name="_Toc239600335"/>
       <w:r>
         <w:rPr>
           <w:rFonts w:ascii="Times New Roman" w:hAnsi="Times New Roman" w:cs="Times New Roman"/>
@@ -23002,7 +24330,7 @@
         </w:rPr>
         <w:t>Hạn chế và hướng phát triển</w:t>
       </w:r>
-      <w:bookmarkEnd w:id="100"/>
+      <w:bookmarkEnd w:id="107"/>
     </w:p>
     <w:p>
       <w:pPr>
@@ -23098,7 +24426,7 @@
           <w:szCs w:val="32"/>
         </w:rPr>
       </w:pPr>
-      <w:bookmarkStart w:id="101" w:name="_Toc239448164"/>
+      <w:bookmarkStart w:id="108" w:name="_Toc239600336"/>
       <w:r>
         <w:rPr>
           <w:sz w:val="36"/>
@@ -23107,7 +24435,79 @@
         <w:lastRenderedPageBreak/>
         <w:t>TÀI LIỆU THAM KHẢO</w:t>
       </w:r>
-      <w:bookmarkEnd w:id="101"/>
+      <w:bookmarkEnd w:id="108"/>
+    </w:p>
+    <w:p>
+      <w:pPr>
+        <w:pStyle w:val="ListBullet"/>
+        <w:numPr>
+          <w:ilvl w:val="0"/>
+          <w:numId w:val="0"/>
+        </w:numPr>
+        <w:rPr>
+          <w:lang w:val="vi-VN"/>
+        </w:rPr>
+      </w:pPr>
+      <w:r>
+        <w:rPr>
+          <w:lang w:val="vi-VN"/>
+        </w:rPr>
+        <w:t>[1] Daikin Industries, Ltd., "Corporate Profile &amp; Annual Report 2023," Osaka, Japan, Tech. Rep., 2023.</w:t>
+      </w:r>
+    </w:p>
+    <w:p>
+      <w:pPr>
+        <w:pStyle w:val="ListBullet"/>
+        <w:numPr>
+          <w:ilvl w:val="0"/>
+          <w:numId w:val="0"/>
+        </w:numPr>
+        <w:rPr>
+          <w:lang w:val="vi-VN"/>
+        </w:rPr>
+      </w:pPr>
+      <w:r>
+        <w:rPr>
+          <w:lang w:val="vi-VN"/>
+        </w:rPr>
+        <w:t>[2] Daikin Air Conditioning (Vietnam) Joint Stock Company, "Giới thiệu chung về Daikin Vietnam," Daikin Vietnam Official Portal, 2024. [Online]. Available: https://www.daikin.com.vn. [Accessed: 08-Sep-2026].</w:t>
+      </w:r>
+    </w:p>
+    <w:p>
+      <w:pPr>
+        <w:pStyle w:val="ListBullet"/>
+        <w:numPr>
+          <w:ilvl w:val="0"/>
+          <w:numId w:val="0"/>
+        </w:numPr>
+        <w:rPr>
+          <w:lang w:val="vi-VN"/>
+        </w:rPr>
+      </w:pPr>
+      <w:r>
+        <w:rPr>
+          <w:lang w:val="vi-VN"/>
+        </w:rPr>
+        <w:t>[3] VNR500, "Báo cáo đánh giá Top 500 Doanh nghiệp lớn nhất Việt Nam - Daikin Vietnam," Vietnam Report, 2023.</w:t>
+      </w:r>
+    </w:p>
+    <w:p>
+      <w:pPr>
+        <w:pStyle w:val="ListBullet"/>
+        <w:numPr>
+          <w:ilvl w:val="0"/>
+          <w:numId w:val="0"/>
+        </w:numPr>
+        <w:rPr>
+          <w:lang w:val="vi-VN"/>
+        </w:rPr>
+      </w:pPr>
+      <w:r>
+        <w:rPr>
+          <w:lang w:val="vi-VN"/>
+        </w:rPr>
+        <w:t>[4] Daikin Service Vietnam, "Quy trình vận hành và tiêu chuẩn dịch vụ hậu mãi," Tài liệu lưu hành nội bộ, Daikin Vietnam, TP. Hồ Chí Minh, 2023.</w:t>
+      </w:r>
     </w:p>
     <w:p>
       <w:pPr>
@@ -23330,7 +24730,7 @@
   <w:abstractNum w:abstractNumId="1" w15:restartNumberingAfterBreak="0">
     <w:nsid w:val="FFFFFF89"/>
     <w:multiLevelType w:val="singleLevel"/>
-    <w:tmpl w:val="39AE402E"/>
+    <w:tmpl w:val="34E45872"/>
     <w:lvl w:ilvl="0">
       <w:start w:val="1"/>
       <w:numFmt w:val="bullet"/>
@@ -23349,6 +24749,268 @@
     </w:lvl>
   </w:abstractNum>
   <w:abstractNum w:abstractNumId="2" w15:restartNumberingAfterBreak="0">
+    <w:nsid w:val="3EB43A2B"/>
+    <w:multiLevelType w:val="multilevel"/>
+    <w:tmpl w:val="62B8AEBE"/>
+    <w:lvl w:ilvl="0">
+      <w:start w:val="1"/>
+      <w:numFmt w:val="bullet"/>
+      <w:lvlText w:val=""/>
+      <w:lvlJc w:val="left"/>
+      <w:pPr>
+        <w:tabs>
+          <w:tab w:val="num" w:pos="720"/>
+        </w:tabs>
+        <w:ind w:left="720" w:hanging="360"/>
+      </w:pPr>
+      <w:rPr>
+        <w:rFonts w:ascii="Symbol" w:hAnsi="Symbol" w:hint="default"/>
+        <w:sz w:val="20"/>
+      </w:rPr>
+    </w:lvl>
+    <w:lvl w:ilvl="1" w:tentative="1">
+      <w:start w:val="1"/>
+      <w:numFmt w:val="bullet"/>
+      <w:lvlText w:val="o"/>
+      <w:lvlJc w:val="left"/>
+      <w:pPr>
+        <w:tabs>
+          <w:tab w:val="num" w:pos="1440"/>
+        </w:tabs>
+        <w:ind w:left="1440" w:hanging="360"/>
+      </w:pPr>
+      <w:rPr>
+        <w:rFonts w:ascii="Courier New" w:hAnsi="Courier New" w:hint="default"/>
+        <w:sz w:val="20"/>
+      </w:rPr>
+    </w:lvl>
+    <w:lvl w:ilvl="2" w:tentative="1">
+      <w:start w:val="1"/>
+      <w:numFmt w:val="bullet"/>
+      <w:lvlText w:val=""/>
+      <w:lvlJc w:val="left"/>
+      <w:pPr>
+        <w:tabs>
+          <w:tab w:val="num" w:pos="2160"/>
+        </w:tabs>
+        <w:ind w:left="2160" w:hanging="360"/>
+      </w:pPr>
+      <w:rPr>
+        <w:rFonts w:ascii="Wingdings" w:hAnsi="Wingdings" w:hint="default"/>
+        <w:sz w:val="20"/>
+      </w:rPr>
+    </w:lvl>
+    <w:lvl w:ilvl="3" w:tentative="1">
+      <w:start w:val="1"/>
+      <w:numFmt w:val="bullet"/>
+      <w:lvlText w:val=""/>
+      <w:lvlJc w:val="left"/>
+      <w:pPr>
+        <w:tabs>
+          <w:tab w:val="num" w:pos="2880"/>
+        </w:tabs>
+        <w:ind w:left="2880" w:hanging="360"/>
+      </w:pPr>
+      <w:rPr>
+        <w:rFonts w:ascii="Wingdings" w:hAnsi="Wingdings" w:hint="default"/>
+        <w:sz w:val="20"/>
+      </w:rPr>
+    </w:lvl>
+    <w:lvl w:ilvl="4" w:tentative="1">
+      <w:start w:val="1"/>
+      <w:numFmt w:val="bullet"/>
+      <w:lvlText w:val=""/>
+      <w:lvlJc w:val="left"/>
+      <w:pPr>
+        <w:tabs>
+          <w:tab w:val="num" w:pos="3600"/>
+        </w:tabs>
+        <w:ind w:left="3600" w:hanging="360"/>
+      </w:pPr>
+      <w:rPr>
+        <w:rFonts w:ascii="Wingdings" w:hAnsi="Wingdings" w:hint="default"/>
+        <w:sz w:val="20"/>
+      </w:rPr>
+    </w:lvl>
+    <w:lvl w:ilvl="5" w:tentative="1">
+      <w:start w:val="1"/>
+      <w:numFmt w:val="bullet"/>
+      <w:lvlText w:val=""/>
+      <w:lvlJc w:val="left"/>
+      <w:pPr>
+        <w:tabs>
+          <w:tab w:val="num" w:pos="4320"/>
+        </w:tabs>
+        <w:ind w:left="4320" w:hanging="360"/>
+      </w:pPr>
+      <w:rPr>
+        <w:rFonts w:ascii="Wingdings" w:hAnsi="Wingdings" w:hint="default"/>
+        <w:sz w:val="20"/>
+      </w:rPr>
+    </w:lvl>
+    <w:lvl w:ilvl="6" w:tentative="1">
+      <w:start w:val="1"/>
+      <w:numFmt w:val="bullet"/>
+      <w:lvlText w:val=""/>
+      <w:lvlJc w:val="left"/>
+      <w:pPr>
+        <w:tabs>
+          <w:tab w:val="num" w:pos="5040"/>
+        </w:tabs>
+        <w:ind w:left="5040" w:hanging="360"/>
+      </w:pPr>
+      <w:rPr>
+        <w:rFonts w:ascii="Wingdings" w:hAnsi="Wingdings" w:hint="default"/>
+        <w:sz w:val="20"/>
+      </w:rPr>
+    </w:lvl>
+    <w:lvl w:ilvl="7" w:tentative="1">
+      <w:start w:val="1"/>
+      <w:numFmt w:val="bullet"/>
+      <w:lvlText w:val=""/>
+      <w:lvlJc w:val="left"/>
+      <w:pPr>
+        <w:tabs>
+          <w:tab w:val="num" w:pos="5760"/>
+        </w:tabs>
+        <w:ind w:left="5760" w:hanging="360"/>
+      </w:pPr>
+      <w:rPr>
+        <w:rFonts w:ascii="Wingdings" w:hAnsi="Wingdings" w:hint="default"/>
+        <w:sz w:val="20"/>
+      </w:rPr>
+    </w:lvl>
+    <w:lvl w:ilvl="8" w:tentative="1">
+      <w:start w:val="1"/>
+      <w:numFmt w:val="bullet"/>
+      <w:lvlText w:val=""/>
+      <w:lvlJc w:val="left"/>
+      <w:pPr>
+        <w:tabs>
+          <w:tab w:val="num" w:pos="6480"/>
+        </w:tabs>
+        <w:ind w:left="6480" w:hanging="360"/>
+      </w:pPr>
+      <w:rPr>
+        <w:rFonts w:ascii="Wingdings" w:hAnsi="Wingdings" w:hint="default"/>
+        <w:sz w:val="20"/>
+      </w:rPr>
+    </w:lvl>
+  </w:abstractNum>
+  <w:abstractNum w:abstractNumId="3" w15:restartNumberingAfterBreak="0">
+    <w:nsid w:val="476F1F86"/>
+    <w:multiLevelType w:val="hybridMultilevel"/>
+    <w:tmpl w:val="44E0B292"/>
+    <w:lvl w:ilvl="0" w:tplc="04090001">
+      <w:start w:val="1"/>
+      <w:numFmt w:val="bullet"/>
+      <w:lvlText w:val=""/>
+      <w:lvlJc w:val="left"/>
+      <w:pPr>
+        <w:ind w:left="720" w:hanging="360"/>
+      </w:pPr>
+      <w:rPr>
+        <w:rFonts w:ascii="Symbol" w:hAnsi="Symbol" w:hint="default"/>
+      </w:rPr>
+    </w:lvl>
+    <w:lvl w:ilvl="1" w:tplc="04090003" w:tentative="1">
+      <w:start w:val="1"/>
+      <w:numFmt w:val="bullet"/>
+      <w:lvlText w:val="o"/>
+      <w:lvlJc w:val="left"/>
+      <w:pPr>
+        <w:ind w:left="1440" w:hanging="360"/>
+      </w:pPr>
+      <w:rPr>
+        <w:rFonts w:ascii="Courier New" w:hAnsi="Courier New" w:hint="default"/>
+      </w:rPr>
+    </w:lvl>
+    <w:lvl w:ilvl="2" w:tplc="04090005" w:tentative="1">
+      <w:start w:val="1"/>
+      <w:numFmt w:val="bullet"/>
+      <w:lvlText w:val=""/>
+      <w:lvlJc w:val="left"/>
+      <w:pPr>
+        <w:ind w:left="2160" w:hanging="360"/>
+      </w:pPr>
+      <w:rPr>
+        <w:rFonts w:ascii="Wingdings" w:hAnsi="Wingdings" w:hint="default"/>
+      </w:rPr>
+    </w:lvl>
+    <w:lvl w:ilvl="3" w:tplc="04090001" w:tentative="1">
+      <w:start w:val="1"/>
+      <w:numFmt w:val="bullet"/>
+      <w:lvlText w:val=""/>
+      <w:lvlJc w:val="left"/>
+      <w:pPr>
+        <w:ind w:left="2880" w:hanging="360"/>
+      </w:pPr>
+      <w:rPr>
+        <w:rFonts w:ascii="Symbol" w:hAnsi="Symbol" w:hint="default"/>
+      </w:rPr>
+    </w:lvl>
+    <w:lvl w:ilvl="4" w:tplc="04090003" w:tentative="1">
+      <w:start w:val="1"/>
+      <w:numFmt w:val="bullet"/>
+      <w:lvlText w:val="o"/>
+      <w:lvlJc w:val="left"/>
+      <w:pPr>
+        <w:ind w:left="3600" w:hanging="360"/>
+      </w:pPr>
+      <w:rPr>
+        <w:rFonts w:ascii="Courier New" w:hAnsi="Courier New" w:hint="default"/>
+      </w:rPr>
+    </w:lvl>
+    <w:lvl w:ilvl="5" w:tplc="04090005" w:tentative="1">
+      <w:start w:val="1"/>
+      <w:numFmt w:val="bullet"/>
+      <w:lvlText w:val=""/>
+      <w:lvlJc w:val="left"/>
+      <w:pPr>
+        <w:ind w:left="4320" w:hanging="360"/>
+      </w:pPr>
+      <w:rPr>
+        <w:rFonts w:ascii="Wingdings" w:hAnsi="Wingdings" w:hint="default"/>
+      </w:rPr>
+    </w:lvl>
+    <w:lvl w:ilvl="6" w:tplc="04090001" w:tentative="1">
+      <w:start w:val="1"/>
+      <w:numFmt w:val="bullet"/>
+      <w:lvlText w:val=""/>
+      <w:lvlJc w:val="left"/>
+      <w:pPr>
+        <w:ind w:left="5040" w:hanging="360"/>
+      </w:pPr>
+      <w:rPr>
+        <w:rFonts w:ascii="Symbol" w:hAnsi="Symbol" w:hint="default"/>
+      </w:rPr>
+    </w:lvl>
+    <w:lvl w:ilvl="7" w:tplc="04090003" w:tentative="1">
+      <w:start w:val="1"/>
+      <w:numFmt w:val="bullet"/>
+      <w:lvlText w:val="o"/>
+      <w:lvlJc w:val="left"/>
+      <w:pPr>
+        <w:ind w:left="5760" w:hanging="360"/>
+      </w:pPr>
+      <w:rPr>
+        <w:rFonts w:ascii="Courier New" w:hAnsi="Courier New" w:hint="default"/>
+      </w:rPr>
+    </w:lvl>
+    <w:lvl w:ilvl="8" w:tplc="04090005" w:tentative="1">
+      <w:start w:val="1"/>
+      <w:numFmt w:val="bullet"/>
+      <w:lvlText w:val=""/>
+      <w:lvlJc w:val="left"/>
+      <w:pPr>
+        <w:ind w:left="6480" w:hanging="360"/>
+      </w:pPr>
+      <w:rPr>
+        <w:rFonts w:ascii="Wingdings" w:hAnsi="Wingdings" w:hint="default"/>
+      </w:rPr>
+    </w:lvl>
+  </w:abstractNum>
+  <w:abstractNum w:abstractNumId="4" w15:restartNumberingAfterBreak="0">
     <w:nsid w:val="59D04A93"/>
     <w:multiLevelType w:val="multilevel"/>
     <w:tmpl w:val="73667A0E"/>
@@ -23461,7 +25123,7 @@
       </w:rPr>
     </w:lvl>
   </w:abstractNum>
-  <w:abstractNum w:abstractNumId="3" w15:restartNumberingAfterBreak="0">
+  <w:abstractNum w:abstractNumId="5" w15:restartNumberingAfterBreak="0">
     <w:nsid w:val="5F4D565D"/>
     <w:multiLevelType w:val="multilevel"/>
     <w:tmpl w:val="2CD070FE"/>
@@ -23585,8 +25247,236 @@
       </w:rPr>
     </w:lvl>
   </w:abstractNum>
+  <w:abstractNum w:abstractNumId="6" w15:restartNumberingAfterBreak="0">
+    <w:nsid w:val="73A677CC"/>
+    <w:multiLevelType w:val="multilevel"/>
+    <w:tmpl w:val="13B2E4D4"/>
+    <w:lvl w:ilvl="0">
+      <w:start w:val="1"/>
+      <w:numFmt w:val="decimal"/>
+      <w:lvlText w:val="%1."/>
+      <w:lvlJc w:val="left"/>
+      <w:pPr>
+        <w:ind w:left="480" w:hanging="480"/>
+      </w:pPr>
+      <w:rPr>
+        <w:rFonts w:hint="default"/>
+      </w:rPr>
+    </w:lvl>
+    <w:lvl w:ilvl="1">
+      <w:start w:val="1"/>
+      <w:numFmt w:val="decimal"/>
+      <w:lvlText w:val="%1.%2."/>
+      <w:lvlJc w:val="left"/>
+      <w:pPr>
+        <w:ind w:left="1080" w:hanging="720"/>
+      </w:pPr>
+      <w:rPr>
+        <w:rFonts w:hint="default"/>
+        <w:sz w:val="32"/>
+        <w:szCs w:val="32"/>
+      </w:rPr>
+    </w:lvl>
+    <w:lvl w:ilvl="2">
+      <w:start w:val="1"/>
+      <w:numFmt w:val="decimal"/>
+      <w:lvlText w:val="%1.%2.%3."/>
+      <w:lvlJc w:val="left"/>
+      <w:pPr>
+        <w:ind w:left="1440" w:hanging="720"/>
+      </w:pPr>
+      <w:rPr>
+        <w:rFonts w:hint="default"/>
+      </w:rPr>
+    </w:lvl>
+    <w:lvl w:ilvl="3">
+      <w:start w:val="1"/>
+      <w:numFmt w:val="decimal"/>
+      <w:lvlText w:val="%1.%2.%3.%4."/>
+      <w:lvlJc w:val="left"/>
+      <w:pPr>
+        <w:ind w:left="2160" w:hanging="1080"/>
+      </w:pPr>
+      <w:rPr>
+        <w:rFonts w:hint="default"/>
+      </w:rPr>
+    </w:lvl>
+    <w:lvl w:ilvl="4">
+      <w:start w:val="1"/>
+      <w:numFmt w:val="decimal"/>
+      <w:lvlText w:val="%1.%2.%3.%4.%5."/>
+      <w:lvlJc w:val="left"/>
+      <w:pPr>
+        <w:ind w:left="2880" w:hanging="1440"/>
+      </w:pPr>
+      <w:rPr>
+        <w:rFonts w:hint="default"/>
+      </w:rPr>
+    </w:lvl>
+    <w:lvl w:ilvl="5">
+      <w:start w:val="1"/>
+      <w:numFmt w:val="decimal"/>
+      <w:lvlText w:val="%1.%2.%3.%4.%5.%6."/>
+      <w:lvlJc w:val="left"/>
+      <w:pPr>
+        <w:ind w:left="3240" w:hanging="1440"/>
+      </w:pPr>
+      <w:rPr>
+        <w:rFonts w:hint="default"/>
+      </w:rPr>
+    </w:lvl>
+    <w:lvl w:ilvl="6">
+      <w:start w:val="1"/>
+      <w:numFmt w:val="decimal"/>
+      <w:lvlText w:val="%1.%2.%3.%4.%5.%6.%7."/>
+      <w:lvlJc w:val="left"/>
+      <w:pPr>
+        <w:ind w:left="3960" w:hanging="1800"/>
+      </w:pPr>
+      <w:rPr>
+        <w:rFonts w:hint="default"/>
+      </w:rPr>
+    </w:lvl>
+    <w:lvl w:ilvl="7">
+      <w:start w:val="1"/>
+      <w:numFmt w:val="decimal"/>
+      <w:lvlText w:val="%1.%2.%3.%4.%5.%6.%7.%8."/>
+      <w:lvlJc w:val="left"/>
+      <w:pPr>
+        <w:ind w:left="4680" w:hanging="2160"/>
+      </w:pPr>
+      <w:rPr>
+        <w:rFonts w:hint="default"/>
+      </w:rPr>
+    </w:lvl>
+    <w:lvl w:ilvl="8">
+      <w:start w:val="1"/>
+      <w:numFmt w:val="decimal"/>
+      <w:lvlText w:val="%1.%2.%3.%4.%5.%6.%7.%8.%9."/>
+      <w:lvlJc w:val="left"/>
+      <w:pPr>
+        <w:ind w:left="5040" w:hanging="2160"/>
+      </w:pPr>
+      <w:rPr>
+        <w:rFonts w:hint="default"/>
+      </w:rPr>
+    </w:lvl>
+  </w:abstractNum>
+  <w:abstractNum w:abstractNumId="7" w15:restartNumberingAfterBreak="0">
+    <w:nsid w:val="765027EA"/>
+    <w:multiLevelType w:val="hybridMultilevel"/>
+    <w:tmpl w:val="CA163BE2"/>
+    <w:lvl w:ilvl="0" w:tplc="04090001">
+      <w:start w:val="1"/>
+      <w:numFmt w:val="bullet"/>
+      <w:lvlText w:val=""/>
+      <w:lvlJc w:val="left"/>
+      <w:pPr>
+        <w:ind w:left="720" w:hanging="360"/>
+      </w:pPr>
+      <w:rPr>
+        <w:rFonts w:ascii="Symbol" w:hAnsi="Symbol" w:hint="default"/>
+      </w:rPr>
+    </w:lvl>
+    <w:lvl w:ilvl="1" w:tplc="04090003" w:tentative="1">
+      <w:start w:val="1"/>
+      <w:numFmt w:val="bullet"/>
+      <w:lvlText w:val="o"/>
+      <w:lvlJc w:val="left"/>
+      <w:pPr>
+        <w:ind w:left="1440" w:hanging="360"/>
+      </w:pPr>
+      <w:rPr>
+        <w:rFonts w:ascii="Courier New" w:hAnsi="Courier New" w:hint="default"/>
+      </w:rPr>
+    </w:lvl>
+    <w:lvl w:ilvl="2" w:tplc="04090005" w:tentative="1">
+      <w:start w:val="1"/>
+      <w:numFmt w:val="bullet"/>
+      <w:lvlText w:val=""/>
+      <w:lvlJc w:val="left"/>
+      <w:pPr>
+        <w:ind w:left="2160" w:hanging="360"/>
+      </w:pPr>
+      <w:rPr>
+        <w:rFonts w:ascii="Wingdings" w:hAnsi="Wingdings" w:hint="default"/>
+      </w:rPr>
+    </w:lvl>
+    <w:lvl w:ilvl="3" w:tplc="04090001" w:tentative="1">
+      <w:start w:val="1"/>
+      <w:numFmt w:val="bullet"/>
+      <w:lvlText w:val=""/>
+      <w:lvlJc w:val="left"/>
+      <w:pPr>
+        <w:ind w:left="2880" w:hanging="360"/>
+      </w:pPr>
+      <w:rPr>
+        <w:rFonts w:ascii="Symbol" w:hAnsi="Symbol" w:hint="default"/>
+      </w:rPr>
+    </w:lvl>
+    <w:lvl w:ilvl="4" w:tplc="04090003" w:tentative="1">
+      <w:start w:val="1"/>
+      <w:numFmt w:val="bullet"/>
+      <w:lvlText w:val="o"/>
+      <w:lvlJc w:val="left"/>
+      <w:pPr>
+        <w:ind w:left="3600" w:hanging="360"/>
+      </w:pPr>
+      <w:rPr>
+        <w:rFonts w:ascii="Courier New" w:hAnsi="Courier New" w:hint="default"/>
+      </w:rPr>
+    </w:lvl>
+    <w:lvl w:ilvl="5" w:tplc="04090005" w:tentative="1">
+      <w:start w:val="1"/>
+      <w:numFmt w:val="bullet"/>
+      <w:lvlText w:val=""/>
+      <w:lvlJc w:val="left"/>
+      <w:pPr>
+        <w:ind w:left="4320" w:hanging="360"/>
+      </w:pPr>
+      <w:rPr>
+        <w:rFonts w:ascii="Wingdings" w:hAnsi="Wingdings" w:hint="default"/>
+      </w:rPr>
+    </w:lvl>
+    <w:lvl w:ilvl="6" w:tplc="04090001" w:tentative="1">
+      <w:start w:val="1"/>
+      <w:numFmt w:val="bullet"/>
+      <w:lvlText w:val=""/>
+      <w:lvlJc w:val="left"/>
+      <w:pPr>
+        <w:ind w:left="5040" w:hanging="360"/>
+      </w:pPr>
+      <w:rPr>
+        <w:rFonts w:ascii="Symbol" w:hAnsi="Symbol" w:hint="default"/>
+      </w:rPr>
+    </w:lvl>
+    <w:lvl w:ilvl="7" w:tplc="04090003" w:tentative="1">
+      <w:start w:val="1"/>
+      <w:numFmt w:val="bullet"/>
+      <w:lvlText w:val="o"/>
+      <w:lvlJc w:val="left"/>
+      <w:pPr>
+        <w:ind w:left="5760" w:hanging="360"/>
+      </w:pPr>
+      <w:rPr>
+        <w:rFonts w:ascii="Courier New" w:hAnsi="Courier New" w:hint="default"/>
+      </w:rPr>
+    </w:lvl>
+    <w:lvl w:ilvl="8" w:tplc="04090005" w:tentative="1">
+      <w:start w:val="1"/>
+      <w:numFmt w:val="bullet"/>
+      <w:lvlText w:val=""/>
+      <w:lvlJc w:val="left"/>
+      <w:pPr>
+        <w:ind w:left="6480" w:hanging="360"/>
+      </w:pPr>
+      <w:rPr>
+        <w:rFonts w:ascii="Wingdings" w:hAnsi="Wingdings" w:hint="default"/>
+      </w:rPr>
+    </w:lvl>
+  </w:abstractNum>
   <w:num w:numId="1" w16cid:durableId="1407531913">
-    <w:abstractNumId w:val="3"/>
+    <w:abstractNumId w:val="5"/>
   </w:num>
   <w:num w:numId="2" w16cid:durableId="272445348">
     <w:abstractNumId w:val="1"/>
@@ -23595,7 +25485,7 @@
     <w:abstractNumId w:val="0"/>
   </w:num>
   <w:num w:numId="4" w16cid:durableId="1933317442">
-    <w:abstractNumId w:val="2"/>
+    <w:abstractNumId w:val="4"/>
   </w:num>
   <w:num w:numId="5" w16cid:durableId="2053529441">
     <w:abstractNumId w:val="0"/>
@@ -23614,6 +25504,18 @@
     <w:lvlOverride w:ilvl="0">
       <w:startOverride w:val="1"/>
     </w:lvlOverride>
+  </w:num>
+  <w:num w:numId="8" w16cid:durableId="712575995">
+    <w:abstractNumId w:val="3"/>
+  </w:num>
+  <w:num w:numId="9" w16cid:durableId="971180842">
+    <w:abstractNumId w:val="7"/>
+  </w:num>
+  <w:num w:numId="10" w16cid:durableId="516507708">
+    <w:abstractNumId w:val="6"/>
+  </w:num>
+  <w:num w:numId="11" w16cid:durableId="496071845">
+    <w:abstractNumId w:val="2"/>
   </w:num>
   <w:numIdMacAtCleanup w:val="7"/>
 </w:numbering>
@@ -24488,6 +26390,79 @@
       <w:lang w:val="en-US"/>
     </w:rPr>
   </w:style>
+  <w:style w:type="paragraph" w:customStyle="1" w:styleId="pdq2pgselectionanchorcontainer">
+    <w:name w:val="pdq2pg_selectionanchorcontainer"/>
+    <w:basedOn w:val="Normal"/>
+    <w:rsid w:val="00E93E44"/>
+    <w:pPr>
+      <w:spacing w:before="100" w:beforeAutospacing="1" w:after="100" w:afterAutospacing="1" w:line="240" w:lineRule="auto"/>
+    </w:pPr>
+    <w:rPr>
+      <w:rFonts w:ascii="Times New Roman" w:eastAsia="Times New Roman" w:hAnsi="Times New Roman" w:cs="Times New Roman"/>
+      <w:sz w:val="24"/>
+      <w:szCs w:val="24"/>
+      <w:lang w:eastAsia="ja-JP" w:bidi="th-TH"/>
+    </w:rPr>
+  </w:style>
+  <w:style w:type="character" w:styleId="Strong">
+    <w:name w:val="Strong"/>
+    <w:basedOn w:val="DefaultParagraphFont"/>
+    <w:uiPriority w:val="22"/>
+    <w:qFormat/>
+    <w:rsid w:val="00E93E44"/>
+    <w:rPr>
+      <w:b/>
+      <w:bCs/>
+    </w:rPr>
+  </w:style>
+  <w:style w:type="paragraph" w:styleId="NormalWeb">
+    <w:name w:val="Normal (Web)"/>
+    <w:basedOn w:val="Normal"/>
+    <w:uiPriority w:val="99"/>
+    <w:unhideWhenUsed/>
+    <w:rsid w:val="00E93E44"/>
+    <w:pPr>
+      <w:spacing w:before="100" w:beforeAutospacing="1" w:after="100" w:afterAutospacing="1" w:line="240" w:lineRule="auto"/>
+    </w:pPr>
+    <w:rPr>
+      <w:rFonts w:ascii="Times New Roman" w:eastAsia="Times New Roman" w:hAnsi="Times New Roman" w:cs="Times New Roman"/>
+      <w:sz w:val="24"/>
+      <w:szCs w:val="24"/>
+      <w:lang w:eastAsia="ja-JP" w:bidi="th-TH"/>
+    </w:rPr>
+  </w:style>
+  <w:style w:type="character" w:customStyle="1" w:styleId="citation-22">
+    <w:name w:val="citation-22"/>
+    <w:basedOn w:val="DefaultParagraphFont"/>
+    <w:rsid w:val="00B629E0"/>
+  </w:style>
+  <w:style w:type="character" w:customStyle="1" w:styleId="citation-21">
+    <w:name w:val="citation-21"/>
+    <w:basedOn w:val="DefaultParagraphFont"/>
+    <w:rsid w:val="00B629E0"/>
+  </w:style>
+  <w:style w:type="character" w:customStyle="1" w:styleId="citation-20">
+    <w:name w:val="citation-20"/>
+    <w:basedOn w:val="DefaultParagraphFont"/>
+    <w:rsid w:val="00B629E0"/>
+  </w:style>
+  <w:style w:type="character" w:customStyle="1" w:styleId="citation-19">
+    <w:name w:val="citation-19"/>
+    <w:basedOn w:val="DefaultParagraphFont"/>
+    <w:rsid w:val="00B629E0"/>
+  </w:style>
+  <w:style w:type="character" w:styleId="UnresolvedMention">
+    <w:name w:val="Unresolved Mention"/>
+    <w:basedOn w:val="DefaultParagraphFont"/>
+    <w:uiPriority w:val="99"/>
+    <w:semiHidden/>
+    <w:unhideWhenUsed/>
+    <w:rsid w:val="00F7098D"/>
+    <w:rPr>
+      <w:color w:val="605E5C"/>
+      <w:shd w:val="clear" w:color="auto" w:fill="E1DFDD"/>
+    </w:rPr>
+  </w:style>
 </w:styles>
 </file>
 

--- a/IE203.F33.CN2.CNTT_Nhom14_Quy trình nghiệp vụ hệ thống đặt lịch sửa chữa thiết bị _File báo cáo.docx
+++ b/IE203.F33.CN2.CNTT_Nhom14_Quy trình nghiệp vụ hệ thống đặt lịch sửa chữa thiết bị _File báo cáo.docx
@@ -1912,12 +1912,12 @@
           <w:tab w:val="right" w:leader="dot" w:pos="8777"/>
         </w:tabs>
         <w:rPr>
-          <w:rFonts w:asciiTheme="minorHAnsi" w:eastAsiaTheme="minorEastAsia" w:hAnsiTheme="minorHAnsi" w:cs="Angsana New"/>
+          <w:rFonts w:asciiTheme="minorHAnsi" w:eastAsiaTheme="minorEastAsia" w:hAnsiTheme="minorHAnsi"/>
           <w:noProof/>
           <w:kern w:val="2"/>
           <w:sz w:val="24"/>
           <w:szCs w:val="30"/>
-          <w:lang w:eastAsia="ja-JP" w:bidi="th-TH"/>
+          <w:lang w:val="en-US" w:bidi="th-TH"/>
           <w14:ligatures w14:val="standardContextual"/>
         </w:rPr>
       </w:pPr>
@@ -1948,7 +1948,7 @@
         </w:rPr>
         <w:fldChar w:fldCharType="separate"/>
       </w:r>
-      <w:hyperlink w:anchor="_Toc239600280" w:history="1">
+      <w:hyperlink w:anchor="_Toc239799655" w:history="1">
         <w:r>
           <w:rPr>
             <w:rStyle w:val="Hyperlink"/>
@@ -1958,12 +1958,12 @@
         </w:r>
         <w:r>
           <w:rPr>
-            <w:rFonts w:asciiTheme="minorHAnsi" w:eastAsiaTheme="minorEastAsia" w:hAnsiTheme="minorHAnsi" w:cs="Angsana New"/>
+            <w:rFonts w:asciiTheme="minorHAnsi" w:eastAsiaTheme="minorEastAsia" w:hAnsiTheme="minorHAnsi"/>
             <w:noProof/>
             <w:kern w:val="2"/>
             <w:sz w:val="24"/>
             <w:szCs w:val="30"/>
-            <w:lang w:eastAsia="ja-JP" w:bidi="th-TH"/>
+            <w:lang w:val="en-US" w:bidi="th-TH"/>
             <w14:ligatures w14:val="standardContextual"/>
           </w:rPr>
           <w:tab/>
@@ -1994,7 +1994,7 @@
             <w:noProof/>
             <w:webHidden/>
           </w:rPr>
-          <w:instrText xml:space="preserve"> PAGEREF _Toc239600280 \h </w:instrText>
+          <w:instrText xml:space="preserve"> PAGEREF _Toc239799655 \h </w:instrText>
         </w:r>
         <w:r>
           <w:rPr>
@@ -2033,16 +2033,16 @@
           <w:tab w:val="right" w:leader="dot" w:pos="8777"/>
         </w:tabs>
         <w:rPr>
-          <w:rFonts w:asciiTheme="minorHAnsi" w:eastAsiaTheme="minorEastAsia" w:hAnsiTheme="minorHAnsi" w:cs="Angsana New"/>
+          <w:rFonts w:asciiTheme="minorHAnsi" w:eastAsiaTheme="minorEastAsia" w:hAnsiTheme="minorHAnsi"/>
           <w:noProof/>
           <w:kern w:val="2"/>
           <w:sz w:val="24"/>
           <w:szCs w:val="30"/>
-          <w:lang w:eastAsia="ja-JP" w:bidi="th-TH"/>
+          <w:lang w:val="en-US" w:bidi="th-TH"/>
           <w14:ligatures w14:val="standardContextual"/>
         </w:rPr>
       </w:pPr>
-      <w:hyperlink w:anchor="_Toc239600281" w:history="1">
+      <w:hyperlink w:anchor="_Toc239799656" w:history="1">
         <w:r>
           <w:rPr>
             <w:rStyle w:val="Hyperlink"/>
@@ -2053,12 +2053,12 @@
         </w:r>
         <w:r>
           <w:rPr>
-            <w:rFonts w:asciiTheme="minorHAnsi" w:eastAsiaTheme="minorEastAsia" w:hAnsiTheme="minorHAnsi" w:cs="Angsana New"/>
+            <w:rFonts w:asciiTheme="minorHAnsi" w:eastAsiaTheme="minorEastAsia" w:hAnsiTheme="minorHAnsi"/>
             <w:noProof/>
             <w:kern w:val="2"/>
             <w:sz w:val="24"/>
             <w:szCs w:val="30"/>
-            <w:lang w:eastAsia="ja-JP" w:bidi="th-TH"/>
+            <w:lang w:val="en-US" w:bidi="th-TH"/>
             <w14:ligatures w14:val="standardContextual"/>
           </w:rPr>
           <w:tab/>
@@ -2090,7 +2090,7 @@
             <w:noProof/>
             <w:webHidden/>
           </w:rPr>
-          <w:instrText xml:space="preserve"> PAGEREF _Toc239600281 \h </w:instrText>
+          <w:instrText xml:space="preserve"> PAGEREF _Toc239799656 \h </w:instrText>
         </w:r>
         <w:r>
           <w:rPr>
@@ -2129,16 +2129,16 @@
           <w:tab w:val="right" w:leader="dot" w:pos="8777"/>
         </w:tabs>
         <w:rPr>
-          <w:rFonts w:asciiTheme="minorHAnsi" w:eastAsiaTheme="minorEastAsia" w:hAnsiTheme="minorHAnsi" w:cs="Angsana New"/>
+          <w:rFonts w:asciiTheme="minorHAnsi" w:eastAsiaTheme="minorEastAsia" w:hAnsiTheme="minorHAnsi"/>
           <w:noProof/>
           <w:kern w:val="2"/>
           <w:sz w:val="24"/>
           <w:szCs w:val="30"/>
-          <w:lang w:eastAsia="ja-JP" w:bidi="th-TH"/>
+          <w:lang w:val="en-US" w:bidi="th-TH"/>
           <w14:ligatures w14:val="standardContextual"/>
         </w:rPr>
       </w:pPr>
-      <w:hyperlink w:anchor="_Toc239600282" w:history="1">
+      <w:hyperlink w:anchor="_Toc239799657" w:history="1">
         <w:r>
           <w:rPr>
             <w:rStyle w:val="Hyperlink"/>
@@ -2149,12 +2149,12 @@
         </w:r>
         <w:r>
           <w:rPr>
-            <w:rFonts w:asciiTheme="minorHAnsi" w:eastAsiaTheme="minorEastAsia" w:hAnsiTheme="minorHAnsi" w:cs="Angsana New"/>
+            <w:rFonts w:asciiTheme="minorHAnsi" w:eastAsiaTheme="minorEastAsia" w:hAnsiTheme="minorHAnsi"/>
             <w:noProof/>
             <w:kern w:val="2"/>
             <w:sz w:val="24"/>
             <w:szCs w:val="30"/>
-            <w:lang w:eastAsia="ja-JP" w:bidi="th-TH"/>
+            <w:lang w:val="en-US" w:bidi="th-TH"/>
             <w14:ligatures w14:val="standardContextual"/>
           </w:rPr>
           <w:tab/>
@@ -2164,7 +2164,7 @@
             <w:rStyle w:val="Hyperlink"/>
             <w:noProof/>
           </w:rPr>
-          <w:t>Giới thiệu Daikin</w:t>
+          <w:t>Giới thiệu về Daikin Vietnam</w:t>
         </w:r>
         <w:r>
           <w:rPr>
@@ -2185,7 +2185,7 @@
             <w:noProof/>
             <w:webHidden/>
           </w:rPr>
-          <w:instrText xml:space="preserve"> PAGEREF _Toc239600282 \h </w:instrText>
+          <w:instrText xml:space="preserve"> PAGEREF _Toc239799657 \h </w:instrText>
         </w:r>
         <w:r>
           <w:rPr>
@@ -2224,16 +2224,16 @@
           <w:tab w:val="right" w:leader="dot" w:pos="8777"/>
         </w:tabs>
         <w:rPr>
-          <w:rFonts w:asciiTheme="minorHAnsi" w:eastAsiaTheme="minorEastAsia" w:hAnsiTheme="minorHAnsi" w:cs="Angsana New"/>
+          <w:rFonts w:asciiTheme="minorHAnsi" w:eastAsiaTheme="minorEastAsia" w:hAnsiTheme="minorHAnsi"/>
           <w:noProof/>
           <w:kern w:val="2"/>
           <w:sz w:val="24"/>
           <w:szCs w:val="30"/>
-          <w:lang w:eastAsia="ja-JP" w:bidi="th-TH"/>
+          <w:lang w:val="en-US" w:bidi="th-TH"/>
           <w14:ligatures w14:val="standardContextual"/>
         </w:rPr>
       </w:pPr>
-      <w:hyperlink w:anchor="_Toc239600283" w:history="1">
+      <w:hyperlink w:anchor="_Toc239799658" w:history="1">
         <w:r>
           <w:rPr>
             <w:rStyle w:val="Hyperlink"/>
@@ -2244,12 +2244,12 @@
         </w:r>
         <w:r>
           <w:rPr>
-            <w:rFonts w:asciiTheme="minorHAnsi" w:eastAsiaTheme="minorEastAsia" w:hAnsiTheme="minorHAnsi" w:cs="Angsana New"/>
+            <w:rFonts w:asciiTheme="minorHAnsi" w:eastAsiaTheme="minorEastAsia" w:hAnsiTheme="minorHAnsi"/>
             <w:noProof/>
             <w:kern w:val="2"/>
             <w:sz w:val="24"/>
             <w:szCs w:val="30"/>
-            <w:lang w:eastAsia="ja-JP" w:bidi="th-TH"/>
+            <w:lang w:val="en-US" w:bidi="th-TH"/>
             <w14:ligatures w14:val="standardContextual"/>
           </w:rPr>
           <w:tab/>
@@ -2280,7 +2280,7 @@
             <w:noProof/>
             <w:webHidden/>
           </w:rPr>
-          <w:instrText xml:space="preserve"> PAGEREF _Toc239600283 \h </w:instrText>
+          <w:instrText xml:space="preserve"> PAGEREF _Toc239799658 \h </w:instrText>
         </w:r>
         <w:r>
           <w:rPr>
@@ -2319,16 +2319,16 @@
           <w:tab w:val="right" w:leader="dot" w:pos="8777"/>
         </w:tabs>
         <w:rPr>
-          <w:rFonts w:asciiTheme="minorHAnsi" w:eastAsiaTheme="minorEastAsia" w:hAnsiTheme="minorHAnsi" w:cs="Angsana New"/>
+          <w:rFonts w:asciiTheme="minorHAnsi" w:eastAsiaTheme="minorEastAsia" w:hAnsiTheme="minorHAnsi"/>
           <w:noProof/>
           <w:kern w:val="2"/>
           <w:sz w:val="24"/>
           <w:szCs w:val="30"/>
-          <w:lang w:eastAsia="ja-JP" w:bidi="th-TH"/>
+          <w:lang w:val="en-US" w:bidi="th-TH"/>
           <w14:ligatures w14:val="standardContextual"/>
         </w:rPr>
       </w:pPr>
-      <w:hyperlink w:anchor="_Toc239600284" w:history="1">
+      <w:hyperlink w:anchor="_Toc239799659" w:history="1">
         <w:r>
           <w:rPr>
             <w:rStyle w:val="Hyperlink"/>
@@ -2339,12 +2339,12 @@
         </w:r>
         <w:r>
           <w:rPr>
-            <w:rFonts w:asciiTheme="minorHAnsi" w:eastAsiaTheme="minorEastAsia" w:hAnsiTheme="minorHAnsi" w:cs="Angsana New"/>
+            <w:rFonts w:asciiTheme="minorHAnsi" w:eastAsiaTheme="minorEastAsia" w:hAnsiTheme="minorHAnsi"/>
             <w:noProof/>
             <w:kern w:val="2"/>
             <w:sz w:val="24"/>
             <w:szCs w:val="30"/>
-            <w:lang w:eastAsia="ja-JP" w:bidi="th-TH"/>
+            <w:lang w:val="en-US" w:bidi="th-TH"/>
             <w14:ligatures w14:val="standardContextual"/>
           </w:rPr>
           <w:tab/>
@@ -2354,7 +2354,7 @@
             <w:rStyle w:val="Hyperlink"/>
             <w:noProof/>
           </w:rPr>
-          <w:t>Hoạt động kinh doanh và dịch vụ</w:t>
+          <w:t>Mô hình hoạt động và ứng dụng CNTT tại Khối Dịch vụ Hậu mãi (Daikin Service)</w:t>
         </w:r>
         <w:r>
           <w:rPr>
@@ -2375,7 +2375,7 @@
             <w:noProof/>
             <w:webHidden/>
           </w:rPr>
-          <w:instrText xml:space="preserve"> PAGEREF _Toc239600284 \h </w:instrText>
+          <w:instrText xml:space="preserve"> PAGEREF _Toc239799659 \h </w:instrText>
         </w:r>
         <w:r>
           <w:rPr>
@@ -2395,7 +2395,7 @@
             <w:noProof/>
             <w:webHidden/>
           </w:rPr>
-          <w:t>13</w:t>
+          <w:t>15</w:t>
         </w:r>
         <w:r>
           <w:rPr>
@@ -2414,16 +2414,16 @@
           <w:tab w:val="right" w:leader="dot" w:pos="8777"/>
         </w:tabs>
         <w:rPr>
-          <w:rFonts w:asciiTheme="minorHAnsi" w:eastAsiaTheme="minorEastAsia" w:hAnsiTheme="minorHAnsi" w:cs="Angsana New"/>
+          <w:rFonts w:asciiTheme="minorHAnsi" w:eastAsiaTheme="minorEastAsia" w:hAnsiTheme="minorHAnsi"/>
           <w:noProof/>
           <w:kern w:val="2"/>
           <w:sz w:val="24"/>
           <w:szCs w:val="30"/>
-          <w:lang w:eastAsia="ja-JP" w:bidi="th-TH"/>
+          <w:lang w:val="en-US" w:bidi="th-TH"/>
           <w14:ligatures w14:val="standardContextual"/>
         </w:rPr>
       </w:pPr>
-      <w:hyperlink w:anchor="_Toc239600285" w:history="1">
+      <w:hyperlink w:anchor="_Toc239799660" w:history="1">
         <w:r>
           <w:rPr>
             <w:rStyle w:val="Hyperlink"/>
@@ -2434,12 +2434,12 @@
         </w:r>
         <w:r>
           <w:rPr>
-            <w:rFonts w:asciiTheme="minorHAnsi" w:eastAsiaTheme="minorEastAsia" w:hAnsiTheme="minorHAnsi" w:cs="Angsana New"/>
+            <w:rFonts w:asciiTheme="minorHAnsi" w:eastAsiaTheme="minorEastAsia" w:hAnsiTheme="minorHAnsi"/>
             <w:noProof/>
             <w:kern w:val="2"/>
             <w:sz w:val="24"/>
             <w:szCs w:val="30"/>
-            <w:lang w:eastAsia="ja-JP" w:bidi="th-TH"/>
+            <w:lang w:val="en-US" w:bidi="th-TH"/>
             <w14:ligatures w14:val="standardContextual"/>
           </w:rPr>
           <w:tab/>
@@ -2471,7 +2471,7 @@
             <w:noProof/>
             <w:webHidden/>
           </w:rPr>
-          <w:instrText xml:space="preserve"> PAGEREF _Toc239600285 \h </w:instrText>
+          <w:instrText xml:space="preserve"> PAGEREF _Toc239799660 \h </w:instrText>
         </w:r>
         <w:r>
           <w:rPr>
@@ -2491,7 +2491,7 @@
             <w:noProof/>
             <w:webHidden/>
           </w:rPr>
-          <w:t>13</w:t>
+          <w:t>15</w:t>
         </w:r>
         <w:r>
           <w:rPr>
@@ -2510,16 +2510,16 @@
           <w:tab w:val="right" w:leader="dot" w:pos="8777"/>
         </w:tabs>
         <w:rPr>
-          <w:rFonts w:asciiTheme="minorHAnsi" w:eastAsiaTheme="minorEastAsia" w:hAnsiTheme="minorHAnsi" w:cs="Angsana New"/>
+          <w:rFonts w:asciiTheme="minorHAnsi" w:eastAsiaTheme="minorEastAsia" w:hAnsiTheme="minorHAnsi"/>
           <w:noProof/>
           <w:kern w:val="2"/>
           <w:sz w:val="24"/>
           <w:szCs w:val="30"/>
-          <w:lang w:eastAsia="ja-JP" w:bidi="th-TH"/>
+          <w:lang w:val="en-US" w:bidi="th-TH"/>
           <w14:ligatures w14:val="standardContextual"/>
         </w:rPr>
       </w:pPr>
-      <w:hyperlink w:anchor="_Toc239600286" w:history="1">
+      <w:hyperlink w:anchor="_Toc239799661" w:history="1">
         <w:r>
           <w:rPr>
             <w:rStyle w:val="Hyperlink"/>
@@ -2530,12 +2530,12 @@
         </w:r>
         <w:r>
           <w:rPr>
-            <w:rFonts w:asciiTheme="minorHAnsi" w:eastAsiaTheme="minorEastAsia" w:hAnsiTheme="minorHAnsi" w:cs="Angsana New"/>
+            <w:rFonts w:asciiTheme="minorHAnsi" w:eastAsiaTheme="minorEastAsia" w:hAnsiTheme="minorHAnsi"/>
             <w:noProof/>
             <w:kern w:val="2"/>
             <w:sz w:val="24"/>
             <w:szCs w:val="30"/>
-            <w:lang w:eastAsia="ja-JP" w:bidi="th-TH"/>
+            <w:lang w:val="en-US" w:bidi="th-TH"/>
             <w14:ligatures w14:val="standardContextual"/>
           </w:rPr>
           <w:tab/>
@@ -2567,7 +2567,7 @@
             <w:noProof/>
             <w:webHidden/>
           </w:rPr>
-          <w:instrText xml:space="preserve"> PAGEREF _Toc239600286 \h </w:instrText>
+          <w:instrText xml:space="preserve"> PAGEREF _Toc239799661 \h </w:instrText>
         </w:r>
         <w:r>
           <w:rPr>
@@ -2587,7 +2587,7 @@
             <w:noProof/>
             <w:webHidden/>
           </w:rPr>
-          <w:t>14</w:t>
+          <w:t>16</w:t>
         </w:r>
         <w:r>
           <w:rPr>
@@ -2606,16 +2606,16 @@
           <w:tab w:val="right" w:leader="dot" w:pos="8777"/>
         </w:tabs>
         <w:rPr>
-          <w:rFonts w:asciiTheme="minorHAnsi" w:eastAsiaTheme="minorEastAsia" w:hAnsiTheme="minorHAnsi" w:cs="Angsana New"/>
+          <w:rFonts w:asciiTheme="minorHAnsi" w:eastAsiaTheme="minorEastAsia" w:hAnsiTheme="minorHAnsi"/>
           <w:noProof/>
           <w:kern w:val="2"/>
           <w:sz w:val="24"/>
           <w:szCs w:val="30"/>
-          <w:lang w:eastAsia="ja-JP" w:bidi="th-TH"/>
+          <w:lang w:val="en-US" w:bidi="th-TH"/>
           <w14:ligatures w14:val="standardContextual"/>
         </w:rPr>
       </w:pPr>
-      <w:hyperlink w:anchor="_Toc239600287" w:history="1">
+      <w:hyperlink w:anchor="_Toc239799662" w:history="1">
         <w:r>
           <w:rPr>
             <w:rStyle w:val="Hyperlink"/>
@@ -2626,12 +2626,12 @@
         </w:r>
         <w:r>
           <w:rPr>
-            <w:rFonts w:asciiTheme="minorHAnsi" w:eastAsiaTheme="minorEastAsia" w:hAnsiTheme="minorHAnsi" w:cs="Angsana New"/>
+            <w:rFonts w:asciiTheme="minorHAnsi" w:eastAsiaTheme="minorEastAsia" w:hAnsiTheme="minorHAnsi"/>
             <w:noProof/>
             <w:kern w:val="2"/>
             <w:sz w:val="24"/>
             <w:szCs w:val="30"/>
-            <w:lang w:eastAsia="ja-JP" w:bidi="th-TH"/>
+            <w:lang w:val="en-US" w:bidi="th-TH"/>
             <w14:ligatures w14:val="standardContextual"/>
           </w:rPr>
           <w:tab/>
@@ -2663,7 +2663,7 @@
             <w:noProof/>
             <w:webHidden/>
           </w:rPr>
-          <w:instrText xml:space="preserve"> PAGEREF _Toc239600287 \h </w:instrText>
+          <w:instrText xml:space="preserve"> PAGEREF _Toc239799662 \h </w:instrText>
         </w:r>
         <w:r>
           <w:rPr>
@@ -2683,7 +2683,7 @@
             <w:noProof/>
             <w:webHidden/>
           </w:rPr>
-          <w:t>14</w:t>
+          <w:t>16</w:t>
         </w:r>
         <w:r>
           <w:rPr>
@@ -2702,32 +2702,32 @@
           <w:tab w:val="right" w:leader="dot" w:pos="8777"/>
         </w:tabs>
         <w:rPr>
-          <w:rFonts w:asciiTheme="minorHAnsi" w:eastAsiaTheme="minorEastAsia" w:hAnsiTheme="minorHAnsi" w:cs="Angsana New"/>
+          <w:rFonts w:asciiTheme="minorHAnsi" w:eastAsiaTheme="minorEastAsia" w:hAnsiTheme="minorHAnsi"/>
           <w:noProof/>
           <w:kern w:val="2"/>
           <w:sz w:val="24"/>
           <w:szCs w:val="30"/>
-          <w:lang w:eastAsia="ja-JP" w:bidi="th-TH"/>
+          <w:lang w:val="en-US" w:bidi="th-TH"/>
           <w14:ligatures w14:val="standardContextual"/>
         </w:rPr>
       </w:pPr>
-      <w:hyperlink w:anchor="_Toc239600288" w:history="1">
+      <w:hyperlink w:anchor="_Toc239799663" w:history="1">
         <w:r>
           <w:rPr>
             <w:rStyle w:val="Hyperlink"/>
             <w:rFonts w:ascii="Times New Roman" w:hAnsi="Times New Roman" w:cs="Times New Roman"/>
             <w:noProof/>
           </w:rPr>
-          <w:t>1.3.1.1.</w:t>
-        </w:r>
-        <w:r>
-          <w:rPr>
-            <w:rFonts w:asciiTheme="minorHAnsi" w:eastAsiaTheme="minorEastAsia" w:hAnsiTheme="minorHAnsi" w:cs="Angsana New"/>
+          <w:t>3.2.1.1.</w:t>
+        </w:r>
+        <w:r>
+          <w:rPr>
+            <w:rFonts w:asciiTheme="minorHAnsi" w:eastAsiaTheme="minorEastAsia" w:hAnsiTheme="minorHAnsi"/>
             <w:noProof/>
             <w:kern w:val="2"/>
             <w:sz w:val="24"/>
             <w:szCs w:val="30"/>
-            <w:lang w:eastAsia="ja-JP" w:bidi="th-TH"/>
+            <w:lang w:val="en-US" w:bidi="th-TH"/>
             <w14:ligatures w14:val="standardContextual"/>
           </w:rPr>
           <w:tab/>
@@ -2759,7 +2759,7 @@
             <w:noProof/>
             <w:webHidden/>
           </w:rPr>
-          <w:instrText xml:space="preserve"> PAGEREF _Toc239600288 \h </w:instrText>
+          <w:instrText xml:space="preserve"> PAGEREF _Toc239799663 \h </w:instrText>
         </w:r>
         <w:r>
           <w:rPr>
@@ -2779,7 +2779,7 @@
             <w:noProof/>
             <w:webHidden/>
           </w:rPr>
-          <w:t>14</w:t>
+          <w:t>16</w:t>
         </w:r>
         <w:r>
           <w:rPr>
@@ -2798,32 +2798,32 @@
           <w:tab w:val="right" w:leader="dot" w:pos="8777"/>
         </w:tabs>
         <w:rPr>
-          <w:rFonts w:asciiTheme="minorHAnsi" w:eastAsiaTheme="minorEastAsia" w:hAnsiTheme="minorHAnsi" w:cs="Angsana New"/>
+          <w:rFonts w:asciiTheme="minorHAnsi" w:eastAsiaTheme="minorEastAsia" w:hAnsiTheme="minorHAnsi"/>
           <w:noProof/>
           <w:kern w:val="2"/>
           <w:sz w:val="24"/>
           <w:szCs w:val="30"/>
-          <w:lang w:eastAsia="ja-JP" w:bidi="th-TH"/>
+          <w:lang w:val="en-US" w:bidi="th-TH"/>
           <w14:ligatures w14:val="standardContextual"/>
         </w:rPr>
       </w:pPr>
-      <w:hyperlink w:anchor="_Toc239600289" w:history="1">
+      <w:hyperlink w:anchor="_Toc239799664" w:history="1">
         <w:r>
           <w:rPr>
             <w:rStyle w:val="Hyperlink"/>
             <w:rFonts w:ascii="Times New Roman" w:hAnsi="Times New Roman" w:cs="Times New Roman"/>
             <w:noProof/>
           </w:rPr>
-          <w:t>1.3.1.2.</w:t>
-        </w:r>
-        <w:r>
-          <w:rPr>
-            <w:rFonts w:asciiTheme="minorHAnsi" w:eastAsiaTheme="minorEastAsia" w:hAnsiTheme="minorHAnsi" w:cs="Angsana New"/>
+          <w:t>3.2.1.1.</w:t>
+        </w:r>
+        <w:r>
+          <w:rPr>
+            <w:rFonts w:asciiTheme="minorHAnsi" w:eastAsiaTheme="minorEastAsia" w:hAnsiTheme="minorHAnsi"/>
             <w:noProof/>
             <w:kern w:val="2"/>
             <w:sz w:val="24"/>
             <w:szCs w:val="30"/>
-            <w:lang w:eastAsia="ja-JP" w:bidi="th-TH"/>
+            <w:lang w:val="en-US" w:bidi="th-TH"/>
             <w14:ligatures w14:val="standardContextual"/>
           </w:rPr>
           <w:tab/>
@@ -2855,7 +2855,7 @@
             <w:noProof/>
             <w:webHidden/>
           </w:rPr>
-          <w:instrText xml:space="preserve"> PAGEREF _Toc239600289 \h </w:instrText>
+          <w:instrText xml:space="preserve"> PAGEREF _Toc239799664 \h </w:instrText>
         </w:r>
         <w:r>
           <w:rPr>
@@ -2875,7 +2875,7 @@
             <w:noProof/>
             <w:webHidden/>
           </w:rPr>
-          <w:t>15</w:t>
+          <w:t>17</w:t>
         </w:r>
         <w:r>
           <w:rPr>
@@ -2894,32 +2894,32 @@
           <w:tab w:val="right" w:leader="dot" w:pos="8777"/>
         </w:tabs>
         <w:rPr>
-          <w:rFonts w:asciiTheme="minorHAnsi" w:eastAsiaTheme="minorEastAsia" w:hAnsiTheme="minorHAnsi" w:cs="Angsana New"/>
+          <w:rFonts w:asciiTheme="minorHAnsi" w:eastAsiaTheme="minorEastAsia" w:hAnsiTheme="minorHAnsi"/>
           <w:noProof/>
           <w:kern w:val="2"/>
           <w:sz w:val="24"/>
           <w:szCs w:val="30"/>
-          <w:lang w:eastAsia="ja-JP" w:bidi="th-TH"/>
+          <w:lang w:val="en-US" w:bidi="th-TH"/>
           <w14:ligatures w14:val="standardContextual"/>
         </w:rPr>
       </w:pPr>
-      <w:hyperlink w:anchor="_Toc239600290" w:history="1">
+      <w:hyperlink w:anchor="_Toc239799665" w:history="1">
         <w:r>
           <w:rPr>
             <w:rStyle w:val="Hyperlink"/>
             <w:rFonts w:ascii="Times New Roman" w:hAnsi="Times New Roman" w:cs="Times New Roman"/>
             <w:noProof/>
           </w:rPr>
-          <w:t>1.3.1.3.</w:t>
-        </w:r>
-        <w:r>
-          <w:rPr>
-            <w:rFonts w:asciiTheme="minorHAnsi" w:eastAsiaTheme="minorEastAsia" w:hAnsiTheme="minorHAnsi" w:cs="Angsana New"/>
+          <w:t>3.2.1.1.</w:t>
+        </w:r>
+        <w:r>
+          <w:rPr>
+            <w:rFonts w:asciiTheme="minorHAnsi" w:eastAsiaTheme="minorEastAsia" w:hAnsiTheme="minorHAnsi"/>
             <w:noProof/>
             <w:kern w:val="2"/>
             <w:sz w:val="24"/>
             <w:szCs w:val="30"/>
-            <w:lang w:eastAsia="ja-JP" w:bidi="th-TH"/>
+            <w:lang w:val="en-US" w:bidi="th-TH"/>
             <w14:ligatures w14:val="standardContextual"/>
           </w:rPr>
           <w:tab/>
@@ -2951,7 +2951,7 @@
             <w:noProof/>
             <w:webHidden/>
           </w:rPr>
-          <w:instrText xml:space="preserve"> PAGEREF _Toc239600290 \h </w:instrText>
+          <w:instrText xml:space="preserve"> PAGEREF _Toc239799665 \h </w:instrText>
         </w:r>
         <w:r>
           <w:rPr>
@@ -2971,7 +2971,7 @@
             <w:noProof/>
             <w:webHidden/>
           </w:rPr>
-          <w:t>16</w:t>
+          <w:t>18</w:t>
         </w:r>
         <w:r>
           <w:rPr>
@@ -2990,16 +2990,16 @@
           <w:tab w:val="right" w:leader="dot" w:pos="8777"/>
         </w:tabs>
         <w:rPr>
-          <w:rFonts w:asciiTheme="minorHAnsi" w:eastAsiaTheme="minorEastAsia" w:hAnsiTheme="minorHAnsi" w:cs="Angsana New"/>
+          <w:rFonts w:asciiTheme="minorHAnsi" w:eastAsiaTheme="minorEastAsia" w:hAnsiTheme="minorHAnsi"/>
           <w:noProof/>
           <w:kern w:val="2"/>
           <w:sz w:val="24"/>
           <w:szCs w:val="30"/>
-          <w:lang w:eastAsia="ja-JP" w:bidi="th-TH"/>
+          <w:lang w:val="en-US" w:bidi="th-TH"/>
           <w14:ligatures w14:val="standardContextual"/>
         </w:rPr>
       </w:pPr>
-      <w:hyperlink w:anchor="_Toc239600291" w:history="1">
+      <w:hyperlink w:anchor="_Toc239799666" w:history="1">
         <w:r>
           <w:rPr>
             <w:rStyle w:val="Hyperlink"/>
@@ -3010,12 +3010,12 @@
         </w:r>
         <w:r>
           <w:rPr>
-            <w:rFonts w:asciiTheme="minorHAnsi" w:eastAsiaTheme="minorEastAsia" w:hAnsiTheme="minorHAnsi" w:cs="Angsana New"/>
+            <w:rFonts w:asciiTheme="minorHAnsi" w:eastAsiaTheme="minorEastAsia" w:hAnsiTheme="minorHAnsi"/>
             <w:noProof/>
             <w:kern w:val="2"/>
             <w:sz w:val="24"/>
             <w:szCs w:val="30"/>
-            <w:lang w:eastAsia="ja-JP" w:bidi="th-TH"/>
+            <w:lang w:val="en-US" w:bidi="th-TH"/>
             <w14:ligatures w14:val="standardContextual"/>
           </w:rPr>
           <w:tab/>
@@ -3047,7 +3047,7 @@
             <w:noProof/>
             <w:webHidden/>
           </w:rPr>
-          <w:instrText xml:space="preserve"> PAGEREF _Toc239600291 \h </w:instrText>
+          <w:instrText xml:space="preserve"> PAGEREF _Toc239799666 \h </w:instrText>
         </w:r>
         <w:r>
           <w:rPr>
@@ -3067,7 +3067,7 @@
             <w:noProof/>
             <w:webHidden/>
           </w:rPr>
-          <w:t>16</w:t>
+          <w:t>18</w:t>
         </w:r>
         <w:r>
           <w:rPr>
@@ -3086,32 +3086,32 @@
           <w:tab w:val="right" w:leader="dot" w:pos="8777"/>
         </w:tabs>
         <w:rPr>
-          <w:rFonts w:asciiTheme="minorHAnsi" w:eastAsiaTheme="minorEastAsia" w:hAnsiTheme="minorHAnsi" w:cs="Angsana New"/>
+          <w:rFonts w:asciiTheme="minorHAnsi" w:eastAsiaTheme="minorEastAsia" w:hAnsiTheme="minorHAnsi"/>
           <w:noProof/>
           <w:kern w:val="2"/>
           <w:sz w:val="24"/>
           <w:szCs w:val="30"/>
-          <w:lang w:eastAsia="ja-JP" w:bidi="th-TH"/>
+          <w:lang w:val="en-US" w:bidi="th-TH"/>
           <w14:ligatures w14:val="standardContextual"/>
         </w:rPr>
       </w:pPr>
-      <w:hyperlink w:anchor="_Toc239600292" w:history="1">
+      <w:hyperlink w:anchor="_Toc239799667" w:history="1">
         <w:r>
           <w:rPr>
             <w:rStyle w:val="Hyperlink"/>
             <w:rFonts w:ascii="Times New Roman" w:hAnsi="Times New Roman" w:cs="Times New Roman"/>
             <w:noProof/>
           </w:rPr>
-          <w:t>1.3.2.1.</w:t>
-        </w:r>
-        <w:r>
-          <w:rPr>
-            <w:rFonts w:asciiTheme="minorHAnsi" w:eastAsiaTheme="minorEastAsia" w:hAnsiTheme="minorHAnsi" w:cs="Angsana New"/>
+          <w:t>3.2.1.1.</w:t>
+        </w:r>
+        <w:r>
+          <w:rPr>
+            <w:rFonts w:asciiTheme="minorHAnsi" w:eastAsiaTheme="minorEastAsia" w:hAnsiTheme="minorHAnsi"/>
             <w:noProof/>
             <w:kern w:val="2"/>
             <w:sz w:val="24"/>
             <w:szCs w:val="30"/>
-            <w:lang w:eastAsia="ja-JP" w:bidi="th-TH"/>
+            <w:lang w:val="en-US" w:bidi="th-TH"/>
             <w14:ligatures w14:val="standardContextual"/>
           </w:rPr>
           <w:tab/>
@@ -3143,7 +3143,7 @@
             <w:noProof/>
             <w:webHidden/>
           </w:rPr>
-          <w:instrText xml:space="preserve"> PAGEREF _Toc239600292 \h </w:instrText>
+          <w:instrText xml:space="preserve"> PAGEREF _Toc239799667 \h </w:instrText>
         </w:r>
         <w:r>
           <w:rPr>
@@ -3163,7 +3163,7 @@
             <w:noProof/>
             <w:webHidden/>
           </w:rPr>
-          <w:t>16</w:t>
+          <w:t>18</w:t>
         </w:r>
         <w:r>
           <w:rPr>
@@ -3182,32 +3182,32 @@
           <w:tab w:val="right" w:leader="dot" w:pos="8777"/>
         </w:tabs>
         <w:rPr>
-          <w:rFonts w:asciiTheme="minorHAnsi" w:eastAsiaTheme="minorEastAsia" w:hAnsiTheme="minorHAnsi" w:cs="Angsana New"/>
+          <w:rFonts w:asciiTheme="minorHAnsi" w:eastAsiaTheme="minorEastAsia" w:hAnsiTheme="minorHAnsi"/>
           <w:noProof/>
           <w:kern w:val="2"/>
           <w:sz w:val="24"/>
           <w:szCs w:val="30"/>
-          <w:lang w:eastAsia="ja-JP" w:bidi="th-TH"/>
+          <w:lang w:val="en-US" w:bidi="th-TH"/>
           <w14:ligatures w14:val="standardContextual"/>
         </w:rPr>
       </w:pPr>
-      <w:hyperlink w:anchor="_Toc239600293" w:history="1">
+      <w:hyperlink w:anchor="_Toc239799668" w:history="1">
         <w:r>
           <w:rPr>
             <w:rStyle w:val="Hyperlink"/>
             <w:rFonts w:ascii="Times New Roman" w:hAnsi="Times New Roman" w:cs="Times New Roman"/>
             <w:noProof/>
           </w:rPr>
-          <w:t>1.3.2.2.</w:t>
-        </w:r>
-        <w:r>
-          <w:rPr>
-            <w:rFonts w:asciiTheme="minorHAnsi" w:eastAsiaTheme="minorEastAsia" w:hAnsiTheme="minorHAnsi" w:cs="Angsana New"/>
+          <w:t>3.2.1.1.</w:t>
+        </w:r>
+        <w:r>
+          <w:rPr>
+            <w:rFonts w:asciiTheme="minorHAnsi" w:eastAsiaTheme="minorEastAsia" w:hAnsiTheme="minorHAnsi"/>
             <w:noProof/>
             <w:kern w:val="2"/>
             <w:sz w:val="24"/>
             <w:szCs w:val="30"/>
-            <w:lang w:eastAsia="ja-JP" w:bidi="th-TH"/>
+            <w:lang w:val="en-US" w:bidi="th-TH"/>
             <w14:ligatures w14:val="standardContextual"/>
           </w:rPr>
           <w:tab/>
@@ -3218,7 +3218,7 @@
             <w:rFonts w:ascii="Times New Roman" w:hAnsi="Times New Roman" w:cs="Times New Roman"/>
             <w:noProof/>
           </w:rPr>
-          <w:t>Quy trình CS assign KTV cho booking</w:t>
+          <w:t>Quy trình điều phối KTV xử lý yêu cầu dịch vụ</w:t>
         </w:r>
         <w:r>
           <w:rPr>
@@ -3239,7 +3239,7 @@
             <w:noProof/>
             <w:webHidden/>
           </w:rPr>
-          <w:instrText xml:space="preserve"> PAGEREF _Toc239600293 \h </w:instrText>
+          <w:instrText xml:space="preserve"> PAGEREF _Toc239799668 \h </w:instrText>
         </w:r>
         <w:r>
           <w:rPr>
@@ -3259,7 +3259,7 @@
             <w:noProof/>
             <w:webHidden/>
           </w:rPr>
-          <w:t>17</w:t>
+          <w:t>19</w:t>
         </w:r>
         <w:r>
           <w:rPr>
@@ -3278,32 +3278,32 @@
           <w:tab w:val="right" w:leader="dot" w:pos="8777"/>
         </w:tabs>
         <w:rPr>
-          <w:rFonts w:asciiTheme="minorHAnsi" w:eastAsiaTheme="minorEastAsia" w:hAnsiTheme="minorHAnsi" w:cs="Angsana New"/>
+          <w:rFonts w:asciiTheme="minorHAnsi" w:eastAsiaTheme="minorEastAsia" w:hAnsiTheme="minorHAnsi"/>
           <w:noProof/>
           <w:kern w:val="2"/>
           <w:sz w:val="24"/>
           <w:szCs w:val="30"/>
-          <w:lang w:eastAsia="ja-JP" w:bidi="th-TH"/>
+          <w:lang w:val="en-US" w:bidi="th-TH"/>
           <w14:ligatures w14:val="standardContextual"/>
         </w:rPr>
       </w:pPr>
-      <w:hyperlink w:anchor="_Toc239600294" w:history="1">
+      <w:hyperlink w:anchor="_Toc239799669" w:history="1">
         <w:r>
           <w:rPr>
             <w:rStyle w:val="Hyperlink"/>
             <w:rFonts w:ascii="Times New Roman" w:hAnsi="Times New Roman" w:cs="Times New Roman"/>
             <w:noProof/>
           </w:rPr>
-          <w:t>1.3.2.3.</w:t>
-        </w:r>
-        <w:r>
-          <w:rPr>
-            <w:rFonts w:asciiTheme="minorHAnsi" w:eastAsiaTheme="minorEastAsia" w:hAnsiTheme="minorHAnsi" w:cs="Angsana New"/>
+          <w:t>3.2.1.1.</w:t>
+        </w:r>
+        <w:r>
+          <w:rPr>
+            <w:rFonts w:asciiTheme="minorHAnsi" w:eastAsiaTheme="minorEastAsia" w:hAnsiTheme="minorHAnsi"/>
             <w:noProof/>
             <w:kern w:val="2"/>
             <w:sz w:val="24"/>
             <w:szCs w:val="30"/>
-            <w:lang w:eastAsia="ja-JP" w:bidi="th-TH"/>
+            <w:lang w:val="en-US" w:bidi="th-TH"/>
             <w14:ligatures w14:val="standardContextual"/>
           </w:rPr>
           <w:tab/>
@@ -3335,7 +3335,7 @@
             <w:noProof/>
             <w:webHidden/>
           </w:rPr>
-          <w:instrText xml:space="preserve"> PAGEREF _Toc239600294 \h </w:instrText>
+          <w:instrText xml:space="preserve"> PAGEREF _Toc239799669 \h </w:instrText>
         </w:r>
         <w:r>
           <w:rPr>
@@ -3355,7 +3355,7 @@
             <w:noProof/>
             <w:webHidden/>
           </w:rPr>
-          <w:t>18</w:t>
+          <w:t>20</w:t>
         </w:r>
         <w:r>
           <w:rPr>
@@ -3374,32 +3374,32 @@
           <w:tab w:val="right" w:leader="dot" w:pos="8777"/>
         </w:tabs>
         <w:rPr>
-          <w:rFonts w:asciiTheme="minorHAnsi" w:eastAsiaTheme="minorEastAsia" w:hAnsiTheme="minorHAnsi" w:cs="Angsana New"/>
+          <w:rFonts w:asciiTheme="minorHAnsi" w:eastAsiaTheme="minorEastAsia" w:hAnsiTheme="minorHAnsi"/>
           <w:noProof/>
           <w:kern w:val="2"/>
           <w:sz w:val="24"/>
           <w:szCs w:val="30"/>
-          <w:lang w:eastAsia="ja-JP" w:bidi="th-TH"/>
+          <w:lang w:val="en-US" w:bidi="th-TH"/>
           <w14:ligatures w14:val="standardContextual"/>
         </w:rPr>
       </w:pPr>
-      <w:hyperlink w:anchor="_Toc239600295" w:history="1">
+      <w:hyperlink w:anchor="_Toc239799670" w:history="1">
         <w:r>
           <w:rPr>
             <w:rStyle w:val="Hyperlink"/>
             <w:rFonts w:ascii="Times New Roman" w:hAnsi="Times New Roman" w:cs="Times New Roman"/>
             <w:noProof/>
           </w:rPr>
-          <w:t>1.3.2.4.</w:t>
-        </w:r>
-        <w:r>
-          <w:rPr>
-            <w:rFonts w:asciiTheme="minorHAnsi" w:eastAsiaTheme="minorEastAsia" w:hAnsiTheme="minorHAnsi" w:cs="Angsana New"/>
+          <w:t>3.2.1.1.</w:t>
+        </w:r>
+        <w:r>
+          <w:rPr>
+            <w:rFonts w:asciiTheme="minorHAnsi" w:eastAsiaTheme="minorEastAsia" w:hAnsiTheme="minorHAnsi"/>
             <w:noProof/>
             <w:kern w:val="2"/>
             <w:sz w:val="24"/>
             <w:szCs w:val="30"/>
-            <w:lang w:eastAsia="ja-JP" w:bidi="th-TH"/>
+            <w:lang w:val="en-US" w:bidi="th-TH"/>
             <w14:ligatures w14:val="standardContextual"/>
           </w:rPr>
           <w:tab/>
@@ -3431,7 +3431,7 @@
             <w:noProof/>
             <w:webHidden/>
           </w:rPr>
-          <w:instrText xml:space="preserve"> PAGEREF _Toc239600295 \h </w:instrText>
+          <w:instrText xml:space="preserve"> PAGEREF _Toc239799670 \h </w:instrText>
         </w:r>
         <w:r>
           <w:rPr>
@@ -3451,7 +3451,7 @@
             <w:noProof/>
             <w:webHidden/>
           </w:rPr>
-          <w:t>18</w:t>
+          <w:t>21</w:t>
         </w:r>
         <w:r>
           <w:rPr>
@@ -3470,16 +3470,16 @@
           <w:tab w:val="right" w:leader="dot" w:pos="8777"/>
         </w:tabs>
         <w:rPr>
-          <w:rFonts w:asciiTheme="minorHAnsi" w:eastAsiaTheme="minorEastAsia" w:hAnsiTheme="minorHAnsi" w:cs="Angsana New"/>
+          <w:rFonts w:asciiTheme="minorHAnsi" w:eastAsiaTheme="minorEastAsia" w:hAnsiTheme="minorHAnsi"/>
           <w:noProof/>
           <w:kern w:val="2"/>
           <w:sz w:val="24"/>
           <w:szCs w:val="30"/>
-          <w:lang w:eastAsia="ja-JP" w:bidi="th-TH"/>
+          <w:lang w:val="en-US" w:bidi="th-TH"/>
           <w14:ligatures w14:val="standardContextual"/>
         </w:rPr>
       </w:pPr>
-      <w:hyperlink w:anchor="_Toc239600296" w:history="1">
+      <w:hyperlink w:anchor="_Toc239799671" w:history="1">
         <w:r>
           <w:rPr>
             <w:rStyle w:val="Hyperlink"/>
@@ -3490,12 +3490,12 @@
         </w:r>
         <w:r>
           <w:rPr>
-            <w:rFonts w:asciiTheme="minorHAnsi" w:eastAsiaTheme="minorEastAsia" w:hAnsiTheme="minorHAnsi" w:cs="Angsana New"/>
+            <w:rFonts w:asciiTheme="minorHAnsi" w:eastAsiaTheme="minorEastAsia" w:hAnsiTheme="minorHAnsi"/>
             <w:noProof/>
             <w:kern w:val="2"/>
             <w:sz w:val="24"/>
             <w:szCs w:val="30"/>
-            <w:lang w:eastAsia="ja-JP" w:bidi="th-TH"/>
+            <w:lang w:val="en-US" w:bidi="th-TH"/>
             <w14:ligatures w14:val="standardContextual"/>
           </w:rPr>
           <w:tab/>
@@ -3527,7 +3527,7 @@
             <w:noProof/>
             <w:webHidden/>
           </w:rPr>
-          <w:instrText xml:space="preserve"> PAGEREF _Toc239600296 \h </w:instrText>
+          <w:instrText xml:space="preserve"> PAGEREF _Toc239799671 \h </w:instrText>
         </w:r>
         <w:r>
           <w:rPr>
@@ -3547,7 +3547,7 @@
             <w:noProof/>
             <w:webHidden/>
           </w:rPr>
-          <w:t>19</w:t>
+          <w:t>21</w:t>
         </w:r>
         <w:r>
           <w:rPr>
@@ -3566,32 +3566,32 @@
           <w:tab w:val="right" w:leader="dot" w:pos="8777"/>
         </w:tabs>
         <w:rPr>
-          <w:rFonts w:asciiTheme="minorHAnsi" w:eastAsiaTheme="minorEastAsia" w:hAnsiTheme="minorHAnsi" w:cs="Angsana New"/>
+          <w:rFonts w:asciiTheme="minorHAnsi" w:eastAsiaTheme="minorEastAsia" w:hAnsiTheme="minorHAnsi"/>
           <w:noProof/>
           <w:kern w:val="2"/>
           <w:sz w:val="24"/>
           <w:szCs w:val="30"/>
-          <w:lang w:eastAsia="ja-JP" w:bidi="th-TH"/>
+          <w:lang w:val="en-US" w:bidi="th-TH"/>
           <w14:ligatures w14:val="standardContextual"/>
         </w:rPr>
       </w:pPr>
-      <w:hyperlink w:anchor="_Toc239600297" w:history="1">
+      <w:hyperlink w:anchor="_Toc239799672" w:history="1">
         <w:r>
           <w:rPr>
             <w:rStyle w:val="Hyperlink"/>
             <w:rFonts w:ascii="Times New Roman" w:hAnsi="Times New Roman" w:cs="Times New Roman"/>
             <w:noProof/>
           </w:rPr>
-          <w:t>1.3.3.1.</w:t>
-        </w:r>
-        <w:r>
-          <w:rPr>
-            <w:rFonts w:asciiTheme="minorHAnsi" w:eastAsiaTheme="minorEastAsia" w:hAnsiTheme="minorHAnsi" w:cs="Angsana New"/>
+          <w:t>3.2.1.1.</w:t>
+        </w:r>
+        <w:r>
+          <w:rPr>
+            <w:rFonts w:asciiTheme="minorHAnsi" w:eastAsiaTheme="minorEastAsia" w:hAnsiTheme="minorHAnsi"/>
             <w:noProof/>
             <w:kern w:val="2"/>
             <w:sz w:val="24"/>
             <w:szCs w:val="30"/>
-            <w:lang w:eastAsia="ja-JP" w:bidi="th-TH"/>
+            <w:lang w:val="en-US" w:bidi="th-TH"/>
             <w14:ligatures w14:val="standardContextual"/>
           </w:rPr>
           <w:tab/>
@@ -3623,7 +3623,7 @@
             <w:noProof/>
             <w:webHidden/>
           </w:rPr>
-          <w:instrText xml:space="preserve"> PAGEREF _Toc239600297 \h </w:instrText>
+          <w:instrText xml:space="preserve"> PAGEREF _Toc239799672 \h </w:instrText>
         </w:r>
         <w:r>
           <w:rPr>
@@ -3643,7 +3643,7 @@
             <w:noProof/>
             <w:webHidden/>
           </w:rPr>
-          <w:t>19</w:t>
+          <w:t>21</w:t>
         </w:r>
         <w:r>
           <w:rPr>
@@ -3662,32 +3662,32 @@
           <w:tab w:val="right" w:leader="dot" w:pos="8777"/>
         </w:tabs>
         <w:rPr>
-          <w:rFonts w:asciiTheme="minorHAnsi" w:eastAsiaTheme="minorEastAsia" w:hAnsiTheme="minorHAnsi" w:cs="Angsana New"/>
+          <w:rFonts w:asciiTheme="minorHAnsi" w:eastAsiaTheme="minorEastAsia" w:hAnsiTheme="minorHAnsi"/>
           <w:noProof/>
           <w:kern w:val="2"/>
           <w:sz w:val="24"/>
           <w:szCs w:val="30"/>
-          <w:lang w:eastAsia="ja-JP" w:bidi="th-TH"/>
+          <w:lang w:val="en-US" w:bidi="th-TH"/>
           <w14:ligatures w14:val="standardContextual"/>
         </w:rPr>
       </w:pPr>
-      <w:hyperlink w:anchor="_Toc239600298" w:history="1">
+      <w:hyperlink w:anchor="_Toc239799673" w:history="1">
         <w:r>
           <w:rPr>
             <w:rStyle w:val="Hyperlink"/>
             <w:rFonts w:ascii="Times New Roman" w:hAnsi="Times New Roman" w:cs="Times New Roman"/>
             <w:noProof/>
           </w:rPr>
-          <w:t>1.3.3.2.</w:t>
-        </w:r>
-        <w:r>
-          <w:rPr>
-            <w:rFonts w:asciiTheme="minorHAnsi" w:eastAsiaTheme="minorEastAsia" w:hAnsiTheme="minorHAnsi" w:cs="Angsana New"/>
+          <w:t>3.2.1.1.</w:t>
+        </w:r>
+        <w:r>
+          <w:rPr>
+            <w:rFonts w:asciiTheme="minorHAnsi" w:eastAsiaTheme="minorEastAsia" w:hAnsiTheme="minorHAnsi"/>
             <w:noProof/>
             <w:kern w:val="2"/>
             <w:sz w:val="24"/>
             <w:szCs w:val="30"/>
-            <w:lang w:eastAsia="ja-JP" w:bidi="th-TH"/>
+            <w:lang w:val="en-US" w:bidi="th-TH"/>
             <w14:ligatures w14:val="standardContextual"/>
           </w:rPr>
           <w:tab/>
@@ -3719,7 +3719,7 @@
             <w:noProof/>
             <w:webHidden/>
           </w:rPr>
-          <w:instrText xml:space="preserve"> PAGEREF _Toc239600298 \h </w:instrText>
+          <w:instrText xml:space="preserve"> PAGEREF _Toc239799673 \h </w:instrText>
         </w:r>
         <w:r>
           <w:rPr>
@@ -3739,7 +3739,7 @@
             <w:noProof/>
             <w:webHidden/>
           </w:rPr>
-          <w:t>20</w:t>
+          <w:t>22</w:t>
         </w:r>
         <w:r>
           <w:rPr>
@@ -3758,32 +3758,32 @@
           <w:tab w:val="right" w:leader="dot" w:pos="8777"/>
         </w:tabs>
         <w:rPr>
-          <w:rFonts w:asciiTheme="minorHAnsi" w:eastAsiaTheme="minorEastAsia" w:hAnsiTheme="minorHAnsi" w:cs="Angsana New"/>
+          <w:rFonts w:asciiTheme="minorHAnsi" w:eastAsiaTheme="minorEastAsia" w:hAnsiTheme="minorHAnsi"/>
           <w:noProof/>
           <w:kern w:val="2"/>
           <w:sz w:val="24"/>
           <w:szCs w:val="30"/>
-          <w:lang w:eastAsia="ja-JP" w:bidi="th-TH"/>
+          <w:lang w:val="en-US" w:bidi="th-TH"/>
           <w14:ligatures w14:val="standardContextual"/>
         </w:rPr>
       </w:pPr>
-      <w:hyperlink w:anchor="_Toc239600299" w:history="1">
+      <w:hyperlink w:anchor="_Toc239799674" w:history="1">
         <w:r>
           <w:rPr>
             <w:rStyle w:val="Hyperlink"/>
             <w:rFonts w:ascii="Times New Roman" w:hAnsi="Times New Roman" w:cs="Times New Roman"/>
             <w:noProof/>
           </w:rPr>
-          <w:t>1.3.3.3.</w:t>
-        </w:r>
-        <w:r>
-          <w:rPr>
-            <w:rFonts w:asciiTheme="minorHAnsi" w:eastAsiaTheme="minorEastAsia" w:hAnsiTheme="minorHAnsi" w:cs="Angsana New"/>
+          <w:t>3.2.1.1.</w:t>
+        </w:r>
+        <w:r>
+          <w:rPr>
+            <w:rFonts w:asciiTheme="minorHAnsi" w:eastAsiaTheme="minorEastAsia" w:hAnsiTheme="minorHAnsi"/>
             <w:noProof/>
             <w:kern w:val="2"/>
             <w:sz w:val="24"/>
             <w:szCs w:val="30"/>
-            <w:lang w:eastAsia="ja-JP" w:bidi="th-TH"/>
+            <w:lang w:val="en-US" w:bidi="th-TH"/>
             <w14:ligatures w14:val="standardContextual"/>
           </w:rPr>
           <w:tab/>
@@ -3815,7 +3815,7 @@
             <w:noProof/>
             <w:webHidden/>
           </w:rPr>
-          <w:instrText xml:space="preserve"> PAGEREF _Toc239600299 \h </w:instrText>
+          <w:instrText xml:space="preserve"> PAGEREF _Toc239799674 \h </w:instrText>
         </w:r>
         <w:r>
           <w:rPr>
@@ -3835,7 +3835,7 @@
             <w:noProof/>
             <w:webHidden/>
           </w:rPr>
-          <w:t>21</w:t>
+          <w:t>23</w:t>
         </w:r>
         <w:r>
           <w:rPr>
@@ -3850,35 +3850,35 @@
       <w:pPr>
         <w:pStyle w:val="TOC1"/>
         <w:tabs>
-          <w:tab w:val="left" w:pos="520"/>
+          <w:tab w:val="left" w:pos="1680"/>
           <w:tab w:val="right" w:leader="dot" w:pos="8777"/>
         </w:tabs>
         <w:rPr>
-          <w:rFonts w:asciiTheme="minorHAnsi" w:eastAsiaTheme="minorEastAsia" w:hAnsiTheme="minorHAnsi" w:cs="Angsana New"/>
+          <w:rFonts w:asciiTheme="minorHAnsi" w:eastAsiaTheme="minorEastAsia" w:hAnsiTheme="minorHAnsi"/>
           <w:noProof/>
           <w:kern w:val="2"/>
           <w:sz w:val="24"/>
           <w:szCs w:val="30"/>
-          <w:lang w:eastAsia="ja-JP" w:bidi="th-TH"/>
+          <w:lang w:val="en-US" w:bidi="th-TH"/>
           <w14:ligatures w14:val="standardContextual"/>
         </w:rPr>
       </w:pPr>
-      <w:hyperlink w:anchor="_Toc239600300" w:history="1">
+      <w:hyperlink w:anchor="_Toc239799675" w:history="1">
         <w:r>
           <w:rPr>
             <w:rStyle w:val="Hyperlink"/>
             <w:noProof/>
           </w:rPr>
-          <w:t>2.</w:t>
-        </w:r>
-        <w:r>
-          <w:rPr>
-            <w:rFonts w:asciiTheme="minorHAnsi" w:eastAsiaTheme="minorEastAsia" w:hAnsiTheme="minorHAnsi" w:cs="Angsana New"/>
+          <w:t>CHƯƠNG 2.</w:t>
+        </w:r>
+        <w:r>
+          <w:rPr>
+            <w:rFonts w:asciiTheme="minorHAnsi" w:eastAsiaTheme="minorEastAsia" w:hAnsiTheme="minorHAnsi"/>
             <w:noProof/>
             <w:kern w:val="2"/>
             <w:sz w:val="24"/>
             <w:szCs w:val="30"/>
-            <w:lang w:eastAsia="ja-JP" w:bidi="th-TH"/>
+            <w:lang w:val="en-US" w:bidi="th-TH"/>
             <w14:ligatures w14:val="standardContextual"/>
           </w:rPr>
           <w:tab/>
@@ -3909,7 +3909,7 @@
             <w:noProof/>
             <w:webHidden/>
           </w:rPr>
-          <w:instrText xml:space="preserve"> PAGEREF _Toc239600300 \h </w:instrText>
+          <w:instrText xml:space="preserve"> PAGEREF _Toc239799675 \h </w:instrText>
         </w:r>
         <w:r>
           <w:rPr>
@@ -3929,7 +3929,7 @@
             <w:noProof/>
             <w:webHidden/>
           </w:rPr>
-          <w:t>22</w:t>
+          <w:t>24</w:t>
         </w:r>
         <w:r>
           <w:rPr>
@@ -3948,31 +3948,32 @@
           <w:tab w:val="right" w:leader="dot" w:pos="8777"/>
         </w:tabs>
         <w:rPr>
-          <w:rFonts w:asciiTheme="minorHAnsi" w:eastAsiaTheme="minorEastAsia" w:hAnsiTheme="minorHAnsi" w:cs="Angsana New"/>
+          <w:rFonts w:asciiTheme="minorHAnsi" w:eastAsiaTheme="minorEastAsia" w:hAnsiTheme="minorHAnsi"/>
           <w:noProof/>
           <w:kern w:val="2"/>
           <w:sz w:val="24"/>
           <w:szCs w:val="30"/>
-          <w:lang w:eastAsia="ja-JP" w:bidi="th-TH"/>
+          <w:lang w:val="en-US" w:bidi="th-TH"/>
           <w14:ligatures w14:val="standardContextual"/>
         </w:rPr>
       </w:pPr>
-      <w:hyperlink w:anchor="_Toc239600301" w:history="1">
+      <w:hyperlink w:anchor="_Toc239799676" w:history="1">
         <w:r>
           <w:rPr>
             <w:rStyle w:val="Hyperlink"/>
-            <w:noProof/>
-          </w:rPr>
-          <w:t>2.1.</w:t>
-        </w:r>
-        <w:r>
-          <w:rPr>
-            <w:rFonts w:asciiTheme="minorHAnsi" w:eastAsiaTheme="minorEastAsia" w:hAnsiTheme="minorHAnsi" w:cs="Angsana New"/>
+            <w:rFonts w:ascii="Times New Roman" w:hAnsi="Times New Roman" w:cs="Times New Roman"/>
+            <w:noProof/>
+          </w:rPr>
+          <w:t>5.1.</w:t>
+        </w:r>
+        <w:r>
+          <w:rPr>
+            <w:rFonts w:asciiTheme="minorHAnsi" w:eastAsiaTheme="minorEastAsia" w:hAnsiTheme="minorHAnsi"/>
             <w:noProof/>
             <w:kern w:val="2"/>
             <w:sz w:val="24"/>
             <w:szCs w:val="30"/>
-            <w:lang w:eastAsia="ja-JP" w:bidi="th-TH"/>
+            <w:lang w:val="en-US" w:bidi="th-TH"/>
             <w14:ligatures w14:val="standardContextual"/>
           </w:rPr>
           <w:tab/>
@@ -3980,6 +3981,7 @@
         <w:r>
           <w:rPr>
             <w:rStyle w:val="Hyperlink"/>
+            <w:rFonts w:ascii="Times New Roman" w:hAnsi="Times New Roman" w:cs="Times New Roman"/>
             <w:noProof/>
           </w:rPr>
           <w:t>Mô hình hóa quy trình quản lý</w:t>
@@ -4003,7 +4005,7 @@
             <w:noProof/>
             <w:webHidden/>
           </w:rPr>
-          <w:instrText xml:space="preserve"> PAGEREF _Toc239600301 \h </w:instrText>
+          <w:instrText xml:space="preserve"> PAGEREF _Toc239799676 \h </w:instrText>
         </w:r>
         <w:r>
           <w:rPr>
@@ -4023,7 +4025,7 @@
             <w:noProof/>
             <w:webHidden/>
           </w:rPr>
-          <w:t>22</w:t>
+          <w:t>24</w:t>
         </w:r>
         <w:r>
           <w:rPr>
@@ -4042,16 +4044,16 @@
           <w:tab w:val="right" w:leader="dot" w:pos="8777"/>
         </w:tabs>
         <w:rPr>
-          <w:rFonts w:asciiTheme="minorHAnsi" w:eastAsiaTheme="minorEastAsia" w:hAnsiTheme="minorHAnsi" w:cs="Angsana New"/>
+          <w:rFonts w:asciiTheme="minorHAnsi" w:eastAsiaTheme="minorEastAsia" w:hAnsiTheme="minorHAnsi"/>
           <w:noProof/>
           <w:kern w:val="2"/>
           <w:sz w:val="24"/>
           <w:szCs w:val="30"/>
-          <w:lang w:eastAsia="ja-JP" w:bidi="th-TH"/>
+          <w:lang w:val="en-US" w:bidi="th-TH"/>
           <w14:ligatures w14:val="standardContextual"/>
         </w:rPr>
       </w:pPr>
-      <w:hyperlink w:anchor="_Toc239600302" w:history="1">
+      <w:hyperlink w:anchor="_Toc239799677" w:history="1">
         <w:r>
           <w:rPr>
             <w:rStyle w:val="Hyperlink"/>
@@ -4062,12 +4064,12 @@
         </w:r>
         <w:r>
           <w:rPr>
-            <w:rFonts w:asciiTheme="minorHAnsi" w:eastAsiaTheme="minorEastAsia" w:hAnsiTheme="minorHAnsi" w:cs="Angsana New"/>
+            <w:rFonts w:asciiTheme="minorHAnsi" w:eastAsiaTheme="minorEastAsia" w:hAnsiTheme="minorHAnsi"/>
             <w:noProof/>
             <w:kern w:val="2"/>
             <w:sz w:val="24"/>
             <w:szCs w:val="30"/>
-            <w:lang w:eastAsia="ja-JP" w:bidi="th-TH"/>
+            <w:lang w:val="en-US" w:bidi="th-TH"/>
             <w14:ligatures w14:val="standardContextual"/>
           </w:rPr>
           <w:tab/>
@@ -4099,7 +4101,7 @@
             <w:noProof/>
             <w:webHidden/>
           </w:rPr>
-          <w:instrText xml:space="preserve"> PAGEREF _Toc239600302 \h </w:instrText>
+          <w:instrText xml:space="preserve"> PAGEREF _Toc239799677 \h </w:instrText>
         </w:r>
         <w:r>
           <w:rPr>
@@ -4119,7 +4121,7 @@
             <w:noProof/>
             <w:webHidden/>
           </w:rPr>
-          <w:t>22</w:t>
+          <w:t>24</w:t>
         </w:r>
         <w:r>
           <w:rPr>
@@ -4138,16 +4140,16 @@
           <w:tab w:val="right" w:leader="dot" w:pos="8777"/>
         </w:tabs>
         <w:rPr>
-          <w:rFonts w:asciiTheme="minorHAnsi" w:eastAsiaTheme="minorEastAsia" w:hAnsiTheme="minorHAnsi" w:cs="Angsana New"/>
+          <w:rFonts w:asciiTheme="minorHAnsi" w:eastAsiaTheme="minorEastAsia" w:hAnsiTheme="minorHAnsi"/>
           <w:noProof/>
           <w:kern w:val="2"/>
           <w:sz w:val="24"/>
           <w:szCs w:val="30"/>
-          <w:lang w:eastAsia="ja-JP" w:bidi="th-TH"/>
+          <w:lang w:val="en-US" w:bidi="th-TH"/>
           <w14:ligatures w14:val="standardContextual"/>
         </w:rPr>
       </w:pPr>
-      <w:hyperlink w:anchor="_Toc239600303" w:history="1">
+      <w:hyperlink w:anchor="_Toc239799678" w:history="1">
         <w:r>
           <w:rPr>
             <w:rStyle w:val="Hyperlink"/>
@@ -4158,12 +4160,12 @@
         </w:r>
         <w:r>
           <w:rPr>
-            <w:rFonts w:asciiTheme="minorHAnsi" w:eastAsiaTheme="minorEastAsia" w:hAnsiTheme="minorHAnsi" w:cs="Angsana New"/>
+            <w:rFonts w:asciiTheme="minorHAnsi" w:eastAsiaTheme="minorEastAsia" w:hAnsiTheme="minorHAnsi"/>
             <w:noProof/>
             <w:kern w:val="2"/>
             <w:sz w:val="24"/>
             <w:szCs w:val="30"/>
-            <w:lang w:eastAsia="ja-JP" w:bidi="th-TH"/>
+            <w:lang w:val="en-US" w:bidi="th-TH"/>
             <w14:ligatures w14:val="standardContextual"/>
           </w:rPr>
           <w:tab/>
@@ -4195,7 +4197,7 @@
             <w:noProof/>
             <w:webHidden/>
           </w:rPr>
-          <w:instrText xml:space="preserve"> PAGEREF _Toc239600303 \h </w:instrText>
+          <w:instrText xml:space="preserve"> PAGEREF _Toc239799678 \h </w:instrText>
         </w:r>
         <w:r>
           <w:rPr>
@@ -4215,7 +4217,7 @@
             <w:noProof/>
             <w:webHidden/>
           </w:rPr>
-          <w:t>24</w:t>
+          <w:t>26</w:t>
         </w:r>
         <w:r>
           <w:rPr>
@@ -4234,32 +4236,32 @@
           <w:tab w:val="right" w:leader="dot" w:pos="8777"/>
         </w:tabs>
         <w:rPr>
-          <w:rFonts w:asciiTheme="minorHAnsi" w:eastAsiaTheme="minorEastAsia" w:hAnsiTheme="minorHAnsi" w:cs="Angsana New"/>
+          <w:rFonts w:asciiTheme="minorHAnsi" w:eastAsiaTheme="minorEastAsia" w:hAnsiTheme="minorHAnsi"/>
           <w:noProof/>
           <w:kern w:val="2"/>
           <w:sz w:val="24"/>
           <w:szCs w:val="30"/>
-          <w:lang w:eastAsia="ja-JP" w:bidi="th-TH"/>
+          <w:lang w:val="en-US" w:bidi="th-TH"/>
           <w14:ligatures w14:val="standardContextual"/>
         </w:rPr>
       </w:pPr>
-      <w:hyperlink w:anchor="_Toc239600304" w:history="1">
+      <w:hyperlink w:anchor="_Toc239799679" w:history="1">
         <w:r>
           <w:rPr>
             <w:rStyle w:val="Hyperlink"/>
             <w:rFonts w:ascii="Times New Roman" w:hAnsi="Times New Roman" w:cs="Times New Roman"/>
             <w:noProof/>
           </w:rPr>
-          <w:t>2.2.</w:t>
-        </w:r>
-        <w:r>
-          <w:rPr>
-            <w:rFonts w:asciiTheme="minorHAnsi" w:eastAsiaTheme="minorEastAsia" w:hAnsiTheme="minorHAnsi" w:cs="Angsana New"/>
+          <w:t>5.2.</w:t>
+        </w:r>
+        <w:r>
+          <w:rPr>
+            <w:rFonts w:asciiTheme="minorHAnsi" w:eastAsiaTheme="minorEastAsia" w:hAnsiTheme="minorHAnsi"/>
             <w:noProof/>
             <w:kern w:val="2"/>
             <w:sz w:val="24"/>
             <w:szCs w:val="30"/>
-            <w:lang w:eastAsia="ja-JP" w:bidi="th-TH"/>
+            <w:lang w:val="en-US" w:bidi="th-TH"/>
             <w14:ligatures w14:val="standardContextual"/>
           </w:rPr>
           <w:tab/>
@@ -4291,7 +4293,7 @@
             <w:noProof/>
             <w:webHidden/>
           </w:rPr>
-          <w:instrText xml:space="preserve"> PAGEREF _Toc239600304 \h </w:instrText>
+          <w:instrText xml:space="preserve"> PAGEREF _Toc239799679 \h </w:instrText>
         </w:r>
         <w:r>
           <w:rPr>
@@ -4311,7 +4313,7 @@
             <w:noProof/>
             <w:webHidden/>
           </w:rPr>
-          <w:t>26</w:t>
+          <w:t>28</w:t>
         </w:r>
         <w:r>
           <w:rPr>
@@ -4330,16 +4332,16 @@
           <w:tab w:val="right" w:leader="dot" w:pos="8777"/>
         </w:tabs>
         <w:rPr>
-          <w:rFonts w:asciiTheme="minorHAnsi" w:eastAsiaTheme="minorEastAsia" w:hAnsiTheme="minorHAnsi" w:cs="Angsana New"/>
+          <w:rFonts w:asciiTheme="minorHAnsi" w:eastAsiaTheme="minorEastAsia" w:hAnsiTheme="minorHAnsi"/>
           <w:noProof/>
           <w:kern w:val="2"/>
           <w:sz w:val="24"/>
           <w:szCs w:val="30"/>
-          <w:lang w:eastAsia="ja-JP" w:bidi="th-TH"/>
+          <w:lang w:val="en-US" w:bidi="th-TH"/>
           <w14:ligatures w14:val="standardContextual"/>
         </w:rPr>
       </w:pPr>
-      <w:hyperlink w:anchor="_Toc239600305" w:history="1">
+      <w:hyperlink w:anchor="_Toc239799680" w:history="1">
         <w:r>
           <w:rPr>
             <w:rStyle w:val="Hyperlink"/>
@@ -4350,15 +4352,22 @@
         </w:r>
         <w:r>
           <w:rPr>
-            <w:rFonts w:asciiTheme="minorHAnsi" w:eastAsiaTheme="minorEastAsia" w:hAnsiTheme="minorHAnsi" w:cs="Angsana New"/>
+            <w:rFonts w:asciiTheme="minorHAnsi" w:eastAsiaTheme="minorEastAsia" w:hAnsiTheme="minorHAnsi"/>
             <w:noProof/>
             <w:kern w:val="2"/>
             <w:sz w:val="24"/>
             <w:szCs w:val="30"/>
-            <w:lang w:eastAsia="ja-JP" w:bidi="th-TH"/>
+            <w:lang w:val="en-US" w:bidi="th-TH"/>
             <w14:ligatures w14:val="standardContextual"/>
           </w:rPr>
           <w:tab/>
+        </w:r>
+        <w:r>
+          <w:rPr>
+            <w:rStyle w:val="Hyperlink"/>
+            <w:noProof/>
+          </w:rPr>
+          <w:t xml:space="preserve">Quy trình </w:t>
         </w:r>
         <w:r>
           <w:rPr>
@@ -4366,7 +4375,7 @@
             <w:rFonts w:ascii="Times New Roman" w:hAnsi="Times New Roman" w:cs="Times New Roman"/>
             <w:noProof/>
           </w:rPr>
-          <w:t>Quy trình CS assign KTV cho booking</w:t>
+          <w:t>điều phối KTV xử lý yêu cầu dịch vụ</w:t>
         </w:r>
         <w:r>
           <w:rPr>
@@ -4387,7 +4396,7 @@
             <w:noProof/>
             <w:webHidden/>
           </w:rPr>
-          <w:instrText xml:space="preserve"> PAGEREF _Toc239600305 \h </w:instrText>
+          <w:instrText xml:space="preserve"> PAGEREF _Toc239799680 \h </w:instrText>
         </w:r>
         <w:r>
           <w:rPr>
@@ -4407,7 +4416,7 @@
             <w:noProof/>
             <w:webHidden/>
           </w:rPr>
-          <w:t>26</w:t>
+          <w:t>28</w:t>
         </w:r>
         <w:r>
           <w:rPr>
@@ -4426,32 +4435,32 @@
           <w:tab w:val="right" w:leader="dot" w:pos="8777"/>
         </w:tabs>
         <w:rPr>
-          <w:rFonts w:asciiTheme="minorHAnsi" w:eastAsiaTheme="minorEastAsia" w:hAnsiTheme="minorHAnsi" w:cs="Angsana New"/>
+          <w:rFonts w:asciiTheme="minorHAnsi" w:eastAsiaTheme="minorEastAsia" w:hAnsiTheme="minorHAnsi"/>
           <w:noProof/>
           <w:kern w:val="2"/>
           <w:sz w:val="24"/>
           <w:szCs w:val="30"/>
-          <w:lang w:eastAsia="ja-JP" w:bidi="th-TH"/>
+          <w:lang w:val="en-US" w:bidi="th-TH"/>
           <w14:ligatures w14:val="standardContextual"/>
         </w:rPr>
       </w:pPr>
-      <w:hyperlink w:anchor="_Toc239600306" w:history="1">
+      <w:hyperlink w:anchor="_Toc239799681" w:history="1">
         <w:r>
           <w:rPr>
             <w:rStyle w:val="Hyperlink"/>
             <w:rFonts w:ascii="Times New Roman" w:hAnsi="Times New Roman" w:cs="Times New Roman"/>
             <w:noProof/>
           </w:rPr>
-          <w:t>2.2.2.</w:t>
-        </w:r>
-        <w:r>
-          <w:rPr>
-            <w:rFonts w:asciiTheme="minorHAnsi" w:eastAsiaTheme="minorEastAsia" w:hAnsiTheme="minorHAnsi" w:cs="Angsana New"/>
+          <w:t>1.3.4.</w:t>
+        </w:r>
+        <w:r>
+          <w:rPr>
+            <w:rFonts w:asciiTheme="minorHAnsi" w:eastAsiaTheme="minorEastAsia" w:hAnsiTheme="minorHAnsi"/>
             <w:noProof/>
             <w:kern w:val="2"/>
             <w:sz w:val="24"/>
             <w:szCs w:val="30"/>
-            <w:lang w:eastAsia="ja-JP" w:bidi="th-TH"/>
+            <w:lang w:val="en-US" w:bidi="th-TH"/>
             <w14:ligatures w14:val="standardContextual"/>
           </w:rPr>
           <w:tab/>
@@ -4483,7 +4492,7 @@
             <w:noProof/>
             <w:webHidden/>
           </w:rPr>
-          <w:instrText xml:space="preserve"> PAGEREF _Toc239600306 \h </w:instrText>
+          <w:instrText xml:space="preserve"> PAGEREF _Toc239799681 \h </w:instrText>
         </w:r>
         <w:r>
           <w:rPr>
@@ -4503,7 +4512,7 @@
             <w:noProof/>
             <w:webHidden/>
           </w:rPr>
-          <w:t>28</w:t>
+          <w:t>29</w:t>
         </w:r>
         <w:r>
           <w:rPr>
@@ -4522,32 +4531,32 @@
           <w:tab w:val="right" w:leader="dot" w:pos="8777"/>
         </w:tabs>
         <w:rPr>
-          <w:rFonts w:asciiTheme="minorHAnsi" w:eastAsiaTheme="minorEastAsia" w:hAnsiTheme="minorHAnsi" w:cs="Angsana New"/>
+          <w:rFonts w:asciiTheme="minorHAnsi" w:eastAsiaTheme="minorEastAsia" w:hAnsiTheme="minorHAnsi"/>
           <w:noProof/>
           <w:kern w:val="2"/>
           <w:sz w:val="24"/>
           <w:szCs w:val="30"/>
-          <w:lang w:eastAsia="ja-JP" w:bidi="th-TH"/>
+          <w:lang w:val="en-US" w:bidi="th-TH"/>
           <w14:ligatures w14:val="standardContextual"/>
         </w:rPr>
       </w:pPr>
-      <w:hyperlink w:anchor="_Toc239600307" w:history="1">
+      <w:hyperlink w:anchor="_Toc239799682" w:history="1">
         <w:r>
           <w:rPr>
             <w:rStyle w:val="Hyperlink"/>
             <w:rFonts w:ascii="Times New Roman" w:hAnsi="Times New Roman" w:cs="Times New Roman"/>
             <w:noProof/>
           </w:rPr>
-          <w:t>2.3.</w:t>
-        </w:r>
-        <w:r>
-          <w:rPr>
-            <w:rFonts w:asciiTheme="minorHAnsi" w:eastAsiaTheme="minorEastAsia" w:hAnsiTheme="minorHAnsi" w:cs="Angsana New"/>
+          <w:t>5.3.</w:t>
+        </w:r>
+        <w:r>
+          <w:rPr>
+            <w:rFonts w:asciiTheme="minorHAnsi" w:eastAsiaTheme="minorEastAsia" w:hAnsiTheme="minorHAnsi"/>
             <w:noProof/>
             <w:kern w:val="2"/>
             <w:sz w:val="24"/>
             <w:szCs w:val="30"/>
-            <w:lang w:eastAsia="ja-JP" w:bidi="th-TH"/>
+            <w:lang w:val="en-US" w:bidi="th-TH"/>
             <w14:ligatures w14:val="standardContextual"/>
           </w:rPr>
           <w:tab/>
@@ -4579,7 +4588,7 @@
             <w:noProof/>
             <w:webHidden/>
           </w:rPr>
-          <w:instrText xml:space="preserve"> PAGEREF _Toc239600307 \h </w:instrText>
+          <w:instrText xml:space="preserve"> PAGEREF _Toc239799682 \h </w:instrText>
         </w:r>
         <w:r>
           <w:rPr>
@@ -4599,7 +4608,7 @@
             <w:noProof/>
             <w:webHidden/>
           </w:rPr>
-          <w:t>30</w:t>
+          <w:t>31</w:t>
         </w:r>
         <w:r>
           <w:rPr>
@@ -4618,16 +4627,16 @@
           <w:tab w:val="right" w:leader="dot" w:pos="8777"/>
         </w:tabs>
         <w:rPr>
-          <w:rFonts w:asciiTheme="minorHAnsi" w:eastAsiaTheme="minorEastAsia" w:hAnsiTheme="minorHAnsi" w:cs="Angsana New"/>
+          <w:rFonts w:asciiTheme="minorHAnsi" w:eastAsiaTheme="minorEastAsia" w:hAnsiTheme="minorHAnsi"/>
           <w:noProof/>
           <w:kern w:val="2"/>
           <w:sz w:val="24"/>
           <w:szCs w:val="30"/>
-          <w:lang w:eastAsia="ja-JP" w:bidi="th-TH"/>
+          <w:lang w:val="en-US" w:bidi="th-TH"/>
           <w14:ligatures w14:val="standardContextual"/>
         </w:rPr>
       </w:pPr>
-      <w:hyperlink w:anchor="_Toc239600308" w:history="1">
+      <w:hyperlink w:anchor="_Toc239799683" w:history="1">
         <w:r>
           <w:rPr>
             <w:rStyle w:val="Hyperlink"/>
@@ -4638,12 +4647,12 @@
         </w:r>
         <w:r>
           <w:rPr>
-            <w:rFonts w:asciiTheme="minorHAnsi" w:eastAsiaTheme="minorEastAsia" w:hAnsiTheme="minorHAnsi" w:cs="Angsana New"/>
+            <w:rFonts w:asciiTheme="minorHAnsi" w:eastAsiaTheme="minorEastAsia" w:hAnsiTheme="minorHAnsi"/>
             <w:noProof/>
             <w:kern w:val="2"/>
             <w:sz w:val="24"/>
             <w:szCs w:val="30"/>
-            <w:lang w:eastAsia="ja-JP" w:bidi="th-TH"/>
+            <w:lang w:val="en-US" w:bidi="th-TH"/>
             <w14:ligatures w14:val="standardContextual"/>
           </w:rPr>
           <w:tab/>
@@ -4675,7 +4684,7 @@
             <w:noProof/>
             <w:webHidden/>
           </w:rPr>
-          <w:instrText xml:space="preserve"> PAGEREF _Toc239600308 \h </w:instrText>
+          <w:instrText xml:space="preserve"> PAGEREF _Toc239799683 \h </w:instrText>
         </w:r>
         <w:r>
           <w:rPr>
@@ -4695,7 +4704,7 @@
             <w:noProof/>
             <w:webHidden/>
           </w:rPr>
-          <w:t>30</w:t>
+          <w:t>31</w:t>
         </w:r>
         <w:r>
           <w:rPr>
@@ -4714,16 +4723,16 @@
           <w:tab w:val="right" w:leader="dot" w:pos="8777"/>
         </w:tabs>
         <w:rPr>
-          <w:rFonts w:asciiTheme="minorHAnsi" w:eastAsiaTheme="minorEastAsia" w:hAnsiTheme="minorHAnsi" w:cs="Angsana New"/>
+          <w:rFonts w:asciiTheme="minorHAnsi" w:eastAsiaTheme="minorEastAsia" w:hAnsiTheme="minorHAnsi"/>
           <w:noProof/>
           <w:kern w:val="2"/>
           <w:sz w:val="24"/>
           <w:szCs w:val="30"/>
-          <w:lang w:eastAsia="ja-JP" w:bidi="th-TH"/>
+          <w:lang w:val="en-US" w:bidi="th-TH"/>
           <w14:ligatures w14:val="standardContextual"/>
         </w:rPr>
       </w:pPr>
-      <w:hyperlink w:anchor="_Toc239600309" w:history="1">
+      <w:hyperlink w:anchor="_Toc239799684" w:history="1">
         <w:r>
           <w:rPr>
             <w:rStyle w:val="Hyperlink"/>
@@ -4734,12 +4743,12 @@
         </w:r>
         <w:r>
           <w:rPr>
-            <w:rFonts w:asciiTheme="minorHAnsi" w:eastAsiaTheme="minorEastAsia" w:hAnsiTheme="minorHAnsi" w:cs="Angsana New"/>
+            <w:rFonts w:asciiTheme="minorHAnsi" w:eastAsiaTheme="minorEastAsia" w:hAnsiTheme="minorHAnsi"/>
             <w:noProof/>
             <w:kern w:val="2"/>
             <w:sz w:val="24"/>
             <w:szCs w:val="30"/>
-            <w:lang w:eastAsia="ja-JP" w:bidi="th-TH"/>
+            <w:lang w:val="en-US" w:bidi="th-TH"/>
             <w14:ligatures w14:val="standardContextual"/>
           </w:rPr>
           <w:tab/>
@@ -4771,7 +4780,7 @@
             <w:noProof/>
             <w:webHidden/>
           </w:rPr>
-          <w:instrText xml:space="preserve"> PAGEREF _Toc239600309 \h </w:instrText>
+          <w:instrText xml:space="preserve"> PAGEREF _Toc239799684 \h </w:instrText>
         </w:r>
         <w:r>
           <w:rPr>
@@ -4806,35 +4815,35 @@
       <w:pPr>
         <w:pStyle w:val="TOC1"/>
         <w:tabs>
-          <w:tab w:val="left" w:pos="520"/>
+          <w:tab w:val="left" w:pos="1680"/>
           <w:tab w:val="right" w:leader="dot" w:pos="8777"/>
         </w:tabs>
         <w:rPr>
-          <w:rFonts w:asciiTheme="minorHAnsi" w:eastAsiaTheme="minorEastAsia" w:hAnsiTheme="minorHAnsi" w:cs="Angsana New"/>
+          <w:rFonts w:asciiTheme="minorHAnsi" w:eastAsiaTheme="minorEastAsia" w:hAnsiTheme="minorHAnsi"/>
           <w:noProof/>
           <w:kern w:val="2"/>
           <w:sz w:val="24"/>
           <w:szCs w:val="30"/>
-          <w:lang w:eastAsia="ja-JP" w:bidi="th-TH"/>
+          <w:lang w:val="en-US" w:bidi="th-TH"/>
           <w14:ligatures w14:val="standardContextual"/>
         </w:rPr>
       </w:pPr>
-      <w:hyperlink w:anchor="_Toc239600310" w:history="1">
+      <w:hyperlink w:anchor="_Toc239799685" w:history="1">
         <w:r>
           <w:rPr>
             <w:rStyle w:val="Hyperlink"/>
             <w:noProof/>
           </w:rPr>
-          <w:t>3.</w:t>
-        </w:r>
-        <w:r>
-          <w:rPr>
-            <w:rFonts w:asciiTheme="minorHAnsi" w:eastAsiaTheme="minorEastAsia" w:hAnsiTheme="minorHAnsi" w:cs="Angsana New"/>
+          <w:t>CHƯƠNG 3.</w:t>
+        </w:r>
+        <w:r>
+          <w:rPr>
+            <w:rFonts w:asciiTheme="minorHAnsi" w:eastAsiaTheme="minorEastAsia" w:hAnsiTheme="minorHAnsi"/>
             <w:noProof/>
             <w:kern w:val="2"/>
             <w:sz w:val="24"/>
             <w:szCs w:val="30"/>
-            <w:lang w:eastAsia="ja-JP" w:bidi="th-TH"/>
+            <w:lang w:val="en-US" w:bidi="th-TH"/>
             <w14:ligatures w14:val="standardContextual"/>
           </w:rPr>
           <w:tab/>
@@ -4865,7 +4874,7 @@
             <w:noProof/>
             <w:webHidden/>
           </w:rPr>
-          <w:instrText xml:space="preserve"> PAGEREF _Toc239600310 \h </w:instrText>
+          <w:instrText xml:space="preserve"> PAGEREF _Toc239799685 \h </w:instrText>
         </w:r>
         <w:r>
           <w:rPr>
@@ -4885,7 +4894,7 @@
             <w:noProof/>
             <w:webHidden/>
           </w:rPr>
-          <w:t>35</w:t>
+          <w:t>34</w:t>
         </w:r>
         <w:r>
           <w:rPr>
@@ -4904,32 +4913,32 @@
           <w:tab w:val="right" w:leader="dot" w:pos="8777"/>
         </w:tabs>
         <w:rPr>
-          <w:rFonts w:asciiTheme="minorHAnsi" w:eastAsiaTheme="minorEastAsia" w:hAnsiTheme="minorHAnsi" w:cs="Angsana New"/>
+          <w:rFonts w:asciiTheme="minorHAnsi" w:eastAsiaTheme="minorEastAsia" w:hAnsiTheme="minorHAnsi"/>
           <w:noProof/>
           <w:kern w:val="2"/>
           <w:sz w:val="24"/>
           <w:szCs w:val="30"/>
-          <w:lang w:eastAsia="ja-JP" w:bidi="th-TH"/>
+          <w:lang w:val="en-US" w:bidi="th-TH"/>
           <w14:ligatures w14:val="standardContextual"/>
         </w:rPr>
       </w:pPr>
-      <w:hyperlink w:anchor="_Toc239600311" w:history="1">
+      <w:hyperlink w:anchor="_Toc239799686" w:history="1">
         <w:r>
           <w:rPr>
             <w:rStyle w:val="Hyperlink"/>
             <w:rFonts w:ascii="Times New Roman" w:hAnsi="Times New Roman" w:cs="Times New Roman"/>
             <w:noProof/>
           </w:rPr>
-          <w:t>3.1.</w:t>
-        </w:r>
-        <w:r>
-          <w:rPr>
-            <w:rFonts w:asciiTheme="minorHAnsi" w:eastAsiaTheme="minorEastAsia" w:hAnsiTheme="minorHAnsi" w:cs="Angsana New"/>
+          <w:t>5.1.</w:t>
+        </w:r>
+        <w:r>
+          <w:rPr>
+            <w:rFonts w:asciiTheme="minorHAnsi" w:eastAsiaTheme="minorEastAsia" w:hAnsiTheme="minorHAnsi"/>
             <w:noProof/>
             <w:kern w:val="2"/>
             <w:sz w:val="24"/>
             <w:szCs w:val="30"/>
-            <w:lang w:eastAsia="ja-JP" w:bidi="th-TH"/>
+            <w:lang w:val="en-US" w:bidi="th-TH"/>
             <w14:ligatures w14:val="standardContextual"/>
           </w:rPr>
           <w:tab/>
@@ -4961,7 +4970,7 @@
             <w:noProof/>
             <w:webHidden/>
           </w:rPr>
-          <w:instrText xml:space="preserve"> PAGEREF _Toc239600311 \h </w:instrText>
+          <w:instrText xml:space="preserve"> PAGEREF _Toc239799686 \h </w:instrText>
         </w:r>
         <w:r>
           <w:rPr>
@@ -4981,7 +4990,7 @@
             <w:noProof/>
             <w:webHidden/>
           </w:rPr>
-          <w:t>35</w:t>
+          <w:t>34</w:t>
         </w:r>
         <w:r>
           <w:rPr>
@@ -5000,32 +5009,32 @@
           <w:tab w:val="right" w:leader="dot" w:pos="8777"/>
         </w:tabs>
         <w:rPr>
-          <w:rFonts w:asciiTheme="minorHAnsi" w:eastAsiaTheme="minorEastAsia" w:hAnsiTheme="minorHAnsi" w:cs="Angsana New"/>
+          <w:rFonts w:asciiTheme="minorHAnsi" w:eastAsiaTheme="minorEastAsia" w:hAnsiTheme="minorHAnsi"/>
           <w:noProof/>
           <w:kern w:val="2"/>
           <w:sz w:val="24"/>
           <w:szCs w:val="30"/>
-          <w:lang w:eastAsia="ja-JP" w:bidi="th-TH"/>
+          <w:lang w:val="en-US" w:bidi="th-TH"/>
           <w14:ligatures w14:val="standardContextual"/>
         </w:rPr>
       </w:pPr>
-      <w:hyperlink w:anchor="_Toc239600312" w:history="1">
+      <w:hyperlink w:anchor="_Toc239799687" w:history="1">
         <w:r>
           <w:rPr>
             <w:rStyle w:val="Hyperlink"/>
             <w:rFonts w:ascii="Times New Roman" w:hAnsi="Times New Roman" w:cs="Times New Roman"/>
             <w:noProof/>
           </w:rPr>
-          <w:t>3.2.</w:t>
-        </w:r>
-        <w:r>
-          <w:rPr>
-            <w:rFonts w:asciiTheme="minorHAnsi" w:eastAsiaTheme="minorEastAsia" w:hAnsiTheme="minorHAnsi" w:cs="Angsana New"/>
+          <w:t>5.2.</w:t>
+        </w:r>
+        <w:r>
+          <w:rPr>
+            <w:rFonts w:asciiTheme="minorHAnsi" w:eastAsiaTheme="minorEastAsia" w:hAnsiTheme="minorHAnsi"/>
             <w:noProof/>
             <w:kern w:val="2"/>
             <w:sz w:val="24"/>
             <w:szCs w:val="30"/>
-            <w:lang w:eastAsia="ja-JP" w:bidi="th-TH"/>
+            <w:lang w:val="en-US" w:bidi="th-TH"/>
             <w14:ligatures w14:val="standardContextual"/>
           </w:rPr>
           <w:tab/>
@@ -5057,7 +5066,7 @@
             <w:noProof/>
             <w:webHidden/>
           </w:rPr>
-          <w:instrText xml:space="preserve"> PAGEREF _Toc239600312 \h </w:instrText>
+          <w:instrText xml:space="preserve"> PAGEREF _Toc239799687 \h </w:instrText>
         </w:r>
         <w:r>
           <w:rPr>
@@ -5077,7 +5086,7 @@
             <w:noProof/>
             <w:webHidden/>
           </w:rPr>
-          <w:t>35</w:t>
+          <w:t>34</w:t>
         </w:r>
         <w:r>
           <w:rPr>
@@ -5096,16 +5105,16 @@
           <w:tab w:val="right" w:leader="dot" w:pos="8777"/>
         </w:tabs>
         <w:rPr>
-          <w:rFonts w:asciiTheme="minorHAnsi" w:eastAsiaTheme="minorEastAsia" w:hAnsiTheme="minorHAnsi" w:cs="Angsana New"/>
+          <w:rFonts w:asciiTheme="minorHAnsi" w:eastAsiaTheme="minorEastAsia" w:hAnsiTheme="minorHAnsi"/>
           <w:noProof/>
           <w:kern w:val="2"/>
           <w:sz w:val="24"/>
           <w:szCs w:val="30"/>
-          <w:lang w:eastAsia="ja-JP" w:bidi="th-TH"/>
+          <w:lang w:val="en-US" w:bidi="th-TH"/>
           <w14:ligatures w14:val="standardContextual"/>
         </w:rPr>
       </w:pPr>
-      <w:hyperlink w:anchor="_Toc239600313" w:history="1">
+      <w:hyperlink w:anchor="_Toc239799688" w:history="1">
         <w:r>
           <w:rPr>
             <w:rStyle w:val="Hyperlink"/>
@@ -5116,12 +5125,12 @@
         </w:r>
         <w:r>
           <w:rPr>
-            <w:rFonts w:asciiTheme="minorHAnsi" w:eastAsiaTheme="minorEastAsia" w:hAnsiTheme="minorHAnsi" w:cs="Angsana New"/>
+            <w:rFonts w:asciiTheme="minorHAnsi" w:eastAsiaTheme="minorEastAsia" w:hAnsiTheme="minorHAnsi"/>
             <w:noProof/>
             <w:kern w:val="2"/>
             <w:sz w:val="24"/>
             <w:szCs w:val="30"/>
-            <w:lang w:eastAsia="ja-JP" w:bidi="th-TH"/>
+            <w:lang w:val="en-US" w:bidi="th-TH"/>
             <w14:ligatures w14:val="standardContextual"/>
           </w:rPr>
           <w:tab/>
@@ -5153,7 +5162,7 @@
             <w:noProof/>
             <w:webHidden/>
           </w:rPr>
-          <w:instrText xml:space="preserve"> PAGEREF _Toc239600313 \h </w:instrText>
+          <w:instrText xml:space="preserve"> PAGEREF _Toc239799688 \h </w:instrText>
         </w:r>
         <w:r>
           <w:rPr>
@@ -5173,7 +5182,7 @@
             <w:noProof/>
             <w:webHidden/>
           </w:rPr>
-          <w:t>36</w:t>
+          <w:t>35</w:t>
         </w:r>
         <w:r>
           <w:rPr>
@@ -5192,16 +5201,16 @@
           <w:tab w:val="right" w:leader="dot" w:pos="8777"/>
         </w:tabs>
         <w:rPr>
-          <w:rFonts w:asciiTheme="minorHAnsi" w:eastAsiaTheme="minorEastAsia" w:hAnsiTheme="minorHAnsi" w:cs="Angsana New"/>
+          <w:rFonts w:asciiTheme="minorHAnsi" w:eastAsiaTheme="minorEastAsia" w:hAnsiTheme="minorHAnsi"/>
           <w:noProof/>
           <w:kern w:val="2"/>
           <w:sz w:val="24"/>
           <w:szCs w:val="30"/>
-          <w:lang w:eastAsia="ja-JP" w:bidi="th-TH"/>
+          <w:lang w:val="en-US" w:bidi="th-TH"/>
           <w14:ligatures w14:val="standardContextual"/>
         </w:rPr>
       </w:pPr>
-      <w:hyperlink w:anchor="_Toc239600314" w:history="1">
+      <w:hyperlink w:anchor="_Toc239799689" w:history="1">
         <w:r>
           <w:rPr>
             <w:rStyle w:val="Hyperlink"/>
@@ -5212,12 +5221,12 @@
         </w:r>
         <w:r>
           <w:rPr>
-            <w:rFonts w:asciiTheme="minorHAnsi" w:eastAsiaTheme="minorEastAsia" w:hAnsiTheme="minorHAnsi" w:cs="Angsana New"/>
+            <w:rFonts w:asciiTheme="minorHAnsi" w:eastAsiaTheme="minorEastAsia" w:hAnsiTheme="minorHAnsi"/>
             <w:noProof/>
             <w:kern w:val="2"/>
             <w:sz w:val="24"/>
             <w:szCs w:val="30"/>
-            <w:lang w:eastAsia="ja-JP" w:bidi="th-TH"/>
+            <w:lang w:val="en-US" w:bidi="th-TH"/>
             <w14:ligatures w14:val="standardContextual"/>
           </w:rPr>
           <w:tab/>
@@ -5249,7 +5258,7 @@
             <w:noProof/>
             <w:webHidden/>
           </w:rPr>
-          <w:instrText xml:space="preserve"> PAGEREF _Toc239600314 \h </w:instrText>
+          <w:instrText xml:space="preserve"> PAGEREF _Toc239799689 \h </w:instrText>
         </w:r>
         <w:r>
           <w:rPr>
@@ -5269,7 +5278,7 @@
             <w:noProof/>
             <w:webHidden/>
           </w:rPr>
-          <w:t>36</w:t>
+          <w:t>35</w:t>
         </w:r>
         <w:r>
           <w:rPr>
@@ -5288,32 +5297,32 @@
           <w:tab w:val="right" w:leader="dot" w:pos="8777"/>
         </w:tabs>
         <w:rPr>
-          <w:rFonts w:asciiTheme="minorHAnsi" w:eastAsiaTheme="minorEastAsia" w:hAnsiTheme="minorHAnsi" w:cs="Angsana New"/>
+          <w:rFonts w:asciiTheme="minorHAnsi" w:eastAsiaTheme="minorEastAsia" w:hAnsiTheme="minorHAnsi"/>
           <w:noProof/>
           <w:kern w:val="2"/>
           <w:sz w:val="24"/>
           <w:szCs w:val="30"/>
-          <w:lang w:eastAsia="ja-JP" w:bidi="th-TH"/>
+          <w:lang w:val="en-US" w:bidi="th-TH"/>
           <w14:ligatures w14:val="standardContextual"/>
         </w:rPr>
       </w:pPr>
-      <w:hyperlink w:anchor="_Toc239600315" w:history="1">
+      <w:hyperlink w:anchor="_Toc239799690" w:history="1">
         <w:r>
           <w:rPr>
             <w:rStyle w:val="Hyperlink"/>
             <w:rFonts w:ascii="Times New Roman" w:hAnsi="Times New Roman" w:cs="Times New Roman"/>
             <w:noProof/>
           </w:rPr>
-          <w:t>3.2.1.2.</w:t>
-        </w:r>
-        <w:r>
-          <w:rPr>
-            <w:rFonts w:asciiTheme="minorHAnsi" w:eastAsiaTheme="minorEastAsia" w:hAnsiTheme="minorHAnsi" w:cs="Angsana New"/>
+          <w:t>3.2.1.1.</w:t>
+        </w:r>
+        <w:r>
+          <w:rPr>
+            <w:rFonts w:asciiTheme="minorHAnsi" w:eastAsiaTheme="minorEastAsia" w:hAnsiTheme="minorHAnsi"/>
             <w:noProof/>
             <w:kern w:val="2"/>
             <w:sz w:val="24"/>
             <w:szCs w:val="30"/>
-            <w:lang w:eastAsia="ja-JP" w:bidi="th-TH"/>
+            <w:lang w:val="en-US" w:bidi="th-TH"/>
             <w14:ligatures w14:val="standardContextual"/>
           </w:rPr>
           <w:tab/>
@@ -5345,7 +5354,7 @@
             <w:noProof/>
             <w:webHidden/>
           </w:rPr>
-          <w:instrText xml:space="preserve"> PAGEREF _Toc239600315 \h </w:instrText>
+          <w:instrText xml:space="preserve"> PAGEREF _Toc239799690 \h </w:instrText>
         </w:r>
         <w:r>
           <w:rPr>
@@ -5365,7 +5374,7 @@
             <w:noProof/>
             <w:webHidden/>
           </w:rPr>
-          <w:t>36</w:t>
+          <w:t>35</w:t>
         </w:r>
         <w:r>
           <w:rPr>
@@ -5384,16 +5393,16 @@
           <w:tab w:val="right" w:leader="dot" w:pos="8777"/>
         </w:tabs>
         <w:rPr>
-          <w:rFonts w:asciiTheme="minorHAnsi" w:eastAsiaTheme="minorEastAsia" w:hAnsiTheme="minorHAnsi" w:cs="Angsana New"/>
+          <w:rFonts w:asciiTheme="minorHAnsi" w:eastAsiaTheme="minorEastAsia" w:hAnsiTheme="minorHAnsi"/>
           <w:noProof/>
           <w:kern w:val="2"/>
           <w:sz w:val="24"/>
           <w:szCs w:val="30"/>
-          <w:lang w:eastAsia="ja-JP" w:bidi="th-TH"/>
+          <w:lang w:val="en-US" w:bidi="th-TH"/>
           <w14:ligatures w14:val="standardContextual"/>
         </w:rPr>
       </w:pPr>
-      <w:hyperlink w:anchor="_Toc239600316" w:history="1">
+      <w:hyperlink w:anchor="_Toc239799691" w:history="1">
         <w:r>
           <w:rPr>
             <w:rStyle w:val="Hyperlink"/>
@@ -5404,12 +5413,12 @@
         </w:r>
         <w:r>
           <w:rPr>
-            <w:rFonts w:asciiTheme="minorHAnsi" w:eastAsiaTheme="minorEastAsia" w:hAnsiTheme="minorHAnsi" w:cs="Angsana New"/>
+            <w:rFonts w:asciiTheme="minorHAnsi" w:eastAsiaTheme="minorEastAsia" w:hAnsiTheme="minorHAnsi"/>
             <w:noProof/>
             <w:kern w:val="2"/>
             <w:sz w:val="24"/>
             <w:szCs w:val="30"/>
-            <w:lang w:eastAsia="ja-JP" w:bidi="th-TH"/>
+            <w:lang w:val="en-US" w:bidi="th-TH"/>
             <w14:ligatures w14:val="standardContextual"/>
           </w:rPr>
           <w:tab/>
@@ -5417,7 +5426,6 @@
         <w:r>
           <w:rPr>
             <w:rStyle w:val="Hyperlink"/>
-            <w:rFonts w:ascii="Times New Roman" w:hAnsi="Times New Roman" w:cs="Times New Roman"/>
             <w:noProof/>
           </w:rPr>
           <w:t>Câu hỏi định lượng (10 câu)</w:t>
@@ -5441,7 +5449,7 @@
             <w:noProof/>
             <w:webHidden/>
           </w:rPr>
-          <w:instrText xml:space="preserve"> PAGEREF _Toc239600316 \h </w:instrText>
+          <w:instrText xml:space="preserve"> PAGEREF _Toc239799691 \h </w:instrText>
         </w:r>
         <w:r>
           <w:rPr>
@@ -5461,7 +5469,7 @@
             <w:noProof/>
             <w:webHidden/>
           </w:rPr>
-          <w:t>37</w:t>
+          <w:t>36</w:t>
         </w:r>
         <w:r>
           <w:rPr>
@@ -5480,31 +5488,31 @@
           <w:tab w:val="right" w:leader="dot" w:pos="8777"/>
         </w:tabs>
         <w:rPr>
-          <w:rFonts w:asciiTheme="minorHAnsi" w:eastAsiaTheme="minorEastAsia" w:hAnsiTheme="minorHAnsi" w:cs="Angsana New"/>
+          <w:rFonts w:asciiTheme="minorHAnsi" w:eastAsiaTheme="minorEastAsia" w:hAnsiTheme="minorHAnsi"/>
           <w:noProof/>
           <w:kern w:val="2"/>
           <w:sz w:val="24"/>
           <w:szCs w:val="30"/>
-          <w:lang w:eastAsia="ja-JP" w:bidi="th-TH"/>
+          <w:lang w:val="en-US" w:bidi="th-TH"/>
           <w14:ligatures w14:val="standardContextual"/>
         </w:rPr>
       </w:pPr>
-      <w:hyperlink w:anchor="_Toc239600317" w:history="1">
+      <w:hyperlink w:anchor="_Toc239799692" w:history="1">
         <w:r>
           <w:rPr>
             <w:rStyle w:val="Hyperlink"/>
             <w:noProof/>
           </w:rPr>
-          <w:t>3.2.2.1.</w:t>
-        </w:r>
-        <w:r>
-          <w:rPr>
-            <w:rFonts w:asciiTheme="minorHAnsi" w:eastAsiaTheme="minorEastAsia" w:hAnsiTheme="minorHAnsi" w:cs="Angsana New"/>
+          <w:t>3.2.1.1.</w:t>
+        </w:r>
+        <w:r>
+          <w:rPr>
+            <w:rFonts w:asciiTheme="minorHAnsi" w:eastAsiaTheme="minorEastAsia" w:hAnsiTheme="minorHAnsi"/>
             <w:noProof/>
             <w:kern w:val="2"/>
             <w:sz w:val="24"/>
             <w:szCs w:val="30"/>
-            <w:lang w:eastAsia="ja-JP" w:bidi="th-TH"/>
+            <w:lang w:val="en-US" w:bidi="th-TH"/>
             <w14:ligatures w14:val="standardContextual"/>
           </w:rPr>
           <w:tab/>
@@ -5535,7 +5543,7 @@
             <w:noProof/>
             <w:webHidden/>
           </w:rPr>
-          <w:instrText xml:space="preserve"> PAGEREF _Toc239600317 \h </w:instrText>
+          <w:instrText xml:space="preserve"> PAGEREF _Toc239799692 \h </w:instrText>
         </w:r>
         <w:r>
           <w:rPr>
@@ -5555,7 +5563,7 @@
             <w:noProof/>
             <w:webHidden/>
           </w:rPr>
-          <w:t>37</w:t>
+          <w:t>36</w:t>
         </w:r>
         <w:r>
           <w:rPr>
@@ -5574,32 +5582,32 @@
           <w:tab w:val="right" w:leader="dot" w:pos="8777"/>
         </w:tabs>
         <w:rPr>
-          <w:rFonts w:asciiTheme="minorHAnsi" w:eastAsiaTheme="minorEastAsia" w:hAnsiTheme="minorHAnsi" w:cs="Angsana New"/>
+          <w:rFonts w:asciiTheme="minorHAnsi" w:eastAsiaTheme="minorEastAsia" w:hAnsiTheme="minorHAnsi"/>
           <w:noProof/>
           <w:kern w:val="2"/>
           <w:sz w:val="24"/>
           <w:szCs w:val="30"/>
-          <w:lang w:eastAsia="ja-JP" w:bidi="th-TH"/>
+          <w:lang w:val="en-US" w:bidi="th-TH"/>
           <w14:ligatures w14:val="standardContextual"/>
         </w:rPr>
       </w:pPr>
-      <w:hyperlink w:anchor="_Toc239600318" w:history="1">
+      <w:hyperlink w:anchor="_Toc239799693" w:history="1">
         <w:r>
           <w:rPr>
             <w:rStyle w:val="Hyperlink"/>
             <w:rFonts w:ascii="Times New Roman" w:hAnsi="Times New Roman" w:cs="Times New Roman"/>
             <w:noProof/>
           </w:rPr>
-          <w:t>3.2.2.2.</w:t>
-        </w:r>
-        <w:r>
-          <w:rPr>
-            <w:rFonts w:asciiTheme="minorHAnsi" w:eastAsiaTheme="minorEastAsia" w:hAnsiTheme="minorHAnsi" w:cs="Angsana New"/>
+          <w:t>3.2.1.1.</w:t>
+        </w:r>
+        <w:r>
+          <w:rPr>
+            <w:rFonts w:asciiTheme="minorHAnsi" w:eastAsiaTheme="minorEastAsia" w:hAnsiTheme="minorHAnsi"/>
             <w:noProof/>
             <w:kern w:val="2"/>
             <w:sz w:val="24"/>
             <w:szCs w:val="30"/>
-            <w:lang w:eastAsia="ja-JP" w:bidi="th-TH"/>
+            <w:lang w:val="en-US" w:bidi="th-TH"/>
             <w14:ligatures w14:val="standardContextual"/>
           </w:rPr>
           <w:tab/>
@@ -5631,7 +5639,7 @@
             <w:noProof/>
             <w:webHidden/>
           </w:rPr>
-          <w:instrText xml:space="preserve"> PAGEREF _Toc239600318 \h </w:instrText>
+          <w:instrText xml:space="preserve"> PAGEREF _Toc239799693 \h </w:instrText>
         </w:r>
         <w:r>
           <w:rPr>
@@ -5651,7 +5659,7 @@
             <w:noProof/>
             <w:webHidden/>
           </w:rPr>
-          <w:t>37</w:t>
+          <w:t>36</w:t>
         </w:r>
         <w:r>
           <w:rPr>
@@ -5666,35 +5674,35 @@
       <w:pPr>
         <w:pStyle w:val="TOC1"/>
         <w:tabs>
-          <w:tab w:val="left" w:pos="520"/>
+          <w:tab w:val="left" w:pos="1680"/>
           <w:tab w:val="right" w:leader="dot" w:pos="8777"/>
         </w:tabs>
         <w:rPr>
-          <w:rFonts w:asciiTheme="minorHAnsi" w:eastAsiaTheme="minorEastAsia" w:hAnsiTheme="minorHAnsi" w:cs="Angsana New"/>
+          <w:rFonts w:asciiTheme="minorHAnsi" w:eastAsiaTheme="minorEastAsia" w:hAnsiTheme="minorHAnsi"/>
           <w:noProof/>
           <w:kern w:val="2"/>
           <w:sz w:val="24"/>
           <w:szCs w:val="30"/>
-          <w:lang w:eastAsia="ja-JP" w:bidi="th-TH"/>
+          <w:lang w:val="en-US" w:bidi="th-TH"/>
           <w14:ligatures w14:val="standardContextual"/>
         </w:rPr>
       </w:pPr>
-      <w:hyperlink w:anchor="_Toc239600319" w:history="1">
+      <w:hyperlink w:anchor="_Toc239799694" w:history="1">
         <w:r>
           <w:rPr>
             <w:rStyle w:val="Hyperlink"/>
             <w:noProof/>
           </w:rPr>
-          <w:t>4.</w:t>
-        </w:r>
-        <w:r>
-          <w:rPr>
-            <w:rFonts w:asciiTheme="minorHAnsi" w:eastAsiaTheme="minorEastAsia" w:hAnsiTheme="minorHAnsi" w:cs="Angsana New"/>
+          <w:t>CHƯƠNG 4.</w:t>
+        </w:r>
+        <w:r>
+          <w:rPr>
+            <w:rFonts w:asciiTheme="minorHAnsi" w:eastAsiaTheme="minorEastAsia" w:hAnsiTheme="minorHAnsi"/>
             <w:noProof/>
             <w:kern w:val="2"/>
             <w:sz w:val="24"/>
             <w:szCs w:val="30"/>
-            <w:lang w:eastAsia="ja-JP" w:bidi="th-TH"/>
+            <w:lang w:val="en-US" w:bidi="th-TH"/>
             <w14:ligatures w14:val="standardContextual"/>
           </w:rPr>
           <w:tab/>
@@ -5725,7 +5733,7 @@
             <w:noProof/>
             <w:webHidden/>
           </w:rPr>
-          <w:instrText xml:space="preserve"> PAGEREF _Toc239600319 \h </w:instrText>
+          <w:instrText xml:space="preserve"> PAGEREF _Toc239799694 \h </w:instrText>
         </w:r>
         <w:r>
           <w:rPr>
@@ -5745,7 +5753,7 @@
             <w:noProof/>
             <w:webHidden/>
           </w:rPr>
-          <w:t>38</w:t>
+          <w:t>37</w:t>
         </w:r>
         <w:r>
           <w:rPr>
@@ -5764,32 +5772,32 @@
           <w:tab w:val="right" w:leader="dot" w:pos="8777"/>
         </w:tabs>
         <w:rPr>
-          <w:rFonts w:asciiTheme="minorHAnsi" w:eastAsiaTheme="minorEastAsia" w:hAnsiTheme="minorHAnsi" w:cs="Angsana New"/>
+          <w:rFonts w:asciiTheme="minorHAnsi" w:eastAsiaTheme="minorEastAsia" w:hAnsiTheme="minorHAnsi"/>
           <w:noProof/>
           <w:kern w:val="2"/>
           <w:sz w:val="24"/>
           <w:szCs w:val="30"/>
-          <w:lang w:eastAsia="ja-JP" w:bidi="th-TH"/>
+          <w:lang w:val="en-US" w:bidi="th-TH"/>
           <w14:ligatures w14:val="standardContextual"/>
         </w:rPr>
       </w:pPr>
-      <w:hyperlink w:anchor="_Toc239600320" w:history="1">
+      <w:hyperlink w:anchor="_Toc239799695" w:history="1">
         <w:r>
           <w:rPr>
             <w:rStyle w:val="Hyperlink"/>
             <w:rFonts w:ascii="Times New Roman" w:hAnsi="Times New Roman" w:cs="Times New Roman"/>
             <w:noProof/>
           </w:rPr>
-          <w:t>4.1.</w:t>
-        </w:r>
-        <w:r>
-          <w:rPr>
-            <w:rFonts w:asciiTheme="minorHAnsi" w:eastAsiaTheme="minorEastAsia" w:hAnsiTheme="minorHAnsi" w:cs="Angsana New"/>
+          <w:t>5.1.</w:t>
+        </w:r>
+        <w:r>
+          <w:rPr>
+            <w:rFonts w:asciiTheme="minorHAnsi" w:eastAsiaTheme="minorEastAsia" w:hAnsiTheme="minorHAnsi"/>
             <w:noProof/>
             <w:kern w:val="2"/>
             <w:sz w:val="24"/>
             <w:szCs w:val="30"/>
-            <w:lang w:eastAsia="ja-JP" w:bidi="th-TH"/>
+            <w:lang w:val="en-US" w:bidi="th-TH"/>
             <w14:ligatures w14:val="standardContextual"/>
           </w:rPr>
           <w:tab/>
@@ -5821,7 +5829,7 @@
             <w:noProof/>
             <w:webHidden/>
           </w:rPr>
-          <w:instrText xml:space="preserve"> PAGEREF _Toc239600320 \h </w:instrText>
+          <w:instrText xml:space="preserve"> PAGEREF _Toc239799695 \h </w:instrText>
         </w:r>
         <w:r>
           <w:rPr>
@@ -5841,7 +5849,7 @@
             <w:noProof/>
             <w:webHidden/>
           </w:rPr>
-          <w:t>38</w:t>
+          <w:t>37</w:t>
         </w:r>
         <w:r>
           <w:rPr>
@@ -5860,16 +5868,16 @@
           <w:tab w:val="right" w:leader="dot" w:pos="8777"/>
         </w:tabs>
         <w:rPr>
-          <w:rFonts w:asciiTheme="minorHAnsi" w:eastAsiaTheme="minorEastAsia" w:hAnsiTheme="minorHAnsi" w:cs="Angsana New"/>
+          <w:rFonts w:asciiTheme="minorHAnsi" w:eastAsiaTheme="minorEastAsia" w:hAnsiTheme="minorHAnsi"/>
           <w:noProof/>
           <w:kern w:val="2"/>
           <w:sz w:val="24"/>
           <w:szCs w:val="30"/>
-          <w:lang w:eastAsia="ja-JP" w:bidi="th-TH"/>
+          <w:lang w:val="en-US" w:bidi="th-TH"/>
           <w14:ligatures w14:val="standardContextual"/>
         </w:rPr>
       </w:pPr>
-      <w:hyperlink w:anchor="_Toc239600321" w:history="1">
+      <w:hyperlink w:anchor="_Toc239799696" w:history="1">
         <w:r>
           <w:rPr>
             <w:rStyle w:val="Hyperlink"/>
@@ -5880,12 +5888,12 @@
         </w:r>
         <w:r>
           <w:rPr>
-            <w:rFonts w:asciiTheme="minorHAnsi" w:eastAsiaTheme="minorEastAsia" w:hAnsiTheme="minorHAnsi" w:cs="Angsana New"/>
+            <w:rFonts w:asciiTheme="minorHAnsi" w:eastAsiaTheme="minorEastAsia" w:hAnsiTheme="minorHAnsi"/>
             <w:noProof/>
             <w:kern w:val="2"/>
             <w:sz w:val="24"/>
             <w:szCs w:val="30"/>
-            <w:lang w:eastAsia="ja-JP" w:bidi="th-TH"/>
+            <w:lang w:val="en-US" w:bidi="th-TH"/>
             <w14:ligatures w14:val="standardContextual"/>
           </w:rPr>
           <w:tab/>
@@ -5917,7 +5925,7 @@
             <w:noProof/>
             <w:webHidden/>
           </w:rPr>
-          <w:instrText xml:space="preserve"> PAGEREF _Toc239600321 \h </w:instrText>
+          <w:instrText xml:space="preserve"> PAGEREF _Toc239799696 \h </w:instrText>
         </w:r>
         <w:r>
           <w:rPr>
@@ -5937,7 +5945,7 @@
             <w:noProof/>
             <w:webHidden/>
           </w:rPr>
-          <w:t>38</w:t>
+          <w:t>37</w:t>
         </w:r>
         <w:r>
           <w:rPr>
@@ -5956,16 +5964,16 @@
           <w:tab w:val="right" w:leader="dot" w:pos="8777"/>
         </w:tabs>
         <w:rPr>
-          <w:rFonts w:asciiTheme="minorHAnsi" w:eastAsiaTheme="minorEastAsia" w:hAnsiTheme="minorHAnsi" w:cs="Angsana New"/>
+          <w:rFonts w:asciiTheme="minorHAnsi" w:eastAsiaTheme="minorEastAsia" w:hAnsiTheme="minorHAnsi"/>
           <w:noProof/>
           <w:kern w:val="2"/>
           <w:sz w:val="24"/>
           <w:szCs w:val="30"/>
-          <w:lang w:eastAsia="ja-JP" w:bidi="th-TH"/>
+          <w:lang w:val="en-US" w:bidi="th-TH"/>
           <w14:ligatures w14:val="standardContextual"/>
         </w:rPr>
       </w:pPr>
-      <w:hyperlink w:anchor="_Toc239600322" w:history="1">
+      <w:hyperlink w:anchor="_Toc239799697" w:history="1">
         <w:r>
           <w:rPr>
             <w:rStyle w:val="Hyperlink"/>
@@ -5976,12 +5984,12 @@
         </w:r>
         <w:r>
           <w:rPr>
-            <w:rFonts w:asciiTheme="minorHAnsi" w:eastAsiaTheme="minorEastAsia" w:hAnsiTheme="minorHAnsi" w:cs="Angsana New"/>
+            <w:rFonts w:asciiTheme="minorHAnsi" w:eastAsiaTheme="minorEastAsia" w:hAnsiTheme="minorHAnsi"/>
             <w:noProof/>
             <w:kern w:val="2"/>
             <w:sz w:val="24"/>
             <w:szCs w:val="30"/>
-            <w:lang w:eastAsia="ja-JP" w:bidi="th-TH"/>
+            <w:lang w:val="en-US" w:bidi="th-TH"/>
             <w14:ligatures w14:val="standardContextual"/>
           </w:rPr>
           <w:tab/>
@@ -6013,7 +6021,7 @@
             <w:noProof/>
             <w:webHidden/>
           </w:rPr>
-          <w:instrText xml:space="preserve"> PAGEREF _Toc239600322 \h </w:instrText>
+          <w:instrText xml:space="preserve"> PAGEREF _Toc239799697 \h </w:instrText>
         </w:r>
         <w:r>
           <w:rPr>
@@ -6033,7 +6041,7 @@
             <w:noProof/>
             <w:webHidden/>
           </w:rPr>
-          <w:t>40</w:t>
+          <w:t>39</w:t>
         </w:r>
         <w:r>
           <w:rPr>
@@ -6052,16 +6060,16 @@
           <w:tab w:val="right" w:leader="dot" w:pos="8777"/>
         </w:tabs>
         <w:rPr>
-          <w:rFonts w:asciiTheme="minorHAnsi" w:eastAsiaTheme="minorEastAsia" w:hAnsiTheme="minorHAnsi" w:cs="Angsana New"/>
+          <w:rFonts w:asciiTheme="minorHAnsi" w:eastAsiaTheme="minorEastAsia" w:hAnsiTheme="minorHAnsi"/>
           <w:noProof/>
           <w:kern w:val="2"/>
           <w:sz w:val="24"/>
           <w:szCs w:val="30"/>
-          <w:lang w:eastAsia="ja-JP" w:bidi="th-TH"/>
+          <w:lang w:val="en-US" w:bidi="th-TH"/>
           <w14:ligatures w14:val="standardContextual"/>
         </w:rPr>
       </w:pPr>
-      <w:hyperlink w:anchor="_Toc239600323" w:history="1">
+      <w:hyperlink w:anchor="_Toc239799698" w:history="1">
         <w:r>
           <w:rPr>
             <w:rStyle w:val="Hyperlink"/>
@@ -6072,12 +6080,12 @@
         </w:r>
         <w:r>
           <w:rPr>
-            <w:rFonts w:asciiTheme="minorHAnsi" w:eastAsiaTheme="minorEastAsia" w:hAnsiTheme="minorHAnsi" w:cs="Angsana New"/>
+            <w:rFonts w:asciiTheme="minorHAnsi" w:eastAsiaTheme="minorEastAsia" w:hAnsiTheme="minorHAnsi"/>
             <w:noProof/>
             <w:kern w:val="2"/>
             <w:sz w:val="24"/>
             <w:szCs w:val="30"/>
-            <w:lang w:eastAsia="ja-JP" w:bidi="th-TH"/>
+            <w:lang w:val="en-US" w:bidi="th-TH"/>
             <w14:ligatures w14:val="standardContextual"/>
           </w:rPr>
           <w:tab/>
@@ -6109,7 +6117,7 @@
             <w:noProof/>
             <w:webHidden/>
           </w:rPr>
-          <w:instrText xml:space="preserve"> PAGEREF _Toc239600323 \h </w:instrText>
+          <w:instrText xml:space="preserve"> PAGEREF _Toc239799698 \h </w:instrText>
         </w:r>
         <w:r>
           <w:rPr>
@@ -6129,7 +6137,7 @@
             <w:noProof/>
             <w:webHidden/>
           </w:rPr>
-          <w:t>41</w:t>
+          <w:t>40</w:t>
         </w:r>
         <w:r>
           <w:rPr>
@@ -6148,32 +6156,32 @@
           <w:tab w:val="right" w:leader="dot" w:pos="8777"/>
         </w:tabs>
         <w:rPr>
-          <w:rFonts w:asciiTheme="minorHAnsi" w:eastAsiaTheme="minorEastAsia" w:hAnsiTheme="minorHAnsi" w:cs="Angsana New"/>
+          <w:rFonts w:asciiTheme="minorHAnsi" w:eastAsiaTheme="minorEastAsia" w:hAnsiTheme="minorHAnsi"/>
           <w:noProof/>
           <w:kern w:val="2"/>
           <w:sz w:val="24"/>
           <w:szCs w:val="30"/>
-          <w:lang w:eastAsia="ja-JP" w:bidi="th-TH"/>
+          <w:lang w:val="en-US" w:bidi="th-TH"/>
           <w14:ligatures w14:val="standardContextual"/>
         </w:rPr>
       </w:pPr>
-      <w:hyperlink w:anchor="_Toc239600324" w:history="1">
+      <w:hyperlink w:anchor="_Toc239799699" w:history="1">
         <w:r>
           <w:rPr>
             <w:rStyle w:val="Hyperlink"/>
             <w:rFonts w:ascii="Times New Roman" w:hAnsi="Times New Roman" w:cs="Times New Roman"/>
             <w:noProof/>
           </w:rPr>
-          <w:t>4.2.</w:t>
-        </w:r>
-        <w:r>
-          <w:rPr>
-            <w:rFonts w:asciiTheme="minorHAnsi" w:eastAsiaTheme="minorEastAsia" w:hAnsiTheme="minorHAnsi" w:cs="Angsana New"/>
+          <w:t>5.2.</w:t>
+        </w:r>
+        <w:r>
+          <w:rPr>
+            <w:rFonts w:asciiTheme="minorHAnsi" w:eastAsiaTheme="minorEastAsia" w:hAnsiTheme="minorHAnsi"/>
             <w:noProof/>
             <w:kern w:val="2"/>
             <w:sz w:val="24"/>
             <w:szCs w:val="30"/>
-            <w:lang w:eastAsia="ja-JP" w:bidi="th-TH"/>
+            <w:lang w:val="en-US" w:bidi="th-TH"/>
             <w14:ligatures w14:val="standardContextual"/>
           </w:rPr>
           <w:tab/>
@@ -6205,7 +6213,7 @@
             <w:noProof/>
             <w:webHidden/>
           </w:rPr>
-          <w:instrText xml:space="preserve"> PAGEREF _Toc239600324 \h </w:instrText>
+          <w:instrText xml:space="preserve"> PAGEREF _Toc239799699 \h </w:instrText>
         </w:r>
         <w:r>
           <w:rPr>
@@ -6225,7 +6233,7 @@
             <w:noProof/>
             <w:webHidden/>
           </w:rPr>
-          <w:t>42</w:t>
+          <w:t>41</w:t>
         </w:r>
         <w:r>
           <w:rPr>
@@ -6244,16 +6252,16 @@
           <w:tab w:val="right" w:leader="dot" w:pos="8777"/>
         </w:tabs>
         <w:rPr>
-          <w:rFonts w:asciiTheme="minorHAnsi" w:eastAsiaTheme="minorEastAsia" w:hAnsiTheme="minorHAnsi" w:cs="Angsana New"/>
+          <w:rFonts w:asciiTheme="minorHAnsi" w:eastAsiaTheme="minorEastAsia" w:hAnsiTheme="minorHAnsi"/>
           <w:noProof/>
           <w:kern w:val="2"/>
           <w:sz w:val="24"/>
           <w:szCs w:val="30"/>
-          <w:lang w:eastAsia="ja-JP" w:bidi="th-TH"/>
+          <w:lang w:val="en-US" w:bidi="th-TH"/>
           <w14:ligatures w14:val="standardContextual"/>
         </w:rPr>
       </w:pPr>
-      <w:hyperlink w:anchor="_Toc239600325" w:history="1">
+      <w:hyperlink w:anchor="_Toc239799700" w:history="1">
         <w:r>
           <w:rPr>
             <w:rStyle w:val="Hyperlink"/>
@@ -6264,12 +6272,12 @@
         </w:r>
         <w:r>
           <w:rPr>
-            <w:rFonts w:asciiTheme="minorHAnsi" w:eastAsiaTheme="minorEastAsia" w:hAnsiTheme="minorHAnsi" w:cs="Angsana New"/>
+            <w:rFonts w:asciiTheme="minorHAnsi" w:eastAsiaTheme="minorEastAsia" w:hAnsiTheme="minorHAnsi"/>
             <w:noProof/>
             <w:kern w:val="2"/>
             <w:sz w:val="24"/>
             <w:szCs w:val="30"/>
-            <w:lang w:eastAsia="ja-JP" w:bidi="th-TH"/>
+            <w:lang w:val="en-US" w:bidi="th-TH"/>
             <w14:ligatures w14:val="standardContextual"/>
           </w:rPr>
           <w:tab/>
@@ -6301,7 +6309,7 @@
             <w:noProof/>
             <w:webHidden/>
           </w:rPr>
-          <w:instrText xml:space="preserve"> PAGEREF _Toc239600325 \h </w:instrText>
+          <w:instrText xml:space="preserve"> PAGEREF _Toc239799700 \h </w:instrText>
         </w:r>
         <w:r>
           <w:rPr>
@@ -6321,7 +6329,7 @@
             <w:noProof/>
             <w:webHidden/>
           </w:rPr>
-          <w:t>42</w:t>
+          <w:t>41</w:t>
         </w:r>
         <w:r>
           <w:rPr>
@@ -6340,16 +6348,16 @@
           <w:tab w:val="right" w:leader="dot" w:pos="8777"/>
         </w:tabs>
         <w:rPr>
-          <w:rFonts w:asciiTheme="minorHAnsi" w:eastAsiaTheme="minorEastAsia" w:hAnsiTheme="minorHAnsi" w:cs="Angsana New"/>
+          <w:rFonts w:asciiTheme="minorHAnsi" w:eastAsiaTheme="minorEastAsia" w:hAnsiTheme="minorHAnsi"/>
           <w:noProof/>
           <w:kern w:val="2"/>
           <w:sz w:val="24"/>
           <w:szCs w:val="30"/>
-          <w:lang w:eastAsia="ja-JP" w:bidi="th-TH"/>
+          <w:lang w:val="en-US" w:bidi="th-TH"/>
           <w14:ligatures w14:val="standardContextual"/>
         </w:rPr>
       </w:pPr>
-      <w:hyperlink w:anchor="_Toc239600326" w:history="1">
+      <w:hyperlink w:anchor="_Toc239799701" w:history="1">
         <w:r>
           <w:rPr>
             <w:rStyle w:val="Hyperlink"/>
@@ -6360,12 +6368,12 @@
         </w:r>
         <w:r>
           <w:rPr>
-            <w:rFonts w:asciiTheme="minorHAnsi" w:eastAsiaTheme="minorEastAsia" w:hAnsiTheme="minorHAnsi" w:cs="Angsana New"/>
+            <w:rFonts w:asciiTheme="minorHAnsi" w:eastAsiaTheme="minorEastAsia" w:hAnsiTheme="minorHAnsi"/>
             <w:noProof/>
             <w:kern w:val="2"/>
             <w:sz w:val="24"/>
             <w:szCs w:val="30"/>
-            <w:lang w:eastAsia="ja-JP" w:bidi="th-TH"/>
+            <w:lang w:val="en-US" w:bidi="th-TH"/>
             <w14:ligatures w14:val="standardContextual"/>
           </w:rPr>
           <w:tab/>
@@ -6397,7 +6405,7 @@
             <w:noProof/>
             <w:webHidden/>
           </w:rPr>
-          <w:instrText xml:space="preserve"> PAGEREF _Toc239600326 \h </w:instrText>
+          <w:instrText xml:space="preserve"> PAGEREF _Toc239799701 \h </w:instrText>
         </w:r>
         <w:r>
           <w:rPr>
@@ -6417,7 +6425,7 @@
             <w:noProof/>
             <w:webHidden/>
           </w:rPr>
-          <w:t>43</w:t>
+          <w:t>42</w:t>
         </w:r>
         <w:r>
           <w:rPr>
@@ -6436,16 +6444,16 @@
           <w:tab w:val="right" w:leader="dot" w:pos="8777"/>
         </w:tabs>
         <w:rPr>
-          <w:rFonts w:asciiTheme="minorHAnsi" w:eastAsiaTheme="minorEastAsia" w:hAnsiTheme="minorHAnsi" w:cs="Angsana New"/>
+          <w:rFonts w:asciiTheme="minorHAnsi" w:eastAsiaTheme="minorEastAsia" w:hAnsiTheme="minorHAnsi"/>
           <w:noProof/>
           <w:kern w:val="2"/>
           <w:sz w:val="24"/>
           <w:szCs w:val="30"/>
-          <w:lang w:eastAsia="ja-JP" w:bidi="th-TH"/>
+          <w:lang w:val="en-US" w:bidi="th-TH"/>
           <w14:ligatures w14:val="standardContextual"/>
         </w:rPr>
       </w:pPr>
-      <w:hyperlink w:anchor="_Toc239600327" w:history="1">
+      <w:hyperlink w:anchor="_Toc239799702" w:history="1">
         <w:r>
           <w:rPr>
             <w:rStyle w:val="Hyperlink"/>
@@ -6456,12 +6464,12 @@
         </w:r>
         <w:r>
           <w:rPr>
-            <w:rFonts w:asciiTheme="minorHAnsi" w:eastAsiaTheme="minorEastAsia" w:hAnsiTheme="minorHAnsi" w:cs="Angsana New"/>
+            <w:rFonts w:asciiTheme="minorHAnsi" w:eastAsiaTheme="minorEastAsia" w:hAnsiTheme="minorHAnsi"/>
             <w:noProof/>
             <w:kern w:val="2"/>
             <w:sz w:val="24"/>
             <w:szCs w:val="30"/>
-            <w:lang w:eastAsia="ja-JP" w:bidi="th-TH"/>
+            <w:lang w:val="en-US" w:bidi="th-TH"/>
             <w14:ligatures w14:val="standardContextual"/>
           </w:rPr>
           <w:tab/>
@@ -6493,7 +6501,7 @@
             <w:noProof/>
             <w:webHidden/>
           </w:rPr>
-          <w:instrText xml:space="preserve"> PAGEREF _Toc239600327 \h </w:instrText>
+          <w:instrText xml:space="preserve"> PAGEREF _Toc239799702 \h </w:instrText>
         </w:r>
         <w:r>
           <w:rPr>
@@ -6513,7 +6521,7 @@
             <w:noProof/>
             <w:webHidden/>
           </w:rPr>
-          <w:t>44</w:t>
+          <w:t>43</w:t>
         </w:r>
         <w:r>
           <w:rPr>
@@ -6528,35 +6536,35 @@
       <w:pPr>
         <w:pStyle w:val="TOC1"/>
         <w:tabs>
-          <w:tab w:val="left" w:pos="520"/>
+          <w:tab w:val="left" w:pos="1680"/>
           <w:tab w:val="right" w:leader="dot" w:pos="8777"/>
         </w:tabs>
         <w:rPr>
-          <w:rFonts w:asciiTheme="minorHAnsi" w:eastAsiaTheme="minorEastAsia" w:hAnsiTheme="minorHAnsi" w:cs="Angsana New"/>
+          <w:rFonts w:asciiTheme="minorHAnsi" w:eastAsiaTheme="minorEastAsia" w:hAnsiTheme="minorHAnsi"/>
           <w:noProof/>
           <w:kern w:val="2"/>
           <w:sz w:val="24"/>
           <w:szCs w:val="30"/>
-          <w:lang w:eastAsia="ja-JP" w:bidi="th-TH"/>
+          <w:lang w:val="en-US" w:bidi="th-TH"/>
           <w14:ligatures w14:val="standardContextual"/>
         </w:rPr>
       </w:pPr>
-      <w:hyperlink w:anchor="_Toc239600328" w:history="1">
+      <w:hyperlink w:anchor="_Toc239799703" w:history="1">
         <w:r>
           <w:rPr>
             <w:rStyle w:val="Hyperlink"/>
             <w:noProof/>
           </w:rPr>
-          <w:t>5.</w:t>
-        </w:r>
-        <w:r>
-          <w:rPr>
-            <w:rFonts w:asciiTheme="minorHAnsi" w:eastAsiaTheme="minorEastAsia" w:hAnsiTheme="minorHAnsi" w:cs="Angsana New"/>
+          <w:t>CHƯƠNG 5.</w:t>
+        </w:r>
+        <w:r>
+          <w:rPr>
+            <w:rFonts w:asciiTheme="minorHAnsi" w:eastAsiaTheme="minorEastAsia" w:hAnsiTheme="minorHAnsi"/>
             <w:noProof/>
             <w:kern w:val="2"/>
             <w:sz w:val="24"/>
             <w:szCs w:val="30"/>
-            <w:lang w:eastAsia="ja-JP" w:bidi="th-TH"/>
+            <w:lang w:val="en-US" w:bidi="th-TH"/>
             <w14:ligatures w14:val="standardContextual"/>
           </w:rPr>
           <w:tab/>
@@ -6587,7 +6595,7 @@
             <w:noProof/>
             <w:webHidden/>
           </w:rPr>
-          <w:instrText xml:space="preserve"> PAGEREF _Toc239600328 \h </w:instrText>
+          <w:instrText xml:space="preserve"> PAGEREF _Toc239799703 \h </w:instrText>
         </w:r>
         <w:r>
           <w:rPr>
@@ -6607,7 +6615,7 @@
             <w:noProof/>
             <w:webHidden/>
           </w:rPr>
-          <w:t>45</w:t>
+          <w:t>44</w:t>
         </w:r>
         <w:r>
           <w:rPr>
@@ -6626,32 +6634,32 @@
           <w:tab w:val="right" w:leader="dot" w:pos="8777"/>
         </w:tabs>
         <w:rPr>
-          <w:rFonts w:asciiTheme="minorHAnsi" w:eastAsiaTheme="minorEastAsia" w:hAnsiTheme="minorHAnsi" w:cs="Angsana New"/>
+          <w:rFonts w:asciiTheme="minorHAnsi" w:eastAsiaTheme="minorEastAsia" w:hAnsiTheme="minorHAnsi"/>
           <w:noProof/>
           <w:kern w:val="2"/>
           <w:sz w:val="24"/>
           <w:szCs w:val="30"/>
-          <w:lang w:eastAsia="ja-JP" w:bidi="th-TH"/>
+          <w:lang w:val="en-US" w:bidi="th-TH"/>
           <w14:ligatures w14:val="standardContextual"/>
         </w:rPr>
       </w:pPr>
-      <w:hyperlink w:anchor="_Toc239600334" w:history="1">
+      <w:hyperlink w:anchor="_Toc239799709" w:history="1">
         <w:r>
           <w:rPr>
             <w:rStyle w:val="Hyperlink"/>
             <w:rFonts w:ascii="Times New Roman" w:hAnsi="Times New Roman" w:cs="Times New Roman"/>
             <w:noProof/>
           </w:rPr>
-          <w:t>6.1.</w:t>
-        </w:r>
-        <w:r>
-          <w:rPr>
-            <w:rFonts w:asciiTheme="minorHAnsi" w:eastAsiaTheme="minorEastAsia" w:hAnsiTheme="minorHAnsi" w:cs="Angsana New"/>
+          <w:t>5.1.</w:t>
+        </w:r>
+        <w:r>
+          <w:rPr>
+            <w:rFonts w:asciiTheme="minorHAnsi" w:eastAsiaTheme="minorEastAsia" w:hAnsiTheme="minorHAnsi"/>
             <w:noProof/>
             <w:kern w:val="2"/>
             <w:sz w:val="24"/>
             <w:szCs w:val="30"/>
-            <w:lang w:eastAsia="ja-JP" w:bidi="th-TH"/>
+            <w:lang w:val="en-US" w:bidi="th-TH"/>
             <w14:ligatures w14:val="standardContextual"/>
           </w:rPr>
           <w:tab/>
@@ -6683,7 +6691,7 @@
             <w:noProof/>
             <w:webHidden/>
           </w:rPr>
-          <w:instrText xml:space="preserve"> PAGEREF _Toc239600334 \h </w:instrText>
+          <w:instrText xml:space="preserve"> PAGEREF _Toc239799709 \h </w:instrText>
         </w:r>
         <w:r>
           <w:rPr>
@@ -6703,7 +6711,7 @@
             <w:noProof/>
             <w:webHidden/>
           </w:rPr>
-          <w:t>45</w:t>
+          <w:t>44</w:t>
         </w:r>
         <w:r>
           <w:rPr>
@@ -6722,32 +6730,32 @@
           <w:tab w:val="right" w:leader="dot" w:pos="8777"/>
         </w:tabs>
         <w:rPr>
-          <w:rFonts w:asciiTheme="minorHAnsi" w:eastAsiaTheme="minorEastAsia" w:hAnsiTheme="minorHAnsi" w:cs="Angsana New"/>
+          <w:rFonts w:asciiTheme="minorHAnsi" w:eastAsiaTheme="minorEastAsia" w:hAnsiTheme="minorHAnsi"/>
           <w:noProof/>
           <w:kern w:val="2"/>
           <w:sz w:val="24"/>
           <w:szCs w:val="30"/>
-          <w:lang w:eastAsia="ja-JP" w:bidi="th-TH"/>
+          <w:lang w:val="en-US" w:bidi="th-TH"/>
           <w14:ligatures w14:val="standardContextual"/>
         </w:rPr>
       </w:pPr>
-      <w:hyperlink w:anchor="_Toc239600335" w:history="1">
+      <w:hyperlink w:anchor="_Toc239799710" w:history="1">
         <w:r>
           <w:rPr>
             <w:rStyle w:val="Hyperlink"/>
             <w:rFonts w:ascii="Times New Roman" w:hAnsi="Times New Roman" w:cs="Times New Roman"/>
             <w:noProof/>
           </w:rPr>
-          <w:t>6.2.</w:t>
-        </w:r>
-        <w:r>
-          <w:rPr>
-            <w:rFonts w:asciiTheme="minorHAnsi" w:eastAsiaTheme="minorEastAsia" w:hAnsiTheme="minorHAnsi" w:cs="Angsana New"/>
+          <w:t>5.2.</w:t>
+        </w:r>
+        <w:r>
+          <w:rPr>
+            <w:rFonts w:asciiTheme="minorHAnsi" w:eastAsiaTheme="minorEastAsia" w:hAnsiTheme="minorHAnsi"/>
             <w:noProof/>
             <w:kern w:val="2"/>
             <w:sz w:val="24"/>
             <w:szCs w:val="30"/>
-            <w:lang w:eastAsia="ja-JP" w:bidi="th-TH"/>
+            <w:lang w:val="en-US" w:bidi="th-TH"/>
             <w14:ligatures w14:val="standardContextual"/>
           </w:rPr>
           <w:tab/>
@@ -6779,7 +6787,7 @@
             <w:noProof/>
             <w:webHidden/>
           </w:rPr>
-          <w:instrText xml:space="preserve"> PAGEREF _Toc239600335 \h </w:instrText>
+          <w:instrText xml:space="preserve"> PAGEREF _Toc239799710 \h </w:instrText>
         </w:r>
         <w:r>
           <w:rPr>
@@ -6799,7 +6807,7 @@
             <w:noProof/>
             <w:webHidden/>
           </w:rPr>
-          <w:t>45</w:t>
+          <w:t>44</w:t>
         </w:r>
         <w:r>
           <w:rPr>
@@ -6817,16 +6825,16 @@
           <w:tab w:val="right" w:leader="dot" w:pos="8777"/>
         </w:tabs>
         <w:rPr>
-          <w:rFonts w:asciiTheme="minorHAnsi" w:eastAsiaTheme="minorEastAsia" w:hAnsiTheme="minorHAnsi" w:cs="Angsana New"/>
+          <w:rFonts w:asciiTheme="minorHAnsi" w:eastAsiaTheme="minorEastAsia" w:hAnsiTheme="minorHAnsi"/>
           <w:noProof/>
           <w:kern w:val="2"/>
           <w:sz w:val="24"/>
           <w:szCs w:val="30"/>
-          <w:lang w:eastAsia="ja-JP" w:bidi="th-TH"/>
+          <w:lang w:val="en-US" w:bidi="th-TH"/>
           <w14:ligatures w14:val="standardContextual"/>
         </w:rPr>
       </w:pPr>
-      <w:hyperlink w:anchor="_Toc239600336" w:history="1">
+      <w:hyperlink w:anchor="_Toc239799711" w:history="1">
         <w:r>
           <w:rPr>
             <w:rStyle w:val="Hyperlink"/>
@@ -6853,7 +6861,7 @@
             <w:noProof/>
             <w:webHidden/>
           </w:rPr>
-          <w:instrText xml:space="preserve"> PAGEREF _Toc239600336 \h </w:instrText>
+          <w:instrText xml:space="preserve"> PAGEREF _Toc239799711 \h </w:instrText>
         </w:r>
         <w:r>
           <w:rPr>
@@ -6873,7 +6881,7 @@
             <w:noProof/>
             <w:webHidden/>
           </w:rPr>
-          <w:t>46</w:t>
+          <w:t>45</w:t>
         </w:r>
         <w:r>
           <w:rPr>
@@ -10095,7 +10103,7 @@
         </w:rPr>
         <w:br w:type="page"/>
       </w:r>
-      <w:bookmarkStart w:id="0" w:name="_Toc239600280"/>
+      <w:bookmarkStart w:id="0" w:name="_Toc239799655"/>
       <w:r>
         <w:rPr>
           <w:sz w:val="36"/>
@@ -10130,7 +10138,7 @@
           <w:szCs w:val="32"/>
         </w:rPr>
       </w:pPr>
-      <w:bookmarkStart w:id="3" w:name="_Toc239600281"/>
+      <w:bookmarkStart w:id="3" w:name="_Toc239799656"/>
       <w:r>
         <w:rPr>
           <w:rFonts w:ascii="Times New Roman" w:hAnsi="Times New Roman" w:cs="Times New Roman"/>
@@ -10153,7 +10161,7 @@
       <w:pPr>
         <w:pStyle w:val="Heading3"/>
       </w:pPr>
-      <w:bookmarkStart w:id="4" w:name="_Toc239600282"/>
+      <w:bookmarkStart w:id="4" w:name="_Toc239799657"/>
       <w:r>
         <w:t>Giới thiệu</w:t>
       </w:r>
@@ -10163,10 +10171,10 @@
       <w:r>
         <w:t xml:space="preserve"> Daikin</w:t>
       </w:r>
+      <w:r>
+        <w:t xml:space="preserve"> Vietnam</w:t>
+      </w:r>
       <w:bookmarkEnd w:id="4"/>
-      <w:r>
-        <w:t xml:space="preserve"> Vietnam</w:t>
-      </w:r>
     </w:p>
     <w:p>
       <w:pPr>
@@ -10179,7 +10187,6 @@
           <w:szCs w:val="26"/>
         </w:rPr>
       </w:pPr>
-      <w:bookmarkStart w:id="5" w:name="_Toc239600283"/>
       <w:r>
         <w:rPr>
           <w:sz w:val="26"/>
@@ -10191,7 +10198,6 @@
         <w:rPr>
           <w:sz w:val="26"/>
           <w:szCs w:val="26"/>
-          <w:lang w:val="vi-VN"/>
         </w:rPr>
         <w:t xml:space="preserve"> và đ</w:t>
       </w:r>
@@ -10225,7 +10231,6 @@
         <w:rPr>
           <w:sz w:val="26"/>
           <w:szCs w:val="26"/>
-          <w:lang w:val="vi-VN"/>
         </w:rPr>
         <w:t xml:space="preserve">mại, </w:t>
       </w:r>
@@ -10240,7 +10245,6 @@
         <w:rPr>
           <w:sz w:val="26"/>
           <w:szCs w:val="26"/>
-          <w:lang w:val="vi-VN"/>
         </w:rPr>
         <w:t xml:space="preserve"> và mở rộng xuất khẩu ra thị trường quốc tế</w:t>
       </w:r>
@@ -10256,6 +10260,7 @@
       <w:pPr>
         <w:pStyle w:val="Heading3"/>
       </w:pPr>
+      <w:bookmarkStart w:id="5" w:name="_Toc239799658"/>
       <w:r>
         <w:t>Quy mô và lĩnh vực hoạt động</w:t>
       </w:r>
@@ -10718,16 +10723,19 @@
       <w:pPr>
         <w:pStyle w:val="Heading3"/>
       </w:pPr>
+      <w:bookmarkStart w:id="6" w:name="_Toc239799659"/>
       <w:r>
         <w:lastRenderedPageBreak/>
         <w:t>Mô hình hoạt động và ứng dụng CNTT tại Khối Dịch vụ Hậu mãi (Daikin Service)</w:t>
       </w:r>
+      <w:bookmarkEnd w:id="6"/>
     </w:p>
     <w:p>
       <w:pPr>
         <w:pStyle w:val="NormalWeb"/>
         <w:spacing w:line="360" w:lineRule="auto"/>
         <w:ind w:firstLine="720"/>
+        <w:jc w:val="both"/>
         <w:rPr>
           <w:sz w:val="26"/>
           <w:szCs w:val="26"/>
@@ -10744,7 +10752,6 @@
         <w:rPr>
           <w:sz w:val="26"/>
           <w:szCs w:val="26"/>
-          <w:lang w:val="vi-VN"/>
         </w:rPr>
         <w:t>4</w:t>
       </w:r>
@@ -10759,7 +10766,6 @@
         <w:rPr>
           <w:sz w:val="26"/>
           <w:szCs w:val="26"/>
-          <w:lang w:val="vi-VN"/>
         </w:rPr>
         <w:t>4</w:t>
       </w:r>
@@ -10774,7 +10780,6 @@
         <w:rPr>
           <w:sz w:val="26"/>
           <w:szCs w:val="26"/>
-          <w:lang w:val="vi-VN"/>
         </w:rPr>
         <w:t>4</w:t>
       </w:r>
@@ -10790,10 +10795,11 @@
       <w:pPr>
         <w:pStyle w:val="NormalWeb"/>
         <w:spacing w:line="360" w:lineRule="auto"/>
+        <w:ind w:firstLine="720"/>
+        <w:jc w:val="both"/>
         <w:rPr>
           <w:sz w:val="26"/>
           <w:szCs w:val="26"/>
-          <w:lang w:val="vi-VN"/>
         </w:rPr>
       </w:pPr>
       <w:r>
@@ -10801,28 +10807,26 @@
           <w:sz w:val="26"/>
           <w:szCs w:val="26"/>
         </w:rPr>
-        <w:t>T</w:t>
+        <w:t>Tại hiện trường, lực lượng KTV tương tác trực tiếp với hệ thống thông qua ứng dụng di động dành riêng cho kỹ thuật [</w:t>
       </w:r>
       <w:r>
         <w:rPr>
           <w:sz w:val="26"/>
           <w:szCs w:val="26"/>
-          <w:lang w:val="vi-VN"/>
-        </w:rPr>
-        <w:tab/>
+        </w:rPr>
+        <w:t>4</w:t>
       </w:r>
       <w:r>
         <w:rPr>
           <w:sz w:val="26"/>
           <w:szCs w:val="26"/>
         </w:rPr>
-        <w:t>ại hiện trường, lực lượng KTV tương tác trực tiếp với hệ thống thông qua ứng dụng di động dành riêng cho kỹ thuật [</w:t>
+        <w:t>]. Công cụ này cho phép KTV tiếp nhận công việc, tra cứu thông tin thiết bị, chẩn đoán mã lỗi tự động, kiểm tra tình trạng bảo hành và thực hiện đối soát tồn kho linh kiện ngay trong quá trình xử lý sự cố [</w:t>
       </w:r>
       <w:r>
         <w:rPr>
           <w:sz w:val="26"/>
           <w:szCs w:val="26"/>
-          <w:lang w:val="vi-VN"/>
         </w:rPr>
         <w:t>4</w:t>
       </w:r>
@@ -10831,13 +10835,12 @@
           <w:sz w:val="26"/>
           <w:szCs w:val="26"/>
         </w:rPr>
-        <w:t>]. Công cụ này cho phép KTV tiếp nhận công việc, tra cứu thông tin thiết bị, chẩn đoán mã lỗi tự động, kiểm tra tình trạng bảo hành và thực hiện đối soát tồn kho linh kiện ngay trong quá trình xử lý sự cố [</w:t>
+        <w:t>]. Nếu gặp các case phức tạp, KTV có thể kết nối trực tiếp với bộ phận hỗ trợ kỹ thuật (Chat Support) để nhận hướng dẫn xử lý [</w:t>
       </w:r>
       <w:r>
         <w:rPr>
           <w:sz w:val="26"/>
           <w:szCs w:val="26"/>
-          <w:lang w:val="vi-VN"/>
         </w:rPr>
         <w:t>4</w:t>
       </w:r>
@@ -10846,28 +10849,12 @@
           <w:sz w:val="26"/>
           <w:szCs w:val="26"/>
         </w:rPr>
-        <w:t>]. Nếu gặp các case phức tạp, KTV có thể kết nối trực tiếp với bộ phận hỗ trợ kỹ thuật (Chat Support) để nhận hướng dẫn xử lý [</w:t>
+        <w:t>]. Sau khi hoàn tất sửa chữa, quy trình tự động chuyển sang khâu nghiệm thu, quyết toán chi phí, đối soát linh kiện sử dụng với hệ thống kho và ghi nhận đánh giá chất lượng dịch vụ (Rating/CSAT) từ phía khách hàng [</w:t>
       </w:r>
       <w:r>
         <w:rPr>
           <w:sz w:val="26"/>
           <w:szCs w:val="26"/>
-          <w:lang w:val="vi-VN"/>
-        </w:rPr>
-        <w:t>4</w:t>
-      </w:r>
-      <w:r>
-        <w:rPr>
-          <w:sz w:val="26"/>
-          <w:szCs w:val="26"/>
-        </w:rPr>
-        <w:t>]. Sau khi hoàn tất sửa chữa, quy trình tự động chuyển sang khâu nghiệm thu, quyết toán chi phí, đối soát linh kiện sử dụng với hệ thống kho và ghi nhận đánh giá chất lượng dịch vụ (Rating/CSAT) từ phía khách hàng [</w:t>
-      </w:r>
-      <w:r>
-        <w:rPr>
-          <w:sz w:val="26"/>
-          <w:szCs w:val="26"/>
-          <w:lang w:val="vi-VN"/>
         </w:rPr>
         <w:t>4</w:t>
       </w:r>
@@ -10892,7 +10879,7 @@
           <w:szCs w:val="32"/>
         </w:rPr>
       </w:pPr>
-      <w:bookmarkStart w:id="6" w:name="_Toc239600285"/>
+      <w:bookmarkStart w:id="7" w:name="_Toc239799660"/>
       <w:r>
         <w:rPr>
           <w:rFonts w:ascii="Times New Roman" w:hAnsi="Times New Roman" w:cs="Times New Roman"/>
@@ -10901,7 +10888,7 @@
         </w:rPr>
         <w:t>Sơ đồ kiến trúc quy trình tổng thể</w:t>
       </w:r>
-      <w:bookmarkEnd w:id="6"/>
+      <w:bookmarkEnd w:id="7"/>
     </w:p>
     <w:p>
       <w:pPr>
@@ -10909,6 +10896,7 @@
           <w:tab w:val="left" w:pos="360"/>
         </w:tabs>
         <w:ind w:right="-393" w:firstLine="720"/>
+        <w:jc w:val="both"/>
         <w:rPr>
           <w:rFonts w:ascii="Times New Roman" w:hAnsi="Times New Roman" w:cs="Times New Roman"/>
           <w:szCs w:val="26"/>
@@ -10985,7 +10973,7 @@
           <w:szCs w:val="14"/>
         </w:rPr>
       </w:pPr>
-      <w:bookmarkStart w:id="7" w:name="_Toc239103006"/>
+      <w:bookmarkStart w:id="8" w:name="_Toc239103006"/>
       <w:r>
         <w:rPr>
           <w:rFonts w:ascii="Times New Roman" w:hAnsi="Times New Roman" w:cs="Times New Roman"/>
@@ -11118,7 +11106,7 @@
         </w:rPr>
         <w:t>. Sơ đồ kiến trúc quy trình tổng thể của doanh nghiệp (10 quy trình)</w:t>
       </w:r>
-      <w:bookmarkEnd w:id="7"/>
+      <w:bookmarkEnd w:id="8"/>
     </w:p>
     <w:p/>
     <w:p>
@@ -11127,6 +11115,7 @@
           <w:tab w:val="left" w:pos="360"/>
         </w:tabs>
         <w:ind w:right="-393" w:firstLine="720"/>
+        <w:jc w:val="both"/>
         <w:rPr>
           <w:rFonts w:ascii="Times New Roman" w:hAnsi="Times New Roman" w:cs="Times New Roman"/>
           <w:szCs w:val="26"/>
@@ -11151,7 +11140,7 @@
           <w:rFonts w:ascii="Times New Roman" w:hAnsi="Times New Roman" w:cs="Times New Roman"/>
         </w:rPr>
       </w:pPr>
-      <w:bookmarkStart w:id="8" w:name="_Toc239600286"/>
+      <w:bookmarkStart w:id="9" w:name="_Toc239799661"/>
       <w:r>
         <w:rPr>
           <w:rFonts w:ascii="Times New Roman" w:hAnsi="Times New Roman" w:cs="Times New Roman"/>
@@ -11160,7 +11149,7 @@
         </w:rPr>
         <w:t>Danh sách và mô tả 10 quy trình</w:t>
       </w:r>
-      <w:bookmarkEnd w:id="8"/>
+      <w:bookmarkEnd w:id="9"/>
     </w:p>
     <w:p>
       <w:pPr>
@@ -11175,7 +11164,7 @@
           <w:szCs w:val="24"/>
         </w:rPr>
       </w:pPr>
-      <w:bookmarkStart w:id="9" w:name="_Toc239600287"/>
+      <w:bookmarkStart w:id="10" w:name="_Toc239799662"/>
       <w:r>
         <w:rPr>
           <w:rFonts w:ascii="Times New Roman" w:hAnsi="Times New Roman" w:cs="Times New Roman"/>
@@ -11184,7 +11173,7 @@
         </w:rPr>
         <w:t>Nhóm quy trình quản lý (Management) – 3 quy trình</w:t>
       </w:r>
-      <w:bookmarkEnd w:id="9"/>
+      <w:bookmarkEnd w:id="10"/>
     </w:p>
     <w:p>
       <w:pPr>
@@ -11197,14 +11186,14 @@
           <w:rFonts w:ascii="Times New Roman" w:hAnsi="Times New Roman" w:cs="Times New Roman"/>
         </w:rPr>
       </w:pPr>
-      <w:bookmarkStart w:id="10" w:name="_Toc239600288"/>
+      <w:bookmarkStart w:id="11" w:name="_Toc239799663"/>
       <w:r>
         <w:rPr>
           <w:rFonts w:ascii="Times New Roman" w:hAnsi="Times New Roman" w:cs="Times New Roman"/>
         </w:rPr>
         <w:t>Quản lý bảo hành thiết bị</w:t>
       </w:r>
-      <w:bookmarkEnd w:id="10"/>
+      <w:bookmarkEnd w:id="11"/>
     </w:p>
     <w:p>
       <w:pPr>
@@ -11212,6 +11201,7 @@
           <w:tab w:val="left" w:pos="360"/>
         </w:tabs>
         <w:ind w:left="720" w:right="-393" w:firstLine="720"/>
+        <w:jc w:val="both"/>
         <w:rPr>
           <w:rFonts w:ascii="Times New Roman" w:hAnsi="Times New Roman" w:cs="Times New Roman"/>
           <w:szCs w:val="26"/>
@@ -11239,6 +11229,7 @@
           <w:tab w:val="left" w:pos="360"/>
         </w:tabs>
         <w:ind w:left="720" w:right="-393" w:firstLine="720"/>
+        <w:jc w:val="both"/>
         <w:rPr>
           <w:rFonts w:ascii="Times New Roman" w:hAnsi="Times New Roman" w:cs="Times New Roman"/>
           <w:szCs w:val="26"/>
@@ -11262,6 +11253,7 @@
           <w:tab w:val="num" w:pos="2160"/>
         </w:tabs>
         <w:ind w:left="2160" w:right="-393" w:hanging="360"/>
+        <w:jc w:val="both"/>
         <w:rPr>
           <w:rFonts w:cs="Times New Roman"/>
           <w:szCs w:val="26"/>
@@ -11301,6 +11293,7 @@
           <w:tab w:val="num" w:pos="2250"/>
         </w:tabs>
         <w:ind w:left="2160" w:right="-393" w:hanging="360"/>
+        <w:jc w:val="both"/>
         <w:rPr>
           <w:rFonts w:cs="Times New Roman"/>
           <w:szCs w:val="26"/>
@@ -11324,6 +11317,7 @@
           <w:tab w:val="num" w:pos="2160"/>
         </w:tabs>
         <w:ind w:left="2160" w:right="-393" w:hanging="360"/>
+        <w:jc w:val="both"/>
         <w:rPr>
           <w:rFonts w:cs="Times New Roman"/>
           <w:szCs w:val="26"/>
@@ -11345,6 +11339,7 @@
           <w:tab w:val="left" w:pos="360"/>
         </w:tabs>
         <w:ind w:left="1440" w:right="-393"/>
+        <w:jc w:val="both"/>
         <w:rPr>
           <w:rFonts w:ascii="Times New Roman" w:hAnsi="Times New Roman" w:cs="Times New Roman"/>
           <w:szCs w:val="26"/>
@@ -11372,6 +11367,7 @@
           <w:tab w:val="left" w:pos="360"/>
         </w:tabs>
         <w:ind w:left="720" w:right="-393" w:firstLine="720"/>
+        <w:jc w:val="both"/>
         <w:rPr>
           <w:rFonts w:ascii="Times New Roman" w:hAnsi="Times New Roman" w:cs="Times New Roman"/>
           <w:szCs w:val="26"/>
@@ -11394,6 +11390,7 @@
           <w:tab w:val="num" w:pos="2160"/>
         </w:tabs>
         <w:ind w:left="2160" w:right="-393" w:hanging="360"/>
+        <w:jc w:val="both"/>
         <w:rPr>
           <w:rFonts w:cs="Times New Roman"/>
           <w:szCs w:val="26"/>
@@ -11417,6 +11414,7 @@
           <w:tab w:val="num" w:pos="2160"/>
         </w:tabs>
         <w:ind w:left="2160" w:right="-393" w:hanging="360"/>
+        <w:jc w:val="both"/>
         <w:rPr>
           <w:rFonts w:cs="Times New Roman"/>
           <w:szCs w:val="26"/>
@@ -11440,6 +11438,7 @@
           <w:tab w:val="num" w:pos="2160"/>
         </w:tabs>
         <w:ind w:left="2160" w:right="-393" w:hanging="360"/>
+        <w:jc w:val="both"/>
         <w:rPr>
           <w:rFonts w:cs="Times New Roman"/>
           <w:szCs w:val="26"/>
@@ -11466,14 +11465,14 @@
           <w:rFonts w:ascii="Times New Roman" w:hAnsi="Times New Roman" w:cs="Times New Roman"/>
         </w:rPr>
       </w:pPr>
-      <w:bookmarkStart w:id="11" w:name="_Toc239600289"/>
+      <w:bookmarkStart w:id="12" w:name="_Toc239799664"/>
       <w:r>
         <w:rPr>
           <w:rFonts w:ascii="Times New Roman" w:hAnsi="Times New Roman" w:cs="Times New Roman"/>
         </w:rPr>
         <w:t>Quản lý KTV</w:t>
       </w:r>
-      <w:bookmarkEnd w:id="11"/>
+      <w:bookmarkEnd w:id="12"/>
     </w:p>
     <w:p>
       <w:pPr>
@@ -11481,6 +11480,7 @@
           <w:tab w:val="left" w:pos="360"/>
         </w:tabs>
         <w:ind w:left="1440" w:right="-393"/>
+        <w:jc w:val="both"/>
         <w:rPr>
           <w:rFonts w:ascii="Times New Roman" w:hAnsi="Times New Roman" w:cs="Times New Roman"/>
           <w:szCs w:val="26"/>
@@ -11508,6 +11508,7 @@
           <w:tab w:val="left" w:pos="360"/>
         </w:tabs>
         <w:ind w:left="1440" w:right="-393"/>
+        <w:jc w:val="both"/>
         <w:rPr>
           <w:rFonts w:ascii="Times New Roman" w:hAnsi="Times New Roman" w:cs="Times New Roman"/>
           <w:szCs w:val="26"/>
@@ -11530,6 +11531,7 @@
           <w:tab w:val="num" w:pos="2160"/>
         </w:tabs>
         <w:ind w:left="2160" w:right="-393" w:hanging="360"/>
+        <w:jc w:val="both"/>
         <w:rPr>
           <w:rFonts w:cs="Times New Roman"/>
           <w:szCs w:val="26"/>
@@ -11553,6 +11555,7 @@
           <w:tab w:val="num" w:pos="2160"/>
         </w:tabs>
         <w:ind w:left="2160" w:right="-393" w:hanging="360"/>
+        <w:jc w:val="both"/>
         <w:rPr>
           <w:rFonts w:cs="Times New Roman"/>
           <w:szCs w:val="26"/>
@@ -11576,6 +11579,7 @@
           <w:tab w:val="num" w:pos="2160"/>
         </w:tabs>
         <w:ind w:left="2160" w:right="-393" w:hanging="360"/>
+        <w:jc w:val="both"/>
         <w:rPr>
           <w:rFonts w:cs="Times New Roman"/>
           <w:szCs w:val="26"/>
@@ -11599,6 +11603,7 @@
           <w:tab w:val="num" w:pos="2160"/>
         </w:tabs>
         <w:ind w:left="2160" w:right="-393" w:hanging="360"/>
+        <w:jc w:val="both"/>
         <w:rPr>
           <w:rFonts w:cs="Times New Roman"/>
           <w:szCs w:val="26"/>
@@ -11620,6 +11625,7 @@
           <w:tab w:val="left" w:pos="360"/>
         </w:tabs>
         <w:ind w:left="1440" w:right="-393"/>
+        <w:jc w:val="both"/>
         <w:rPr>
           <w:rFonts w:ascii="Times New Roman" w:hAnsi="Times New Roman" w:cs="Times New Roman"/>
           <w:szCs w:val="26"/>
@@ -11647,6 +11653,7 @@
           <w:tab w:val="left" w:pos="360"/>
         </w:tabs>
         <w:ind w:left="1440" w:right="-393"/>
+        <w:jc w:val="both"/>
         <w:rPr>
           <w:rFonts w:ascii="Times New Roman" w:hAnsi="Times New Roman" w:cs="Times New Roman"/>
           <w:szCs w:val="26"/>
@@ -11669,6 +11676,7 @@
           <w:tab w:val="num" w:pos="2160"/>
         </w:tabs>
         <w:ind w:left="2160" w:right="-393" w:hanging="360"/>
+        <w:jc w:val="both"/>
         <w:rPr>
           <w:rFonts w:cs="Times New Roman"/>
           <w:szCs w:val="26"/>
@@ -11692,6 +11700,7 @@
           <w:tab w:val="num" w:pos="2160"/>
         </w:tabs>
         <w:ind w:left="2160" w:right="-393" w:hanging="360"/>
+        <w:jc w:val="both"/>
         <w:rPr>
           <w:rFonts w:cs="Times New Roman"/>
           <w:szCs w:val="26"/>
@@ -11716,6 +11725,7 @@
           <w:tab w:val="num" w:pos="2160"/>
         </w:tabs>
         <w:ind w:left="2160" w:right="-393" w:hanging="360"/>
+        <w:jc w:val="both"/>
         <w:rPr>
           <w:rFonts w:cs="Times New Roman"/>
           <w:sz w:val="24"/>
@@ -11743,14 +11753,14 @@
           <w:rFonts w:ascii="Times New Roman" w:hAnsi="Times New Roman" w:cs="Times New Roman"/>
         </w:rPr>
       </w:pPr>
-      <w:bookmarkStart w:id="12" w:name="_Toc239600290"/>
+      <w:bookmarkStart w:id="13" w:name="_Toc239799665"/>
       <w:r>
         <w:rPr>
           <w:rFonts w:ascii="Times New Roman" w:hAnsi="Times New Roman" w:cs="Times New Roman"/>
         </w:rPr>
         <w:t>Quản lý chất lượng dịch vụ booking</w:t>
       </w:r>
-      <w:bookmarkEnd w:id="12"/>
+      <w:bookmarkEnd w:id="13"/>
     </w:p>
     <w:p>
       <w:pPr>
@@ -11758,6 +11768,7 @@
           <w:tab w:val="left" w:pos="360"/>
         </w:tabs>
         <w:ind w:left="1440" w:right="-393"/>
+        <w:jc w:val="both"/>
         <w:rPr>
           <w:rFonts w:ascii="Times New Roman" w:hAnsi="Times New Roman" w:cs="Times New Roman"/>
           <w:szCs w:val="26"/>
@@ -11785,6 +11796,7 @@
           <w:tab w:val="left" w:pos="360"/>
         </w:tabs>
         <w:ind w:left="1440" w:right="-393"/>
+        <w:jc w:val="both"/>
         <w:rPr>
           <w:rFonts w:ascii="Times New Roman" w:hAnsi="Times New Roman" w:cs="Times New Roman"/>
           <w:szCs w:val="26"/>
@@ -11807,6 +11819,7 @@
           <w:tab w:val="num" w:pos="2160"/>
         </w:tabs>
         <w:ind w:left="2160" w:right="-393" w:hanging="360"/>
+        <w:jc w:val="both"/>
         <w:rPr>
           <w:rFonts w:cs="Times New Roman"/>
           <w:szCs w:val="26"/>
@@ -11830,6 +11843,7 @@
           <w:tab w:val="num" w:pos="2160"/>
         </w:tabs>
         <w:ind w:left="2160" w:right="-393" w:hanging="360"/>
+        <w:jc w:val="both"/>
         <w:rPr>
           <w:rFonts w:cs="Times New Roman"/>
           <w:szCs w:val="26"/>
@@ -11853,6 +11867,7 @@
           <w:tab w:val="num" w:pos="2160"/>
         </w:tabs>
         <w:ind w:left="2160" w:right="-393" w:hanging="360"/>
+        <w:jc w:val="both"/>
         <w:rPr>
           <w:rFonts w:cs="Times New Roman"/>
           <w:szCs w:val="26"/>
@@ -11876,6 +11891,7 @@
           <w:tab w:val="num" w:pos="2160"/>
         </w:tabs>
         <w:ind w:left="2160" w:right="-393" w:hanging="360"/>
+        <w:jc w:val="both"/>
         <w:rPr>
           <w:rFonts w:cs="Times New Roman"/>
           <w:szCs w:val="26"/>
@@ -11897,6 +11913,7 @@
           <w:tab w:val="left" w:pos="360"/>
         </w:tabs>
         <w:ind w:left="1440" w:right="-393"/>
+        <w:jc w:val="both"/>
         <w:rPr>
           <w:rFonts w:ascii="Times New Roman" w:hAnsi="Times New Roman" w:cs="Times New Roman"/>
           <w:szCs w:val="26"/>
@@ -11924,6 +11941,7 @@
           <w:tab w:val="left" w:pos="360"/>
         </w:tabs>
         <w:ind w:left="1440" w:right="-393"/>
+        <w:jc w:val="both"/>
         <w:rPr>
           <w:rFonts w:ascii="Times New Roman" w:hAnsi="Times New Roman" w:cs="Times New Roman"/>
           <w:szCs w:val="26"/>
@@ -11946,6 +11964,7 @@
           <w:tab w:val="num" w:pos="2160"/>
         </w:tabs>
         <w:ind w:left="2160" w:right="-393" w:hanging="360"/>
+        <w:jc w:val="both"/>
         <w:rPr>
           <w:rFonts w:cs="Times New Roman"/>
           <w:szCs w:val="26"/>
@@ -11969,6 +11988,7 @@
           <w:tab w:val="num" w:pos="2160"/>
         </w:tabs>
         <w:ind w:left="2160" w:right="-393" w:hanging="360"/>
+        <w:jc w:val="both"/>
         <w:rPr>
           <w:rFonts w:cs="Times New Roman"/>
           <w:szCs w:val="26"/>
@@ -11990,6 +12010,7 @@
           <w:tab w:val="num" w:pos="2160"/>
         </w:tabs>
         <w:ind w:left="2160" w:right="-393" w:hanging="360"/>
+        <w:jc w:val="both"/>
         <w:rPr>
           <w:rFonts w:cs="Times New Roman"/>
           <w:szCs w:val="26"/>
@@ -12016,7 +12037,7 @@
           <w:szCs w:val="24"/>
         </w:rPr>
       </w:pPr>
-      <w:bookmarkStart w:id="13" w:name="_Toc239600291"/>
+      <w:bookmarkStart w:id="14" w:name="_Toc239799666"/>
       <w:r>
         <w:rPr>
           <w:rFonts w:ascii="Times New Roman" w:hAnsi="Times New Roman" w:cs="Times New Roman"/>
@@ -12025,7 +12046,7 @@
         </w:rPr>
         <w:t>Nhóm quy trình cốt lõi (Core) – 4 quy trình</w:t>
       </w:r>
-      <w:bookmarkEnd w:id="13"/>
+      <w:bookmarkEnd w:id="14"/>
     </w:p>
     <w:p>
       <w:pPr>
@@ -12038,14 +12059,14 @@
           <w:rFonts w:ascii="Times New Roman" w:hAnsi="Times New Roman" w:cs="Times New Roman"/>
         </w:rPr>
       </w:pPr>
-      <w:bookmarkStart w:id="14" w:name="_Toc239600292"/>
+      <w:bookmarkStart w:id="15" w:name="_Toc239799667"/>
       <w:r>
         <w:rPr>
           <w:rFonts w:ascii="Times New Roman" w:hAnsi="Times New Roman" w:cs="Times New Roman"/>
         </w:rPr>
         <w:t>Quy trình khách hàng đặt booking</w:t>
       </w:r>
-      <w:bookmarkEnd w:id="14"/>
+      <w:bookmarkEnd w:id="15"/>
     </w:p>
     <w:p>
       <w:pPr>
@@ -12053,6 +12074,7 @@
           <w:tab w:val="left" w:pos="360"/>
         </w:tabs>
         <w:ind w:left="1440" w:right="-393"/>
+        <w:jc w:val="both"/>
         <w:rPr>
           <w:rFonts w:ascii="Times New Roman" w:hAnsi="Times New Roman" w:cs="Times New Roman"/>
           <w:szCs w:val="26"/>
@@ -12080,6 +12102,7 @@
           <w:tab w:val="left" w:pos="360"/>
         </w:tabs>
         <w:ind w:left="1440" w:right="-393"/>
+        <w:jc w:val="both"/>
         <w:rPr>
           <w:rFonts w:ascii="Times New Roman" w:hAnsi="Times New Roman" w:cs="Times New Roman"/>
           <w:szCs w:val="26"/>
@@ -12102,6 +12125,7 @@
           <w:tab w:val="num" w:pos="2160"/>
         </w:tabs>
         <w:ind w:left="2160" w:right="-393" w:hanging="360"/>
+        <w:jc w:val="both"/>
         <w:rPr>
           <w:rFonts w:cs="Times New Roman"/>
           <w:szCs w:val="26"/>
@@ -12133,6 +12157,7 @@
           <w:tab w:val="num" w:pos="2160"/>
         </w:tabs>
         <w:ind w:left="2160" w:right="-393" w:hanging="360"/>
+        <w:jc w:val="both"/>
         <w:rPr>
           <w:rFonts w:cs="Times New Roman"/>
           <w:szCs w:val="26"/>
@@ -12157,6 +12182,7 @@
           <w:tab w:val="num" w:pos="2160"/>
         </w:tabs>
         <w:ind w:left="2160" w:right="-393" w:hanging="360"/>
+        <w:jc w:val="both"/>
         <w:rPr>
           <w:rFonts w:cs="Times New Roman"/>
           <w:szCs w:val="26"/>
@@ -12188,6 +12214,7 @@
           <w:tab w:val="num" w:pos="2160"/>
         </w:tabs>
         <w:ind w:left="2160" w:right="-393" w:hanging="360"/>
+        <w:jc w:val="both"/>
         <w:rPr>
           <w:rFonts w:cs="Times New Roman"/>
           <w:szCs w:val="26"/>
@@ -12209,6 +12236,7 @@
           <w:tab w:val="left" w:pos="360"/>
         </w:tabs>
         <w:ind w:left="1440" w:right="-393"/>
+        <w:jc w:val="both"/>
         <w:rPr>
           <w:rFonts w:ascii="Times New Roman" w:hAnsi="Times New Roman" w:cs="Times New Roman"/>
           <w:szCs w:val="26"/>
@@ -12236,6 +12264,7 @@
           <w:tab w:val="left" w:pos="360"/>
         </w:tabs>
         <w:ind w:left="1440" w:right="-393"/>
+        <w:jc w:val="both"/>
         <w:rPr>
           <w:rFonts w:ascii="Times New Roman" w:hAnsi="Times New Roman" w:cs="Times New Roman"/>
           <w:szCs w:val="26"/>
@@ -12258,6 +12287,7 @@
           <w:tab w:val="num" w:pos="2160"/>
         </w:tabs>
         <w:ind w:left="2160" w:right="-393" w:hanging="360"/>
+        <w:jc w:val="both"/>
         <w:rPr>
           <w:rFonts w:cs="Times New Roman"/>
           <w:szCs w:val="26"/>
@@ -12281,6 +12311,7 @@
           <w:tab w:val="num" w:pos="2160"/>
         </w:tabs>
         <w:ind w:left="2160" w:right="-393" w:hanging="360"/>
+        <w:jc w:val="both"/>
         <w:rPr>
           <w:rFonts w:cs="Times New Roman"/>
           <w:szCs w:val="26"/>
@@ -12302,6 +12333,7 @@
           <w:tab w:val="num" w:pos="2160"/>
         </w:tabs>
         <w:ind w:left="2160" w:right="-393" w:hanging="360"/>
+        <w:jc w:val="both"/>
         <w:rPr>
           <w:rFonts w:cs="Times New Roman"/>
         </w:rPr>
@@ -12325,14 +12357,20 @@
           <w:rFonts w:ascii="Times New Roman" w:hAnsi="Times New Roman" w:cs="Times New Roman"/>
         </w:rPr>
       </w:pPr>
-      <w:bookmarkStart w:id="15" w:name="_Toc239600293"/>
-      <w:r>
-        <w:rPr>
-          <w:rFonts w:ascii="Times New Roman" w:hAnsi="Times New Roman" w:cs="Times New Roman"/>
-        </w:rPr>
-        <w:t>Quy trình CS assign KTV cho booking</w:t>
-      </w:r>
-      <w:bookmarkEnd w:id="15"/>
+      <w:bookmarkStart w:id="16" w:name="_Toc239799668"/>
+      <w:r>
+        <w:rPr>
+          <w:rFonts w:ascii="Times New Roman" w:hAnsi="Times New Roman" w:cs="Times New Roman"/>
+        </w:rPr>
+        <w:t xml:space="preserve">Quy trình </w:t>
+      </w:r>
+      <w:r>
+        <w:rPr>
+          <w:rFonts w:ascii="Times New Roman" w:hAnsi="Times New Roman" w:cs="Times New Roman"/>
+        </w:rPr>
+        <w:t>điều phối KTV xử lý yêu cầu dịch vụ</w:t>
+      </w:r>
+      <w:bookmarkEnd w:id="16"/>
     </w:p>
     <w:p>
       <w:pPr>
@@ -12340,6 +12378,7 @@
           <w:tab w:val="left" w:pos="360"/>
         </w:tabs>
         <w:ind w:left="1440" w:right="-393"/>
+        <w:jc w:val="both"/>
         <w:rPr>
           <w:rFonts w:ascii="Times New Roman" w:hAnsi="Times New Roman" w:cs="Times New Roman"/>
           <w:szCs w:val="26"/>
@@ -12367,6 +12406,7 @@
           <w:tab w:val="left" w:pos="360"/>
         </w:tabs>
         <w:ind w:left="1440" w:right="-393"/>
+        <w:jc w:val="both"/>
         <w:rPr>
           <w:rFonts w:ascii="Times New Roman" w:hAnsi="Times New Roman" w:cs="Times New Roman"/>
           <w:szCs w:val="26"/>
@@ -12389,6 +12429,7 @@
           <w:tab w:val="num" w:pos="2160"/>
         </w:tabs>
         <w:ind w:left="2160" w:right="-393" w:hanging="360"/>
+        <w:jc w:val="both"/>
         <w:rPr>
           <w:rFonts w:cs="Times New Roman"/>
           <w:szCs w:val="26"/>
@@ -12412,6 +12453,7 @@
           <w:tab w:val="num" w:pos="2160"/>
         </w:tabs>
         <w:ind w:left="2160" w:right="-393" w:hanging="360"/>
+        <w:jc w:val="both"/>
         <w:rPr>
           <w:rFonts w:cs="Times New Roman"/>
           <w:szCs w:val="26"/>
@@ -12435,6 +12477,7 @@
           <w:tab w:val="num" w:pos="2160"/>
         </w:tabs>
         <w:ind w:left="2160" w:right="-393" w:hanging="360"/>
+        <w:jc w:val="both"/>
         <w:rPr>
           <w:rFonts w:cs="Times New Roman"/>
           <w:szCs w:val="26"/>
@@ -12471,6 +12514,7 @@
           <w:tab w:val="num" w:pos="2160"/>
         </w:tabs>
         <w:ind w:left="2160" w:right="-393" w:hanging="360"/>
+        <w:jc w:val="both"/>
         <w:rPr>
           <w:rFonts w:cs="Times New Roman"/>
           <w:szCs w:val="26"/>
@@ -12490,6 +12534,7 @@
           <w:tab w:val="left" w:pos="360"/>
         </w:tabs>
         <w:ind w:left="1440" w:right="-393"/>
+        <w:jc w:val="both"/>
         <w:rPr>
           <w:rFonts w:ascii="Times New Roman" w:hAnsi="Times New Roman" w:cs="Times New Roman"/>
           <w:szCs w:val="26"/>
@@ -12517,6 +12562,7 @@
           <w:tab w:val="left" w:pos="360"/>
         </w:tabs>
         <w:ind w:left="1440" w:right="-393"/>
+        <w:jc w:val="both"/>
         <w:rPr>
           <w:rFonts w:ascii="Times New Roman" w:hAnsi="Times New Roman" w:cs="Times New Roman"/>
           <w:szCs w:val="26"/>
@@ -12539,17 +12585,52 @@
           <w:tab w:val="num" w:pos="2160"/>
         </w:tabs>
         <w:ind w:left="2160" w:right="-393" w:hanging="360"/>
+        <w:jc w:val="both"/>
         <w:rPr>
           <w:rFonts w:cs="Times New Roman"/>
           <w:szCs w:val="26"/>
+          <w:lang w:val="vi-VN"/>
         </w:rPr>
       </w:pPr>
       <w:r>
         <w:rPr>
           <w:rFonts w:cs="Times New Roman"/>
           <w:szCs w:val="26"/>
-        </w:rPr>
-        <w:t>Booking được assign thành công cho KTV phù hợp</w:t>
+          <w:lang w:val="vi-VN"/>
+        </w:rPr>
+        <w:t>Yêu</w:t>
+      </w:r>
+      <w:r>
+        <w:rPr>
+          <w:rFonts w:cs="Times New Roman"/>
+          <w:szCs w:val="26"/>
+          <w:lang w:val="vi-VN"/>
+        </w:rPr>
+        <w:t xml:space="preserve"> cầu </w:t>
+      </w:r>
+      <w:r>
+        <w:rPr>
+          <w:rFonts w:cs="Times New Roman"/>
+          <w:szCs w:val="26"/>
+          <w:lang w:val="vi-VN"/>
+        </w:rPr>
+        <w:t xml:space="preserve">được </w:t>
+      </w:r>
+      <w:r>
+        <w:rPr>
+          <w:rFonts w:cs="Times New Roman"/>
+          <w:szCs w:val="26"/>
+          <w:lang w:val="vi-VN"/>
+        </w:rPr>
+        <w:t>phân công</w:t>
+      </w:r>
+      <w:r>
+        <w:rPr>
+          <w:rFonts w:cs="Times New Roman"/>
+          <w:szCs w:val="26"/>
+          <w:lang w:val="vi-VN"/>
+        </w:rPr>
+        <w:t xml:space="preserve"> thành công cho KTV phù hợp</w:t>
       </w:r>
     </w:p>
     <w:p>
@@ -12560,17 +12641,76 @@
           <w:tab w:val="num" w:pos="2160"/>
         </w:tabs>
         <w:ind w:left="2160" w:right="-393" w:hanging="360"/>
+        <w:jc w:val="both"/>
         <w:rPr>
           <w:rFonts w:cs="Times New Roman"/>
           <w:szCs w:val="26"/>
+          <w:lang w:val="vi-VN"/>
         </w:rPr>
       </w:pPr>
       <w:r>
         <w:rPr>
           <w:rFonts w:cs="Times New Roman"/>
           <w:szCs w:val="26"/>
-        </w:rPr>
-        <w:t>Không có KTV phù hợp trong khu vực, booking bị trễ</w:t>
+          <w:lang w:val="vi-VN"/>
+        </w:rPr>
+        <w:t xml:space="preserve">Không </w:t>
+      </w:r>
+      <w:r>
+        <w:rPr>
+          <w:rFonts w:cs="Times New Roman"/>
+          <w:szCs w:val="26"/>
+          <w:lang w:val="vi-VN"/>
+        </w:rPr>
+        <w:t>tìm</w:t>
+      </w:r>
+      <w:r>
+        <w:rPr>
+          <w:rFonts w:cs="Times New Roman"/>
+          <w:szCs w:val="26"/>
+          <w:lang w:val="vi-VN"/>
+        </w:rPr>
+        <w:t xml:space="preserve"> được </w:t>
+      </w:r>
+      <w:r>
+        <w:rPr>
+          <w:rFonts w:cs="Times New Roman"/>
+          <w:szCs w:val="26"/>
+          <w:lang w:val="vi-VN"/>
+        </w:rPr>
+        <w:t xml:space="preserve">KTV phù hợp trong khu vực, </w:t>
+      </w:r>
+      <w:r>
+        <w:rPr>
+          <w:rFonts w:cs="Times New Roman"/>
+          <w:szCs w:val="26"/>
+          <w:lang w:val="vi-VN"/>
+        </w:rPr>
+        <w:t xml:space="preserve">dẫn đến lịch hẹn </w:t>
+      </w:r>
+      <w:r>
+        <w:rPr>
+          <w:rFonts w:cs="Times New Roman"/>
+          <w:szCs w:val="26"/>
+          <w:lang w:val="vi-VN"/>
+        </w:rPr>
+        <w:t xml:space="preserve">bị </w:t>
+      </w:r>
+      <w:r>
+        <w:rPr>
+          <w:rFonts w:cs="Times New Roman"/>
+          <w:szCs w:val="26"/>
+          <w:lang w:val="vi-VN"/>
+        </w:rPr>
+        <w:t xml:space="preserve">chậm </w:t>
+      </w:r>
+      <w:r>
+        <w:rPr>
+          <w:rFonts w:cs="Times New Roman"/>
+          <w:szCs w:val="26"/>
+          <w:lang w:val="vi-VN"/>
+        </w:rPr>
+        <w:t>trễ</w:t>
       </w:r>
     </w:p>
     <w:p>
@@ -12581,6 +12721,7 @@
           <w:tab w:val="num" w:pos="2160"/>
         </w:tabs>
         <w:ind w:left="2160" w:right="-393" w:hanging="360"/>
+        <w:jc w:val="both"/>
         <w:rPr>
           <w:rFonts w:cs="Times New Roman"/>
           <w:szCs w:val="26"/>
@@ -12591,7 +12732,75 @@
           <w:rFonts w:cs="Times New Roman"/>
           <w:szCs w:val="26"/>
         </w:rPr>
-        <w:t>Khách hàng yêu cầu đổi lịch hẹn trước khi được assign</w:t>
+        <w:lastRenderedPageBreak/>
+        <w:t>Khách hàng yêu cầu</w:t>
+      </w:r>
+      <w:r>
+        <w:rPr>
+          <w:rFonts w:cs="Times New Roman"/>
+          <w:szCs w:val="26"/>
+          <w:lang w:val="vi-VN"/>
+        </w:rPr>
+        <w:t xml:space="preserve"> thay</w:t>
+      </w:r>
+      <w:r>
+        <w:rPr>
+          <w:rFonts w:cs="Times New Roman"/>
+          <w:szCs w:val="26"/>
+        </w:rPr>
+        <w:t xml:space="preserve"> đổi lịch </w:t>
+      </w:r>
+      <w:r>
+        <w:rPr>
+          <w:rFonts w:cs="Times New Roman"/>
+          <w:szCs w:val="26"/>
+        </w:rPr>
+        <w:t>sửa</w:t>
+      </w:r>
+      <w:r>
+        <w:rPr>
+          <w:rFonts w:cs="Times New Roman"/>
+          <w:szCs w:val="26"/>
+          <w:lang w:val="vi-VN"/>
+        </w:rPr>
+        <w:t xml:space="preserve"> chữa </w:t>
+      </w:r>
+      <w:r>
+        <w:rPr>
+          <w:rFonts w:cs="Times New Roman"/>
+          <w:szCs w:val="26"/>
+        </w:rPr>
+        <w:t>trước khi</w:t>
+      </w:r>
+      <w:r>
+        <w:rPr>
+          <w:rFonts w:cs="Times New Roman"/>
+          <w:szCs w:val="26"/>
+          <w:lang w:val="vi-VN"/>
+        </w:rPr>
+        <w:t xml:space="preserve"> KTV</w:t>
+      </w:r>
+      <w:r>
+        <w:rPr>
+          <w:rFonts w:cs="Times New Roman"/>
+          <w:szCs w:val="26"/>
+        </w:rPr>
+        <w:t xml:space="preserve"> được </w:t>
+      </w:r>
+      <w:r>
+        <w:rPr>
+          <w:rFonts w:cs="Times New Roman"/>
+          <w:szCs w:val="26"/>
+        </w:rPr>
+        <w:t>phân</w:t>
+      </w:r>
+      <w:r>
+        <w:rPr>
+          <w:rFonts w:cs="Times New Roman"/>
+          <w:szCs w:val="26"/>
+          <w:lang w:val="vi-VN"/>
+        </w:rPr>
+        <w:t xml:space="preserve"> công</w:t>
       </w:r>
     </w:p>
     <w:p>
@@ -12605,15 +12814,14 @@
           <w:rFonts w:ascii="Times New Roman" w:hAnsi="Times New Roman" w:cs="Times New Roman"/>
         </w:rPr>
       </w:pPr>
-      <w:bookmarkStart w:id="16" w:name="_Toc239600294"/>
-      <w:r>
-        <w:rPr>
-          <w:rFonts w:ascii="Times New Roman" w:hAnsi="Times New Roman" w:cs="Times New Roman"/>
-        </w:rPr>
-        <w:lastRenderedPageBreak/>
+      <w:bookmarkStart w:id="17" w:name="_Toc239799669"/>
+      <w:r>
+        <w:rPr>
+          <w:rFonts w:ascii="Times New Roman" w:hAnsi="Times New Roman" w:cs="Times New Roman"/>
+        </w:rPr>
         <w:t>Quy trình KTV nhận và xử lý booking</w:t>
       </w:r>
-      <w:bookmarkEnd w:id="16"/>
+      <w:bookmarkEnd w:id="17"/>
     </w:p>
     <w:p>
       <w:pPr>
@@ -12621,6 +12829,7 @@
           <w:tab w:val="left" w:pos="360"/>
         </w:tabs>
         <w:ind w:left="1440" w:right="-393"/>
+        <w:jc w:val="both"/>
         <w:rPr>
           <w:rFonts w:ascii="Times New Roman" w:hAnsi="Times New Roman" w:cs="Times New Roman"/>
           <w:szCs w:val="26"/>
@@ -12648,6 +12857,7 @@
           <w:tab w:val="left" w:pos="360"/>
         </w:tabs>
         <w:ind w:left="1440" w:right="-393"/>
+        <w:jc w:val="both"/>
         <w:rPr>
           <w:rFonts w:ascii="Times New Roman" w:hAnsi="Times New Roman" w:cs="Times New Roman"/>
           <w:szCs w:val="26"/>
@@ -12670,6 +12880,7 @@
           <w:tab w:val="num" w:pos="2160"/>
         </w:tabs>
         <w:ind w:left="2160" w:right="-393" w:hanging="360"/>
+        <w:jc w:val="both"/>
         <w:rPr>
           <w:rFonts w:cs="Times New Roman"/>
           <w:szCs w:val="26"/>
@@ -12680,7 +12891,29 @@
           <w:rFonts w:cs="Times New Roman"/>
           <w:szCs w:val="26"/>
         </w:rPr>
-        <w:t>KTV nhận yêu cầu dịch vụ đã được assign (Received/Assigned), di chuyển tới địa điểm (On The Way)</w:t>
+        <w:t xml:space="preserve">KTV nhận yêu cầu dịch vụ đã được </w:t>
+      </w:r>
+      <w:r>
+        <w:rPr>
+          <w:rFonts w:cs="Times New Roman"/>
+          <w:szCs w:val="26"/>
+        </w:rPr>
+        <w:t>phân</w:t>
+      </w:r>
+      <w:r>
+        <w:rPr>
+          <w:rFonts w:cs="Times New Roman"/>
+          <w:szCs w:val="26"/>
+          <w:lang w:val="vi-VN"/>
+        </w:rPr>
+        <w:t xml:space="preserve"> công </w:t>
+      </w:r>
+      <w:r>
+        <w:rPr>
+          <w:rFonts w:cs="Times New Roman"/>
+          <w:szCs w:val="26"/>
+        </w:rPr>
+        <w:t>(Received/Assigned), di chuyển tới địa điểm (On The Way)</w:t>
       </w:r>
     </w:p>
     <w:p>
@@ -12691,6 +12924,7 @@
           <w:tab w:val="num" w:pos="2160"/>
         </w:tabs>
         <w:ind w:left="2160" w:right="-393" w:hanging="360"/>
+        <w:jc w:val="both"/>
         <w:rPr>
           <w:rFonts w:cs="Times New Roman"/>
           <w:szCs w:val="26"/>
@@ -12712,6 +12946,7 @@
           <w:tab w:val="num" w:pos="2160"/>
         </w:tabs>
         <w:ind w:left="2160" w:right="-393" w:hanging="360"/>
+        <w:jc w:val="both"/>
         <w:rPr>
           <w:rFonts w:cs="Times New Roman"/>
           <w:szCs w:val="26"/>
@@ -12755,6 +12990,7 @@
           <w:tab w:val="num" w:pos="2160"/>
         </w:tabs>
         <w:ind w:left="2160" w:right="-393" w:hanging="360"/>
+        <w:jc w:val="both"/>
         <w:rPr>
           <w:rFonts w:cs="Times New Roman"/>
           <w:szCs w:val="26"/>
@@ -12776,6 +13012,7 @@
           <w:tab w:val="num" w:pos="2160"/>
         </w:tabs>
         <w:ind w:left="2160" w:right="-393" w:hanging="360"/>
+        <w:jc w:val="both"/>
         <w:rPr>
           <w:rFonts w:cs="Times New Roman"/>
           <w:szCs w:val="26"/>
@@ -12797,6 +13034,7 @@
           <w:tab w:val="num" w:pos="2160"/>
         </w:tabs>
         <w:ind w:left="2160" w:right="-393" w:hanging="360"/>
+        <w:jc w:val="both"/>
         <w:rPr>
           <w:rFonts w:cs="Times New Roman"/>
           <w:szCs w:val="26"/>
@@ -12816,6 +13054,7 @@
           <w:tab w:val="left" w:pos="360"/>
         </w:tabs>
         <w:ind w:left="1440" w:right="-393"/>
+        <w:jc w:val="both"/>
         <w:rPr>
           <w:rFonts w:ascii="Times New Roman" w:hAnsi="Times New Roman" w:cs="Times New Roman"/>
           <w:szCs w:val="26"/>
@@ -12843,6 +13082,7 @@
           <w:tab w:val="left" w:pos="360"/>
         </w:tabs>
         <w:ind w:left="1440" w:right="-393"/>
+        <w:jc w:val="both"/>
         <w:rPr>
           <w:rFonts w:ascii="Times New Roman" w:hAnsi="Times New Roman" w:cs="Times New Roman"/>
           <w:szCs w:val="26"/>
@@ -12865,6 +13105,7 @@
           <w:tab w:val="num" w:pos="2160"/>
         </w:tabs>
         <w:ind w:left="2160" w:right="-393" w:hanging="360"/>
+        <w:jc w:val="both"/>
         <w:rPr>
           <w:rFonts w:cs="Times New Roman"/>
           <w:szCs w:val="26"/>
@@ -12888,6 +13129,7 @@
           <w:tab w:val="num" w:pos="2160"/>
         </w:tabs>
         <w:ind w:left="2160" w:right="-393" w:hanging="360"/>
+        <w:jc w:val="both"/>
         <w:rPr>
           <w:rFonts w:cs="Times New Roman"/>
           <w:szCs w:val="26"/>
@@ -12911,6 +13153,7 @@
           <w:tab w:val="num" w:pos="2160"/>
         </w:tabs>
         <w:ind w:left="2160" w:right="-393" w:hanging="360"/>
+        <w:jc w:val="both"/>
         <w:rPr>
           <w:rFonts w:cs="Times New Roman"/>
           <w:szCs w:val="26"/>
@@ -12934,6 +13177,7 @@
           <w:tab w:val="num" w:pos="2160"/>
         </w:tabs>
         <w:ind w:left="2160" w:right="-393" w:hanging="360"/>
+        <w:jc w:val="both"/>
         <w:rPr>
           <w:rFonts w:cs="Times New Roman"/>
           <w:lang w:val="vi-VN"/>
@@ -12959,14 +13203,15 @@
           <w:rFonts w:ascii="Times New Roman" w:hAnsi="Times New Roman" w:cs="Times New Roman"/>
         </w:rPr>
       </w:pPr>
-      <w:bookmarkStart w:id="17" w:name="_Toc239600295"/>
-      <w:r>
-        <w:rPr>
-          <w:rFonts w:ascii="Times New Roman" w:hAnsi="Times New Roman" w:cs="Times New Roman"/>
-        </w:rPr>
+      <w:bookmarkStart w:id="18" w:name="_Toc239799670"/>
+      <w:r>
+        <w:rPr>
+          <w:rFonts w:ascii="Times New Roman" w:hAnsi="Times New Roman" w:cs="Times New Roman"/>
+        </w:rPr>
+        <w:lastRenderedPageBreak/>
         <w:t>Quy trình khách hàng thanh toán và đóng booking</w:t>
       </w:r>
-      <w:bookmarkEnd w:id="17"/>
+      <w:bookmarkEnd w:id="18"/>
     </w:p>
     <w:p>
       <w:pPr>
@@ -12974,6 +13219,7 @@
           <w:tab w:val="left" w:pos="360"/>
         </w:tabs>
         <w:ind w:left="1440" w:right="-393"/>
+        <w:jc w:val="both"/>
         <w:rPr>
           <w:rFonts w:ascii="Times New Roman" w:hAnsi="Times New Roman" w:cs="Times New Roman"/>
           <w:szCs w:val="26"/>
@@ -13001,6 +13247,7 @@
           <w:tab w:val="left" w:pos="360"/>
         </w:tabs>
         <w:ind w:left="1440" w:right="-393"/>
+        <w:jc w:val="both"/>
         <w:rPr>
           <w:rFonts w:ascii="Times New Roman" w:hAnsi="Times New Roman" w:cs="Times New Roman"/>
           <w:szCs w:val="26"/>
@@ -13023,6 +13270,7 @@
           <w:tab w:val="num" w:pos="2160"/>
         </w:tabs>
         <w:ind w:left="2160" w:right="-393" w:hanging="360"/>
+        <w:jc w:val="both"/>
         <w:rPr>
           <w:rFonts w:cs="Times New Roman"/>
           <w:szCs w:val="26"/>
@@ -13033,7 +13281,6 @@
           <w:rFonts w:cs="Times New Roman"/>
           <w:szCs w:val="26"/>
         </w:rPr>
-        <w:lastRenderedPageBreak/>
         <w:t>Booking chuyển sang trạng thái Payment Confirm sau khi KTV hoàn tất xử lý</w:t>
       </w:r>
     </w:p>
@@ -13045,6 +13292,7 @@
           <w:tab w:val="num" w:pos="2160"/>
         </w:tabs>
         <w:ind w:left="2160" w:right="-393" w:hanging="360"/>
+        <w:jc w:val="both"/>
         <w:rPr>
           <w:rFonts w:cs="Times New Roman"/>
           <w:szCs w:val="26"/>
@@ -13066,6 +13314,7 @@
           <w:tab w:val="num" w:pos="2160"/>
         </w:tabs>
         <w:ind w:left="2160" w:right="-393" w:hanging="360"/>
+        <w:jc w:val="both"/>
         <w:rPr>
           <w:rFonts w:cs="Times New Roman"/>
           <w:szCs w:val="26"/>
@@ -13087,6 +13336,7 @@
           <w:tab w:val="num" w:pos="2160"/>
         </w:tabs>
         <w:ind w:left="2160" w:right="-393" w:hanging="360"/>
+        <w:jc w:val="both"/>
         <w:rPr>
           <w:rFonts w:cs="Times New Roman"/>
           <w:szCs w:val="26"/>
@@ -13108,6 +13358,7 @@
           <w:tab w:val="num" w:pos="2160"/>
         </w:tabs>
         <w:ind w:left="2160" w:right="-393" w:hanging="360"/>
+        <w:jc w:val="both"/>
         <w:rPr>
           <w:rFonts w:cs="Times New Roman"/>
           <w:szCs w:val="26"/>
@@ -13127,6 +13378,7 @@
           <w:tab w:val="left" w:pos="360"/>
         </w:tabs>
         <w:ind w:left="1440" w:right="-393"/>
+        <w:jc w:val="both"/>
         <w:rPr>
           <w:rFonts w:ascii="Times New Roman" w:hAnsi="Times New Roman" w:cs="Times New Roman"/>
           <w:szCs w:val="26"/>
@@ -13154,6 +13406,7 @@
           <w:tab w:val="left" w:pos="360"/>
         </w:tabs>
         <w:ind w:left="1440" w:right="-393"/>
+        <w:jc w:val="both"/>
         <w:rPr>
           <w:rFonts w:ascii="Times New Roman" w:hAnsi="Times New Roman" w:cs="Times New Roman"/>
           <w:szCs w:val="26"/>
@@ -13176,6 +13429,7 @@
           <w:tab w:val="num" w:pos="2160"/>
         </w:tabs>
         <w:ind w:left="2160" w:right="-393" w:hanging="360"/>
+        <w:jc w:val="both"/>
         <w:rPr>
           <w:rFonts w:cs="Times New Roman"/>
           <w:szCs w:val="26"/>
@@ -13197,6 +13451,7 @@
           <w:tab w:val="num" w:pos="2160"/>
         </w:tabs>
         <w:ind w:left="2160" w:right="-393" w:hanging="360"/>
+        <w:jc w:val="both"/>
         <w:rPr>
           <w:rFonts w:cs="Times New Roman"/>
           <w:szCs w:val="26"/>
@@ -13218,6 +13473,7 @@
           <w:tab w:val="num" w:pos="2160"/>
         </w:tabs>
         <w:ind w:left="2160" w:right="-393" w:hanging="360"/>
+        <w:jc w:val="both"/>
         <w:rPr>
           <w:rFonts w:cs="Times New Roman"/>
           <w:szCs w:val="26"/>
@@ -13239,6 +13495,7 @@
           <w:tab w:val="num" w:pos="2160"/>
         </w:tabs>
         <w:ind w:left="2160" w:right="-393" w:hanging="360"/>
+        <w:jc w:val="both"/>
         <w:rPr>
           <w:rFonts w:cs="Times New Roman"/>
         </w:rPr>
@@ -13264,7 +13521,7 @@
           <w:szCs w:val="24"/>
         </w:rPr>
       </w:pPr>
-      <w:bookmarkStart w:id="18" w:name="_Toc239600296"/>
+      <w:bookmarkStart w:id="19" w:name="_Toc239799671"/>
       <w:r>
         <w:rPr>
           <w:rFonts w:ascii="Times New Roman" w:hAnsi="Times New Roman" w:cs="Times New Roman"/>
@@ -13273,7 +13530,7 @@
         </w:rPr>
         <w:t>Nhóm quy trình hỗ trợ (Support) – 3 quy trình</w:t>
       </w:r>
-      <w:bookmarkEnd w:id="18"/>
+      <w:bookmarkEnd w:id="19"/>
     </w:p>
     <w:p>
       <w:pPr>
@@ -13286,14 +13543,14 @@
           <w:rFonts w:ascii="Times New Roman" w:hAnsi="Times New Roman" w:cs="Times New Roman"/>
         </w:rPr>
       </w:pPr>
-      <w:bookmarkStart w:id="19" w:name="_Toc239600297"/>
+      <w:bookmarkStart w:id="20" w:name="_Toc239799672"/>
       <w:r>
         <w:rPr>
           <w:rFonts w:ascii="Times New Roman" w:hAnsi="Times New Roman" w:cs="Times New Roman"/>
         </w:rPr>
         <w:t>Chat support</w:t>
       </w:r>
-      <w:bookmarkEnd w:id="19"/>
+      <w:bookmarkEnd w:id="20"/>
     </w:p>
     <w:p>
       <w:pPr>
@@ -13301,6 +13558,7 @@
           <w:tab w:val="left" w:pos="360"/>
         </w:tabs>
         <w:ind w:left="1440" w:right="-393"/>
+        <w:jc w:val="both"/>
         <w:rPr>
           <w:rFonts w:ascii="Times New Roman" w:hAnsi="Times New Roman" w:cs="Times New Roman"/>
           <w:szCs w:val="26"/>
@@ -13328,6 +13586,7 @@
           <w:tab w:val="left" w:pos="360"/>
         </w:tabs>
         <w:ind w:left="1440" w:right="-393"/>
+        <w:jc w:val="both"/>
         <w:rPr>
           <w:rFonts w:ascii="Times New Roman" w:hAnsi="Times New Roman" w:cs="Times New Roman"/>
           <w:szCs w:val="26"/>
@@ -13350,6 +13609,7 @@
           <w:tab w:val="num" w:pos="2160"/>
         </w:tabs>
         <w:ind w:left="2160" w:right="-393" w:hanging="360"/>
+        <w:jc w:val="both"/>
         <w:rPr>
           <w:rFonts w:cs="Times New Roman"/>
           <w:szCs w:val="26"/>
@@ -13362,6 +13622,7 @@
           <w:szCs w:val="26"/>
           <w:lang w:val="vi-VN"/>
         </w:rPr>
+        <w:lastRenderedPageBreak/>
         <w:t>KTV gửi yêu cầu hỗ trợ, chọn loại hỗ trợ: Hỗ trợ kỹ thuật hoặc Hỗ trợ booking</w:t>
       </w:r>
     </w:p>
@@ -13373,6 +13634,7 @@
           <w:tab w:val="num" w:pos="2160"/>
         </w:tabs>
         <w:ind w:left="2160" w:right="-393" w:hanging="360"/>
+        <w:jc w:val="both"/>
         <w:rPr>
           <w:rFonts w:cs="Times New Roman"/>
           <w:szCs w:val="26"/>
@@ -13394,6 +13656,7 @@
           <w:tab w:val="num" w:pos="2160"/>
         </w:tabs>
         <w:ind w:left="2160" w:right="-393" w:hanging="360"/>
+        <w:jc w:val="both"/>
         <w:rPr>
           <w:rFonts w:cs="Times New Roman"/>
           <w:szCs w:val="26"/>
@@ -13404,7 +13667,6 @@
           <w:rFonts w:cs="Times New Roman"/>
           <w:szCs w:val="26"/>
         </w:rPr>
-        <w:lastRenderedPageBreak/>
         <w:t>Chọn loại hỗ trợ cụ thể: xử lý mã lỗi, xử lý mã hiện tượng, giải đáp thắc mắc, hướng dẫn nhập liệu, tra linh kiện (nhánh kỹ thuật); dời lịch hẹn, hủy dịch vụ, hỗ trợ khác (nhánh booking)</w:t>
       </w:r>
     </w:p>
@@ -13416,6 +13678,7 @@
           <w:tab w:val="num" w:pos="2160"/>
         </w:tabs>
         <w:ind w:left="2160" w:right="-393" w:hanging="360"/>
+        <w:jc w:val="both"/>
         <w:rPr>
           <w:rFonts w:cs="Times New Roman"/>
           <w:szCs w:val="26"/>
@@ -13435,6 +13698,7 @@
           <w:tab w:val="left" w:pos="360"/>
         </w:tabs>
         <w:ind w:left="1440" w:right="-393"/>
+        <w:jc w:val="both"/>
         <w:rPr>
           <w:rFonts w:ascii="Times New Roman" w:hAnsi="Times New Roman" w:cs="Times New Roman"/>
           <w:szCs w:val="26"/>
@@ -13462,6 +13726,7 @@
           <w:tab w:val="left" w:pos="360"/>
         </w:tabs>
         <w:ind w:left="1440" w:right="-393"/>
+        <w:jc w:val="both"/>
         <w:rPr>
           <w:rFonts w:ascii="Times New Roman" w:hAnsi="Times New Roman" w:cs="Times New Roman"/>
           <w:szCs w:val="26"/>
@@ -13484,6 +13749,7 @@
           <w:tab w:val="num" w:pos="2160"/>
         </w:tabs>
         <w:ind w:left="2160" w:right="-393" w:hanging="360"/>
+        <w:jc w:val="both"/>
         <w:rPr>
           <w:rFonts w:cs="Times New Roman"/>
           <w:szCs w:val="26"/>
@@ -13507,6 +13773,7 @@
           <w:tab w:val="num" w:pos="2160"/>
         </w:tabs>
         <w:ind w:left="2160" w:right="-393" w:hanging="360"/>
+        <w:jc w:val="both"/>
         <w:rPr>
           <w:rFonts w:cs="Times New Roman"/>
           <w:szCs w:val="26"/>
@@ -13528,6 +13795,7 @@
           <w:tab w:val="num" w:pos="2160"/>
         </w:tabs>
         <w:ind w:left="2160" w:right="-393" w:hanging="360"/>
+        <w:jc w:val="both"/>
         <w:rPr>
           <w:rFonts w:cs="Times New Roman"/>
         </w:rPr>
@@ -13551,14 +13819,14 @@
           <w:rFonts w:ascii="Times New Roman" w:hAnsi="Times New Roman" w:cs="Times New Roman"/>
         </w:rPr>
       </w:pPr>
-      <w:bookmarkStart w:id="20" w:name="_Toc239600298"/>
+      <w:bookmarkStart w:id="21" w:name="_Toc239799673"/>
       <w:r>
         <w:rPr>
           <w:rFonts w:ascii="Times New Roman" w:hAnsi="Times New Roman" w:cs="Times New Roman"/>
         </w:rPr>
         <w:t>Báo cáo linh kiện KTV</w:t>
       </w:r>
-      <w:bookmarkEnd w:id="20"/>
+      <w:bookmarkEnd w:id="21"/>
     </w:p>
     <w:p>
       <w:pPr>
@@ -13566,6 +13834,7 @@
           <w:tab w:val="left" w:pos="360"/>
         </w:tabs>
         <w:ind w:left="1440" w:right="-393"/>
+        <w:jc w:val="both"/>
         <w:rPr>
           <w:rFonts w:ascii="Times New Roman" w:hAnsi="Times New Roman" w:cs="Times New Roman"/>
           <w:szCs w:val="26"/>
@@ -13593,6 +13862,7 @@
           <w:tab w:val="left" w:pos="360"/>
         </w:tabs>
         <w:ind w:left="1440" w:right="-393"/>
+        <w:jc w:val="both"/>
         <w:rPr>
           <w:rFonts w:ascii="Times New Roman" w:hAnsi="Times New Roman" w:cs="Times New Roman"/>
           <w:szCs w:val="26"/>
@@ -13615,6 +13885,7 @@
           <w:tab w:val="num" w:pos="2160"/>
         </w:tabs>
         <w:ind w:left="2160" w:right="-393" w:hanging="360"/>
+        <w:jc w:val="both"/>
         <w:rPr>
           <w:rFonts w:cs="Times New Roman"/>
           <w:szCs w:val="26"/>
@@ -13636,6 +13907,7 @@
           <w:tab w:val="num" w:pos="2160"/>
         </w:tabs>
         <w:ind w:left="2160" w:right="-393" w:hanging="360"/>
+        <w:jc w:val="both"/>
         <w:rPr>
           <w:rFonts w:cs="Times New Roman"/>
           <w:szCs w:val="26"/>
@@ -13671,6 +13943,7 @@
           <w:tab w:val="num" w:pos="2160"/>
         </w:tabs>
         <w:ind w:left="2160" w:right="-393" w:hanging="360"/>
+        <w:jc w:val="both"/>
         <w:rPr>
           <w:rFonts w:cs="Times New Roman"/>
           <w:szCs w:val="26"/>
@@ -13706,6 +13979,7 @@
           <w:tab w:val="num" w:pos="2160"/>
         </w:tabs>
         <w:ind w:left="2160" w:right="-393" w:hanging="360"/>
+        <w:jc w:val="both"/>
         <w:rPr>
           <w:rFonts w:cs="Times New Roman"/>
           <w:szCs w:val="26"/>
@@ -13725,6 +13999,7 @@
           <w:tab w:val="left" w:pos="360"/>
         </w:tabs>
         <w:ind w:left="1440" w:right="-393"/>
+        <w:jc w:val="both"/>
         <w:rPr>
           <w:rFonts w:ascii="Times New Roman" w:hAnsi="Times New Roman" w:cs="Times New Roman"/>
           <w:szCs w:val="26"/>
@@ -13736,6 +14011,7 @@
           <w:b/>
           <w:szCs w:val="26"/>
         </w:rPr>
+        <w:lastRenderedPageBreak/>
         <w:t xml:space="preserve">Đối tượng khách hàng: </w:t>
       </w:r>
       <w:r>
@@ -13752,6 +14028,7 @@
           <w:tab w:val="left" w:pos="360"/>
         </w:tabs>
         <w:ind w:left="1440" w:right="-393"/>
+        <w:jc w:val="both"/>
         <w:rPr>
           <w:rFonts w:ascii="Times New Roman" w:hAnsi="Times New Roman" w:cs="Times New Roman"/>
           <w:szCs w:val="26"/>
@@ -13774,6 +14051,7 @@
           <w:tab w:val="num" w:pos="2160"/>
         </w:tabs>
         <w:ind w:left="2160" w:right="-393" w:hanging="360"/>
+        <w:jc w:val="both"/>
         <w:rPr>
           <w:rFonts w:cs="Times New Roman"/>
           <w:szCs w:val="26"/>
@@ -13786,7 +14064,6 @@
           <w:szCs w:val="26"/>
           <w:lang w:val="vi-VN"/>
         </w:rPr>
-        <w:lastRenderedPageBreak/>
         <w:t>Linh kiện được đối soát chính xác giữa kho và KTV</w:t>
       </w:r>
     </w:p>
@@ -13798,6 +14075,7 @@
           <w:tab w:val="num" w:pos="2160"/>
         </w:tabs>
         <w:ind w:left="2160" w:right="-393" w:hanging="360"/>
+        <w:jc w:val="both"/>
         <w:rPr>
           <w:rFonts w:cs="Times New Roman"/>
           <w:szCs w:val="26"/>
@@ -13821,6 +14099,7 @@
           <w:tab w:val="num" w:pos="2160"/>
         </w:tabs>
         <w:ind w:left="2160" w:right="-393" w:hanging="360"/>
+        <w:jc w:val="both"/>
         <w:rPr>
           <w:rFonts w:cs="Times New Roman"/>
           <w:lang w:val="vi-VN"/>
@@ -13846,14 +14125,14 @@
           <w:rFonts w:ascii="Times New Roman" w:hAnsi="Times New Roman" w:cs="Times New Roman"/>
         </w:rPr>
       </w:pPr>
-      <w:bookmarkStart w:id="21" w:name="_Toc239600299"/>
+      <w:bookmarkStart w:id="22" w:name="_Toc239799674"/>
       <w:r>
         <w:rPr>
           <w:rFonts w:ascii="Times New Roman" w:hAnsi="Times New Roman" w:cs="Times New Roman"/>
         </w:rPr>
         <w:t>Quản lý kho linh kiện</w:t>
       </w:r>
-      <w:bookmarkEnd w:id="21"/>
+      <w:bookmarkEnd w:id="22"/>
     </w:p>
     <w:p>
       <w:pPr>
@@ -13861,6 +14140,7 @@
           <w:tab w:val="left" w:pos="360"/>
         </w:tabs>
         <w:ind w:left="1440" w:right="-393"/>
+        <w:jc w:val="both"/>
         <w:rPr>
           <w:rFonts w:ascii="Times New Roman" w:hAnsi="Times New Roman" w:cs="Times New Roman"/>
           <w:szCs w:val="26"/>
@@ -13888,6 +14168,7 @@
           <w:tab w:val="left" w:pos="360"/>
         </w:tabs>
         <w:ind w:left="1440" w:right="-393"/>
+        <w:jc w:val="both"/>
         <w:rPr>
           <w:rFonts w:ascii="Times New Roman" w:hAnsi="Times New Roman" w:cs="Times New Roman"/>
           <w:szCs w:val="26"/>
@@ -13910,6 +14191,7 @@
           <w:tab w:val="num" w:pos="2160"/>
         </w:tabs>
         <w:ind w:left="2160" w:right="-393" w:hanging="360"/>
+        <w:jc w:val="both"/>
         <w:rPr>
           <w:rFonts w:cs="Times New Roman"/>
           <w:szCs w:val="26"/>
@@ -13933,6 +14215,7 @@
           <w:tab w:val="num" w:pos="2160"/>
         </w:tabs>
         <w:ind w:left="2160" w:right="-393" w:hanging="360"/>
+        <w:jc w:val="both"/>
         <w:rPr>
           <w:rFonts w:cs="Times New Roman"/>
           <w:szCs w:val="26"/>
@@ -13954,6 +14237,7 @@
           <w:tab w:val="num" w:pos="2160"/>
         </w:tabs>
         <w:ind w:left="2160" w:right="-393" w:hanging="360"/>
+        <w:jc w:val="both"/>
         <w:rPr>
           <w:rFonts w:cs="Times New Roman"/>
           <w:szCs w:val="26"/>
@@ -13975,6 +14259,7 @@
           <w:tab w:val="num" w:pos="2160"/>
         </w:tabs>
         <w:ind w:left="2160" w:right="-393" w:hanging="360"/>
+        <w:jc w:val="both"/>
         <w:rPr>
           <w:rFonts w:cs="Times New Roman"/>
           <w:szCs w:val="26"/>
@@ -13994,6 +14279,7 @@
           <w:tab w:val="left" w:pos="360"/>
         </w:tabs>
         <w:ind w:left="1440" w:right="-393"/>
+        <w:jc w:val="both"/>
         <w:rPr>
           <w:rFonts w:ascii="Times New Roman" w:hAnsi="Times New Roman" w:cs="Times New Roman"/>
           <w:szCs w:val="26"/>
@@ -14021,6 +14307,7 @@
           <w:tab w:val="left" w:pos="360"/>
         </w:tabs>
         <w:ind w:left="1440" w:right="-393"/>
+        <w:jc w:val="both"/>
         <w:rPr>
           <w:rFonts w:ascii="Times New Roman" w:hAnsi="Times New Roman" w:cs="Times New Roman"/>
           <w:szCs w:val="26"/>
@@ -14043,6 +14330,7 @@
           <w:tab w:val="num" w:pos="2160"/>
         </w:tabs>
         <w:ind w:left="2160" w:right="-393" w:hanging="360"/>
+        <w:jc w:val="both"/>
         <w:rPr>
           <w:rFonts w:cs="Times New Roman"/>
           <w:szCs w:val="26"/>
@@ -14066,6 +14354,7 @@
           <w:tab w:val="num" w:pos="2160"/>
         </w:tabs>
         <w:ind w:left="2160" w:right="-393" w:hanging="360"/>
+        <w:jc w:val="both"/>
         <w:rPr>
           <w:rFonts w:cs="Times New Roman"/>
           <w:szCs w:val="26"/>
@@ -14089,6 +14378,7 @@
           <w:tab w:val="num" w:pos="2160"/>
         </w:tabs>
         <w:ind w:left="2160" w:right="-393" w:hanging="360"/>
+        <w:jc w:val="both"/>
         <w:rPr>
           <w:rFonts w:cs="Times New Roman"/>
           <w:szCs w:val="26"/>
@@ -14124,16 +14414,12 @@
     <w:p>
       <w:pPr>
         <w:pStyle w:val="Heading1"/>
-        <w:numPr>
-          <w:ilvl w:val="0"/>
-          <w:numId w:val="10"/>
-        </w:numPr>
         <w:rPr>
           <w:sz w:val="36"/>
           <w:szCs w:val="32"/>
         </w:rPr>
       </w:pPr>
-      <w:bookmarkStart w:id="22" w:name="_Toc239600300"/>
+      <w:bookmarkStart w:id="23" w:name="_Toc239799675"/>
       <w:r>
         <w:rPr>
           <w:sz w:val="36"/>
@@ -14142,7 +14428,7 @@
         <w:lastRenderedPageBreak/>
         <w:t>MÔ HÌNH HÓA QUY TRÌNH</w:t>
       </w:r>
-      <w:bookmarkEnd w:id="22"/>
+      <w:bookmarkEnd w:id="23"/>
     </w:p>
     <w:p>
       <w:pPr>
@@ -14150,6 +14436,7 @@
           <w:tab w:val="left" w:pos="360"/>
         </w:tabs>
         <w:ind w:right="-393" w:firstLine="360"/>
+        <w:jc w:val="both"/>
         <w:rPr>
           <w:rFonts w:ascii="Times New Roman" w:hAnsi="Times New Roman" w:cs="Times New Roman"/>
         </w:rPr>
@@ -14201,35 +14488,37 @@
     <w:p>
       <w:pPr>
         <w:pStyle w:val="Heading2"/>
-        <w:numPr>
-          <w:ilvl w:val="1"/>
-          <w:numId w:val="10"/>
-        </w:numPr>
-      </w:pPr>
-      <w:bookmarkStart w:id="23" w:name="_Toc239100379"/>
-      <w:bookmarkStart w:id="24" w:name="_Toc239100988"/>
-      <w:bookmarkStart w:id="25" w:name="_Toc239600301"/>
-      <w:bookmarkEnd w:id="23"/>
+        <w:rPr>
+          <w:rFonts w:ascii="Times New Roman" w:hAnsi="Times New Roman" w:cs="Times New Roman"/>
+          <w:sz w:val="32"/>
+          <w:szCs w:val="32"/>
+        </w:rPr>
+      </w:pPr>
+      <w:bookmarkStart w:id="24" w:name="_Toc239100379"/>
+      <w:bookmarkStart w:id="25" w:name="_Toc239100988"/>
+      <w:bookmarkStart w:id="26" w:name="_Toc239799676"/>
       <w:bookmarkEnd w:id="24"/>
-      <w:r>
+      <w:bookmarkEnd w:id="25"/>
+      <w:r>
+        <w:rPr>
+          <w:rFonts w:ascii="Times New Roman" w:hAnsi="Times New Roman" w:cs="Times New Roman"/>
+          <w:sz w:val="32"/>
+          <w:szCs w:val="32"/>
+        </w:rPr>
         <w:t>Mô hình hóa quy trình quản lý</w:t>
       </w:r>
-      <w:bookmarkEnd w:id="25"/>
+      <w:bookmarkEnd w:id="26"/>
     </w:p>
     <w:p>
       <w:pPr>
         <w:pStyle w:val="Heading3"/>
-        <w:numPr>
-          <w:ilvl w:val="2"/>
-          <w:numId w:val="10"/>
-        </w:numPr>
         <w:rPr>
           <w:rFonts w:ascii="Times New Roman" w:hAnsi="Times New Roman" w:cs="Times New Roman"/>
           <w:sz w:val="28"/>
           <w:szCs w:val="24"/>
         </w:rPr>
       </w:pPr>
-      <w:bookmarkStart w:id="26" w:name="_Toc239600302"/>
+      <w:bookmarkStart w:id="27" w:name="_Toc239799677"/>
       <w:r>
         <w:rPr>
           <w:rFonts w:ascii="Times New Roman" w:hAnsi="Times New Roman" w:cs="Times New Roman"/>
@@ -14238,17 +14527,15 @@
         </w:rPr>
         <w:t>Quy trình Quản lý KTV</w:t>
       </w:r>
-      <w:bookmarkEnd w:id="26"/>
-    </w:p>
-    <w:p>
-      <w:pPr>
+      <w:bookmarkEnd w:id="27"/>
+    </w:p>
+    <w:p>
+      <w:pPr>
+        <w:keepNext/>
         <w:tabs>
           <w:tab w:val="left" w:pos="360"/>
         </w:tabs>
         <w:ind w:right="-393"/>
-        <w:rPr>
-          <w:rFonts w:ascii="Times New Roman" w:hAnsi="Times New Roman" w:cs="Times New Roman"/>
-        </w:rPr>
       </w:pPr>
       <w:r>
         <w:rPr>
@@ -14256,16 +14543,6 @@
         </w:rPr>
         <w:br w:type="page"/>
       </w:r>
-    </w:p>
-    <w:p>
-      <w:pPr>
-        <w:keepNext/>
-        <w:tabs>
-          <w:tab w:val="left" w:pos="360"/>
-        </w:tabs>
-        <w:ind w:right="-393"/>
-        <w:jc w:val="center"/>
-      </w:pPr>
       <w:r>
         <w:rPr>
           <w:rFonts w:ascii="Times New Roman" w:hAnsi="Times New Roman" w:cs="Times New Roman"/>
@@ -14273,10 +14550,10 @@
         </w:rPr>
         <w:lastRenderedPageBreak/>
         <w:drawing>
-          <wp:inline distT="0" distB="0" distL="0" distR="0" wp14:anchorId="73256AB8" wp14:editId="3EABDEE3">
-            <wp:extent cx="1935803" cy="7981950"/>
+          <wp:inline distT="0" distB="0" distL="0" distR="0" wp14:anchorId="0C98435E" wp14:editId="63AEB624">
+            <wp:extent cx="4778325" cy="7927675"/>
             <wp:effectExtent l="0" t="0" r="0" b="0"/>
-            <wp:docPr id="3" name="Picture 3"/>
+            <wp:docPr id="869303354" name="Picture 2"/>
             <wp:cNvGraphicFramePr>
               <a:graphicFrameLocks xmlns:a="http://schemas.openxmlformats.org/drawingml/2006/main" noChangeAspect="1"/>
             </wp:cNvGraphicFramePr>
@@ -14284,18 +14561,20 @@
               <a:graphicData uri="http://schemas.openxmlformats.org/drawingml/2006/picture">
                 <pic:pic xmlns:pic="http://schemas.openxmlformats.org/drawingml/2006/picture">
                   <pic:nvPicPr>
-                    <pic:cNvPr id="0" name="d1_quanly_ktv.png"/>
-                    <pic:cNvPicPr/>
+                    <pic:cNvPr id="0" name="Picture 2"/>
+                    <pic:cNvPicPr>
+                      <a:picLocks noChangeAspect="1" noChangeArrowheads="1"/>
+                    </pic:cNvPicPr>
                   </pic:nvPicPr>
-                  <pic:blipFill rotWithShape="1">
-                    <a:blip r:embed="rId10" cstate="print">
+                  <pic:blipFill>
+                    <a:blip r:embed="rId10">
                       <a:extLst>
                         <a:ext uri="{28A0092B-C50C-407E-A947-70E740481C1C}">
                           <a14:useLocalDpi xmlns:a14="http://schemas.microsoft.com/office/drawing/2010/main" val="0"/>
                         </a:ext>
                       </a:extLst>
                     </a:blip>
-                    <a:srcRect t="2140" b="759"/>
+                    <a:srcRect/>
                     <a:stretch>
                       <a:fillRect/>
                     </a:stretch>
@@ -14303,19 +14582,15 @@
                   <pic:spPr bwMode="auto">
                     <a:xfrm>
                       <a:off x="0" y="0"/>
-                      <a:ext cx="1939005" cy="7995151"/>
+                      <a:ext cx="4782644" cy="7934840"/>
                     </a:xfrm>
                     <a:prstGeom prst="rect">
                       <a:avLst/>
                     </a:prstGeom>
+                    <a:noFill/>
                     <a:ln>
                       <a:noFill/>
                     </a:ln>
-                    <a:extLst>
-                      <a:ext uri="{53640926-AAD7-44D8-BBD7-CCE9431645EC}">
-                        <a14:shadowObscured xmlns:a14="http://schemas.microsoft.com/office/drawing/2010/main"/>
-                      </a:ext>
-                    </a:extLst>
                   </pic:spPr>
                 </pic:pic>
               </a:graphicData>
@@ -14335,7 +14610,6 @@
           <w:szCs w:val="14"/>
         </w:rPr>
       </w:pPr>
-      <w:bookmarkStart w:id="27" w:name="_Toc239103007"/>
       <w:r>
         <w:rPr>
           <w:rFonts w:ascii="Times New Roman" w:hAnsi="Times New Roman" w:cs="Times New Roman"/>
@@ -14468,7 +14742,16 @@
         </w:rPr>
         <w:t>. Sơ đồ quy trình Quản lý KTV (Operations Manager)</w:t>
       </w:r>
-      <w:bookmarkEnd w:id="27"/>
+    </w:p>
+    <w:p>
+      <w:pPr>
+        <w:keepNext/>
+        <w:tabs>
+          <w:tab w:val="left" w:pos="360"/>
+        </w:tabs>
+        <w:ind w:right="-393"/>
+        <w:jc w:val="center"/>
+      </w:pPr>
     </w:p>
     <w:p>
       <w:pPr>
@@ -14491,7 +14774,6 @@
           <w:sz w:val="22"/>
           <w:szCs w:val="14"/>
         </w:rPr>
-        <w:lastRenderedPageBreak/>
         <w:t xml:space="preserve">Bảng </w:t>
       </w:r>
       <w:r>
@@ -14824,6 +15106,7 @@
           <w:tab w:val="left" w:pos="360"/>
         </w:tabs>
         <w:ind w:left="720" w:right="-393" w:firstLine="720"/>
+        <w:jc w:val="both"/>
         <w:rPr>
           <w:rFonts w:ascii="Times New Roman" w:hAnsi="Times New Roman" w:cs="Times New Roman"/>
         </w:rPr>
@@ -14838,17 +15121,13 @@
     <w:p>
       <w:pPr>
         <w:pStyle w:val="Heading3"/>
-        <w:numPr>
-          <w:ilvl w:val="2"/>
-          <w:numId w:val="10"/>
-        </w:numPr>
         <w:rPr>
           <w:rFonts w:ascii="Times New Roman" w:hAnsi="Times New Roman" w:cs="Times New Roman"/>
           <w:sz w:val="28"/>
           <w:szCs w:val="24"/>
         </w:rPr>
       </w:pPr>
-      <w:bookmarkStart w:id="29" w:name="_Toc239600303"/>
+      <w:bookmarkStart w:id="29" w:name="_Toc239799678"/>
       <w:r>
         <w:rPr>
           <w:rFonts w:ascii="Times New Roman" w:hAnsi="Times New Roman" w:cs="Times New Roman"/>
@@ -14861,13 +15140,11 @@
     </w:p>
     <w:p>
       <w:pPr>
-        <w:tabs>
-          <w:tab w:val="left" w:pos="360"/>
-        </w:tabs>
-        <w:ind w:right="-393"/>
-        <w:rPr>
-          <w:rFonts w:ascii="Times New Roman" w:hAnsi="Times New Roman" w:cs="Times New Roman"/>
-        </w:rPr>
+        <w:keepNext/>
+        <w:tabs>
+          <w:tab w:val="left" w:pos="360"/>
+        </w:tabs>
+        <w:ind w:right="-123"/>
       </w:pPr>
       <w:r>
         <w:rPr>
@@ -14875,16 +15152,6 @@
         </w:rPr>
         <w:br w:type="page"/>
       </w:r>
-    </w:p>
-    <w:p>
-      <w:pPr>
-        <w:keepNext/>
-        <w:tabs>
-          <w:tab w:val="left" w:pos="360"/>
-        </w:tabs>
-        <w:ind w:right="-393"/>
-        <w:jc w:val="center"/>
-      </w:pPr>
       <w:r>
         <w:rPr>
           <w:rFonts w:ascii="Times New Roman" w:hAnsi="Times New Roman" w:cs="Times New Roman"/>
@@ -14892,10 +15159,10 @@
         </w:rPr>
         <w:lastRenderedPageBreak/>
         <w:drawing>
-          <wp:inline distT="0" distB="0" distL="0" distR="0" wp14:anchorId="1B268BC8" wp14:editId="1E00C8F7">
-            <wp:extent cx="2924175" cy="7863240"/>
+          <wp:inline distT="0" distB="0" distL="0" distR="0" wp14:anchorId="0EB3D548" wp14:editId="79B26323">
+            <wp:extent cx="5568315" cy="7683500"/>
             <wp:effectExtent l="0" t="0" r="0" b="0"/>
-            <wp:docPr id="4" name="Picture 4"/>
+            <wp:docPr id="16734915" name="Picture 1"/>
             <wp:cNvGraphicFramePr>
               <a:graphicFrameLocks xmlns:a="http://schemas.openxmlformats.org/drawingml/2006/main" noChangeAspect="1"/>
             </wp:cNvGraphicFramePr>
@@ -14903,12 +15170,20 @@
               <a:graphicData uri="http://schemas.openxmlformats.org/drawingml/2006/picture">
                 <pic:pic xmlns:pic="http://schemas.openxmlformats.org/drawingml/2006/picture">
                   <pic:nvPicPr>
-                    <pic:cNvPr id="0" name="d2_quanly_chatluong.png"/>
-                    <pic:cNvPicPr/>
+                    <pic:cNvPr id="0" name="Picture 1"/>
+                    <pic:cNvPicPr>
+                      <a:picLocks noChangeAspect="1" noChangeArrowheads="1"/>
+                    </pic:cNvPicPr>
                   </pic:nvPicPr>
-                  <pic:blipFill rotWithShape="1">
-                    <a:blip r:embed="rId11"/>
-                    <a:srcRect t="2416" b="685"/>
+                  <pic:blipFill>
+                    <a:blip r:embed="rId11">
+                      <a:extLst>
+                        <a:ext uri="{28A0092B-C50C-407E-A947-70E740481C1C}">
+                          <a14:useLocalDpi xmlns:a14="http://schemas.microsoft.com/office/drawing/2010/main" val="0"/>
+                        </a:ext>
+                      </a:extLst>
+                    </a:blip>
+                    <a:srcRect/>
                     <a:stretch>
                       <a:fillRect/>
                     </a:stretch>
@@ -14916,19 +15191,15 @@
                   <pic:spPr bwMode="auto">
                     <a:xfrm>
                       <a:off x="0" y="0"/>
-                      <a:ext cx="2941879" cy="7910847"/>
+                      <a:ext cx="5568315" cy="7683500"/>
                     </a:xfrm>
                     <a:prstGeom prst="rect">
                       <a:avLst/>
                     </a:prstGeom>
+                    <a:noFill/>
                     <a:ln>
                       <a:noFill/>
                     </a:ln>
-                    <a:extLst>
-                      <a:ext uri="{53640926-AAD7-44D8-BBD7-CCE9431645EC}">
-                        <a14:shadowObscured xmlns:a14="http://schemas.microsoft.com/office/drawing/2010/main"/>
-                      </a:ext>
-                    </a:extLst>
                   </pic:spPr>
                 </pic:pic>
               </a:graphicData>
@@ -14948,7 +15219,6 @@
           <w:szCs w:val="14"/>
         </w:rPr>
       </w:pPr>
-      <w:bookmarkStart w:id="30" w:name="_Toc239103008"/>
       <w:r>
         <w:rPr>
           <w:rFonts w:ascii="Times New Roman" w:hAnsi="Times New Roman" w:cs="Times New Roman"/>
@@ -15081,7 +15351,16 @@
         </w:rPr>
         <w:t>. Sơ đồ quy trình Quản lý chất lượng dịch vụ booking (QA Manager)</w:t>
       </w:r>
-      <w:bookmarkEnd w:id="30"/>
+    </w:p>
+    <w:p>
+      <w:pPr>
+        <w:keepNext/>
+        <w:tabs>
+          <w:tab w:val="left" w:pos="360"/>
+        </w:tabs>
+        <w:ind w:right="-393"/>
+        <w:jc w:val="center"/>
+      </w:pPr>
     </w:p>
     <w:p>
       <w:pPr>
@@ -15095,16 +15374,15 @@
           <w:szCs w:val="14"/>
         </w:rPr>
       </w:pPr>
-      <w:bookmarkStart w:id="31" w:name="_Toc239454469"/>
-      <w:r>
-        <w:rPr>
-          <w:rFonts w:ascii="Times New Roman" w:hAnsi="Times New Roman" w:cs="Times New Roman"/>
-          <w:i/>
-          <w:iCs/>
-          <w:sz w:val="22"/>
-          <w:szCs w:val="14"/>
-        </w:rPr>
-        <w:lastRenderedPageBreak/>
+      <w:bookmarkStart w:id="30" w:name="_Toc239454469"/>
+      <w:r>
+        <w:rPr>
+          <w:rFonts w:ascii="Times New Roman" w:hAnsi="Times New Roman" w:cs="Times New Roman"/>
+          <w:i/>
+          <w:iCs/>
+          <w:sz w:val="22"/>
+          <w:szCs w:val="14"/>
+        </w:rPr>
         <w:t xml:space="preserve">Bảng </w:t>
       </w:r>
       <w:r>
@@ -15229,7 +15507,7 @@
         </w:rPr>
         <w:t>. Độ phức tạp quy trình – Quản lý chất lượng dịch vụ booking</w:t>
       </w:r>
-      <w:bookmarkEnd w:id="31"/>
+      <w:bookmarkEnd w:id="30"/>
     </w:p>
     <w:tbl>
       <w:tblPr>
@@ -15406,6 +15684,7 @@
           <w:tab w:val="left" w:pos="360"/>
         </w:tabs>
         <w:ind w:right="-393"/>
+        <w:jc w:val="both"/>
         <w:rPr>
           <w:rFonts w:ascii="Times New Roman" w:hAnsi="Times New Roman" w:cs="Times New Roman"/>
         </w:rPr>
@@ -15417,6 +15696,7 @@
           <w:tab w:val="left" w:pos="360"/>
         </w:tabs>
         <w:ind w:left="720" w:right="-393" w:firstLine="720"/>
+        <w:jc w:val="both"/>
         <w:rPr>
           <w:rFonts w:ascii="Times New Roman" w:hAnsi="Times New Roman" w:cs="Times New Roman"/>
         </w:rPr>
@@ -15431,17 +15711,13 @@
     <w:p>
       <w:pPr>
         <w:pStyle w:val="Heading2"/>
-        <w:numPr>
-          <w:ilvl w:val="1"/>
-          <w:numId w:val="10"/>
-        </w:numPr>
         <w:rPr>
           <w:rFonts w:ascii="Times New Roman" w:hAnsi="Times New Roman" w:cs="Times New Roman"/>
           <w:sz w:val="32"/>
           <w:szCs w:val="32"/>
         </w:rPr>
       </w:pPr>
-      <w:bookmarkStart w:id="32" w:name="_Toc239600304"/>
+      <w:bookmarkStart w:id="31" w:name="_Toc239799679"/>
       <w:r>
         <w:rPr>
           <w:rFonts w:ascii="Times New Roman" w:hAnsi="Times New Roman" w:cs="Times New Roman"/>
@@ -15450,69 +15726,42 @@
         </w:rPr>
         <w:t>Mô hình hóa quy trình cốt lõi</w:t>
       </w:r>
+      <w:bookmarkEnd w:id="31"/>
+    </w:p>
+    <w:p>
+      <w:pPr>
+        <w:pStyle w:val="Heading3"/>
+      </w:pPr>
+      <w:bookmarkStart w:id="32" w:name="_Toc239799680"/>
+      <w:r>
+        <w:t xml:space="preserve">Quy trình </w:t>
+      </w:r>
+      <w:r>
+        <w:rPr>
+          <w:rFonts w:ascii="Times New Roman" w:hAnsi="Times New Roman" w:cs="Times New Roman"/>
+        </w:rPr>
+        <w:t>điều phối KTV xử lý yêu cầu dịch vụ</w:t>
+      </w:r>
       <w:bookmarkEnd w:id="32"/>
     </w:p>
     <w:p>
       <w:pPr>
-        <w:pStyle w:val="Heading3"/>
-        <w:numPr>
-          <w:ilvl w:val="2"/>
-          <w:numId w:val="10"/>
-        </w:numPr>
-        <w:rPr>
-          <w:rFonts w:ascii="Times New Roman" w:hAnsi="Times New Roman" w:cs="Times New Roman"/>
-          <w:sz w:val="28"/>
-          <w:szCs w:val="28"/>
-        </w:rPr>
-      </w:pPr>
-      <w:bookmarkStart w:id="33" w:name="_Toc239600305"/>
-      <w:r>
-        <w:rPr>
-          <w:rFonts w:ascii="Times New Roman" w:hAnsi="Times New Roman" w:cs="Times New Roman"/>
-          <w:sz w:val="28"/>
-          <w:szCs w:val="28"/>
-        </w:rPr>
-        <w:t>Quy trình CS assign KTV cho booking</w:t>
-      </w:r>
-      <w:bookmarkEnd w:id="33"/>
-    </w:p>
-    <w:p>
-      <w:pPr>
+        <w:keepNext/>
         <w:tabs>
           <w:tab w:val="left" w:pos="360"/>
         </w:tabs>
         <w:ind w:right="-393"/>
-        <w:rPr>
-          <w:rFonts w:ascii="Times New Roman" w:hAnsi="Times New Roman" w:cs="Times New Roman"/>
-        </w:rPr>
-      </w:pPr>
-      <w:r>
-        <w:rPr>
-          <w:rFonts w:ascii="Times New Roman" w:hAnsi="Times New Roman" w:cs="Times New Roman"/>
-        </w:rPr>
-        <w:br w:type="page"/>
-      </w:r>
-    </w:p>
-    <w:p>
-      <w:pPr>
-        <w:keepNext/>
-        <w:tabs>
-          <w:tab w:val="left" w:pos="360"/>
-        </w:tabs>
-        <w:ind w:right="-393"/>
-        <w:jc w:val="center"/>
       </w:pPr>
       <w:r>
         <w:rPr>
           <w:rFonts w:ascii="Times New Roman" w:hAnsi="Times New Roman" w:cs="Times New Roman"/>
           <w:noProof/>
         </w:rPr>
-        <w:lastRenderedPageBreak/>
         <w:drawing>
-          <wp:inline distT="0" distB="0" distL="0" distR="0" wp14:anchorId="4E019AB9" wp14:editId="09336AAA">
-            <wp:extent cx="5668645" cy="5514975"/>
+          <wp:inline distT="0" distB="0" distL="0" distR="0" wp14:anchorId="0EB41EA9" wp14:editId="7E2B90BC">
+            <wp:extent cx="5838524" cy="2389517"/>
             <wp:effectExtent l="0" t="0" r="0" b="0"/>
-            <wp:docPr id="5" name="Picture 5"/>
+            <wp:docPr id="2094342782" name="Picture 2"/>
             <wp:cNvGraphicFramePr>
               <a:graphicFrameLocks xmlns:a="http://schemas.openxmlformats.org/drawingml/2006/main" noChangeAspect="1"/>
             </wp:cNvGraphicFramePr>
@@ -15520,12 +15769,20 @@
               <a:graphicData uri="http://schemas.openxmlformats.org/drawingml/2006/picture">
                 <pic:pic xmlns:pic="http://schemas.openxmlformats.org/drawingml/2006/picture">
                   <pic:nvPicPr>
-                    <pic:cNvPr id="0" name="d3_cs_assign_ktv.png"/>
-                    <pic:cNvPicPr/>
+                    <pic:cNvPr id="0" name="Picture 2"/>
+                    <pic:cNvPicPr>
+                      <a:picLocks noChangeAspect="1" noChangeArrowheads="1"/>
+                    </pic:cNvPicPr>
                   </pic:nvPicPr>
-                  <pic:blipFill rotWithShape="1">
-                    <a:blip r:embed="rId12"/>
-                    <a:srcRect t="3004" b="345"/>
+                  <pic:blipFill>
+                    <a:blip r:embed="rId12" cstate="print">
+                      <a:extLst>
+                        <a:ext uri="{28A0092B-C50C-407E-A947-70E740481C1C}">
+                          <a14:useLocalDpi xmlns:a14="http://schemas.microsoft.com/office/drawing/2010/main" val="0"/>
+                        </a:ext>
+                      </a:extLst>
+                    </a:blip>
+                    <a:srcRect/>
                     <a:stretch>
                       <a:fillRect/>
                     </a:stretch>
@@ -15533,19 +15790,15 @@
                   <pic:spPr bwMode="auto">
                     <a:xfrm>
                       <a:off x="0" y="0"/>
-                      <a:ext cx="5669280" cy="5515593"/>
+                      <a:ext cx="5848380" cy="2393551"/>
                     </a:xfrm>
                     <a:prstGeom prst="rect">
                       <a:avLst/>
                     </a:prstGeom>
+                    <a:noFill/>
                     <a:ln>
                       <a:noFill/>
                     </a:ln>
-                    <a:extLst>
-                      <a:ext uri="{53640926-AAD7-44D8-BBD7-CCE9431645EC}">
-                        <a14:shadowObscured xmlns:a14="http://schemas.microsoft.com/office/drawing/2010/main"/>
-                      </a:ext>
-                    </a:extLst>
                   </pic:spPr>
                 </pic:pic>
               </a:graphicData>
@@ -15565,7 +15818,6 @@
           <w:szCs w:val="14"/>
         </w:rPr>
       </w:pPr>
-      <w:bookmarkStart w:id="34" w:name="_Toc239103009"/>
       <w:r>
         <w:rPr>
           <w:rFonts w:ascii="Times New Roman" w:hAnsi="Times New Roman" w:cs="Times New Roman"/>
@@ -15696,49 +15948,48 @@
           <w:sz w:val="22"/>
           <w:szCs w:val="14"/>
         </w:rPr>
-        <w:t>. Sơ đồ quy trình CS assign KTV cho booking</w:t>
-      </w:r>
-      <w:bookmarkEnd w:id="34"/>
+        <w:t>. Sơ đồ quy trình điều phối KTV xử lý yêu cầu dịch vụ</w:t>
+      </w:r>
+    </w:p>
+    <w:p>
+      <w:pPr>
+        <w:tabs>
+          <w:tab w:val="left" w:pos="360"/>
+        </w:tabs>
+        <w:ind w:right="-393"/>
+        <w:rPr>
+          <w:rFonts w:ascii="Times New Roman" w:hAnsi="Times New Roman" w:cs="Times New Roman"/>
+        </w:rPr>
+      </w:pPr>
+      <w:r>
+        <w:rPr>
+          <w:rFonts w:ascii="Times New Roman" w:hAnsi="Times New Roman" w:cs="Times New Roman"/>
+        </w:rPr>
+        <w:br w:type="page"/>
+      </w:r>
     </w:p>
     <w:p>
       <w:pPr>
         <w:pStyle w:val="Caption"/>
         <w:keepNext/>
-        <w:tabs>
-          <w:tab w:val="left" w:pos="360"/>
-        </w:tabs>
-        <w:ind w:right="-393"/>
-        <w:jc w:val="left"/>
-        <w:rPr>
-          <w:rFonts w:ascii="Times New Roman" w:hAnsi="Times New Roman" w:cs="Times New Roman"/>
-          <w:i/>
-          <w:iCs/>
-          <w:sz w:val="22"/>
-          <w:szCs w:val="14"/>
-        </w:rPr>
-      </w:pPr>
-    </w:p>
-    <w:p>
-      <w:pPr>
-        <w:pStyle w:val="Caption"/>
-        <w:keepNext/>
-        <w:rPr>
-          <w:rFonts w:ascii="Times New Roman" w:hAnsi="Times New Roman" w:cs="Times New Roman"/>
-          <w:i/>
-          <w:iCs/>
-          <w:sz w:val="22"/>
-          <w:szCs w:val="14"/>
-        </w:rPr>
-      </w:pPr>
-      <w:bookmarkStart w:id="35" w:name="_Toc239454470"/>
-      <w:r>
-        <w:rPr>
-          <w:rFonts w:ascii="Times New Roman" w:hAnsi="Times New Roman" w:cs="Times New Roman"/>
-          <w:i/>
-          <w:iCs/>
-          <w:sz w:val="22"/>
-          <w:szCs w:val="14"/>
-        </w:rPr>
+        <w:rPr>
+          <w:rFonts w:ascii="Times New Roman" w:hAnsi="Times New Roman" w:cs="Times New Roman"/>
+          <w:i/>
+          <w:iCs/>
+          <w:sz w:val="22"/>
+          <w:szCs w:val="14"/>
+        </w:rPr>
+      </w:pPr>
+      <w:bookmarkStart w:id="33" w:name="_Toc239454470"/>
+      <w:r>
+        <w:rPr>
+          <w:rFonts w:ascii="Times New Roman" w:hAnsi="Times New Roman" w:cs="Times New Roman"/>
+          <w:i/>
+          <w:iCs/>
+          <w:sz w:val="22"/>
+          <w:szCs w:val="14"/>
+        </w:rPr>
+        <w:lastRenderedPageBreak/>
         <w:t xml:space="preserve">Bảng </w:t>
       </w:r>
       <w:r>
@@ -15863,7 +16114,7 @@
         </w:rPr>
         <w:t>. Độ phức tạp quy trình – CS assign KTV cho booking</w:t>
       </w:r>
-      <w:bookmarkEnd w:id="35"/>
+      <w:bookmarkEnd w:id="33"/>
     </w:p>
     <w:tbl>
       <w:tblPr>
@@ -16051,22 +16302,16 @@
           <w:tab w:val="left" w:pos="360"/>
         </w:tabs>
         <w:ind w:left="720" w:right="-393" w:firstLine="720"/>
-        <w:rPr>
-          <w:rFonts w:ascii="Times New Roman" w:hAnsi="Times New Roman" w:cs="Times New Roman"/>
-        </w:rPr>
-      </w:pPr>
-      <w:r>
-        <w:rPr>
-          <w:rFonts w:ascii="Times New Roman" w:hAnsi="Times New Roman" w:cs="Times New Roman"/>
-        </w:rPr>
-        <w:t xml:space="preserve">Quy trình gồm 4 cổng điều kiện (kiểm tra nguồn gốc yêu cầu, kiểm tra KTV phù hợp trong khu vực, yêu cầu đổi lịch, KTV xác nhận nhận booking) và </w:t>
-      </w:r>
-      <w:r>
-        <w:rPr>
-          <w:rFonts w:ascii="Times New Roman" w:hAnsi="Times New Roman" w:cs="Times New Roman"/>
-        </w:rPr>
-        <w:lastRenderedPageBreak/>
-        <w:t>1 cặp cổng song song khi vừa cập nhật trạng thái booking vừa gửi thông báo cho KTV.</w:t>
+        <w:jc w:val="both"/>
+        <w:rPr>
+          <w:rFonts w:ascii="Times New Roman" w:hAnsi="Times New Roman" w:cs="Times New Roman"/>
+        </w:rPr>
+      </w:pPr>
+      <w:r>
+        <w:rPr>
+          <w:rFonts w:ascii="Times New Roman" w:hAnsi="Times New Roman" w:cs="Times New Roman"/>
+        </w:rPr>
+        <w:t>Quy trình gồm 4 cổng điều kiện (kiểm tra nguồn gốc yêu cầu, kiểm tra KTV phù hợp trong khu vực, yêu cầu đổi lịch, KTV xác nhận nhận booking) và 1 cặp cổng song song khi vừa cập nhật trạng thái booking vừa gửi thông báo cho KTV.</w:t>
       </w:r>
     </w:p>
     <w:p>
@@ -16082,7 +16327,7 @@
           <w:szCs w:val="24"/>
         </w:rPr>
       </w:pPr>
-      <w:bookmarkStart w:id="36" w:name="_Toc239600306"/>
+      <w:bookmarkStart w:id="34" w:name="_Toc239799681"/>
       <w:r>
         <w:rPr>
           <w:rFonts w:ascii="Times New Roman" w:hAnsi="Times New Roman" w:cs="Times New Roman"/>
@@ -16091,17 +16336,15 @@
         </w:rPr>
         <w:t>Quy trình KTV nhận và xử lý booking</w:t>
       </w:r>
-      <w:bookmarkEnd w:id="36"/>
-    </w:p>
-    <w:p>
-      <w:pPr>
+      <w:bookmarkEnd w:id="34"/>
+    </w:p>
+    <w:p>
+      <w:pPr>
+        <w:keepNext/>
         <w:tabs>
           <w:tab w:val="left" w:pos="360"/>
         </w:tabs>
         <w:ind w:right="-393"/>
-        <w:rPr>
-          <w:rFonts w:ascii="Times New Roman" w:hAnsi="Times New Roman" w:cs="Times New Roman"/>
-        </w:rPr>
       </w:pPr>
       <w:r>
         <w:rPr>
@@ -16109,16 +16352,6 @@
         </w:rPr>
         <w:br w:type="page"/>
       </w:r>
-    </w:p>
-    <w:p>
-      <w:pPr>
-        <w:keepNext/>
-        <w:tabs>
-          <w:tab w:val="left" w:pos="360"/>
-        </w:tabs>
-        <w:ind w:right="-393"/>
-        <w:jc w:val="center"/>
-      </w:pPr>
       <w:r>
         <w:rPr>
           <w:rFonts w:ascii="Times New Roman" w:hAnsi="Times New Roman" w:cs="Times New Roman"/>
@@ -16126,10 +16359,10 @@
         </w:rPr>
         <w:lastRenderedPageBreak/>
         <w:drawing>
-          <wp:inline distT="0" distB="0" distL="0" distR="0" wp14:anchorId="559FCBDB" wp14:editId="56E10048">
-            <wp:extent cx="2333625" cy="7960560"/>
+          <wp:inline distT="0" distB="0" distL="0" distR="0" wp14:anchorId="06DC107F" wp14:editId="1D175458">
+            <wp:extent cx="5211605" cy="6228272"/>
             <wp:effectExtent l="0" t="0" r="0" b="0"/>
-            <wp:docPr id="6" name="Picture 6"/>
+            <wp:docPr id="1907764197" name="Picture 3"/>
             <wp:cNvGraphicFramePr>
               <a:graphicFrameLocks xmlns:a="http://schemas.openxmlformats.org/drawingml/2006/main" noChangeAspect="1"/>
             </wp:cNvGraphicFramePr>
@@ -16137,12 +16370,20 @@
               <a:graphicData uri="http://schemas.openxmlformats.org/drawingml/2006/picture">
                 <pic:pic xmlns:pic="http://schemas.openxmlformats.org/drawingml/2006/picture">
                   <pic:nvPicPr>
-                    <pic:cNvPr id="0" name="d4_ktv_xuly_booking.png"/>
-                    <pic:cNvPicPr/>
+                    <pic:cNvPr id="0" name="Picture 3"/>
+                    <pic:cNvPicPr>
+                      <a:picLocks noChangeAspect="1" noChangeArrowheads="1"/>
+                    </pic:cNvPicPr>
                   </pic:nvPicPr>
-                  <pic:blipFill rotWithShape="1">
-                    <a:blip r:embed="rId13"/>
-                    <a:srcRect t="1642"/>
+                  <pic:blipFill>
+                    <a:blip r:embed="rId13" cstate="print">
+                      <a:extLst>
+                        <a:ext uri="{28A0092B-C50C-407E-A947-70E740481C1C}">
+                          <a14:useLocalDpi xmlns:a14="http://schemas.microsoft.com/office/drawing/2010/main" val="0"/>
+                        </a:ext>
+                      </a:extLst>
+                    </a:blip>
+                    <a:srcRect/>
                     <a:stretch>
                       <a:fillRect/>
                     </a:stretch>
@@ -16150,19 +16391,15 @@
                   <pic:spPr bwMode="auto">
                     <a:xfrm>
                       <a:off x="0" y="0"/>
-                      <a:ext cx="2354112" cy="8030446"/>
+                      <a:ext cx="5215180" cy="6232544"/>
                     </a:xfrm>
                     <a:prstGeom prst="rect">
                       <a:avLst/>
                     </a:prstGeom>
+                    <a:noFill/>
                     <a:ln>
                       <a:noFill/>
                     </a:ln>
-                    <a:extLst>
-                      <a:ext uri="{53640926-AAD7-44D8-BBD7-CCE9431645EC}">
-                        <a14:shadowObscured xmlns:a14="http://schemas.microsoft.com/office/drawing/2010/main"/>
-                      </a:ext>
-                    </a:extLst>
                   </pic:spPr>
                 </pic:pic>
               </a:graphicData>
@@ -16182,7 +16419,6 @@
           <w:szCs w:val="14"/>
         </w:rPr>
       </w:pPr>
-      <w:bookmarkStart w:id="37" w:name="_Toc239103010"/>
       <w:r>
         <w:rPr>
           <w:rFonts w:ascii="Times New Roman" w:hAnsi="Times New Roman" w:cs="Times New Roman"/>
@@ -16315,7 +16551,16 @@
         </w:rPr>
         <w:t>. Sơ đồ quy trình KTV nhận và xử lý booking</w:t>
       </w:r>
-      <w:bookmarkEnd w:id="37"/>
+    </w:p>
+    <w:p>
+      <w:pPr>
+        <w:keepNext/>
+        <w:tabs>
+          <w:tab w:val="left" w:pos="360"/>
+        </w:tabs>
+        <w:ind w:right="-393"/>
+        <w:jc w:val="center"/>
+      </w:pPr>
     </w:p>
     <w:p>
       <w:pPr>
@@ -16329,16 +16574,15 @@
           <w:szCs w:val="14"/>
         </w:rPr>
       </w:pPr>
-      <w:bookmarkStart w:id="38" w:name="_Toc239454471"/>
-      <w:r>
-        <w:rPr>
-          <w:rFonts w:ascii="Times New Roman" w:hAnsi="Times New Roman" w:cs="Times New Roman"/>
-          <w:i/>
-          <w:iCs/>
-          <w:sz w:val="22"/>
-          <w:szCs w:val="14"/>
-        </w:rPr>
-        <w:lastRenderedPageBreak/>
+      <w:bookmarkStart w:id="35" w:name="_Toc239454471"/>
+      <w:r>
+        <w:rPr>
+          <w:rFonts w:ascii="Times New Roman" w:hAnsi="Times New Roman" w:cs="Times New Roman"/>
+          <w:i/>
+          <w:iCs/>
+          <w:sz w:val="22"/>
+          <w:szCs w:val="14"/>
+        </w:rPr>
         <w:t xml:space="preserve">Bảng </w:t>
       </w:r>
       <w:r>
@@ -16463,7 +16707,7 @@
         </w:rPr>
         <w:t>. Độ phức tạp quy trình – KTV nhận và xử lý booking</w:t>
       </w:r>
-      <w:bookmarkEnd w:id="38"/>
+      <w:bookmarkEnd w:id="35"/>
     </w:p>
     <w:tbl>
       <w:tblPr>
@@ -16637,28 +16881,19 @@
     <w:p>
       <w:pPr>
         <w:tabs>
-          <w:tab w:val="left" w:pos="360"/>
-        </w:tabs>
-        <w:ind w:right="-393"/>
-        <w:rPr>
-          <w:rFonts w:ascii="Times New Roman" w:hAnsi="Times New Roman" w:cs="Times New Roman"/>
-        </w:rPr>
-      </w:pPr>
-    </w:p>
-    <w:p>
-      <w:pPr>
-        <w:tabs>
           <w:tab w:val="left" w:pos="720"/>
         </w:tabs>
         <w:ind w:left="720" w:right="-393"/>
-        <w:rPr>
-          <w:rFonts w:ascii="Times New Roman" w:hAnsi="Times New Roman" w:cs="Times New Roman"/>
-        </w:rPr>
-      </w:pPr>
-      <w:r>
-        <w:rPr>
-          <w:rFonts w:ascii="Times New Roman" w:hAnsi="Times New Roman" w:cs="Times New Roman"/>
-        </w:rPr>
+        <w:jc w:val="both"/>
+        <w:rPr>
+          <w:rFonts w:ascii="Times New Roman" w:hAnsi="Times New Roman" w:cs="Times New Roman"/>
+        </w:rPr>
+      </w:pPr>
+      <w:r>
+        <w:rPr>
+          <w:rFonts w:ascii="Times New Roman" w:hAnsi="Times New Roman" w:cs="Times New Roman"/>
+        </w:rPr>
+        <w:lastRenderedPageBreak/>
         <w:tab/>
       </w:r>
       <w:r>
@@ -16671,17 +16906,13 @@
     <w:p>
       <w:pPr>
         <w:pStyle w:val="Heading2"/>
-        <w:numPr>
-          <w:ilvl w:val="1"/>
-          <w:numId w:val="10"/>
-        </w:numPr>
         <w:rPr>
           <w:rFonts w:ascii="Times New Roman" w:hAnsi="Times New Roman" w:cs="Times New Roman"/>
           <w:sz w:val="32"/>
           <w:szCs w:val="32"/>
         </w:rPr>
       </w:pPr>
-      <w:bookmarkStart w:id="39" w:name="_Toc239600307"/>
+      <w:bookmarkStart w:id="36" w:name="_Toc239799682"/>
       <w:r>
         <w:rPr>
           <w:rFonts w:ascii="Times New Roman" w:hAnsi="Times New Roman" w:cs="Times New Roman"/>
@@ -16690,69 +16921,198 @@
         </w:rPr>
         <w:t>Mô hình hóa quy trình hỗ trợ</w:t>
       </w:r>
-      <w:bookmarkEnd w:id="39"/>
+      <w:bookmarkEnd w:id="36"/>
     </w:p>
     <w:p>
       <w:pPr>
         <w:pStyle w:val="Heading3"/>
-        <w:numPr>
-          <w:ilvl w:val="2"/>
-          <w:numId w:val="10"/>
-        </w:numPr>
         <w:rPr>
           <w:rFonts w:ascii="Times New Roman" w:hAnsi="Times New Roman" w:cs="Times New Roman"/>
           <w:sz w:val="28"/>
           <w:szCs w:val="24"/>
         </w:rPr>
       </w:pPr>
-      <w:bookmarkStart w:id="40" w:name="_Toc239600308"/>
-      <w:r>
-        <w:rPr>
-          <w:rFonts w:ascii="Times New Roman" w:hAnsi="Times New Roman" w:cs="Times New Roman"/>
-          <w:sz w:val="28"/>
-          <w:szCs w:val="24"/>
-        </w:rPr>
-        <w:t>Quy trình Chat support</w:t>
-      </w:r>
-      <w:bookmarkEnd w:id="40"/>
-    </w:p>
-    <w:p>
-      <w:pPr>
-        <w:tabs>
-          <w:tab w:val="left" w:pos="360"/>
-        </w:tabs>
-        <w:ind w:right="-393"/>
-        <w:rPr>
-          <w:rFonts w:ascii="Times New Roman" w:hAnsi="Times New Roman" w:cs="Times New Roman"/>
-        </w:rPr>
-      </w:pPr>
-      <w:r>
-        <w:rPr>
-          <w:rFonts w:ascii="Times New Roman" w:hAnsi="Times New Roman" w:cs="Times New Roman"/>
-        </w:rPr>
-        <w:br w:type="page"/>
-      </w:r>
-    </w:p>
-    <w:p>
-      <w:pPr>
-        <w:keepNext/>
-        <w:tabs>
-          <w:tab w:val="left" w:pos="360"/>
-        </w:tabs>
-        <w:ind w:right="-393"/>
-        <w:jc w:val="center"/>
-      </w:pPr>
-      <w:r>
-        <w:rPr>
-          <w:rFonts w:ascii="Times New Roman" w:hAnsi="Times New Roman" w:cs="Times New Roman"/>
+      <w:bookmarkStart w:id="37" w:name="_Toc239799683"/>
+      <w:r>
+        <w:rPr>
           <w:noProof/>
         </w:rPr>
-        <w:lastRenderedPageBreak/>
+        <w:pict w14:anchorId="2904153C">
+          <v:shapetype id="_x0000_t202" coordsize="21600,21600" o:spt="202" path="m,l,21600r21600,l21600,xe">
+            <v:stroke joinstyle="miter"/>
+            <v:path gradientshapeok="t" o:connecttype="rect"/>
+          </v:shapetype>
+          <v:shape id="_x0000_s2050" type="#_x0000_t202" style="position:absolute;left:0;text-align:left;margin-left:-12.3pt;margin-top:527.5pt;width:425.2pt;height:18.65pt;z-index:251660288;mso-position-horizontal-relative:text;mso-position-vertical-relative:text" stroked="f">
+            <v:textbox style="mso-fit-shape-to-text:t" inset="0,0,0,0">
+              <w:txbxContent>
+                <w:p>
+                  <w:pPr>
+                    <w:pStyle w:val="Caption"/>
+                    <w:rPr>
+                      <w:rFonts w:ascii="Times New Roman" w:hAnsi="Times New Roman" w:cs="Times New Roman"/>
+                      <w:b/>
+                      <w:i/>
+                      <w:iCs/>
+                      <w:sz w:val="22"/>
+                      <w:szCs w:val="20"/>
+                    </w:rPr>
+                  </w:pPr>
+                  <w:r>
+                    <w:rPr>
+                      <w:rFonts w:ascii="Times New Roman" w:hAnsi="Times New Roman" w:cs="Times New Roman"/>
+                      <w:i/>
+                      <w:iCs/>
+                      <w:sz w:val="22"/>
+                      <w:szCs w:val="14"/>
+                    </w:rPr>
+                    <w:t xml:space="preserve">Hình </w:t>
+                  </w:r>
+                  <w:r>
+                    <w:rPr>
+                      <w:rFonts w:ascii="Times New Roman" w:hAnsi="Times New Roman" w:cs="Times New Roman"/>
+                      <w:i/>
+                      <w:iCs/>
+                      <w:sz w:val="22"/>
+                      <w:szCs w:val="14"/>
+                    </w:rPr>
+                    <w:fldChar w:fldCharType="begin"/>
+                  </w:r>
+                  <w:r>
+                    <w:rPr>
+                      <w:rFonts w:ascii="Times New Roman" w:hAnsi="Times New Roman" w:cs="Times New Roman"/>
+                      <w:i/>
+                      <w:iCs/>
+                      <w:sz w:val="22"/>
+                      <w:szCs w:val="14"/>
+                    </w:rPr>
+                    <w:instrText xml:space="preserve"> STYLEREF 1 \s </w:instrText>
+                  </w:r>
+                  <w:r>
+                    <w:rPr>
+                      <w:rFonts w:ascii="Times New Roman" w:hAnsi="Times New Roman" w:cs="Times New Roman"/>
+                      <w:i/>
+                      <w:iCs/>
+                      <w:sz w:val="22"/>
+                      <w:szCs w:val="14"/>
+                    </w:rPr>
+                    <w:fldChar w:fldCharType="separate"/>
+                  </w:r>
+                  <w:r>
+                    <w:rPr>
+                      <w:rFonts w:ascii="Times New Roman" w:hAnsi="Times New Roman" w:cs="Times New Roman"/>
+                      <w:i/>
+                      <w:iCs/>
+                      <w:noProof/>
+                      <w:sz w:val="22"/>
+                      <w:szCs w:val="14"/>
+                    </w:rPr>
+                    <w:t>2</w:t>
+                  </w:r>
+                  <w:r>
+                    <w:rPr>
+                      <w:rFonts w:ascii="Times New Roman" w:hAnsi="Times New Roman" w:cs="Times New Roman"/>
+                      <w:i/>
+                      <w:iCs/>
+                      <w:sz w:val="22"/>
+                      <w:szCs w:val="14"/>
+                    </w:rPr>
+                    <w:fldChar w:fldCharType="end"/>
+                  </w:r>
+                  <w:r>
+                    <w:rPr>
+                      <w:rFonts w:ascii="Times New Roman" w:hAnsi="Times New Roman" w:cs="Times New Roman"/>
+                      <w:i/>
+                      <w:iCs/>
+                      <w:sz w:val="22"/>
+                      <w:szCs w:val="14"/>
+                    </w:rPr>
+                    <w:t>.</w:t>
+                  </w:r>
+                  <w:r>
+                    <w:rPr>
+                      <w:rFonts w:ascii="Times New Roman" w:hAnsi="Times New Roman" w:cs="Times New Roman"/>
+                      <w:i/>
+                      <w:iCs/>
+                      <w:sz w:val="22"/>
+                      <w:szCs w:val="14"/>
+                    </w:rPr>
+                    <w:fldChar w:fldCharType="begin"/>
+                  </w:r>
+                  <w:r>
+                    <w:rPr>
+                      <w:rFonts w:ascii="Times New Roman" w:hAnsi="Times New Roman" w:cs="Times New Roman"/>
+                      <w:i/>
+                      <w:iCs/>
+                      <w:sz w:val="22"/>
+                      <w:szCs w:val="14"/>
+                    </w:rPr>
+                    <w:instrText xml:space="preserve"> SEQ Hình \* ARABIC \s 1 </w:instrText>
+                  </w:r>
+                  <w:r>
+                    <w:rPr>
+                      <w:rFonts w:ascii="Times New Roman" w:hAnsi="Times New Roman" w:cs="Times New Roman"/>
+                      <w:i/>
+                      <w:iCs/>
+                      <w:sz w:val="22"/>
+                      <w:szCs w:val="14"/>
+                    </w:rPr>
+                    <w:fldChar w:fldCharType="separate"/>
+                  </w:r>
+                  <w:r>
+                    <w:rPr>
+                      <w:rFonts w:ascii="Times New Roman" w:hAnsi="Times New Roman" w:cs="Times New Roman"/>
+                      <w:i/>
+                      <w:iCs/>
+                      <w:noProof/>
+                      <w:sz w:val="22"/>
+                      <w:szCs w:val="14"/>
+                    </w:rPr>
+                    <w:t>5</w:t>
+                  </w:r>
+                  <w:r>
+                    <w:rPr>
+                      <w:rFonts w:ascii="Times New Roman" w:hAnsi="Times New Roman" w:cs="Times New Roman"/>
+                      <w:i/>
+                      <w:iCs/>
+                      <w:sz w:val="22"/>
+                      <w:szCs w:val="14"/>
+                    </w:rPr>
+                    <w:fldChar w:fldCharType="end"/>
+                  </w:r>
+                  <w:r>
+                    <w:rPr>
+                      <w:rFonts w:ascii="Times New Roman" w:hAnsi="Times New Roman" w:cs="Times New Roman"/>
+                      <w:i/>
+                      <w:iCs/>
+                      <w:sz w:val="22"/>
+                      <w:szCs w:val="14"/>
+                    </w:rPr>
+                    <w:t>. Sơ đồ quy trình Chat support</w:t>
+                  </w:r>
+                </w:p>
+              </w:txbxContent>
+            </v:textbox>
+            <w10:wrap type="square"/>
+          </v:shape>
+        </w:pict>
+      </w:r>
+      <w:r>
+        <w:rPr>
+          <w:noProof/>
+        </w:rPr>
         <w:drawing>
-          <wp:inline distT="0" distB="0" distL="0" distR="0" wp14:anchorId="69176BFC" wp14:editId="07214BAA">
-            <wp:extent cx="4062551" cy="7962900"/>
+          <wp:anchor distT="0" distB="0" distL="114300" distR="114300" simplePos="0" relativeHeight="251660288" behindDoc="0" locked="0" layoutInCell="1" allowOverlap="1" wp14:anchorId="0DEF3CB8" wp14:editId="20999D6E">
+            <wp:simplePos x="0" y="0"/>
+            <wp:positionH relativeFrom="column">
+              <wp:posOffset>-1270</wp:posOffset>
+            </wp:positionH>
+            <wp:positionV relativeFrom="paragraph">
+              <wp:posOffset>806450</wp:posOffset>
+            </wp:positionV>
+            <wp:extent cx="5166995" cy="5870575"/>
             <wp:effectExtent l="0" t="0" r="0" b="0"/>
-            <wp:docPr id="7" name="Picture 7"/>
+            <wp:wrapSquare wrapText="bothSides"/>
+            <wp:docPr id="430780677" name="Picture 4"/>
             <wp:cNvGraphicFramePr>
               <a:graphicFrameLocks xmlns:a="http://schemas.openxmlformats.org/drawingml/2006/main" noChangeAspect="1"/>
             </wp:cNvGraphicFramePr>
@@ -16760,12 +17120,20 @@
               <a:graphicData uri="http://schemas.openxmlformats.org/drawingml/2006/picture">
                 <pic:pic xmlns:pic="http://schemas.openxmlformats.org/drawingml/2006/picture">
                   <pic:nvPicPr>
-                    <pic:cNvPr id="0" name="d5_chat_support.png"/>
-                    <pic:cNvPicPr/>
+                    <pic:cNvPr id="0" name="Picture 4"/>
+                    <pic:cNvPicPr>
+                      <a:picLocks noChangeAspect="1" noChangeArrowheads="1"/>
+                    </pic:cNvPicPr>
                   </pic:nvPicPr>
-                  <pic:blipFill rotWithShape="1">
-                    <a:blip r:embed="rId14"/>
-                    <a:srcRect t="2358" b="637"/>
+                  <pic:blipFill>
+                    <a:blip r:embed="rId14" cstate="print">
+                      <a:extLst>
+                        <a:ext uri="{28A0092B-C50C-407E-A947-70E740481C1C}">
+                          <a14:useLocalDpi xmlns:a14="http://schemas.microsoft.com/office/drawing/2010/main" val="0"/>
+                        </a:ext>
+                      </a:extLst>
+                    </a:blip>
+                    <a:srcRect/>
                     <a:stretch>
                       <a:fillRect/>
                     </a:stretch>
@@ -16773,172 +17141,43 @@
                   <pic:spPr bwMode="auto">
                     <a:xfrm>
                       <a:off x="0" y="0"/>
-                      <a:ext cx="4080954" cy="7998971"/>
+                      <a:ext cx="5166995" cy="5870575"/>
                     </a:xfrm>
                     <a:prstGeom prst="rect">
                       <a:avLst/>
                     </a:prstGeom>
+                    <a:noFill/>
                     <a:ln>
                       <a:noFill/>
                     </a:ln>
-                    <a:extLst>
-                      <a:ext uri="{53640926-AAD7-44D8-BBD7-CCE9431645EC}">
-                        <a14:shadowObscured xmlns:a14="http://schemas.microsoft.com/office/drawing/2010/main"/>
-                      </a:ext>
-                    </a:extLst>
                   </pic:spPr>
                 </pic:pic>
               </a:graphicData>
             </a:graphic>
-          </wp:inline>
+            <wp14:sizeRelH relativeFrom="page">
+              <wp14:pctWidth>0</wp14:pctWidth>
+            </wp14:sizeRelH>
+            <wp14:sizeRelV relativeFrom="page">
+              <wp14:pctHeight>0</wp14:pctHeight>
+            </wp14:sizeRelV>
+          </wp:anchor>
         </w:drawing>
       </w:r>
-    </w:p>
-    <w:p>
-      <w:pPr>
-        <w:pStyle w:val="Caption"/>
-        <w:rPr>
-          <w:rFonts w:ascii="Times New Roman" w:hAnsi="Times New Roman" w:cs="Times New Roman"/>
-          <w:i/>
-          <w:iCs/>
-          <w:sz w:val="22"/>
-          <w:szCs w:val="14"/>
-        </w:rPr>
-      </w:pPr>
-      <w:bookmarkStart w:id="41" w:name="_Toc239103011"/>
-      <w:r>
-        <w:rPr>
-          <w:rFonts w:ascii="Times New Roman" w:hAnsi="Times New Roman" w:cs="Times New Roman"/>
-          <w:i/>
-          <w:iCs/>
-          <w:sz w:val="22"/>
-          <w:szCs w:val="14"/>
-        </w:rPr>
-        <w:t xml:space="preserve">Hình </w:t>
-      </w:r>
-      <w:r>
-        <w:rPr>
-          <w:rFonts w:ascii="Times New Roman" w:hAnsi="Times New Roman" w:cs="Times New Roman"/>
-          <w:i/>
-          <w:iCs/>
-          <w:sz w:val="22"/>
-          <w:szCs w:val="14"/>
-        </w:rPr>
-        <w:fldChar w:fldCharType="begin"/>
-      </w:r>
-      <w:r>
-        <w:rPr>
-          <w:rFonts w:ascii="Times New Roman" w:hAnsi="Times New Roman" w:cs="Times New Roman"/>
-          <w:i/>
-          <w:iCs/>
-          <w:sz w:val="22"/>
-          <w:szCs w:val="14"/>
-        </w:rPr>
-        <w:instrText xml:space="preserve"> STYLEREF 1 \s </w:instrText>
-      </w:r>
-      <w:r>
-        <w:rPr>
-          <w:rFonts w:ascii="Times New Roman" w:hAnsi="Times New Roman" w:cs="Times New Roman"/>
-          <w:i/>
-          <w:iCs/>
-          <w:sz w:val="22"/>
-          <w:szCs w:val="14"/>
-        </w:rPr>
-        <w:fldChar w:fldCharType="separate"/>
-      </w:r>
-      <w:r>
-        <w:rPr>
-          <w:rFonts w:ascii="Times New Roman" w:hAnsi="Times New Roman" w:cs="Times New Roman"/>
-          <w:i/>
-          <w:iCs/>
-          <w:noProof/>
-          <w:sz w:val="22"/>
-          <w:szCs w:val="14"/>
-        </w:rPr>
-        <w:t>2</w:t>
-      </w:r>
-      <w:r>
-        <w:rPr>
-          <w:rFonts w:ascii="Times New Roman" w:hAnsi="Times New Roman" w:cs="Times New Roman"/>
-          <w:i/>
-          <w:iCs/>
-          <w:sz w:val="22"/>
-          <w:szCs w:val="14"/>
-        </w:rPr>
-        <w:fldChar w:fldCharType="end"/>
-      </w:r>
-      <w:r>
-        <w:rPr>
-          <w:rFonts w:ascii="Times New Roman" w:hAnsi="Times New Roman" w:cs="Times New Roman"/>
-          <w:i/>
-          <w:iCs/>
-          <w:sz w:val="22"/>
-          <w:szCs w:val="14"/>
-        </w:rPr>
-        <w:t>.</w:t>
-      </w:r>
-      <w:r>
-        <w:rPr>
-          <w:rFonts w:ascii="Times New Roman" w:hAnsi="Times New Roman" w:cs="Times New Roman"/>
-          <w:i/>
-          <w:iCs/>
-          <w:sz w:val="22"/>
-          <w:szCs w:val="14"/>
-        </w:rPr>
-        <w:fldChar w:fldCharType="begin"/>
-      </w:r>
-      <w:r>
-        <w:rPr>
-          <w:rFonts w:ascii="Times New Roman" w:hAnsi="Times New Roman" w:cs="Times New Roman"/>
-          <w:i/>
-          <w:iCs/>
-          <w:sz w:val="22"/>
-          <w:szCs w:val="14"/>
-        </w:rPr>
-        <w:instrText xml:space="preserve"> SEQ Hình \* ARABIC \s 1 </w:instrText>
-      </w:r>
-      <w:r>
-        <w:rPr>
-          <w:rFonts w:ascii="Times New Roman" w:hAnsi="Times New Roman" w:cs="Times New Roman"/>
-          <w:i/>
-          <w:iCs/>
-          <w:sz w:val="22"/>
-          <w:szCs w:val="14"/>
-        </w:rPr>
-        <w:fldChar w:fldCharType="separate"/>
-      </w:r>
-      <w:r>
-        <w:rPr>
-          <w:rFonts w:ascii="Times New Roman" w:hAnsi="Times New Roman" w:cs="Times New Roman"/>
-          <w:i/>
-          <w:iCs/>
-          <w:noProof/>
-          <w:sz w:val="22"/>
-          <w:szCs w:val="14"/>
-        </w:rPr>
-        <w:t>5</w:t>
-      </w:r>
-      <w:r>
-        <w:rPr>
-          <w:rFonts w:ascii="Times New Roman" w:hAnsi="Times New Roman" w:cs="Times New Roman"/>
-          <w:i/>
-          <w:iCs/>
-          <w:sz w:val="22"/>
-          <w:szCs w:val="14"/>
-        </w:rPr>
-        <w:fldChar w:fldCharType="end"/>
-      </w:r>
-      <w:r>
-        <w:rPr>
-          <w:rFonts w:ascii="Times New Roman" w:hAnsi="Times New Roman" w:cs="Times New Roman"/>
-          <w:i/>
-          <w:iCs/>
-          <w:sz w:val="22"/>
-          <w:szCs w:val="14"/>
-        </w:rPr>
-        <w:t>. Sơ đồ quy trình Chat support</w:t>
-      </w:r>
-      <w:bookmarkEnd w:id="41"/>
+      <w:r>
+        <w:rPr>
+          <w:rFonts w:ascii="Times New Roman" w:hAnsi="Times New Roman" w:cs="Times New Roman"/>
+          <w:sz w:val="28"/>
+          <w:szCs w:val="24"/>
+        </w:rPr>
+        <w:t>Quy trình Chat support</w:t>
+      </w:r>
+      <w:bookmarkEnd w:id="37"/>
+      <w:r>
+        <w:rPr>
+          <w:rFonts w:ascii="Times New Roman" w:hAnsi="Times New Roman" w:cs="Times New Roman"/>
+        </w:rPr>
+        <w:br w:type="page"/>
+      </w:r>
     </w:p>
     <w:p>
       <w:pPr>
@@ -16952,7 +17191,7 @@
           <w:szCs w:val="14"/>
         </w:rPr>
       </w:pPr>
-      <w:bookmarkStart w:id="42" w:name="_Toc239454472"/>
+      <w:bookmarkStart w:id="38" w:name="_Toc239454472"/>
       <w:r>
         <w:rPr>
           <w:rFonts w:ascii="Times New Roman" w:hAnsi="Times New Roman" w:cs="Times New Roman"/>
@@ -17086,7 +17325,7 @@
         </w:rPr>
         <w:t>. Độ phức tạp quy trình – Chat support</w:t>
       </w:r>
-      <w:bookmarkEnd w:id="42"/>
+      <w:bookmarkEnd w:id="38"/>
     </w:p>
     <w:tbl>
       <w:tblPr>
@@ -17274,6 +17513,7 @@
           <w:tab w:val="left" w:pos="360"/>
         </w:tabs>
         <w:ind w:left="810" w:right="-393" w:hanging="810"/>
+        <w:jc w:val="both"/>
         <w:rPr>
           <w:rFonts w:ascii="Times New Roman" w:hAnsi="Times New Roman" w:cs="Times New Roman"/>
         </w:rPr>
@@ -17306,17 +17546,13 @@
     <w:p>
       <w:pPr>
         <w:pStyle w:val="Heading3"/>
-        <w:numPr>
-          <w:ilvl w:val="2"/>
-          <w:numId w:val="10"/>
-        </w:numPr>
         <w:rPr>
           <w:rFonts w:ascii="Times New Roman" w:hAnsi="Times New Roman" w:cs="Times New Roman"/>
           <w:sz w:val="28"/>
           <w:szCs w:val="24"/>
         </w:rPr>
       </w:pPr>
-      <w:bookmarkStart w:id="43" w:name="_Toc239600309"/>
+      <w:bookmarkStart w:id="39" w:name="_Toc239799684"/>
       <w:r>
         <w:rPr>
           <w:rFonts w:ascii="Times New Roman" w:hAnsi="Times New Roman" w:cs="Times New Roman"/>
@@ -17325,45 +17561,26 @@
         </w:rPr>
         <w:t>Quy trình Báo cáo linh kiện KTV</w:t>
       </w:r>
-      <w:bookmarkEnd w:id="43"/>
-    </w:p>
-    <w:p>
-      <w:pPr>
+      <w:bookmarkEnd w:id="39"/>
+    </w:p>
+    <w:p>
+      <w:pPr>
+        <w:keepNext/>
         <w:tabs>
           <w:tab w:val="left" w:pos="360"/>
         </w:tabs>
         <w:ind w:right="-393"/>
-        <w:rPr>
-          <w:rFonts w:ascii="Times New Roman" w:hAnsi="Times New Roman" w:cs="Times New Roman"/>
-        </w:rPr>
-      </w:pPr>
-      <w:r>
-        <w:rPr>
-          <w:rFonts w:ascii="Times New Roman" w:hAnsi="Times New Roman" w:cs="Times New Roman"/>
-        </w:rPr>
-        <w:br w:type="page"/>
-      </w:r>
-    </w:p>
-    <w:p>
-      <w:pPr>
-        <w:keepNext/>
-        <w:tabs>
-          <w:tab w:val="left" w:pos="360"/>
-        </w:tabs>
-        <w:ind w:right="-393"/>
-        <w:jc w:val="center"/>
       </w:pPr>
       <w:r>
         <w:rPr>
           <w:rFonts w:ascii="Times New Roman" w:hAnsi="Times New Roman" w:cs="Times New Roman"/>
           <w:noProof/>
         </w:rPr>
-        <w:lastRenderedPageBreak/>
         <w:drawing>
-          <wp:inline distT="0" distB="0" distL="0" distR="0" wp14:anchorId="260007AB" wp14:editId="20C669F2">
-            <wp:extent cx="3206115" cy="7991803"/>
+          <wp:inline distT="0" distB="0" distL="0" distR="0" wp14:anchorId="5E389D55" wp14:editId="44B22208">
+            <wp:extent cx="5579745" cy="4751893"/>
             <wp:effectExtent l="0" t="0" r="0" b="0"/>
-            <wp:docPr id="8" name="Picture 8"/>
+            <wp:docPr id="230693774" name="Picture 5"/>
             <wp:cNvGraphicFramePr>
               <a:graphicFrameLocks xmlns:a="http://schemas.openxmlformats.org/drawingml/2006/main" noChangeAspect="1"/>
             </wp:cNvGraphicFramePr>
@@ -17371,12 +17588,20 @@
               <a:graphicData uri="http://schemas.openxmlformats.org/drawingml/2006/picture">
                 <pic:pic xmlns:pic="http://schemas.openxmlformats.org/drawingml/2006/picture">
                   <pic:nvPicPr>
-                    <pic:cNvPr id="0" name="d6_baocao_linhkien.png"/>
-                    <pic:cNvPicPr/>
+                    <pic:cNvPr id="0" name="Picture 5"/>
+                    <pic:cNvPicPr>
+                      <a:picLocks noChangeAspect="1" noChangeArrowheads="1"/>
+                    </pic:cNvPicPr>
                   </pic:nvPicPr>
-                  <pic:blipFill rotWithShape="1">
-                    <a:blip r:embed="rId15"/>
-                    <a:srcRect t="2244" b="772"/>
+                  <pic:blipFill>
+                    <a:blip r:embed="rId15" cstate="print">
+                      <a:extLst>
+                        <a:ext uri="{28A0092B-C50C-407E-A947-70E740481C1C}">
+                          <a14:useLocalDpi xmlns:a14="http://schemas.microsoft.com/office/drawing/2010/main" val="0"/>
+                        </a:ext>
+                      </a:extLst>
+                    </a:blip>
+                    <a:srcRect/>
                     <a:stretch>
                       <a:fillRect/>
                     </a:stretch>
@@ -17384,19 +17609,15 @@
                   <pic:spPr bwMode="auto">
                     <a:xfrm>
                       <a:off x="0" y="0"/>
-                      <a:ext cx="3218112" cy="8021708"/>
+                      <a:ext cx="5579745" cy="4751893"/>
                     </a:xfrm>
                     <a:prstGeom prst="rect">
                       <a:avLst/>
                     </a:prstGeom>
+                    <a:noFill/>
                     <a:ln>
                       <a:noFill/>
                     </a:ln>
-                    <a:extLst>
-                      <a:ext uri="{53640926-AAD7-44D8-BBD7-CCE9431645EC}">
-                        <a14:shadowObscured xmlns:a14="http://schemas.microsoft.com/office/drawing/2010/main"/>
-                      </a:ext>
-                    </a:extLst>
                   </pic:spPr>
                 </pic:pic>
               </a:graphicData>
@@ -17416,7 +17637,6 @@
           <w:szCs w:val="14"/>
         </w:rPr>
       </w:pPr>
-      <w:bookmarkStart w:id="44" w:name="_Toc239103012"/>
       <w:r>
         <w:rPr>
           <w:rFonts w:ascii="Times New Roman" w:hAnsi="Times New Roman" w:cs="Times New Roman"/>
@@ -17549,7 +17769,6 @@
         </w:rPr>
         <w:t>. Sơ đồ quy trình Báo cáo linh kiện KTV</w:t>
       </w:r>
-      <w:bookmarkEnd w:id="44"/>
     </w:p>
     <w:p>
       <w:pPr>
@@ -17563,7 +17782,7 @@
           <w:szCs w:val="14"/>
         </w:rPr>
       </w:pPr>
-      <w:bookmarkStart w:id="45" w:name="_Toc239454473"/>
+      <w:bookmarkStart w:id="40" w:name="_Toc239454473"/>
       <w:r>
         <w:rPr>
           <w:rFonts w:ascii="Times New Roman" w:hAnsi="Times New Roman" w:cs="Times New Roman"/>
@@ -17697,7 +17916,7 @@
         </w:rPr>
         <w:t>. Độ phức tạp quy trình – Báo cáo linh kiện KTV</w:t>
       </w:r>
-      <w:bookmarkEnd w:id="45"/>
+      <w:bookmarkEnd w:id="40"/>
     </w:p>
     <w:tbl>
       <w:tblPr>
@@ -17885,6 +18104,7 @@
           <w:tab w:val="left" w:pos="360"/>
         </w:tabs>
         <w:ind w:left="720" w:right="-393" w:hanging="720"/>
+        <w:jc w:val="both"/>
         <w:rPr>
           <w:rFonts w:ascii="Times New Roman" w:hAnsi="Times New Roman" w:cs="Times New Roman"/>
         </w:rPr>
@@ -17934,16 +18154,12 @@
     <w:p>
       <w:pPr>
         <w:pStyle w:val="Heading1"/>
-        <w:numPr>
-          <w:ilvl w:val="0"/>
-          <w:numId w:val="10"/>
-        </w:numPr>
         <w:rPr>
           <w:sz w:val="36"/>
           <w:szCs w:val="32"/>
         </w:rPr>
       </w:pPr>
-      <w:bookmarkStart w:id="46" w:name="_Toc239600310"/>
+      <w:bookmarkStart w:id="41" w:name="_Toc239799685"/>
       <w:r>
         <w:rPr>
           <w:sz w:val="36"/>
@@ -17952,26 +18168,22 @@
         <w:lastRenderedPageBreak/>
         <w:t>PHƯƠNG PHÁP THỰC HIỆN</w:t>
       </w:r>
-      <w:bookmarkEnd w:id="46"/>
+      <w:bookmarkEnd w:id="41"/>
     </w:p>
     <w:p>
       <w:pPr>
         <w:pStyle w:val="Heading2"/>
-        <w:numPr>
-          <w:ilvl w:val="1"/>
-          <w:numId w:val="10"/>
-        </w:numPr>
         <w:rPr>
           <w:rFonts w:ascii="Times New Roman" w:hAnsi="Times New Roman" w:cs="Times New Roman"/>
           <w:sz w:val="32"/>
           <w:szCs w:val="32"/>
         </w:rPr>
       </w:pPr>
-      <w:bookmarkStart w:id="47" w:name="_Toc239100390"/>
-      <w:bookmarkStart w:id="48" w:name="_Toc239100999"/>
-      <w:bookmarkStart w:id="49" w:name="_Toc239600311"/>
-      <w:bookmarkEnd w:id="47"/>
-      <w:bookmarkEnd w:id="48"/>
+      <w:bookmarkStart w:id="42" w:name="_Toc239100390"/>
+      <w:bookmarkStart w:id="43" w:name="_Toc239100999"/>
+      <w:bookmarkStart w:id="44" w:name="_Toc239799686"/>
+      <w:bookmarkEnd w:id="42"/>
+      <w:bookmarkEnd w:id="43"/>
       <w:r>
         <w:rPr>
           <w:rFonts w:ascii="Times New Roman" w:hAnsi="Times New Roman" w:cs="Times New Roman"/>
@@ -17980,7 +18192,7 @@
         </w:rPr>
         <w:t>Phương pháp dựa trên bằng chứng (Evidence-based)</w:t>
       </w:r>
-      <w:bookmarkEnd w:id="49"/>
+      <w:bookmarkEnd w:id="44"/>
     </w:p>
     <w:p>
       <w:pPr>
@@ -17988,6 +18200,7 @@
           <w:tab w:val="left" w:pos="360"/>
         </w:tabs>
         <w:ind w:right="-393"/>
+        <w:jc w:val="both"/>
         <w:rPr>
           <w:rFonts w:ascii="Times New Roman" w:hAnsi="Times New Roman" w:cs="Times New Roman"/>
         </w:rPr>
@@ -18012,6 +18225,7 @@
           <w:tab w:val="left" w:pos="360"/>
         </w:tabs>
         <w:ind w:left="720" w:right="-393" w:hanging="360"/>
+        <w:jc w:val="both"/>
         <w:rPr>
           <w:rFonts w:cs="Times New Roman"/>
           <w:lang w:val="vi-VN"/>
@@ -18040,6 +18254,7 @@
           <w:tab w:val="left" w:pos="360"/>
         </w:tabs>
         <w:ind w:left="720" w:right="-393" w:hanging="360"/>
+        <w:jc w:val="both"/>
         <w:rPr>
           <w:rFonts w:cs="Times New Roman"/>
           <w:lang w:val="vi-VN"/>
@@ -18068,6 +18283,7 @@
           <w:tab w:val="left" w:pos="360"/>
         </w:tabs>
         <w:ind w:left="720" w:right="-393" w:hanging="360"/>
+        <w:jc w:val="both"/>
         <w:rPr>
           <w:rFonts w:cs="Times New Roman"/>
           <w:lang w:val="vi-VN"/>
@@ -18096,6 +18312,7 @@
           <w:tab w:val="left" w:pos="360"/>
         </w:tabs>
         <w:ind w:left="720" w:right="-393" w:hanging="360"/>
+        <w:jc w:val="both"/>
         <w:rPr>
           <w:rFonts w:cs="Times New Roman"/>
         </w:rPr>
@@ -18140,6 +18357,7 @@
           <w:tab w:val="left" w:pos="360"/>
         </w:tabs>
         <w:ind w:left="720" w:right="-393" w:hanging="360"/>
+        <w:jc w:val="both"/>
         <w:rPr>
           <w:rFonts w:cs="Times New Roman"/>
         </w:rPr>
@@ -18161,17 +18379,13 @@
     <w:p>
       <w:pPr>
         <w:pStyle w:val="Heading2"/>
-        <w:numPr>
-          <w:ilvl w:val="1"/>
-          <w:numId w:val="10"/>
-        </w:numPr>
         <w:rPr>
           <w:rFonts w:ascii="Times New Roman" w:hAnsi="Times New Roman" w:cs="Times New Roman"/>
           <w:sz w:val="32"/>
           <w:szCs w:val="32"/>
         </w:rPr>
       </w:pPr>
-      <w:bookmarkStart w:id="50" w:name="_Toc239600312"/>
+      <w:bookmarkStart w:id="45" w:name="_Toc239799687"/>
       <w:r>
         <w:rPr>
           <w:rFonts w:ascii="Times New Roman" w:hAnsi="Times New Roman" w:cs="Times New Roman"/>
@@ -18180,7 +18394,7 @@
         </w:rPr>
         <w:t>Phương pháp phỏng vấn</w:t>
       </w:r>
-      <w:bookmarkEnd w:id="50"/>
+      <w:bookmarkEnd w:id="45"/>
     </w:p>
     <w:p>
       <w:pPr>
@@ -18188,6 +18402,7 @@
           <w:tab w:val="left" w:pos="360"/>
         </w:tabs>
         <w:ind w:right="-393"/>
+        <w:jc w:val="both"/>
         <w:rPr>
           <w:rFonts w:ascii="Times New Roman" w:hAnsi="Times New Roman" w:cs="Times New Roman"/>
         </w:rPr>
@@ -18208,17 +18423,13 @@
     <w:p>
       <w:pPr>
         <w:pStyle w:val="Heading3"/>
-        <w:numPr>
-          <w:ilvl w:val="2"/>
-          <w:numId w:val="10"/>
-        </w:numPr>
         <w:rPr>
           <w:rFonts w:ascii="Times New Roman" w:hAnsi="Times New Roman" w:cs="Times New Roman"/>
           <w:sz w:val="28"/>
           <w:szCs w:val="24"/>
         </w:rPr>
       </w:pPr>
-      <w:bookmarkStart w:id="51" w:name="_Toc239600313"/>
+      <w:bookmarkStart w:id="46" w:name="_Toc239799688"/>
       <w:r>
         <w:rPr>
           <w:rFonts w:ascii="Times New Roman" w:hAnsi="Times New Roman" w:cs="Times New Roman"/>
@@ -18228,7 +18439,7 @@
         <w:lastRenderedPageBreak/>
         <w:t>Câu hỏi định tính (10 câu)</w:t>
       </w:r>
-      <w:bookmarkEnd w:id="51"/>
+      <w:bookmarkEnd w:id="46"/>
     </w:p>
     <w:p>
       <w:pPr>
@@ -18241,14 +18452,14 @@
           <w:rFonts w:ascii="Times New Roman" w:hAnsi="Times New Roman" w:cs="Times New Roman"/>
         </w:rPr>
       </w:pPr>
-      <w:bookmarkStart w:id="52" w:name="_Toc239600314"/>
+      <w:bookmarkStart w:id="47" w:name="_Toc239799689"/>
       <w:r>
         <w:rPr>
           <w:rFonts w:ascii="Times New Roman" w:hAnsi="Times New Roman" w:cs="Times New Roman"/>
         </w:rPr>
         <w:t>Câu hỏi có cấu trúc</w:t>
       </w:r>
-      <w:bookmarkEnd w:id="52"/>
+      <w:bookmarkEnd w:id="47"/>
     </w:p>
     <w:p>
       <w:pPr>
@@ -18257,6 +18468,7 @@
           <w:tab w:val="left" w:pos="360"/>
         </w:tabs>
         <w:ind w:left="1440" w:right="-393"/>
+        <w:jc w:val="both"/>
         <w:rPr>
           <w:rFonts w:cs="Times New Roman"/>
           <w:lang w:val="vi-VN"/>
@@ -18277,6 +18489,7 @@
           <w:tab w:val="left" w:pos="360"/>
         </w:tabs>
         <w:ind w:left="1440" w:right="-393"/>
+        <w:jc w:val="both"/>
         <w:rPr>
           <w:rFonts w:cs="Times New Roman"/>
           <w:lang w:val="vi-VN"/>
@@ -18297,6 +18510,7 @@
           <w:tab w:val="left" w:pos="360"/>
         </w:tabs>
         <w:ind w:left="1440" w:right="-393"/>
+        <w:jc w:val="both"/>
         <w:rPr>
           <w:rFonts w:cs="Times New Roman"/>
           <w:lang w:val="vi-VN"/>
@@ -18317,6 +18531,7 @@
           <w:tab w:val="left" w:pos="360"/>
         </w:tabs>
         <w:ind w:left="1440" w:right="-393"/>
+        <w:jc w:val="both"/>
         <w:rPr>
           <w:rFonts w:cs="Times New Roman"/>
           <w:lang w:val="vi-VN"/>
@@ -18337,6 +18552,7 @@
           <w:tab w:val="left" w:pos="360"/>
         </w:tabs>
         <w:ind w:left="1440" w:right="-393"/>
+        <w:jc w:val="both"/>
         <w:rPr>
           <w:rFonts w:cs="Times New Roman"/>
           <w:lang w:val="vi-VN"/>
@@ -18361,14 +18577,14 @@
           <w:rFonts w:ascii="Times New Roman" w:hAnsi="Times New Roman" w:cs="Times New Roman"/>
         </w:rPr>
       </w:pPr>
-      <w:bookmarkStart w:id="53" w:name="_Toc239600315"/>
+      <w:bookmarkStart w:id="48" w:name="_Toc239799690"/>
       <w:r>
         <w:rPr>
           <w:rFonts w:ascii="Times New Roman" w:hAnsi="Times New Roman" w:cs="Times New Roman"/>
         </w:rPr>
         <w:t>Câu hỏi không có cấu trúc</w:t>
       </w:r>
-      <w:bookmarkEnd w:id="53"/>
+      <w:bookmarkEnd w:id="48"/>
     </w:p>
     <w:p>
       <w:pPr>
@@ -18381,6 +18597,7 @@
           <w:tab w:val="left" w:pos="360"/>
         </w:tabs>
         <w:ind w:left="1440" w:right="-393"/>
+        <w:jc w:val="both"/>
         <w:rPr>
           <w:rFonts w:cs="Times New Roman"/>
           <w:lang w:val="vi-VN"/>
@@ -18401,6 +18618,7 @@
           <w:tab w:val="left" w:pos="360"/>
         </w:tabs>
         <w:ind w:left="1440" w:right="-393"/>
+        <w:jc w:val="both"/>
         <w:rPr>
           <w:rFonts w:cs="Times New Roman"/>
           <w:lang w:val="vi-VN"/>
@@ -18421,6 +18639,7 @@
           <w:tab w:val="left" w:pos="360"/>
         </w:tabs>
         <w:ind w:left="1440" w:right="-393"/>
+        <w:jc w:val="both"/>
         <w:rPr>
           <w:rFonts w:cs="Times New Roman"/>
           <w:lang w:val="vi-VN"/>
@@ -18441,6 +18660,7 @@
           <w:tab w:val="left" w:pos="360"/>
         </w:tabs>
         <w:ind w:left="1440" w:right="-393"/>
+        <w:jc w:val="both"/>
         <w:rPr>
           <w:rFonts w:cs="Times New Roman"/>
           <w:lang w:val="vi-VN"/>
@@ -18461,6 +18681,7 @@
           <w:tab w:val="left" w:pos="360"/>
         </w:tabs>
         <w:ind w:left="1440" w:right="-393"/>
+        <w:jc w:val="both"/>
         <w:rPr>
           <w:rFonts w:cs="Times New Roman"/>
           <w:lang w:val="vi-VN"/>
@@ -18477,27 +18698,13 @@
     <w:p>
       <w:pPr>
         <w:pStyle w:val="Heading3"/>
-        <w:numPr>
-          <w:ilvl w:val="2"/>
-          <w:numId w:val="10"/>
-        </w:numPr>
-        <w:rPr>
-          <w:rFonts w:ascii="Times New Roman" w:hAnsi="Times New Roman" w:cs="Times New Roman"/>
-          <w:sz w:val="28"/>
-          <w:szCs w:val="24"/>
-        </w:rPr>
-      </w:pPr>
-      <w:bookmarkStart w:id="54" w:name="_Toc239600316"/>
-      <w:r>
-        <w:rPr>
-          <w:rFonts w:ascii="Times New Roman" w:hAnsi="Times New Roman" w:cs="Times New Roman"/>
-          <w:sz w:val="28"/>
-          <w:szCs w:val="24"/>
-        </w:rPr>
+      </w:pPr>
+      <w:bookmarkStart w:id="49" w:name="_Toc239799691"/>
+      <w:r>
         <w:lastRenderedPageBreak/>
         <w:t>Câu hỏi định lượng (10 câu)</w:t>
       </w:r>
-      <w:bookmarkEnd w:id="54"/>
+      <w:bookmarkEnd w:id="49"/>
     </w:p>
     <w:p>
       <w:pPr>
@@ -18507,11 +18714,11 @@
           <w:numId w:val="10"/>
         </w:numPr>
       </w:pPr>
-      <w:bookmarkStart w:id="55" w:name="_Toc239600317"/>
+      <w:bookmarkStart w:id="50" w:name="_Toc239799692"/>
       <w:r>
         <w:t>Câu hỏi có cấu trúc</w:t>
       </w:r>
-      <w:bookmarkEnd w:id="55"/>
+      <w:bookmarkEnd w:id="50"/>
     </w:p>
     <w:p>
       <w:pPr>
@@ -18524,6 +18731,7 @@
           <w:tab w:val="left" w:pos="360"/>
         </w:tabs>
         <w:ind w:left="1440" w:right="-393"/>
+        <w:jc w:val="both"/>
         <w:rPr>
           <w:rFonts w:cs="Times New Roman"/>
           <w:lang w:val="vi-VN"/>
@@ -18544,6 +18752,7 @@
           <w:tab w:val="left" w:pos="360"/>
         </w:tabs>
         <w:ind w:left="1440" w:right="-393"/>
+        <w:jc w:val="both"/>
         <w:rPr>
           <w:rFonts w:cs="Times New Roman"/>
         </w:rPr>
@@ -18562,6 +18771,7 @@
           <w:tab w:val="left" w:pos="360"/>
         </w:tabs>
         <w:ind w:left="1440" w:right="-393"/>
+        <w:jc w:val="both"/>
         <w:rPr>
           <w:rFonts w:cs="Times New Roman"/>
         </w:rPr>
@@ -18580,6 +18790,7 @@
           <w:tab w:val="left" w:pos="360"/>
         </w:tabs>
         <w:ind w:left="1440" w:right="-393"/>
+        <w:jc w:val="both"/>
         <w:rPr>
           <w:rFonts w:cs="Times New Roman"/>
         </w:rPr>
@@ -18598,6 +18809,7 @@
           <w:tab w:val="left" w:pos="360"/>
         </w:tabs>
         <w:ind w:left="1440" w:right="-393"/>
+        <w:jc w:val="both"/>
         <w:rPr>
           <w:rFonts w:cs="Times New Roman"/>
         </w:rPr>
@@ -18622,7 +18834,7 @@
           <w:szCs w:val="24"/>
         </w:rPr>
       </w:pPr>
-      <w:bookmarkStart w:id="56" w:name="_Toc239600318"/>
+      <w:bookmarkStart w:id="51" w:name="_Toc239799693"/>
       <w:r>
         <w:rPr>
           <w:rFonts w:ascii="Times New Roman" w:hAnsi="Times New Roman" w:cs="Times New Roman"/>
@@ -18631,7 +18843,7 @@
         </w:rPr>
         <w:t>Câu hỏi không có cấu trúc</w:t>
       </w:r>
-      <w:bookmarkEnd w:id="56"/>
+      <w:bookmarkEnd w:id="51"/>
     </w:p>
     <w:p>
       <w:pPr>
@@ -18644,6 +18856,7 @@
           <w:tab w:val="left" w:pos="360"/>
         </w:tabs>
         <w:ind w:left="1440" w:right="-393"/>
+        <w:jc w:val="both"/>
         <w:rPr>
           <w:rFonts w:cs="Times New Roman"/>
           <w:lang w:val="vi-VN"/>
@@ -18664,6 +18877,7 @@
           <w:tab w:val="left" w:pos="360"/>
         </w:tabs>
         <w:ind w:left="1440" w:right="-393"/>
+        <w:jc w:val="both"/>
         <w:rPr>
           <w:rFonts w:cs="Times New Roman"/>
           <w:lang w:val="vi-VN"/>
@@ -18684,6 +18898,7 @@
           <w:tab w:val="left" w:pos="360"/>
         </w:tabs>
         <w:ind w:left="1440" w:right="-393"/>
+        <w:jc w:val="both"/>
         <w:rPr>
           <w:rFonts w:cs="Times New Roman"/>
           <w:lang w:val="vi-VN"/>
@@ -18704,6 +18919,7 @@
           <w:tab w:val="left" w:pos="360"/>
         </w:tabs>
         <w:ind w:left="1440" w:right="-393"/>
+        <w:jc w:val="both"/>
         <w:rPr>
           <w:rFonts w:cs="Times New Roman"/>
           <w:lang w:val="vi-VN"/>
@@ -18724,6 +18940,7 @@
           <w:tab w:val="left" w:pos="360"/>
         </w:tabs>
         <w:ind w:left="1440" w:right="-393"/>
+        <w:jc w:val="both"/>
         <w:rPr>
           <w:rFonts w:cs="Times New Roman"/>
           <w:lang w:val="vi-VN"/>
@@ -18743,6 +18960,7 @@
           <w:tab w:val="left" w:pos="360"/>
         </w:tabs>
         <w:ind w:right="-393"/>
+        <w:jc w:val="both"/>
         <w:rPr>
           <w:rFonts w:ascii="Times New Roman" w:hAnsi="Times New Roman" w:cs="Times New Roman"/>
         </w:rPr>
@@ -18780,27 +18998,21 @@
     <w:p>
       <w:pPr>
         <w:pStyle w:val="Heading1"/>
-        <w:numPr>
-          <w:ilvl w:val="0"/>
-          <w:numId w:val="10"/>
-        </w:numPr>
         <w:rPr>
           <w:sz w:val="36"/>
           <w:szCs w:val="32"/>
-          <w:lang w:val="vi-VN"/>
-        </w:rPr>
-      </w:pPr>
-      <w:bookmarkStart w:id="57" w:name="_Toc239600319"/>
+        </w:rPr>
+      </w:pPr>
+      <w:bookmarkStart w:id="52" w:name="_Toc239799694"/>
       <w:r>
         <w:rPr>
           <w:sz w:val="36"/>
           <w:szCs w:val="32"/>
-          <w:lang w:val="vi-VN"/>
         </w:rPr>
         <w:lastRenderedPageBreak/>
         <w:t>PHÂN TÍCH QUY TRÌNH</w:t>
       </w:r>
-      <w:bookmarkEnd w:id="57"/>
+      <w:bookmarkEnd w:id="52"/>
     </w:p>
     <w:p>
       <w:pPr>
@@ -18808,6 +19020,7 @@
           <w:tab w:val="left" w:pos="360"/>
         </w:tabs>
         <w:ind w:right="-393"/>
+        <w:jc w:val="both"/>
         <w:rPr>
           <w:rFonts w:ascii="Times New Roman" w:hAnsi="Times New Roman" w:cs="Times New Roman"/>
         </w:rPr>
@@ -18822,27 +19035,35 @@
         <w:rPr>
           <w:rFonts w:ascii="Times New Roman" w:hAnsi="Times New Roman" w:cs="Times New Roman"/>
         </w:rPr>
-        <w:t>Nhóm chọn 2 quy trình cốt lõi có ảnh hưởng lớn nhất đến trải nghiệm khách hàng và chi phí vận hành để thực hiện phân tích chuyên sâu: (1) Quy trình CS assign KTV cho booking và (2) Quy trình KTV nhận và xử lý booking. Số liệu định lượng trong chương này là số liệu ước tính minh họa dựa trên phỏng vấn và quan sát của nhóm; khi triển khai thực tế, doanh nghiệp cần thay thế bằng số liệu thống kê chính thức từ hệ thống.</w:t>
+        <w:t xml:space="preserve">Nhóm chọn 2 quy trình cốt lõi có ảnh hưởng lớn nhất đến trải nghiệm khách hàng và chi phí vận hành để thực hiện phân tích chuyên sâu: (1) Quy trình </w:t>
+      </w:r>
+      <w:r>
+        <w:rPr>
+          <w:rFonts w:ascii="Times New Roman" w:hAnsi="Times New Roman" w:cs="Times New Roman"/>
+        </w:rPr>
+        <w:t>điều phối KTV xử lý yêu cầu dịch vụ</w:t>
+      </w:r>
+      <w:r>
+        <w:rPr>
+          <w:rFonts w:ascii="Times New Roman" w:hAnsi="Times New Roman" w:cs="Times New Roman"/>
+        </w:rPr>
+        <w:t xml:space="preserve"> và (2) Quy trình KTV nhận và xử lý booking. Số liệu định lượng trong chương này là số liệu ước tính minh họa dựa trên phỏng vấn và quan sát của nhóm; khi triển khai thực tế, doanh nghiệp cần thay thế bằng số liệu thống kê chính thức từ hệ thống.</w:t>
       </w:r>
     </w:p>
     <w:p>
       <w:pPr>
         <w:pStyle w:val="Heading2"/>
-        <w:numPr>
-          <w:ilvl w:val="1"/>
-          <w:numId w:val="10"/>
-        </w:numPr>
         <w:rPr>
           <w:rFonts w:ascii="Times New Roman" w:hAnsi="Times New Roman" w:cs="Times New Roman"/>
           <w:sz w:val="32"/>
           <w:szCs w:val="32"/>
         </w:rPr>
       </w:pPr>
-      <w:bookmarkStart w:id="58" w:name="_Toc239100400"/>
-      <w:bookmarkStart w:id="59" w:name="_Toc239101009"/>
-      <w:bookmarkStart w:id="60" w:name="_Toc239600320"/>
-      <w:bookmarkEnd w:id="58"/>
-      <w:bookmarkEnd w:id="59"/>
+      <w:bookmarkStart w:id="53" w:name="_Toc239100400"/>
+      <w:bookmarkStart w:id="54" w:name="_Toc239101009"/>
+      <w:bookmarkStart w:id="55" w:name="_Toc239799695"/>
+      <w:bookmarkEnd w:id="53"/>
+      <w:bookmarkEnd w:id="54"/>
       <w:r>
         <w:rPr>
           <w:rFonts w:ascii="Times New Roman" w:hAnsi="Times New Roman" w:cs="Times New Roman"/>
@@ -18851,22 +19072,18 @@
         </w:rPr>
         <w:t>Phân tích định tính</w:t>
       </w:r>
-      <w:bookmarkEnd w:id="60"/>
+      <w:bookmarkEnd w:id="55"/>
     </w:p>
     <w:p>
       <w:pPr>
         <w:pStyle w:val="Heading3"/>
-        <w:numPr>
-          <w:ilvl w:val="2"/>
-          <w:numId w:val="10"/>
-        </w:numPr>
         <w:rPr>
           <w:rFonts w:ascii="Times New Roman" w:hAnsi="Times New Roman" w:cs="Times New Roman"/>
           <w:sz w:val="28"/>
           <w:szCs w:val="24"/>
         </w:rPr>
       </w:pPr>
-      <w:bookmarkStart w:id="61" w:name="_Toc239600321"/>
+      <w:bookmarkStart w:id="56" w:name="_Toc239799696"/>
       <w:r>
         <w:rPr>
           <w:rFonts w:ascii="Times New Roman" w:hAnsi="Times New Roman" w:cs="Times New Roman"/>
@@ -18875,7 +19092,7 @@
         </w:rPr>
         <w:t>Phân tích giá trị gia tăng (Value-Added Analysis)</w:t>
       </w:r>
-      <w:bookmarkEnd w:id="61"/>
+      <w:bookmarkEnd w:id="56"/>
     </w:p>
     <w:p>
       <w:pPr>
@@ -18883,6 +19100,7 @@
           <w:tab w:val="left" w:pos="360"/>
         </w:tabs>
         <w:ind w:right="-393"/>
+        <w:jc w:val="both"/>
         <w:rPr>
           <w:rFonts w:ascii="Times New Roman" w:hAnsi="Times New Roman" w:cs="Times New Roman"/>
         </w:rPr>
@@ -18924,7 +19142,7 @@
           <w:szCs w:val="14"/>
         </w:rPr>
       </w:pPr>
-      <w:bookmarkStart w:id="62" w:name="_Toc239454474"/>
+      <w:bookmarkStart w:id="57" w:name="_Toc239454474"/>
       <w:r>
         <w:rPr>
           <w:rFonts w:ascii="Times New Roman" w:hAnsi="Times New Roman" w:cs="Times New Roman"/>
@@ -19057,7 +19275,7 @@
         </w:rPr>
         <w:t>. Phân tích giá trị gia tăng – Quy trình CS assign KTV cho booking</w:t>
       </w:r>
-      <w:bookmarkEnd w:id="62"/>
+      <w:bookmarkEnd w:id="57"/>
     </w:p>
     <w:tbl>
       <w:tblPr>
@@ -19392,7 +19610,14 @@
               <w:rPr>
                 <w:rFonts w:ascii="Times New Roman" w:hAnsi="Times New Roman"/>
               </w:rPr>
-              <w:t>CS nhắc lại/chọn KTV khác khi KTV không phản hồi</w:t>
+              <w:t xml:space="preserve">CS nhắc lại/chọn KTV khác khi KTV không phản </w:t>
+            </w:r>
+            <w:r>
+              <w:rPr>
+                <w:rFonts w:ascii="Times New Roman" w:hAnsi="Times New Roman"/>
+              </w:rPr>
+              <w:lastRenderedPageBreak/>
+              <w:t>hồi</w:t>
             </w:r>
           </w:p>
         </w:tc>
@@ -19415,6 +19640,7 @@
               <w:rPr>
                 <w:rFonts w:ascii="Times New Roman" w:hAnsi="Times New Roman"/>
               </w:rPr>
+              <w:lastRenderedPageBreak/>
               <w:t>NVA</w:t>
             </w:r>
           </w:p>
@@ -19465,7 +19691,6 @@
               <w:rPr>
                 <w:rFonts w:ascii="Times New Roman" w:hAnsi="Times New Roman"/>
               </w:rPr>
-              <w:lastRenderedPageBreak/>
               <w:t>Cập nhật trạng thái</w:t>
             </w:r>
             <w:r>
@@ -19629,7 +19854,7 @@
           <w:szCs w:val="14"/>
         </w:rPr>
       </w:pPr>
-      <w:bookmarkStart w:id="63" w:name="_Toc239454475"/>
+      <w:bookmarkStart w:id="58" w:name="_Toc239454475"/>
       <w:r>
         <w:rPr>
           <w:rFonts w:ascii="Times New Roman" w:hAnsi="Times New Roman" w:cs="Times New Roman"/>
@@ -19762,7 +19987,7 @@
         </w:rPr>
         <w:t>. Phân tích giá trị gia tăng – Quy trình KTV nhận và xử lý booking</w:t>
       </w:r>
-      <w:bookmarkEnd w:id="63"/>
+      <w:bookmarkEnd w:id="58"/>
     </w:p>
     <w:tbl>
       <w:tblPr>
@@ -20288,17 +20513,13 @@
     <w:p>
       <w:pPr>
         <w:pStyle w:val="Heading3"/>
-        <w:numPr>
-          <w:ilvl w:val="2"/>
-          <w:numId w:val="10"/>
-        </w:numPr>
         <w:rPr>
           <w:rFonts w:ascii="Times New Roman" w:hAnsi="Times New Roman" w:cs="Times New Roman"/>
           <w:sz w:val="28"/>
           <w:szCs w:val="24"/>
         </w:rPr>
       </w:pPr>
-      <w:bookmarkStart w:id="64" w:name="_Toc239600322"/>
+      <w:bookmarkStart w:id="59" w:name="_Toc239799697"/>
       <w:r>
         <w:rPr>
           <w:rFonts w:ascii="Times New Roman" w:hAnsi="Times New Roman" w:cs="Times New Roman"/>
@@ -20308,7 +20529,7 @@
         <w:lastRenderedPageBreak/>
         <w:t>Phân tích sự lãng phí (Waste Analysis)</w:t>
       </w:r>
-      <w:bookmarkEnd w:id="64"/>
+      <w:bookmarkEnd w:id="59"/>
     </w:p>
     <w:p>
       <w:pPr>
@@ -20316,6 +20537,7 @@
           <w:tab w:val="left" w:pos="360"/>
         </w:tabs>
         <w:ind w:right="-393"/>
+        <w:jc w:val="both"/>
         <w:rPr>
           <w:rFonts w:ascii="Times New Roman" w:hAnsi="Times New Roman" w:cs="Times New Roman"/>
         </w:rPr>
@@ -20345,7 +20567,7 @@
           <w:szCs w:val="14"/>
         </w:rPr>
       </w:pPr>
-      <w:bookmarkStart w:id="65" w:name="_Toc239454476"/>
+      <w:bookmarkStart w:id="60" w:name="_Toc239454476"/>
       <w:r>
         <w:rPr>
           <w:rFonts w:ascii="Times New Roman" w:hAnsi="Times New Roman" w:cs="Times New Roman"/>
@@ -20478,7 +20700,7 @@
         </w:rPr>
         <w:t>. Phân tích lãng phí – Quy trình CS assign KTV cho booking</w:t>
       </w:r>
-      <w:bookmarkEnd w:id="65"/>
+      <w:bookmarkEnd w:id="60"/>
     </w:p>
     <w:tbl>
       <w:tblPr>
@@ -20821,7 +21043,7 @@
           <w:szCs w:val="14"/>
         </w:rPr>
       </w:pPr>
-      <w:bookmarkStart w:id="66" w:name="_Toc239454477"/>
+      <w:bookmarkStart w:id="61" w:name="_Toc239454477"/>
       <w:r>
         <w:rPr>
           <w:rFonts w:ascii="Times New Roman" w:hAnsi="Times New Roman" w:cs="Times New Roman"/>
@@ -20954,7 +21176,7 @@
         </w:rPr>
         <w:t>. Phân tích lãng phí – Quy trình KTV nhận và xử lý booking</w:t>
       </w:r>
-      <w:bookmarkEnd w:id="66"/>
+      <w:bookmarkEnd w:id="61"/>
     </w:p>
     <w:tbl>
       <w:tblPr>
@@ -21286,17 +21508,13 @@
     <w:p>
       <w:pPr>
         <w:pStyle w:val="Heading3"/>
-        <w:numPr>
-          <w:ilvl w:val="2"/>
-          <w:numId w:val="10"/>
-        </w:numPr>
         <w:rPr>
           <w:rFonts w:ascii="Times New Roman" w:hAnsi="Times New Roman" w:cs="Times New Roman"/>
           <w:sz w:val="28"/>
           <w:szCs w:val="24"/>
         </w:rPr>
       </w:pPr>
-      <w:bookmarkStart w:id="67" w:name="_Toc239600323"/>
+      <w:bookmarkStart w:id="62" w:name="_Toc239799698"/>
       <w:r>
         <w:rPr>
           <w:rFonts w:ascii="Times New Roman" w:hAnsi="Times New Roman" w:cs="Times New Roman"/>
@@ -21305,7 +21523,7 @@
         </w:rPr>
         <w:t>Phân tích các bên liên quan – Sơ đồ xương cá (Fishbone)</w:t>
       </w:r>
-      <w:bookmarkEnd w:id="67"/>
+      <w:bookmarkEnd w:id="62"/>
     </w:p>
     <w:p>
       <w:pPr>
@@ -21313,6 +21531,7 @@
           <w:tab w:val="left" w:pos="360"/>
         </w:tabs>
         <w:ind w:right="-393"/>
+        <w:jc w:val="both"/>
         <w:rPr>
           <w:rFonts w:ascii="Times New Roman" w:hAnsi="Times New Roman" w:cs="Times New Roman"/>
         </w:rPr>
@@ -21401,7 +21620,6 @@
           <w:szCs w:val="14"/>
         </w:rPr>
       </w:pPr>
-      <w:bookmarkStart w:id="68" w:name="_Toc239103013"/>
       <w:r>
         <w:rPr>
           <w:rFonts w:ascii="Times New Roman" w:hAnsi="Times New Roman" w:cs="Times New Roman"/>
@@ -21534,7 +21752,6 @@
         </w:rPr>
         <w:t>. Sơ đồ xương cá (Fishbone) phân tích nguyên nhân booking bị trễ</w:t>
       </w:r>
-      <w:bookmarkEnd w:id="68"/>
     </w:p>
     <w:p>
       <w:pPr>
@@ -21553,6 +21770,7 @@
           <w:tab w:val="left" w:pos="360"/>
         </w:tabs>
         <w:ind w:right="-393"/>
+        <w:jc w:val="both"/>
         <w:rPr>
           <w:rFonts w:ascii="Times New Roman" w:hAnsi="Times New Roman" w:cs="Times New Roman"/>
         </w:rPr>
@@ -21573,17 +21791,13 @@
     <w:p>
       <w:pPr>
         <w:pStyle w:val="Heading2"/>
-        <w:numPr>
-          <w:ilvl w:val="1"/>
-          <w:numId w:val="10"/>
-        </w:numPr>
         <w:rPr>
           <w:rFonts w:ascii="Times New Roman" w:hAnsi="Times New Roman" w:cs="Times New Roman"/>
           <w:sz w:val="32"/>
           <w:szCs w:val="32"/>
         </w:rPr>
       </w:pPr>
-      <w:bookmarkStart w:id="69" w:name="_Toc239600324"/>
+      <w:bookmarkStart w:id="63" w:name="_Toc239799699"/>
       <w:r>
         <w:rPr>
           <w:rFonts w:ascii="Times New Roman" w:hAnsi="Times New Roman" w:cs="Times New Roman"/>
@@ -21593,7 +21807,7 @@
         <w:lastRenderedPageBreak/>
         <w:t>Phân tích định lượng</w:t>
       </w:r>
-      <w:bookmarkEnd w:id="69"/>
+      <w:bookmarkEnd w:id="63"/>
     </w:p>
     <w:p>
       <w:pPr>
@@ -21601,6 +21815,7 @@
           <w:tab w:val="left" w:pos="360"/>
         </w:tabs>
         <w:ind w:right="-393"/>
+        <w:jc w:val="both"/>
         <w:rPr>
           <w:rFonts w:ascii="Times New Roman" w:hAnsi="Times New Roman" w:cs="Times New Roman"/>
         </w:rPr>
@@ -21621,17 +21836,13 @@
     <w:p>
       <w:pPr>
         <w:pStyle w:val="Heading3"/>
-        <w:numPr>
-          <w:ilvl w:val="2"/>
-          <w:numId w:val="10"/>
-        </w:numPr>
         <w:rPr>
           <w:rFonts w:ascii="Times New Roman" w:hAnsi="Times New Roman" w:cs="Times New Roman"/>
           <w:sz w:val="28"/>
           <w:szCs w:val="24"/>
         </w:rPr>
       </w:pPr>
-      <w:bookmarkStart w:id="70" w:name="_Toc239600325"/>
+      <w:bookmarkStart w:id="64" w:name="_Toc239799700"/>
       <w:r>
         <w:rPr>
           <w:rFonts w:ascii="Times New Roman" w:hAnsi="Times New Roman" w:cs="Times New Roman"/>
@@ -21640,7 +21851,7 @@
         </w:rPr>
         <w:t>Phân tích thời gian</w:t>
       </w:r>
-      <w:bookmarkEnd w:id="70"/>
+      <w:bookmarkEnd w:id="64"/>
     </w:p>
     <w:p>
       <w:pPr>
@@ -21654,7 +21865,7 @@
           <w:szCs w:val="14"/>
         </w:rPr>
       </w:pPr>
-      <w:bookmarkStart w:id="71" w:name="_Toc239454478"/>
+      <w:bookmarkStart w:id="65" w:name="_Toc239454478"/>
       <w:r>
         <w:rPr>
           <w:rFonts w:ascii="Times New Roman" w:hAnsi="Times New Roman" w:cs="Times New Roman"/>
@@ -21787,7 +21998,7 @@
         </w:rPr>
         <w:t>. Phân tích thời gian xử lý – Quy trình CS assign KTV cho booking</w:t>
       </w:r>
-      <w:bookmarkEnd w:id="71"/>
+      <w:bookmarkEnd w:id="65"/>
     </w:p>
     <w:tbl>
       <w:tblPr>
@@ -22278,7 +22489,7 @@
           <w:szCs w:val="14"/>
         </w:rPr>
       </w:pPr>
-      <w:bookmarkStart w:id="72" w:name="_Toc239454479"/>
+      <w:bookmarkStart w:id="66" w:name="_Toc239454479"/>
       <w:r>
         <w:rPr>
           <w:rFonts w:ascii="Times New Roman" w:hAnsi="Times New Roman" w:cs="Times New Roman"/>
@@ -22411,7 +22622,7 @@
         </w:rPr>
         <w:t>. Phân tích thời gian xử lý – Quy trình KTV nhận và xử lý booking</w:t>
       </w:r>
-      <w:bookmarkEnd w:id="72"/>
+      <w:bookmarkEnd w:id="66"/>
     </w:p>
     <w:tbl>
       <w:tblPr>
@@ -22894,6 +23105,7 @@
           <w:tab w:val="left" w:pos="360"/>
         </w:tabs>
         <w:ind w:right="-393"/>
+        <w:jc w:val="both"/>
         <w:rPr>
           <w:rFonts w:ascii="Times New Roman" w:hAnsi="Times New Roman" w:cs="Times New Roman"/>
         </w:rPr>
@@ -22914,17 +23126,13 @@
     <w:p>
       <w:pPr>
         <w:pStyle w:val="Heading3"/>
-        <w:numPr>
-          <w:ilvl w:val="2"/>
-          <w:numId w:val="10"/>
-        </w:numPr>
         <w:rPr>
           <w:rFonts w:ascii="Times New Roman" w:hAnsi="Times New Roman" w:cs="Times New Roman"/>
           <w:sz w:val="28"/>
           <w:szCs w:val="24"/>
         </w:rPr>
       </w:pPr>
-      <w:bookmarkStart w:id="73" w:name="_Toc239600326"/>
+      <w:bookmarkStart w:id="67" w:name="_Toc239799701"/>
       <w:r>
         <w:rPr>
           <w:rFonts w:ascii="Times New Roman" w:hAnsi="Times New Roman" w:cs="Times New Roman"/>
@@ -22933,7 +23141,7 @@
         </w:rPr>
         <w:t>Phân tích chất lượng</w:t>
       </w:r>
-      <w:bookmarkEnd w:id="73"/>
+      <w:bookmarkEnd w:id="67"/>
     </w:p>
     <w:p>
       <w:pPr>
@@ -22947,7 +23155,7 @@
           <w:szCs w:val="14"/>
         </w:rPr>
       </w:pPr>
-      <w:bookmarkStart w:id="74" w:name="_Toc239454480"/>
+      <w:bookmarkStart w:id="68" w:name="_Toc239454480"/>
       <w:r>
         <w:rPr>
           <w:rFonts w:ascii="Times New Roman" w:hAnsi="Times New Roman" w:cs="Times New Roman"/>
@@ -23080,7 +23288,7 @@
         </w:rPr>
         <w:t>. Chỉ số chất lượng dịch vụ (ước tính theo tháng)</w:t>
       </w:r>
-      <w:bookmarkEnd w:id="74"/>
+      <w:bookmarkEnd w:id="68"/>
     </w:p>
     <w:tbl>
       <w:tblPr>
@@ -23421,6 +23629,7 @@
           <w:tab w:val="left" w:pos="360"/>
         </w:tabs>
         <w:ind w:right="-393"/>
+        <w:jc w:val="both"/>
         <w:rPr>
           <w:rFonts w:ascii="Times New Roman" w:hAnsi="Times New Roman" w:cs="Times New Roman"/>
         </w:rPr>
@@ -23441,17 +23650,13 @@
     <w:p>
       <w:pPr>
         <w:pStyle w:val="Heading3"/>
-        <w:numPr>
-          <w:ilvl w:val="2"/>
-          <w:numId w:val="10"/>
-        </w:numPr>
         <w:rPr>
           <w:rFonts w:ascii="Times New Roman" w:hAnsi="Times New Roman" w:cs="Times New Roman"/>
           <w:sz w:val="28"/>
           <w:szCs w:val="24"/>
         </w:rPr>
       </w:pPr>
-      <w:bookmarkStart w:id="75" w:name="_Toc239600327"/>
+      <w:bookmarkStart w:id="69" w:name="_Toc239799702"/>
       <w:r>
         <w:rPr>
           <w:rFonts w:ascii="Times New Roman" w:hAnsi="Times New Roman" w:cs="Times New Roman"/>
@@ -23461,7 +23666,7 @@
         <w:lastRenderedPageBreak/>
         <w:t>Phân tích chi phí</w:t>
       </w:r>
-      <w:bookmarkEnd w:id="75"/>
+      <w:bookmarkEnd w:id="69"/>
     </w:p>
     <w:p>
       <w:pPr>
@@ -23475,7 +23680,7 @@
           <w:szCs w:val="14"/>
         </w:rPr>
       </w:pPr>
-      <w:bookmarkStart w:id="76" w:name="_Toc239454481"/>
+      <w:bookmarkStart w:id="70" w:name="_Toc239454481"/>
       <w:r>
         <w:rPr>
           <w:rFonts w:ascii="Times New Roman" w:hAnsi="Times New Roman" w:cs="Times New Roman"/>
@@ -23608,7 +23813,7 @@
         </w:rPr>
         <w:t>. Chi phí trung bình xử lý một booking (ước tính)</w:t>
       </w:r>
-      <w:bookmarkEnd w:id="76"/>
+      <w:bookmarkEnd w:id="70"/>
     </w:p>
     <w:tbl>
       <w:tblPr>
@@ -23955,6 +24160,7 @@
           <w:tab w:val="left" w:pos="360"/>
         </w:tabs>
         <w:ind w:right="-393"/>
+        <w:jc w:val="both"/>
         <w:rPr>
           <w:rFonts w:ascii="Times New Roman" w:hAnsi="Times New Roman" w:cs="Times New Roman"/>
         </w:rPr>
@@ -23966,6 +24172,7 @@
           <w:tab w:val="left" w:pos="360"/>
         </w:tabs>
         <w:ind w:right="-393"/>
+        <w:jc w:val="both"/>
         <w:rPr>
           <w:rFonts w:ascii="Times New Roman" w:hAnsi="Times New Roman" w:cs="Times New Roman"/>
         </w:rPr>
@@ -24003,16 +24210,12 @@
     <w:p>
       <w:pPr>
         <w:pStyle w:val="Heading1"/>
-        <w:numPr>
-          <w:ilvl w:val="0"/>
-          <w:numId w:val="10"/>
-        </w:numPr>
         <w:rPr>
           <w:sz w:val="36"/>
           <w:szCs w:val="32"/>
         </w:rPr>
       </w:pPr>
-      <w:bookmarkStart w:id="77" w:name="_Toc239600328"/>
+      <w:bookmarkStart w:id="71" w:name="_Toc239799703"/>
       <w:r>
         <w:rPr>
           <w:sz w:val="36"/>
@@ -24021,7 +24224,7 @@
         <w:lastRenderedPageBreak/>
         <w:t>KẾT LUẬN</w:t>
       </w:r>
-      <w:bookmarkEnd w:id="77"/>
+      <w:bookmarkEnd w:id="71"/>
     </w:p>
     <w:p>
       <w:pPr>
@@ -24048,18 +24251,20 @@
           <w:lang w:val="vi-VN"/>
         </w:rPr>
       </w:pPr>
-      <w:bookmarkStart w:id="78" w:name="_Toc239100274"/>
-      <w:bookmarkStart w:id="79" w:name="_Toc239100345"/>
-      <w:bookmarkStart w:id="80" w:name="_Toc239100410"/>
-      <w:bookmarkStart w:id="81" w:name="_Toc239101019"/>
-      <w:bookmarkStart w:id="82" w:name="_Toc239448157"/>
-      <w:bookmarkStart w:id="83" w:name="_Toc239600329"/>
+      <w:bookmarkStart w:id="72" w:name="_Toc239100274"/>
+      <w:bookmarkStart w:id="73" w:name="_Toc239100345"/>
+      <w:bookmarkStart w:id="74" w:name="_Toc239100410"/>
+      <w:bookmarkStart w:id="75" w:name="_Toc239101019"/>
+      <w:bookmarkStart w:id="76" w:name="_Toc239448157"/>
+      <w:bookmarkStart w:id="77" w:name="_Toc239600329"/>
+      <w:bookmarkStart w:id="78" w:name="_Toc239799704"/>
+      <w:bookmarkEnd w:id="72"/>
+      <w:bookmarkEnd w:id="73"/>
+      <w:bookmarkEnd w:id="74"/>
+      <w:bookmarkEnd w:id="75"/>
+      <w:bookmarkEnd w:id="76"/>
+      <w:bookmarkEnd w:id="77"/>
       <w:bookmarkEnd w:id="78"/>
-      <w:bookmarkEnd w:id="79"/>
-      <w:bookmarkEnd w:id="80"/>
-      <w:bookmarkEnd w:id="81"/>
-      <w:bookmarkEnd w:id="82"/>
-      <w:bookmarkEnd w:id="83"/>
     </w:p>
     <w:p>
       <w:pPr>
@@ -24086,18 +24291,20 @@
           <w:lang w:val="vi-VN"/>
         </w:rPr>
       </w:pPr>
-      <w:bookmarkStart w:id="84" w:name="_Toc239100275"/>
-      <w:bookmarkStart w:id="85" w:name="_Toc239100346"/>
-      <w:bookmarkStart w:id="86" w:name="_Toc239100411"/>
-      <w:bookmarkStart w:id="87" w:name="_Toc239101020"/>
-      <w:bookmarkStart w:id="88" w:name="_Toc239448158"/>
-      <w:bookmarkStart w:id="89" w:name="_Toc239600330"/>
+      <w:bookmarkStart w:id="79" w:name="_Toc239100275"/>
+      <w:bookmarkStart w:id="80" w:name="_Toc239100346"/>
+      <w:bookmarkStart w:id="81" w:name="_Toc239100411"/>
+      <w:bookmarkStart w:id="82" w:name="_Toc239101020"/>
+      <w:bookmarkStart w:id="83" w:name="_Toc239448158"/>
+      <w:bookmarkStart w:id="84" w:name="_Toc239600330"/>
+      <w:bookmarkStart w:id="85" w:name="_Toc239799705"/>
+      <w:bookmarkEnd w:id="79"/>
+      <w:bookmarkEnd w:id="80"/>
+      <w:bookmarkEnd w:id="81"/>
+      <w:bookmarkEnd w:id="82"/>
+      <w:bookmarkEnd w:id="83"/>
       <w:bookmarkEnd w:id="84"/>
       <w:bookmarkEnd w:id="85"/>
-      <w:bookmarkEnd w:id="86"/>
-      <w:bookmarkEnd w:id="87"/>
-      <w:bookmarkEnd w:id="88"/>
-      <w:bookmarkEnd w:id="89"/>
     </w:p>
     <w:p>
       <w:pPr>
@@ -24124,18 +24331,20 @@
           <w:lang w:val="vi-VN"/>
         </w:rPr>
       </w:pPr>
-      <w:bookmarkStart w:id="90" w:name="_Toc239100276"/>
-      <w:bookmarkStart w:id="91" w:name="_Toc239100347"/>
-      <w:bookmarkStart w:id="92" w:name="_Toc239100412"/>
-      <w:bookmarkStart w:id="93" w:name="_Toc239101021"/>
-      <w:bookmarkStart w:id="94" w:name="_Toc239448159"/>
-      <w:bookmarkStart w:id="95" w:name="_Toc239600331"/>
+      <w:bookmarkStart w:id="86" w:name="_Toc239100276"/>
+      <w:bookmarkStart w:id="87" w:name="_Toc239100347"/>
+      <w:bookmarkStart w:id="88" w:name="_Toc239100412"/>
+      <w:bookmarkStart w:id="89" w:name="_Toc239101021"/>
+      <w:bookmarkStart w:id="90" w:name="_Toc239448159"/>
+      <w:bookmarkStart w:id="91" w:name="_Toc239600331"/>
+      <w:bookmarkStart w:id="92" w:name="_Toc239799706"/>
+      <w:bookmarkEnd w:id="86"/>
+      <w:bookmarkEnd w:id="87"/>
+      <w:bookmarkEnd w:id="88"/>
+      <w:bookmarkEnd w:id="89"/>
       <w:bookmarkEnd w:id="90"/>
       <w:bookmarkEnd w:id="91"/>
       <w:bookmarkEnd w:id="92"/>
-      <w:bookmarkEnd w:id="93"/>
-      <w:bookmarkEnd w:id="94"/>
-      <w:bookmarkEnd w:id="95"/>
     </w:p>
     <w:p>
       <w:pPr>
@@ -24162,18 +24371,20 @@
           <w:lang w:val="vi-VN"/>
         </w:rPr>
       </w:pPr>
-      <w:bookmarkStart w:id="96" w:name="_Toc239100277"/>
-      <w:bookmarkStart w:id="97" w:name="_Toc239100348"/>
-      <w:bookmarkStart w:id="98" w:name="_Toc239100413"/>
-      <w:bookmarkStart w:id="99" w:name="_Toc239101022"/>
-      <w:bookmarkStart w:id="100" w:name="_Toc239448160"/>
-      <w:bookmarkStart w:id="101" w:name="_Toc239600332"/>
+      <w:bookmarkStart w:id="93" w:name="_Toc239100277"/>
+      <w:bookmarkStart w:id="94" w:name="_Toc239100348"/>
+      <w:bookmarkStart w:id="95" w:name="_Toc239100413"/>
+      <w:bookmarkStart w:id="96" w:name="_Toc239101022"/>
+      <w:bookmarkStart w:id="97" w:name="_Toc239448160"/>
+      <w:bookmarkStart w:id="98" w:name="_Toc239600332"/>
+      <w:bookmarkStart w:id="99" w:name="_Toc239799707"/>
+      <w:bookmarkEnd w:id="93"/>
+      <w:bookmarkEnd w:id="94"/>
+      <w:bookmarkEnd w:id="95"/>
       <w:bookmarkEnd w:id="96"/>
       <w:bookmarkEnd w:id="97"/>
       <w:bookmarkEnd w:id="98"/>
       <w:bookmarkEnd w:id="99"/>
-      <w:bookmarkEnd w:id="100"/>
-      <w:bookmarkEnd w:id="101"/>
     </w:p>
     <w:p>
       <w:pPr>
@@ -24195,29 +24406,27 @@
           <w:szCs w:val="24"/>
         </w:rPr>
       </w:pPr>
-      <w:bookmarkStart w:id="102" w:name="_Toc239100414"/>
-      <w:bookmarkStart w:id="103" w:name="_Toc239101023"/>
-      <w:bookmarkStart w:id="104" w:name="_Toc239448161"/>
-      <w:bookmarkStart w:id="105" w:name="_Toc239600333"/>
+      <w:bookmarkStart w:id="100" w:name="_Toc239100414"/>
+      <w:bookmarkStart w:id="101" w:name="_Toc239101023"/>
+      <w:bookmarkStart w:id="102" w:name="_Toc239448161"/>
+      <w:bookmarkStart w:id="103" w:name="_Toc239600333"/>
+      <w:bookmarkStart w:id="104" w:name="_Toc239799708"/>
+      <w:bookmarkEnd w:id="100"/>
+      <w:bookmarkEnd w:id="101"/>
       <w:bookmarkEnd w:id="102"/>
       <w:bookmarkEnd w:id="103"/>
       <w:bookmarkEnd w:id="104"/>
-      <w:bookmarkEnd w:id="105"/>
     </w:p>
     <w:p>
       <w:pPr>
         <w:pStyle w:val="Heading2"/>
-        <w:numPr>
-          <w:ilvl w:val="1"/>
-          <w:numId w:val="10"/>
-        </w:numPr>
         <w:rPr>
           <w:rFonts w:ascii="Times New Roman" w:hAnsi="Times New Roman" w:cs="Times New Roman"/>
           <w:sz w:val="32"/>
           <w:szCs w:val="32"/>
         </w:rPr>
       </w:pPr>
-      <w:bookmarkStart w:id="106" w:name="_Toc239600334"/>
+      <w:bookmarkStart w:id="105" w:name="_Toc239799709"/>
       <w:r>
         <w:rPr>
           <w:rFonts w:ascii="Times New Roman" w:hAnsi="Times New Roman" w:cs="Times New Roman"/>
@@ -24226,7 +24435,7 @@
         </w:rPr>
         <w:t>Kết quả đạt được</w:t>
       </w:r>
-      <w:bookmarkEnd w:id="106"/>
+      <w:bookmarkEnd w:id="105"/>
     </w:p>
     <w:p>
       <w:pPr>
@@ -24235,6 +24444,7 @@
           <w:tab w:val="left" w:pos="360"/>
         </w:tabs>
         <w:ind w:left="720" w:right="-393" w:hanging="360"/>
+        <w:jc w:val="both"/>
         <w:rPr>
           <w:rFonts w:cs="Times New Roman"/>
           <w:lang w:val="vi-VN"/>
@@ -24255,6 +24465,7 @@
           <w:tab w:val="left" w:pos="360"/>
         </w:tabs>
         <w:ind w:left="720" w:right="-393" w:hanging="360"/>
+        <w:jc w:val="both"/>
         <w:rPr>
           <w:rFonts w:cs="Times New Roman"/>
           <w:lang w:val="vi-VN"/>
@@ -24275,6 +24486,7 @@
           <w:tab w:val="left" w:pos="360"/>
         </w:tabs>
         <w:ind w:left="720" w:right="-393" w:hanging="360"/>
+        <w:jc w:val="both"/>
         <w:rPr>
           <w:rFonts w:cs="Times New Roman"/>
           <w:lang w:val="vi-VN"/>
@@ -24295,6 +24507,7 @@
           <w:tab w:val="left" w:pos="360"/>
         </w:tabs>
         <w:ind w:left="720" w:right="-393" w:hanging="360"/>
+        <w:jc w:val="both"/>
         <w:rPr>
           <w:rFonts w:cs="Times New Roman"/>
           <w:lang w:val="vi-VN"/>
@@ -24311,17 +24524,13 @@
     <w:p>
       <w:pPr>
         <w:pStyle w:val="Heading2"/>
-        <w:numPr>
-          <w:ilvl w:val="1"/>
-          <w:numId w:val="10"/>
-        </w:numPr>
         <w:rPr>
           <w:rFonts w:ascii="Times New Roman" w:hAnsi="Times New Roman" w:cs="Times New Roman"/>
           <w:sz w:val="32"/>
           <w:szCs w:val="32"/>
         </w:rPr>
       </w:pPr>
-      <w:bookmarkStart w:id="107" w:name="_Toc239600335"/>
+      <w:bookmarkStart w:id="106" w:name="_Toc239799710"/>
       <w:r>
         <w:rPr>
           <w:rFonts w:ascii="Times New Roman" w:hAnsi="Times New Roman" w:cs="Times New Roman"/>
@@ -24330,7 +24539,7 @@
         </w:rPr>
         <w:t>Hạn chế và hướng phát triển</w:t>
       </w:r>
-      <w:bookmarkEnd w:id="107"/>
+      <w:bookmarkEnd w:id="106"/>
     </w:p>
     <w:p>
       <w:pPr>
@@ -24339,6 +24548,7 @@
           <w:tab w:val="left" w:pos="360"/>
         </w:tabs>
         <w:ind w:left="720" w:right="-393" w:hanging="360"/>
+        <w:jc w:val="both"/>
         <w:rPr>
           <w:rFonts w:cs="Times New Roman"/>
           <w:lang w:val="vi-VN"/>
@@ -24359,6 +24569,7 @@
           <w:tab w:val="left" w:pos="360"/>
         </w:tabs>
         <w:ind w:left="720" w:right="-393" w:hanging="360"/>
+        <w:jc w:val="both"/>
         <w:rPr>
           <w:rFonts w:cs="Times New Roman"/>
           <w:lang w:val="vi-VN"/>
@@ -24379,6 +24590,7 @@
           <w:tab w:val="left" w:pos="360"/>
         </w:tabs>
         <w:ind w:left="720" w:right="-393" w:hanging="360"/>
+        <w:jc w:val="both"/>
         <w:rPr>
           <w:rFonts w:cs="Times New Roman"/>
           <w:lang w:val="vi-VN"/>
@@ -24426,7 +24638,7 @@
           <w:szCs w:val="32"/>
         </w:rPr>
       </w:pPr>
-      <w:bookmarkStart w:id="108" w:name="_Toc239600336"/>
+      <w:bookmarkStart w:id="107" w:name="_Toc239799711"/>
       <w:r>
         <w:rPr>
           <w:sz w:val="36"/>
@@ -24435,7 +24647,7 @@
         <w:lastRenderedPageBreak/>
         <w:t>TÀI LIỆU THAM KHẢO</w:t>
       </w:r>
-      <w:bookmarkEnd w:id="108"/>
+      <w:bookmarkEnd w:id="107"/>
     </w:p>
     <w:p>
       <w:pPr>
@@ -24519,11 +24731,21 @@
       </w:pPr>
       <w:r>
         <w:rPr>
-          <w:b/>
-          <w:bCs/>
           <w:lang w:val="vi-VN"/>
         </w:rPr>
-        <w:t>[1]</w:t>
+        <w:t>[</w:t>
+      </w:r>
+      <w:r>
+        <w:rPr>
+          <w:lang w:val="vi-VN"/>
+        </w:rPr>
+        <w:t>5</w:t>
+      </w:r>
+      <w:r>
+        <w:rPr>
+          <w:lang w:val="vi-VN"/>
+        </w:rPr>
+        <w:t>]</w:t>
       </w:r>
       <w:r>
         <w:rPr>
@@ -24730,7 +24952,7 @@
   <w:abstractNum w:abstractNumId="1" w15:restartNumberingAfterBreak="0">
     <w:nsid w:val="FFFFFF89"/>
     <w:multiLevelType w:val="singleLevel"/>
-    <w:tmpl w:val="34E45872"/>
+    <w:tmpl w:val="3E7211B0"/>
     <w:lvl w:ilvl="0">
       <w:start w:val="1"/>
       <w:numFmt w:val="bullet"/>
@@ -25126,7 +25348,7 @@
   <w:abstractNum w:abstractNumId="5" w15:restartNumberingAfterBreak="0">
     <w:nsid w:val="5F4D565D"/>
     <w:multiLevelType w:val="multilevel"/>
-    <w:tmpl w:val="2CD070FE"/>
+    <w:tmpl w:val="8F703FAC"/>
     <w:lvl w:ilvl="0">
       <w:start w:val="1"/>
       <w:numFmt w:val="decimal"/>
@@ -25170,7 +25392,7 @@
       <w:rPr>
         <w:rFonts w:ascii="Times New Roman" w:hAnsi="Times New Roman" w:cs="Times New Roman" w:hint="default"/>
         <w:sz w:val="28"/>
-        <w:szCs w:val="24"/>
+        <w:szCs w:val="44"/>
       </w:rPr>
     </w:lvl>
     <w:lvl w:ilvl="3">
@@ -25250,11 +25472,11 @@
   <w:abstractNum w:abstractNumId="6" w15:restartNumberingAfterBreak="0">
     <w:nsid w:val="73A677CC"/>
     <w:multiLevelType w:val="multilevel"/>
-    <w:tmpl w:val="13B2E4D4"/>
+    <w:tmpl w:val="650CF0A6"/>
     <w:lvl w:ilvl="0">
       <w:start w:val="1"/>
       <w:numFmt w:val="decimal"/>
-      <w:lvlText w:val="%1."/>
+      <w:lvlText w:val="CHƯƠNG %1."/>
       <w:lvlJc w:val="left"/>
       <w:pPr>
         <w:ind w:left="480" w:hanging="480"/>
@@ -25291,8 +25513,8 @@
     </w:lvl>
     <w:lvl w:ilvl="3">
       <w:start w:val="1"/>
-      <w:numFmt w:val="decimal"/>
-      <w:lvlText w:val="%1.%2.%3.%4."/>
+      <w:numFmt w:val="none"/>
+      <w:lvlText w:val="3.2.1.1."/>
       <w:lvlJc w:val="left"/>
       <w:pPr>
         <w:ind w:left="2160" w:hanging="1080"/>
@@ -25516,6 +25738,9 @@
   </w:num>
   <w:num w:numId="11" w16cid:durableId="496071845">
     <w:abstractNumId w:val="2"/>
+  </w:num>
+  <w:num w:numId="12" w16cid:durableId="580680126">
+    <w:abstractNumId w:val="5"/>
   </w:num>
   <w:numIdMacAtCleanup w:val="7"/>
 </w:numbering>
@@ -25938,7 +26163,7 @@
     <w:pPr>
       <w:keepNext/>
       <w:numPr>
-        <w:numId w:val="1"/>
+        <w:numId w:val="12"/>
       </w:numPr>
       <w:spacing w:before="120"/>
       <w:outlineLvl w:val="0"/>
@@ -25965,7 +26190,7 @@
       <w:keepLines/>
       <w:numPr>
         <w:ilvl w:val="1"/>
-        <w:numId w:val="1"/>
+        <w:numId w:val="12"/>
       </w:numPr>
       <w:spacing w:before="200"/>
       <w:outlineLvl w:val="1"/>
@@ -25991,7 +26216,7 @@
       <w:keepLines/>
       <w:numPr>
         <w:ilvl w:val="2"/>
-        <w:numId w:val="1"/>
+        <w:numId w:val="12"/>
       </w:numPr>
       <w:spacing w:before="120"/>
       <w:outlineLvl w:val="2"/>
@@ -26016,7 +26241,7 @@
       <w:keepLines/>
       <w:numPr>
         <w:ilvl w:val="3"/>
-        <w:numId w:val="1"/>
+        <w:numId w:val="12"/>
       </w:numPr>
       <w:spacing w:before="120"/>
       <w:outlineLvl w:val="3"/>
